--- a/БКС/Отчеты/БКС практика1.docx
+++ b/БКС/Отчеты/БКС практика1.docx
@@ -109,29 +109,7 @@
           <w:szCs w:val="28"/>
         </w:rPr>
         <w:br/>
-        <w:t>(</w:t>
-      </w:r>
-      <w:proofErr w:type="spellStart"/>
-      <w:r>
-        <w:rPr>
-          <w:rFonts w:ascii="Times New Roman" w:hAnsi="Times New Roman" w:cs="Times New Roman"/>
-          <w:b/>
-          <w:bCs/>
-          <w:sz w:val="28"/>
-          <w:szCs w:val="28"/>
-        </w:rPr>
-        <w:t>СПбГУТ</w:t>
-      </w:r>
-      <w:proofErr w:type="spellEnd"/>
-      <w:r>
-        <w:rPr>
-          <w:rFonts w:ascii="Times New Roman" w:hAnsi="Times New Roman" w:cs="Times New Roman"/>
-          <w:b/>
-          <w:bCs/>
-          <w:sz w:val="28"/>
-          <w:szCs w:val="28"/>
-        </w:rPr>
-        <w:t>)</w:t>
+        <w:t>(СПбГУТ)</w:t>
       </w:r>
       <w:bookmarkEnd w:id="0"/>
       <w:r>
@@ -251,7 +229,23 @@
           <w:sz w:val="28"/>
           <w:szCs w:val="28"/>
         </w:rPr>
-        <w:t>по лабораторной работе № 1 на тему:</w:t>
+        <w:t xml:space="preserve">по </w:t>
+      </w:r>
+      <w:r>
+        <w:rPr>
+          <w:rFonts w:ascii="Times New Roman" w:hAnsi="Times New Roman" w:cs="Times New Roman"/>
+          <w:sz w:val="28"/>
+          <w:szCs w:val="28"/>
+        </w:rPr>
+        <w:t>практической работе</w:t>
+      </w:r>
+      <w:r>
+        <w:rPr>
+          <w:rFonts w:ascii="Times New Roman" w:hAnsi="Times New Roman" w:cs="Times New Roman"/>
+          <w:sz w:val="28"/>
+          <w:szCs w:val="28"/>
+        </w:rPr>
+        <w:t xml:space="preserve"> № 1 на тему:</w:t>
       </w:r>
     </w:p>
     <w:p>
@@ -444,15 +438,7 @@
           <w:sz w:val="28"/>
           <w:szCs w:val="28"/>
         </w:rPr>
-        <w:t xml:space="preserve">студент группы ИКПИ-32 </w:t>
-      </w:r>
-      <w:r>
-        <w:rPr>
-          <w:rFonts w:ascii="Times New Roman" w:hAnsi="Times New Roman" w:cs="Times New Roman"/>
-          <w:sz w:val="28"/>
-          <w:szCs w:val="28"/>
-        </w:rPr>
-        <w:t>Филимонов Д.Е.</w:t>
+        <w:t>студент группы ИКПИ-32 Филимонов Д.Е.</w:t>
       </w:r>
     </w:p>
     <w:p>
@@ -737,7 +723,6 @@
         </w:rPr>
         <w:t xml:space="preserve"> с контекстной справкой при настройке команды </w:t>
       </w:r>
-      <w:proofErr w:type="spellStart"/>
       <w:r>
         <w:rPr>
           <w:rFonts w:ascii="Times New Roman" w:eastAsia="Times New Roman" w:hAnsi="Times New Roman" w:cs="Times New Roman"/>
@@ -750,7 +735,6 @@
         </w:rPr>
         <w:t>clock</w:t>
       </w:r>
-      <w:proofErr w:type="spellEnd"/>
       <w:r>
         <w:rPr>
           <w:rFonts w:ascii="Times New Roman" w:eastAsia="Times New Roman" w:hAnsi="Times New Roman" w:cs="Times New Roman"/>
@@ -1154,17 +1138,7 @@
           <w:szCs w:val="28"/>
           <w:lang w:eastAsia="ru-RU"/>
         </w:rPr>
-        <w:t>П</w:t>
-      </w:r>
-      <w:r>
-        <w:rPr>
-          <w:rFonts w:ascii="Times New Roman" w:eastAsia="Times New Roman" w:hAnsi="Times New Roman" w:cs="Times New Roman"/>
-          <w:color w:val="000000"/>
-          <w:sz w:val="28"/>
-          <w:szCs w:val="28"/>
-          <w:lang w:eastAsia="ru-RU"/>
-        </w:rPr>
-        <w:t>араметр</w:t>
+        <w:t>Параметр</w:t>
       </w:r>
       <w:r>
         <w:rPr>
@@ -1301,9 +1275,9 @@
         </w:rPr>
         <w:lastRenderedPageBreak/>
         <w:drawing>
-          <wp:inline distT="0" distB="0" distL="0" distR="0" wp14:anchorId="4E8FBAB1" wp14:editId="4394D10E">
-            <wp:extent cx="3649980" cy="2505710"/>
-            <wp:effectExtent l="0" t="0" r="7620" b="8890"/>
+          <wp:inline distT="0" distB="0" distL="0" distR="0" wp14:anchorId="4E8FBAB1" wp14:editId="005DA412">
+            <wp:extent cx="3649980" cy="2446020"/>
+            <wp:effectExtent l="0" t="0" r="7620" b="0"/>
             <wp:docPr id="3" name="Рисунок 3"/>
             <wp:cNvGraphicFramePr>
               <a:graphicFrameLocks xmlns:a="http://schemas.openxmlformats.org/drawingml/2006/main" noChangeAspect="1"/>
@@ -1324,7 +1298,7 @@
                   <pic:spPr>
                     <a:xfrm>
                       <a:off x="0" y="0"/>
-                      <a:ext cx="3663373" cy="2514904"/>
+                      <a:ext cx="3663380" cy="2455000"/>
                     </a:xfrm>
                     <a:prstGeom prst="rect">
                       <a:avLst/>
@@ -1563,29 +1537,7 @@
           <w:szCs w:val="28"/>
           <w:lang w:eastAsia="ru-RU"/>
         </w:rPr>
-        <w:t xml:space="preserve">В командной строке введите </w:t>
-      </w:r>
-      <w:proofErr w:type="spellStart"/>
-      <w:r>
-        <w:rPr>
-          <w:rFonts w:ascii="Times New Roman" w:eastAsia="Times New Roman" w:hAnsi="Times New Roman" w:cs="Times New Roman"/>
-          <w:color w:val="000000"/>
-          <w:sz w:val="28"/>
-          <w:szCs w:val="28"/>
-          <w:lang w:eastAsia="ru-RU"/>
-        </w:rPr>
-        <w:t>te</w:t>
-      </w:r>
-      <w:proofErr w:type="spellEnd"/>
-      <w:r>
-        <w:rPr>
-          <w:rFonts w:ascii="Times New Roman" w:eastAsia="Times New Roman" w:hAnsi="Times New Roman" w:cs="Times New Roman"/>
-          <w:color w:val="000000"/>
-          <w:sz w:val="28"/>
-          <w:szCs w:val="28"/>
-          <w:lang w:eastAsia="ru-RU"/>
-        </w:rPr>
-        <w:t xml:space="preserve"> с вопросительным знаком в конце (?).</w:t>
+        <w:t>В командной строке введите te с вопросительным знаком в конце (?).</w:t>
       </w:r>
     </w:p>
     <w:p>
@@ -2065,17 +2017,7 @@
           <w:szCs w:val="28"/>
           <w:lang w:eastAsia="ru-RU"/>
         </w:rPr>
-        <w:t>. Можно ввести «c?», чтобы отобразить только команды, начинающиеся с латинской буквы «с».)</w:t>
-      </w:r>
-      <w:r>
-        <w:rPr>
-          <w:rFonts w:ascii="Times New Roman" w:eastAsia="Times New Roman" w:hAnsi="Times New Roman" w:cs="Times New Roman"/>
-          <w:color w:val="000000"/>
-          <w:sz w:val="28"/>
-          <w:szCs w:val="28"/>
-          <w:lang w:eastAsia="ru-RU"/>
-        </w:rPr>
-        <w:t xml:space="preserve"> </w:t>
+        <w:t xml:space="preserve">. Можно ввести «c?», чтобы отобразить только команды, начинающиеся с латинской буквы «с».) </w:t>
       </w:r>
       <w:r>
         <w:rPr>
@@ -2213,6 +2155,144 @@
           <w:lang w:eastAsia="ru-RU"/>
         </w:rPr>
         <w:t xml:space="preserve"> в режим глобальной конфигурации.</w:t>
+      </w:r>
+    </w:p>
+    <w:p>
+      <w:pPr>
+        <w:pStyle w:val="substepalpha"/>
+        <w:spacing w:before="120" w:beforeAutospacing="0" w:after="120" w:afterAutospacing="0"/>
+        <w:ind w:left="720" w:hanging="360"/>
+        <w:rPr>
+          <w:rFonts w:ascii="Arial" w:hAnsi="Arial" w:cs="Arial"/>
+          <w:color w:val="000000"/>
+          <w:sz w:val="20"/>
+          <w:szCs w:val="20"/>
+        </w:rPr>
+      </w:pPr>
+      <w:r>
+        <w:rPr>
+          <w:rFonts w:ascii="Arial" w:hAnsi="Arial" w:cs="Arial"/>
+          <w:color w:val="000000"/>
+          <w:sz w:val="20"/>
+          <w:szCs w:val="20"/>
+        </w:rPr>
+        <w:t>a.</w:t>
+      </w:r>
+      <w:r>
+        <w:rPr>
+          <w:color w:val="000000"/>
+          <w:sz w:val="14"/>
+          <w:szCs w:val="14"/>
+        </w:rPr>
+        <w:t> </w:t>
+      </w:r>
+      <w:r>
+        <w:rPr>
+          <w:rFonts w:ascii="Arial" w:hAnsi="Arial" w:cs="Arial"/>
+          <w:color w:val="000000"/>
+          <w:sz w:val="20"/>
+          <w:szCs w:val="20"/>
+        </w:rPr>
+        <w:t>В привилегированном режиме EXEC одна из команд, начинающихся с буквы «с», — </w:t>
+      </w:r>
+      <w:r>
+        <w:rPr>
+          <w:rFonts w:ascii="Arial" w:hAnsi="Arial" w:cs="Arial"/>
+          <w:b/>
+          <w:bCs/>
+          <w:color w:val="000000"/>
+          <w:sz w:val="20"/>
+          <w:szCs w:val="20"/>
+        </w:rPr>
+        <w:t>configure</w:t>
+      </w:r>
+      <w:r>
+        <w:rPr>
+          <w:rFonts w:ascii="Arial" w:hAnsi="Arial" w:cs="Arial"/>
+          <w:color w:val="000000"/>
+          <w:sz w:val="20"/>
+          <w:szCs w:val="20"/>
+        </w:rPr>
+        <w:t>. Введите либо команду полностью, либо столько символов, сколько будет нужно для уникального определения команды. Нажмите клавишу , чтобы выполнить команду, и нажмите клавишу ввода.</w:t>
+      </w:r>
+    </w:p>
+    <w:p>
+      <w:pPr>
+        <w:pStyle w:val="cmd"/>
+        <w:spacing w:before="60" w:beforeAutospacing="0" w:after="60" w:afterAutospacing="0"/>
+        <w:ind w:left="720"/>
+        <w:rPr>
+          <w:rFonts w:ascii="Courier New" w:hAnsi="Courier New" w:cs="Courier New"/>
+          <w:color w:val="000000"/>
+          <w:sz w:val="20"/>
+          <w:szCs w:val="20"/>
+        </w:rPr>
+      </w:pPr>
+      <w:r>
+        <w:rPr>
+          <w:rFonts w:ascii="Courier New" w:hAnsi="Courier New" w:cs="Courier New"/>
+          <w:color w:val="000000"/>
+          <w:sz w:val="20"/>
+          <w:szCs w:val="20"/>
+        </w:rPr>
+        <w:t>S1# </w:t>
+      </w:r>
+      <w:r>
+        <w:rPr>
+          <w:rFonts w:ascii="Courier New" w:hAnsi="Courier New" w:cs="Courier New"/>
+          <w:b/>
+          <w:bCs/>
+          <w:color w:val="000000"/>
+          <w:sz w:val="20"/>
+          <w:szCs w:val="20"/>
+        </w:rPr>
+        <w:t>configure</w:t>
+      </w:r>
+    </w:p>
+    <w:p>
+      <w:pPr>
+        <w:pStyle w:val="4"/>
+        <w:spacing w:before="0"/>
+        <w:ind w:left="720"/>
+        <w:rPr>
+          <w:rFonts w:ascii="Arial" w:hAnsi="Arial" w:cs="Arial"/>
+          <w:color w:val="FFFFFF"/>
+          <w:sz w:val="6"/>
+          <w:szCs w:val="6"/>
+        </w:rPr>
+      </w:pPr>
+      <w:r>
+        <w:rPr>
+          <w:rFonts w:ascii="Arial" w:hAnsi="Arial" w:cs="Arial"/>
+          <w:b/>
+          <w:bCs/>
+          <w:color w:val="FFFFFF"/>
+          <w:sz w:val="6"/>
+          <w:szCs w:val="6"/>
+        </w:rPr>
+        <w:t>Вопрос:</w:t>
+      </w:r>
+    </w:p>
+    <w:p>
+      <w:pPr>
+        <w:pStyle w:val="bodytextl50"/>
+        <w:spacing w:before="0" w:beforeAutospacing="0" w:after="120" w:afterAutospacing="0"/>
+        <w:ind w:left="720"/>
+        <w:rPr>
+          <w:rFonts w:ascii="Arial" w:hAnsi="Arial" w:cs="Arial"/>
+          <w:color w:val="000000"/>
+          <w:sz w:val="20"/>
+          <w:szCs w:val="20"/>
+        </w:rPr>
+      </w:pPr>
+      <w:r>
+        <w:rPr>
+          <w:rFonts w:ascii="Arial" w:hAnsi="Arial" w:cs="Arial"/>
+          <w:color w:val="000000"/>
+          <w:sz w:val="20"/>
+          <w:szCs w:val="20"/>
+        </w:rPr>
+        <w:t>Что отображается в окне сообщения?</w:t>
       </w:r>
     </w:p>
     <w:p>
@@ -2278,6 +2358,108 @@
     </w:p>
     <w:p>
       <w:pPr>
+        <w:pStyle w:val="substepalpha"/>
+        <w:spacing w:before="120" w:beforeAutospacing="0" w:after="120" w:afterAutospacing="0"/>
+        <w:ind w:left="720" w:hanging="360"/>
+        <w:rPr>
+          <w:rFonts w:ascii="Arial" w:hAnsi="Arial" w:cs="Arial"/>
+          <w:color w:val="000000"/>
+          <w:sz w:val="20"/>
+          <w:szCs w:val="20"/>
+        </w:rPr>
+      </w:pPr>
+      <w:r>
+        <w:rPr>
+          <w:rFonts w:ascii="Arial" w:hAnsi="Arial" w:cs="Arial"/>
+          <w:color w:val="000000"/>
+          <w:sz w:val="20"/>
+          <w:szCs w:val="20"/>
+        </w:rPr>
+        <w:t>б.</w:t>
+      </w:r>
+      <w:r>
+        <w:rPr>
+          <w:color w:val="000000"/>
+          <w:sz w:val="14"/>
+          <w:szCs w:val="14"/>
+        </w:rPr>
+        <w:t> </w:t>
+      </w:r>
+      <w:r>
+        <w:rPr>
+          <w:rFonts w:ascii="Arial" w:hAnsi="Arial" w:cs="Arial"/>
+          <w:color w:val="000000"/>
+          <w:sz w:val="20"/>
+          <w:szCs w:val="20"/>
+        </w:rPr>
+        <w:t>Нажмите клавишу ввода, чтобы принять параметр по умолчанию, заключенный в квадратные скобки, — </w:t>
+      </w:r>
+      <w:r>
+        <w:rPr>
+          <w:rFonts w:ascii="Arial" w:hAnsi="Arial" w:cs="Arial"/>
+          <w:b/>
+          <w:bCs/>
+          <w:color w:val="000000"/>
+          <w:sz w:val="20"/>
+          <w:szCs w:val="20"/>
+        </w:rPr>
+        <w:t>[terminal]</w:t>
+      </w:r>
+      <w:r>
+        <w:rPr>
+          <w:rFonts w:ascii="Arial" w:hAnsi="Arial" w:cs="Arial"/>
+          <w:color w:val="000000"/>
+          <w:sz w:val="20"/>
+          <w:szCs w:val="20"/>
+        </w:rPr>
+        <w:t>.</w:t>
+      </w:r>
+    </w:p>
+    <w:p>
+      <w:pPr>
+        <w:pStyle w:val="4"/>
+        <w:spacing w:before="0"/>
+        <w:ind w:left="720"/>
+        <w:rPr>
+          <w:rFonts w:ascii="Arial" w:hAnsi="Arial" w:cs="Arial"/>
+          <w:color w:val="FFFFFF"/>
+          <w:sz w:val="6"/>
+          <w:szCs w:val="6"/>
+        </w:rPr>
+      </w:pPr>
+      <w:r>
+        <w:rPr>
+          <w:rFonts w:ascii="Arial" w:hAnsi="Arial" w:cs="Arial"/>
+          <w:b/>
+          <w:bCs/>
+          <w:color w:val="FFFFFF"/>
+          <w:sz w:val="6"/>
+          <w:szCs w:val="6"/>
+        </w:rPr>
+        <w:t>Вопрос:</w:t>
+      </w:r>
+    </w:p>
+    <w:p>
+      <w:pPr>
+        <w:spacing w:after="120" w:line="253" w:lineRule="atLeast"/>
+        <w:ind w:left="734" w:right="14"/>
+        <w:rPr>
+          <w:rFonts w:ascii="Arial" w:hAnsi="Arial" w:cs="Arial"/>
+          <w:color w:val="000000"/>
+        </w:rPr>
+      </w:pPr>
+      <w:r>
+        <w:rPr>
+          <w:rFonts w:ascii="Arial" w:hAnsi="Arial" w:cs="Arial"/>
+          <w:color w:val="000000"/>
+          <w:sz w:val="20"/>
+          <w:szCs w:val="20"/>
+        </w:rPr>
+        <w:t>Как изменилась командная строка?</w:t>
+      </w:r>
+    </w:p>
+    <w:p>
+      <w:pPr>
         <w:rPr>
           <w:rFonts w:ascii="Times New Roman" w:hAnsi="Times New Roman" w:cs="Times New Roman"/>
           <w:sz w:val="28"/>
@@ -2332,6 +2514,160 @@
     </w:p>
     <w:p>
       <w:pPr>
+        <w:pStyle w:val="substepalpha"/>
+        <w:spacing w:before="120" w:beforeAutospacing="0" w:after="120" w:afterAutospacing="0"/>
+        <w:ind w:left="720" w:hanging="360"/>
+        <w:rPr>
+          <w:rFonts w:ascii="Arial" w:hAnsi="Arial" w:cs="Arial"/>
+          <w:color w:val="000000"/>
+          <w:sz w:val="20"/>
+          <w:szCs w:val="20"/>
+        </w:rPr>
+      </w:pPr>
+      <w:r>
+        <w:rPr>
+          <w:rFonts w:ascii="Arial" w:hAnsi="Arial" w:cs="Arial"/>
+          <w:color w:val="000000"/>
+          <w:sz w:val="20"/>
+          <w:szCs w:val="20"/>
+        </w:rPr>
+        <w:t>в.</w:t>
+      </w:r>
+      <w:r>
+        <w:rPr>
+          <w:color w:val="000000"/>
+          <w:sz w:val="14"/>
+          <w:szCs w:val="14"/>
+        </w:rPr>
+        <w:t> </w:t>
+      </w:r>
+      <w:r>
+        <w:rPr>
+          <w:rFonts w:ascii="Arial" w:hAnsi="Arial" w:cs="Arial"/>
+          <w:color w:val="000000"/>
+          <w:sz w:val="20"/>
+          <w:szCs w:val="20"/>
+        </w:rPr>
+        <w:t>Такой режим называется режимом глобальной конфигурации. Он будет более подробно рассмотрен в последующих упражнениях и лабораторных работах. А теперь вернитесь в привилегированный режим EXEC , введя команду </w:t>
+      </w:r>
+      <w:r>
+        <w:rPr>
+          <w:rFonts w:ascii="Arial" w:hAnsi="Arial" w:cs="Arial"/>
+          <w:b/>
+          <w:bCs/>
+          <w:color w:val="000000"/>
+          <w:sz w:val="20"/>
+          <w:szCs w:val="20"/>
+        </w:rPr>
+        <w:t>end</w:t>
+      </w:r>
+      <w:r>
+        <w:rPr>
+          <w:rFonts w:ascii="Arial" w:hAnsi="Arial" w:cs="Arial"/>
+          <w:color w:val="000000"/>
+          <w:sz w:val="20"/>
+          <w:szCs w:val="20"/>
+        </w:rPr>
+        <w:t> или </w:t>
+      </w:r>
+      <w:r>
+        <w:rPr>
+          <w:rFonts w:ascii="Arial" w:hAnsi="Arial" w:cs="Arial"/>
+          <w:b/>
+          <w:bCs/>
+          <w:color w:val="000000"/>
+          <w:sz w:val="20"/>
+          <w:szCs w:val="20"/>
+        </w:rPr>
+        <w:t>exit</w:t>
+      </w:r>
+      <w:r>
+        <w:rPr>
+          <w:rFonts w:ascii="Arial" w:hAnsi="Arial" w:cs="Arial"/>
+          <w:color w:val="000000"/>
+          <w:sz w:val="20"/>
+          <w:szCs w:val="20"/>
+        </w:rPr>
+        <w:t> либо нажав клавиши </w:t>
+      </w:r>
+      <w:r>
+        <w:rPr>
+          <w:rFonts w:ascii="Arial" w:hAnsi="Arial" w:cs="Arial"/>
+          <w:b/>
+          <w:bCs/>
+          <w:color w:val="000000"/>
+          <w:sz w:val="20"/>
+          <w:szCs w:val="20"/>
+        </w:rPr>
+        <w:t>Ctrl+Z</w:t>
+      </w:r>
+      <w:r>
+        <w:rPr>
+          <w:rFonts w:ascii="Arial" w:hAnsi="Arial" w:cs="Arial"/>
+          <w:color w:val="000000"/>
+          <w:sz w:val="20"/>
+          <w:szCs w:val="20"/>
+        </w:rPr>
+        <w:t>.</w:t>
+      </w:r>
+    </w:p>
+    <w:p>
+      <w:pPr>
+        <w:pStyle w:val="cmd"/>
+        <w:spacing w:before="60" w:beforeAutospacing="0" w:after="60" w:afterAutospacing="0"/>
+        <w:ind w:left="720"/>
+        <w:rPr>
+          <w:rFonts w:ascii="Courier New" w:hAnsi="Courier New" w:cs="Courier New"/>
+          <w:color w:val="000000"/>
+          <w:sz w:val="20"/>
+          <w:szCs w:val="20"/>
+        </w:rPr>
+      </w:pPr>
+      <w:r>
+        <w:rPr>
+          <w:rFonts w:ascii="Courier New" w:hAnsi="Courier New" w:cs="Courier New"/>
+          <w:color w:val="000000"/>
+          <w:sz w:val="20"/>
+          <w:szCs w:val="20"/>
+        </w:rPr>
+        <w:t>S1(config)# </w:t>
+      </w:r>
+      <w:r>
+        <w:rPr>
+          <w:rFonts w:ascii="Courier New" w:hAnsi="Courier New" w:cs="Courier New"/>
+          <w:b/>
+          <w:bCs/>
+          <w:color w:val="000000"/>
+          <w:sz w:val="20"/>
+          <w:szCs w:val="20"/>
+        </w:rPr>
+        <w:t>exit</w:t>
+      </w:r>
+    </w:p>
+    <w:p>
+      <w:pPr>
+        <w:pStyle w:val="cmd"/>
+        <w:spacing w:before="60" w:beforeAutospacing="0" w:after="60" w:afterAutospacing="0"/>
+        <w:ind w:left="720"/>
+        <w:rPr>
+          <w:rFonts w:ascii="Courier New" w:hAnsi="Courier New" w:cs="Courier New"/>
+          <w:color w:val="000000"/>
+          <w:sz w:val="20"/>
+          <w:szCs w:val="20"/>
+        </w:rPr>
+      </w:pPr>
+      <w:r>
+        <w:rPr>
+          <w:rFonts w:ascii="Courier New" w:hAnsi="Courier New" w:cs="Courier New"/>
+          <w:color w:val="000000"/>
+          <w:sz w:val="20"/>
+          <w:szCs w:val="20"/>
+        </w:rPr>
+        <w:t>S1#</w:t>
+      </w:r>
+    </w:p>
+    <w:p>
+      <w:pPr>
         <w:rPr>
           <w:rFonts w:ascii="Times New Roman" w:hAnsi="Times New Roman" w:cs="Times New Roman"/>
           <w:sz w:val="28"/>
@@ -2348,10 +2684,10 @@
           <w:lang w:val="en-US"/>
         </w:rPr>
         <w:drawing>
-          <wp:inline distT="0" distB="0" distL="0" distR="0" wp14:anchorId="5B1896B3" wp14:editId="595A4610">
-            <wp:extent cx="5220429" cy="1514686"/>
+          <wp:inline distT="0" distB="0" distL="0" distR="0" wp14:anchorId="6A2BA0BB" wp14:editId="26C21880">
+            <wp:extent cx="4801270" cy="1057423"/>
             <wp:effectExtent l="0" t="0" r="0" b="9525"/>
-            <wp:docPr id="12" name="Рисунок 12"/>
+            <wp:docPr id="16" name="Рисунок 16"/>
             <wp:cNvGraphicFramePr>
               <a:graphicFrameLocks xmlns:a="http://schemas.openxmlformats.org/drawingml/2006/main" noChangeAspect="1"/>
             </wp:cNvGraphicFramePr>
@@ -2371,7 +2707,7 @@
                   <pic:spPr>
                     <a:xfrm>
                       <a:off x="0" y="0"/>
-                      <a:ext cx="5220429" cy="1514686"/>
+                      <a:ext cx="4801270" cy="1057423"/>
                     </a:xfrm>
                     <a:prstGeom prst="rect">
                       <a:avLst/>
@@ -2396,16 +2732,211 @@
       <w:r>
         <w:rPr>
           <w:rFonts w:ascii="Times New Roman" w:hAnsi="Times New Roman" w:cs="Times New Roman"/>
+          <w:sz w:val="28"/>
+          <w:szCs w:val="28"/>
+          <w:lang w:val="en-US"/>
+        </w:rPr>
+        <w:br w:type="page"/>
+      </w:r>
+    </w:p>
+    <w:p>
+      <w:pPr>
+        <w:pStyle w:val="2"/>
+        <w:spacing w:before="120" w:after="120" w:line="299" w:lineRule="atLeast"/>
+        <w:rPr>
+          <w:rFonts w:ascii="Arial" w:hAnsi="Arial" w:cs="Arial"/>
+          <w:color w:val="000000"/>
+        </w:rPr>
+      </w:pPr>
+      <w:r>
+        <w:rPr>
+          <w:rFonts w:ascii="Arial" w:hAnsi="Arial" w:cs="Arial"/>
+          <w:color w:val="000000"/>
+        </w:rPr>
+        <w:lastRenderedPageBreak/>
+        <w:t>Часть 3: Установить часы</w:t>
+      </w:r>
+    </w:p>
+    <w:p>
+      <w:pPr>
+        <w:pStyle w:val="substepalpha"/>
+        <w:spacing w:before="120" w:beforeAutospacing="0" w:after="120" w:afterAutospacing="0"/>
+        <w:ind w:left="720" w:hanging="360"/>
+        <w:rPr>
+          <w:rFonts w:ascii="Arial" w:hAnsi="Arial" w:cs="Arial"/>
+          <w:color w:val="000000"/>
+          <w:sz w:val="20"/>
+          <w:szCs w:val="20"/>
+        </w:rPr>
+      </w:pPr>
+      <w:r>
+        <w:rPr>
+          <w:rFonts w:ascii="Arial" w:hAnsi="Arial" w:cs="Arial"/>
+          <w:color w:val="000000"/>
+          <w:sz w:val="20"/>
+          <w:szCs w:val="20"/>
+        </w:rPr>
+        <w:t>a.</w:t>
+      </w:r>
+      <w:r>
+        <w:rPr>
+          <w:color w:val="000000"/>
+          <w:sz w:val="14"/>
+          <w:szCs w:val="14"/>
+        </w:rPr>
+        <w:t> </w:t>
+      </w:r>
+      <w:r>
+        <w:rPr>
+          <w:rFonts w:ascii="Arial" w:hAnsi="Arial" w:cs="Arial"/>
+          <w:color w:val="000000"/>
+          <w:sz w:val="20"/>
+          <w:szCs w:val="20"/>
+        </w:rPr>
+        <w:t>Используйте команду </w:t>
+      </w:r>
+      <w:r>
+        <w:rPr>
+          <w:rFonts w:ascii="Arial" w:hAnsi="Arial" w:cs="Arial"/>
+          <w:b/>
+          <w:bCs/>
+          <w:color w:val="000000"/>
+          <w:sz w:val="20"/>
+          <w:szCs w:val="20"/>
+        </w:rPr>
+        <w:t>clock</w:t>
+      </w:r>
+      <w:r>
+        <w:rPr>
+          <w:rFonts w:ascii="Arial" w:hAnsi="Arial" w:cs="Arial"/>
+          <w:color w:val="000000"/>
+          <w:sz w:val="20"/>
+          <w:szCs w:val="20"/>
+        </w:rPr>
+        <w:t>, чтобы подробнее изучить справку и синтаксис команды. Введите </w:t>
+      </w:r>
+      <w:r>
+        <w:rPr>
+          <w:rFonts w:ascii="Arial" w:hAnsi="Arial" w:cs="Arial"/>
+          <w:b/>
+          <w:bCs/>
+          <w:color w:val="000000"/>
+          <w:sz w:val="20"/>
+          <w:szCs w:val="20"/>
+        </w:rPr>
+        <w:t>show clock</w:t>
+      </w:r>
+      <w:r>
+        <w:rPr>
+          <w:rFonts w:ascii="Arial" w:hAnsi="Arial" w:cs="Arial"/>
+          <w:color w:val="000000"/>
+          <w:sz w:val="20"/>
+          <w:szCs w:val="20"/>
+        </w:rPr>
+        <w:t> в привилегированном режиме EXEC.</w:t>
+      </w:r>
+    </w:p>
+    <w:p>
+      <w:pPr>
+        <w:pStyle w:val="cmd"/>
+        <w:spacing w:before="60" w:beforeAutospacing="0" w:after="60" w:afterAutospacing="0"/>
+        <w:ind w:left="720"/>
+        <w:rPr>
+          <w:rFonts w:ascii="Courier New" w:hAnsi="Courier New" w:cs="Courier New"/>
+          <w:color w:val="000000"/>
+          <w:sz w:val="20"/>
+          <w:szCs w:val="20"/>
+        </w:rPr>
+      </w:pPr>
+      <w:r>
+        <w:rPr>
+          <w:rFonts w:ascii="Courier New" w:hAnsi="Courier New" w:cs="Courier New"/>
+          <w:color w:val="000000"/>
+          <w:sz w:val="20"/>
+          <w:szCs w:val="20"/>
+        </w:rPr>
+        <w:t>S1# </w:t>
+      </w:r>
+      <w:r>
+        <w:rPr>
+          <w:rFonts w:ascii="Courier New" w:hAnsi="Courier New" w:cs="Courier New"/>
+          <w:b/>
+          <w:bCs/>
+          <w:color w:val="000000"/>
+          <w:sz w:val="20"/>
+          <w:szCs w:val="20"/>
+        </w:rPr>
+        <w:t>show clock</w:t>
+      </w:r>
+    </w:p>
+    <w:p>
+      <w:pPr>
+        <w:pStyle w:val="4"/>
+        <w:spacing w:before="0"/>
+        <w:ind w:left="720"/>
+        <w:rPr>
+          <w:rFonts w:ascii="Arial" w:hAnsi="Arial" w:cs="Arial"/>
+          <w:color w:val="FFFFFF"/>
+          <w:sz w:val="6"/>
+          <w:szCs w:val="6"/>
+        </w:rPr>
+      </w:pPr>
+      <w:r>
+        <w:rPr>
+          <w:rFonts w:ascii="Arial" w:hAnsi="Arial" w:cs="Arial"/>
+          <w:b/>
+          <w:bCs/>
+          <w:color w:val="FFFFFF"/>
+          <w:sz w:val="6"/>
+          <w:szCs w:val="6"/>
+        </w:rPr>
+        <w:t>Вопрос:</w:t>
+      </w:r>
+    </w:p>
+    <w:p>
+      <w:pPr>
+        <w:pStyle w:val="bodytextl50"/>
+        <w:spacing w:before="0" w:beforeAutospacing="0" w:after="120" w:afterAutospacing="0"/>
+        <w:ind w:left="720"/>
+        <w:rPr>
+          <w:rFonts w:ascii="Arial" w:hAnsi="Arial" w:cs="Arial"/>
+          <w:color w:val="000000"/>
+          <w:sz w:val="20"/>
+          <w:szCs w:val="20"/>
+        </w:rPr>
+      </w:pPr>
+      <w:r>
+        <w:rPr>
+          <w:rFonts w:ascii="Arial" w:hAnsi="Arial" w:cs="Arial"/>
+          <w:color w:val="000000"/>
+          <w:sz w:val="20"/>
+          <w:szCs w:val="20"/>
+        </w:rPr>
+        <w:t>Какая информация отображена? Какой год отображается?</w:t>
+      </w:r>
+    </w:p>
+    <w:p>
+      <w:pPr>
+        <w:rPr>
+          <w:rFonts w:ascii="Times New Roman" w:hAnsi="Times New Roman" w:cs="Times New Roman"/>
+          <w:sz w:val="28"/>
+          <w:szCs w:val="28"/>
+          <w:lang w:val="en-US"/>
+        </w:rPr>
+      </w:pPr>
+      <w:r>
+        <w:rPr>
+          <w:rFonts w:ascii="Times New Roman" w:hAnsi="Times New Roman" w:cs="Times New Roman"/>
           <w:noProof/>
           <w:sz w:val="28"/>
           <w:szCs w:val="28"/>
           <w:lang w:val="en-US"/>
         </w:rPr>
         <w:drawing>
-          <wp:inline distT="0" distB="0" distL="0" distR="0" wp14:anchorId="55BC7680" wp14:editId="3A1AE9A3">
-            <wp:extent cx="4039164" cy="2791215"/>
-            <wp:effectExtent l="0" t="0" r="0" b="9525"/>
-            <wp:docPr id="13" name="Рисунок 13"/>
+          <wp:inline distT="0" distB="0" distL="0" distR="0" wp14:anchorId="0ED831E2" wp14:editId="16FE5297">
+            <wp:extent cx="5077534" cy="638264"/>
+            <wp:effectExtent l="0" t="0" r="8890" b="9525"/>
+            <wp:docPr id="17" name="Рисунок 17"/>
             <wp:cNvGraphicFramePr>
               <a:graphicFrameLocks xmlns:a="http://schemas.openxmlformats.org/drawingml/2006/main" noChangeAspect="1"/>
             </wp:cNvGraphicFramePr>
@@ -2425,7 +2956,7 @@
                   <pic:spPr>
                     <a:xfrm>
                       <a:off x="0" y="0"/>
-                      <a:ext cx="4039164" cy="2791215"/>
+                      <a:ext cx="5077534" cy="638264"/>
                     </a:xfrm>
                     <a:prstGeom prst="rect">
                       <a:avLst/>
@@ -2440,11 +2971,166 @@
     </w:p>
     <w:p>
       <w:pPr>
-        <w:rPr>
-          <w:rFonts w:ascii="Times New Roman" w:hAnsi="Times New Roman" w:cs="Times New Roman"/>
-          <w:sz w:val="28"/>
-          <w:szCs w:val="28"/>
-          <w:lang w:val="en-US"/>
+        <w:pStyle w:val="substepalpha"/>
+        <w:spacing w:before="120" w:beforeAutospacing="0" w:after="120" w:afterAutospacing="0"/>
+        <w:ind w:left="720" w:hanging="360"/>
+        <w:rPr>
+          <w:rFonts w:ascii="Arial" w:hAnsi="Arial" w:cs="Arial"/>
+          <w:color w:val="000000"/>
+          <w:sz w:val="20"/>
+          <w:szCs w:val="20"/>
+        </w:rPr>
+      </w:pPr>
+      <w:r>
+        <w:rPr>
+          <w:rFonts w:ascii="Arial" w:hAnsi="Arial" w:cs="Arial"/>
+          <w:color w:val="000000"/>
+          <w:sz w:val="20"/>
+          <w:szCs w:val="20"/>
+        </w:rPr>
+        <w:t>б.</w:t>
+      </w:r>
+      <w:r>
+        <w:rPr>
+          <w:color w:val="000000"/>
+          <w:sz w:val="14"/>
+          <w:szCs w:val="14"/>
+        </w:rPr>
+        <w:t> </w:t>
+      </w:r>
+      <w:r>
+        <w:rPr>
+          <w:rFonts w:ascii="Arial" w:hAnsi="Arial" w:cs="Arial"/>
+          <w:color w:val="000000"/>
+          <w:sz w:val="20"/>
+          <w:szCs w:val="20"/>
+        </w:rPr>
+        <w:t>Используйте контекстную справку и команду </w:t>
+      </w:r>
+      <w:r>
+        <w:rPr>
+          <w:rFonts w:ascii="Arial" w:hAnsi="Arial" w:cs="Arial"/>
+          <w:b/>
+          <w:bCs/>
+          <w:color w:val="000000"/>
+          <w:sz w:val="20"/>
+          <w:szCs w:val="20"/>
+        </w:rPr>
+        <w:t>clock</w:t>
+      </w:r>
+      <w:r>
+        <w:rPr>
+          <w:rFonts w:ascii="Arial" w:hAnsi="Arial" w:cs="Arial"/>
+          <w:color w:val="000000"/>
+          <w:sz w:val="20"/>
+          <w:szCs w:val="20"/>
+        </w:rPr>
+        <w:t>, чтобы установить текущее время на коммутаторе. Введите команду </w:t>
+      </w:r>
+      <w:r>
+        <w:rPr>
+          <w:rFonts w:ascii="Arial" w:hAnsi="Arial" w:cs="Arial"/>
+          <w:b/>
+          <w:bCs/>
+          <w:color w:val="000000"/>
+          <w:sz w:val="20"/>
+          <w:szCs w:val="20"/>
+        </w:rPr>
+        <w:t>clock</w:t>
+      </w:r>
+      <w:r>
+        <w:rPr>
+          <w:rFonts w:ascii="Arial" w:hAnsi="Arial" w:cs="Arial"/>
+          <w:color w:val="000000"/>
+          <w:sz w:val="20"/>
+          <w:szCs w:val="20"/>
+        </w:rPr>
+        <w:t> и нажмите клавишу ввода.</w:t>
+      </w:r>
+    </w:p>
+    <w:p>
+      <w:pPr>
+        <w:pStyle w:val="cmd"/>
+        <w:spacing w:before="60" w:beforeAutospacing="0" w:after="60" w:afterAutospacing="0"/>
+        <w:ind w:left="720"/>
+        <w:rPr>
+          <w:rFonts w:ascii="Courier New" w:hAnsi="Courier New" w:cs="Courier New"/>
+          <w:color w:val="000000"/>
+          <w:sz w:val="20"/>
+          <w:szCs w:val="20"/>
+        </w:rPr>
+      </w:pPr>
+      <w:r>
+        <w:rPr>
+          <w:rFonts w:ascii="Courier New" w:hAnsi="Courier New" w:cs="Courier New"/>
+          <w:color w:val="000000"/>
+          <w:sz w:val="20"/>
+          <w:szCs w:val="20"/>
+        </w:rPr>
+        <w:t>S1# </w:t>
+      </w:r>
+      <w:r>
+        <w:rPr>
+          <w:rFonts w:ascii="Courier New" w:hAnsi="Courier New" w:cs="Courier New"/>
+          <w:b/>
+          <w:bCs/>
+          <w:color w:val="000000"/>
+          <w:sz w:val="20"/>
+          <w:szCs w:val="20"/>
+        </w:rPr>
+        <w:t>clock</w:t>
+      </w:r>
+    </w:p>
+    <w:p>
+      <w:pPr>
+        <w:pStyle w:val="4"/>
+        <w:spacing w:before="0"/>
+        <w:ind w:left="720"/>
+        <w:rPr>
+          <w:rFonts w:ascii="Arial" w:hAnsi="Arial" w:cs="Arial"/>
+          <w:color w:val="FFFFFF"/>
+          <w:sz w:val="6"/>
+          <w:szCs w:val="6"/>
+        </w:rPr>
+      </w:pPr>
+      <w:r>
+        <w:rPr>
+          <w:rFonts w:ascii="Arial" w:hAnsi="Arial" w:cs="Arial"/>
+          <w:b/>
+          <w:bCs/>
+          <w:color w:val="FFFFFF"/>
+          <w:sz w:val="6"/>
+          <w:szCs w:val="6"/>
+        </w:rPr>
+        <w:t>Вопрос</w:t>
+      </w:r>
+    </w:p>
+    <w:p>
+      <w:pPr>
+        <w:spacing w:after="110" w:line="231" w:lineRule="atLeast"/>
+        <w:ind w:left="730" w:right="14" w:hanging="10"/>
+        <w:jc w:val="both"/>
+        <w:rPr>
+          <w:rFonts w:ascii="Arial" w:hAnsi="Arial" w:cs="Arial"/>
+          <w:color w:val="000000"/>
+        </w:rPr>
+      </w:pPr>
+      <w:r>
+        <w:rPr>
+          <w:rFonts w:ascii="Arial" w:hAnsi="Arial" w:cs="Arial"/>
+          <w:color w:val="000000"/>
+          <w:sz w:val="20"/>
+          <w:szCs w:val="20"/>
+        </w:rPr>
+        <w:t>Какая информация отображена?</w:t>
+      </w:r>
+    </w:p>
+    <w:p>
+      <w:pPr>
+        <w:rPr>
+          <w:rFonts w:ascii="Times New Roman" w:hAnsi="Times New Roman" w:cs="Times New Roman"/>
+          <w:sz w:val="28"/>
+          <w:szCs w:val="28"/>
         </w:rPr>
       </w:pPr>
       <w:r>
@@ -2453,13 +3139,12 @@
           <w:noProof/>
           <w:sz w:val="28"/>
           <w:szCs w:val="28"/>
-          <w:lang w:val="en-US"/>
         </w:rPr>
         <w:drawing>
-          <wp:inline distT="0" distB="0" distL="0" distR="0" wp14:anchorId="5472C5B9" wp14:editId="5218398D">
-            <wp:extent cx="4848902" cy="2591162"/>
+          <wp:inline distT="0" distB="0" distL="0" distR="0" wp14:anchorId="2DDF4FFB" wp14:editId="6B0C0BD3">
+            <wp:extent cx="5153744" cy="476316"/>
             <wp:effectExtent l="0" t="0" r="8890" b="0"/>
-            <wp:docPr id="14" name="Рисунок 14"/>
+            <wp:docPr id="18" name="Рисунок 18"/>
             <wp:cNvGraphicFramePr>
               <a:graphicFrameLocks xmlns:a="http://schemas.openxmlformats.org/drawingml/2006/main" noChangeAspect="1"/>
             </wp:cNvGraphicFramePr>
@@ -2479,7 +3164,7 @@
                   <pic:spPr>
                     <a:xfrm>
                       <a:off x="0" y="0"/>
-                      <a:ext cx="4848902" cy="2591162"/>
+                      <a:ext cx="5153744" cy="476316"/>
                     </a:xfrm>
                     <a:prstGeom prst="rect">
                       <a:avLst/>
@@ -2494,12 +3179,215 @@
     </w:p>
     <w:p>
       <w:pPr>
-        <w:rPr>
-          <w:rFonts w:ascii="Times New Roman" w:hAnsi="Times New Roman" w:cs="Times New Roman"/>
-          <w:sz w:val="28"/>
-          <w:szCs w:val="28"/>
+        <w:pStyle w:val="substepalpha"/>
+        <w:spacing w:before="120" w:beforeAutospacing="0" w:after="120" w:afterAutospacing="0"/>
+        <w:ind w:left="720" w:hanging="360"/>
+        <w:rPr>
+          <w:rFonts w:ascii="Arial" w:hAnsi="Arial" w:cs="Arial"/>
+          <w:color w:val="000000"/>
+          <w:sz w:val="20"/>
+          <w:szCs w:val="20"/>
+        </w:rPr>
+      </w:pPr>
+      <w:r>
+        <w:rPr>
+          <w:rFonts w:ascii="Arial" w:hAnsi="Arial" w:cs="Arial"/>
+          <w:color w:val="000000"/>
+          <w:sz w:val="20"/>
+          <w:szCs w:val="20"/>
+        </w:rPr>
+        <w:t>в</w:t>
+      </w:r>
+      <w:r>
+        <w:rPr>
+          <w:rFonts w:ascii="Arial" w:hAnsi="Arial" w:cs="Arial"/>
+          <w:color w:val="000000"/>
+          <w:sz w:val="20"/>
+          <w:szCs w:val="20"/>
           <w:lang w:val="en-US"/>
         </w:rPr>
+        <w:t>.</w:t>
+      </w:r>
+      <w:r>
+        <w:rPr>
+          <w:color w:val="000000"/>
+          <w:sz w:val="14"/>
+          <w:szCs w:val="14"/>
+          <w:lang w:val="en-US"/>
+        </w:rPr>
+        <w:t> </w:t>
+      </w:r>
+      <w:r>
+        <w:rPr>
+          <w:rFonts w:ascii="Arial" w:hAnsi="Arial" w:cs="Arial"/>
+          <w:color w:val="000000"/>
+          <w:sz w:val="20"/>
+          <w:szCs w:val="20"/>
+        </w:rPr>
+        <w:t>В</w:t>
+      </w:r>
+      <w:r>
+        <w:rPr>
+          <w:rFonts w:ascii="Arial" w:hAnsi="Arial" w:cs="Arial"/>
+          <w:color w:val="000000"/>
+          <w:sz w:val="20"/>
+          <w:szCs w:val="20"/>
+          <w:lang w:val="en-US"/>
+        </w:rPr>
+        <w:t xml:space="preserve">. IOS </w:t>
+      </w:r>
+      <w:r>
+        <w:rPr>
+          <w:rFonts w:ascii="Arial" w:hAnsi="Arial" w:cs="Arial"/>
+          <w:color w:val="000000"/>
+          <w:sz w:val="20"/>
+          <w:szCs w:val="20"/>
+        </w:rPr>
+        <w:t>вернет</w:t>
+      </w:r>
+      <w:r>
+        <w:rPr>
+          <w:rFonts w:ascii="Arial" w:hAnsi="Arial" w:cs="Arial"/>
+          <w:color w:val="000000"/>
+          <w:sz w:val="20"/>
+          <w:szCs w:val="20"/>
+          <w:lang w:val="en-US"/>
+        </w:rPr>
+        <w:t xml:space="preserve"> </w:t>
+      </w:r>
+      <w:r>
+        <w:rPr>
+          <w:rFonts w:ascii="Arial" w:hAnsi="Arial" w:cs="Arial"/>
+          <w:color w:val="000000"/>
+          <w:sz w:val="20"/>
+          <w:szCs w:val="20"/>
+        </w:rPr>
+        <w:t>сообщение</w:t>
+      </w:r>
+      <w:r>
+        <w:rPr>
+          <w:rFonts w:ascii="Arial" w:hAnsi="Arial" w:cs="Arial"/>
+          <w:color w:val="000000"/>
+          <w:sz w:val="20"/>
+          <w:szCs w:val="20"/>
+          <w:lang w:val="en-US"/>
+        </w:rPr>
+        <w:t xml:space="preserve"> «% Incomplete command». </w:t>
+      </w:r>
+      <w:r>
+        <w:rPr>
+          <w:rFonts w:ascii="Arial" w:hAnsi="Arial" w:cs="Arial"/>
+          <w:color w:val="000000"/>
+          <w:sz w:val="20"/>
+          <w:szCs w:val="20"/>
+        </w:rPr>
+        <w:t>Это означает, что для команды </w:t>
+      </w:r>
+      <w:r>
+        <w:rPr>
+          <w:rFonts w:ascii="Arial" w:hAnsi="Arial" w:cs="Arial"/>
+          <w:b/>
+          <w:bCs/>
+          <w:color w:val="000000"/>
+          <w:sz w:val="20"/>
+          <w:szCs w:val="20"/>
+        </w:rPr>
+        <w:t>clock</w:t>
+      </w:r>
+      <w:r>
+        <w:rPr>
+          <w:rFonts w:ascii="Arial" w:hAnsi="Arial" w:cs="Arial"/>
+          <w:color w:val="000000"/>
+          <w:sz w:val="20"/>
+          <w:szCs w:val="20"/>
+        </w:rPr>
+        <w:t> требуются дополнительные параметры. В справке можно получить дополнительные сведения , если ввести после команды пробел и вопросительный знак (?).</w:t>
+      </w:r>
+    </w:p>
+    <w:p>
+      <w:pPr>
+        <w:pStyle w:val="cmd"/>
+        <w:spacing w:before="60" w:beforeAutospacing="0" w:after="60" w:afterAutospacing="0"/>
+        <w:ind w:left="720"/>
+        <w:rPr>
+          <w:rFonts w:ascii="Courier New" w:hAnsi="Courier New" w:cs="Courier New"/>
+          <w:color w:val="000000"/>
+          <w:sz w:val="20"/>
+          <w:szCs w:val="20"/>
+        </w:rPr>
+      </w:pPr>
+      <w:r>
+        <w:rPr>
+          <w:rFonts w:ascii="Courier New" w:hAnsi="Courier New" w:cs="Courier New"/>
+          <w:color w:val="000000"/>
+          <w:sz w:val="20"/>
+          <w:szCs w:val="20"/>
+        </w:rPr>
+        <w:t>S1# </w:t>
+      </w:r>
+      <w:r>
+        <w:rPr>
+          <w:rFonts w:ascii="Courier New" w:hAnsi="Courier New" w:cs="Courier New"/>
+          <w:b/>
+          <w:bCs/>
+          <w:color w:val="000000"/>
+          <w:sz w:val="20"/>
+          <w:szCs w:val="20"/>
+        </w:rPr>
+        <w:t>clock ?</w:t>
+      </w:r>
+    </w:p>
+    <w:p>
+      <w:pPr>
+        <w:pStyle w:val="4"/>
+        <w:spacing w:before="0"/>
+        <w:ind w:left="720"/>
+        <w:rPr>
+          <w:rFonts w:ascii="Arial" w:hAnsi="Arial" w:cs="Arial"/>
+          <w:color w:val="FFFFFF"/>
+          <w:sz w:val="6"/>
+          <w:szCs w:val="6"/>
+        </w:rPr>
+      </w:pPr>
+      <w:r>
+        <w:rPr>
+          <w:rFonts w:ascii="Arial" w:hAnsi="Arial" w:cs="Arial"/>
+          <w:b/>
+          <w:bCs/>
+          <w:color w:val="FFFFFF"/>
+          <w:sz w:val="6"/>
+          <w:szCs w:val="6"/>
+        </w:rPr>
+        <w:t>Вопрос:</w:t>
+      </w:r>
+    </w:p>
+    <w:p>
+      <w:pPr>
+        <w:spacing w:after="110" w:line="231" w:lineRule="atLeast"/>
+        <w:ind w:left="730" w:right="14" w:hanging="10"/>
+        <w:jc w:val="both"/>
+        <w:rPr>
+          <w:rFonts w:ascii="Arial" w:hAnsi="Arial" w:cs="Arial"/>
+          <w:color w:val="000000"/>
+        </w:rPr>
+      </w:pPr>
+      <w:r>
+        <w:rPr>
+          <w:rFonts w:ascii="Arial" w:hAnsi="Arial" w:cs="Arial"/>
+          <w:color w:val="000000"/>
+          <w:sz w:val="20"/>
+          <w:szCs w:val="20"/>
+        </w:rPr>
+        <w:t>Какая информация отображена?</w:t>
+      </w:r>
+    </w:p>
+    <w:p>
+      <w:pPr>
+        <w:rPr>
+          <w:rFonts w:ascii="Times New Roman" w:hAnsi="Times New Roman" w:cs="Times New Roman"/>
+          <w:sz w:val="28"/>
+          <w:szCs w:val="28"/>
+        </w:rPr>
       </w:pPr>
       <w:r>
         <w:rPr>
@@ -2507,14 +3395,12 @@
           <w:noProof/>
           <w:sz w:val="28"/>
           <w:szCs w:val="28"/>
-          <w:lang w:val="en-US"/>
-        </w:rPr>
-        <w:lastRenderedPageBreak/>
+        </w:rPr>
         <w:drawing>
-          <wp:inline distT="0" distB="0" distL="0" distR="0" wp14:anchorId="4A7CE356" wp14:editId="342A32BC">
-            <wp:extent cx="4686954" cy="2476846"/>
-            <wp:effectExtent l="0" t="0" r="0" b="0"/>
-            <wp:docPr id="15" name="Рисунок 15"/>
+          <wp:inline distT="0" distB="0" distL="0" distR="0" wp14:anchorId="0E1D7871" wp14:editId="1BA2416C">
+            <wp:extent cx="5058481" cy="466790"/>
+            <wp:effectExtent l="0" t="0" r="8890" b="9525"/>
+            <wp:docPr id="19" name="Рисунок 19"/>
             <wp:cNvGraphicFramePr>
               <a:graphicFrameLocks xmlns:a="http://schemas.openxmlformats.org/drawingml/2006/main" noChangeAspect="1"/>
             </wp:cNvGraphicFramePr>
@@ -2534,7 +3420,1202 @@
                   <pic:spPr>
                     <a:xfrm>
                       <a:off x="0" y="0"/>
-                      <a:ext cx="4686954" cy="2476846"/>
+                      <a:ext cx="5058481" cy="466790"/>
+                    </a:xfrm>
+                    <a:prstGeom prst="rect">
+                      <a:avLst/>
+                    </a:prstGeom>
+                  </pic:spPr>
+                </pic:pic>
+              </a:graphicData>
+            </a:graphic>
+          </wp:inline>
+        </w:drawing>
+      </w:r>
+    </w:p>
+    <w:p>
+      <w:pPr>
+        <w:pStyle w:val="substepalpha"/>
+        <w:spacing w:before="120" w:beforeAutospacing="0" w:after="120" w:afterAutospacing="0"/>
+        <w:ind w:left="720" w:hanging="360"/>
+        <w:rPr>
+          <w:rFonts w:ascii="Arial" w:hAnsi="Arial" w:cs="Arial"/>
+          <w:color w:val="000000"/>
+          <w:sz w:val="20"/>
+          <w:szCs w:val="20"/>
+        </w:rPr>
+      </w:pPr>
+      <w:r>
+        <w:rPr>
+          <w:rFonts w:ascii="Arial" w:hAnsi="Arial" w:cs="Arial"/>
+          <w:color w:val="000000"/>
+          <w:sz w:val="20"/>
+          <w:szCs w:val="20"/>
+        </w:rPr>
+        <w:t>г.</w:t>
+      </w:r>
+      <w:r>
+        <w:rPr>
+          <w:color w:val="000000"/>
+          <w:sz w:val="14"/>
+          <w:szCs w:val="14"/>
+        </w:rPr>
+        <w:t> </w:t>
+      </w:r>
+      <w:r>
+        <w:rPr>
+          <w:rFonts w:ascii="Arial" w:hAnsi="Arial" w:cs="Arial"/>
+          <w:color w:val="000000"/>
+          <w:sz w:val="20"/>
+          <w:szCs w:val="20"/>
+        </w:rPr>
+        <w:t>Настройте время с помощью команды </w:t>
+      </w:r>
+      <w:r>
+        <w:rPr>
+          <w:rFonts w:ascii="Arial" w:hAnsi="Arial" w:cs="Arial"/>
+          <w:b/>
+          <w:bCs/>
+          <w:color w:val="000000"/>
+          <w:sz w:val="20"/>
+          <w:szCs w:val="20"/>
+        </w:rPr>
+        <w:t>clock set</w:t>
+      </w:r>
+      <w:r>
+        <w:rPr>
+          <w:rFonts w:ascii="Arial" w:hAnsi="Arial" w:cs="Arial"/>
+          <w:color w:val="000000"/>
+          <w:sz w:val="20"/>
+          <w:szCs w:val="20"/>
+        </w:rPr>
+        <w:t>. Продолжайте выполнять команду поэтапно.</w:t>
+      </w:r>
+    </w:p>
+    <w:p>
+      <w:pPr>
+        <w:pStyle w:val="cmd"/>
+        <w:spacing w:before="60" w:beforeAutospacing="0" w:after="60" w:afterAutospacing="0"/>
+        <w:ind w:left="720"/>
+        <w:rPr>
+          <w:rFonts w:ascii="Courier New" w:hAnsi="Courier New" w:cs="Courier New"/>
+          <w:color w:val="000000"/>
+          <w:sz w:val="20"/>
+          <w:szCs w:val="20"/>
+        </w:rPr>
+      </w:pPr>
+      <w:r>
+        <w:rPr>
+          <w:rFonts w:ascii="Courier New" w:hAnsi="Courier New" w:cs="Courier New"/>
+          <w:color w:val="000000"/>
+          <w:sz w:val="20"/>
+          <w:szCs w:val="20"/>
+        </w:rPr>
+        <w:t>S1# </w:t>
+      </w:r>
+      <w:r>
+        <w:rPr>
+          <w:rFonts w:ascii="Courier New" w:hAnsi="Courier New" w:cs="Courier New"/>
+          <w:b/>
+          <w:bCs/>
+          <w:color w:val="000000"/>
+          <w:sz w:val="20"/>
+          <w:szCs w:val="20"/>
+        </w:rPr>
+        <w:t>clock set ?</w:t>
+      </w:r>
+    </w:p>
+    <w:p>
+      <w:pPr>
+        <w:pStyle w:val="4"/>
+        <w:spacing w:before="0"/>
+        <w:ind w:left="720"/>
+        <w:rPr>
+          <w:rFonts w:ascii="Arial" w:hAnsi="Arial" w:cs="Arial"/>
+          <w:color w:val="FFFFFF"/>
+          <w:sz w:val="6"/>
+          <w:szCs w:val="6"/>
+        </w:rPr>
+      </w:pPr>
+      <w:r>
+        <w:rPr>
+          <w:rFonts w:ascii="Arial" w:hAnsi="Arial" w:cs="Arial"/>
+          <w:b/>
+          <w:bCs/>
+          <w:color w:val="FFFFFF"/>
+          <w:sz w:val="6"/>
+          <w:szCs w:val="6"/>
+        </w:rPr>
+        <w:t>Вопросы:</w:t>
+      </w:r>
+    </w:p>
+    <w:p>
+      <w:pPr>
+        <w:spacing w:after="110" w:line="231" w:lineRule="atLeast"/>
+        <w:ind w:left="730" w:right="14" w:hanging="10"/>
+        <w:jc w:val="both"/>
+        <w:rPr>
+          <w:rFonts w:ascii="Arial" w:hAnsi="Arial" w:cs="Arial"/>
+          <w:color w:val="000000"/>
+        </w:rPr>
+      </w:pPr>
+      <w:r>
+        <w:rPr>
+          <w:rFonts w:ascii="Arial" w:hAnsi="Arial" w:cs="Arial"/>
+          <w:color w:val="000000"/>
+          <w:sz w:val="20"/>
+          <w:szCs w:val="20"/>
+        </w:rPr>
+        <w:t>Какая запрашивается информация</w:t>
+      </w:r>
+      <w:r>
+        <w:rPr>
+          <w:rFonts w:ascii="Arial" w:hAnsi="Arial" w:cs="Arial"/>
+          <w:color w:val="000000"/>
+        </w:rPr>
+        <w:t>?</w:t>
+      </w:r>
+    </w:p>
+    <w:p>
+      <w:pPr>
+        <w:rPr>
+          <w:rFonts w:ascii="Times New Roman" w:hAnsi="Times New Roman" w:cs="Times New Roman"/>
+          <w:sz w:val="28"/>
+          <w:szCs w:val="28"/>
+        </w:rPr>
+      </w:pPr>
+      <w:r>
+        <w:rPr>
+          <w:rFonts w:ascii="Times New Roman" w:hAnsi="Times New Roman" w:cs="Times New Roman"/>
+          <w:noProof/>
+          <w:sz w:val="28"/>
+          <w:szCs w:val="28"/>
+        </w:rPr>
+        <w:drawing>
+          <wp:inline distT="0" distB="0" distL="0" distR="0" wp14:anchorId="2A94F77C" wp14:editId="2FE71C53">
+            <wp:extent cx="5077534" cy="476316"/>
+            <wp:effectExtent l="0" t="0" r="8890" b="0"/>
+            <wp:docPr id="20" name="Рисунок 20"/>
+            <wp:cNvGraphicFramePr>
+              <a:graphicFrameLocks xmlns:a="http://schemas.openxmlformats.org/drawingml/2006/main" noChangeAspect="1"/>
+            </wp:cNvGraphicFramePr>
+            <a:graphic xmlns:a="http://schemas.openxmlformats.org/drawingml/2006/main">
+              <a:graphicData uri="http://schemas.openxmlformats.org/drawingml/2006/picture">
+                <pic:pic xmlns:pic="http://schemas.openxmlformats.org/drawingml/2006/picture">
+                  <pic:nvPicPr>
+                    <pic:cNvPr id="1" name=""/>
+                    <pic:cNvPicPr/>
+                  </pic:nvPicPr>
+                  <pic:blipFill>
+                    <a:blip r:embed="rId18"/>
+                    <a:stretch>
+                      <a:fillRect/>
+                    </a:stretch>
+                  </pic:blipFill>
+                  <pic:spPr>
+                    <a:xfrm>
+                      <a:off x="0" y="0"/>
+                      <a:ext cx="5077534" cy="476316"/>
+                    </a:xfrm>
+                    <a:prstGeom prst="rect">
+                      <a:avLst/>
+                    </a:prstGeom>
+                  </pic:spPr>
+                </pic:pic>
+              </a:graphicData>
+            </a:graphic>
+          </wp:inline>
+        </w:drawing>
+      </w:r>
+    </w:p>
+    <w:p>
+      <w:pPr>
+        <w:rPr>
+          <w:rFonts w:ascii="Arial" w:hAnsi="Arial" w:cs="Arial"/>
+          <w:color w:val="000000"/>
+          <w:sz w:val="20"/>
+          <w:szCs w:val="20"/>
+        </w:rPr>
+      </w:pPr>
+      <w:r>
+        <w:rPr>
+          <w:rFonts w:ascii="Arial" w:hAnsi="Arial" w:cs="Arial"/>
+          <w:color w:val="000000"/>
+          <w:sz w:val="20"/>
+          <w:szCs w:val="20"/>
+        </w:rPr>
+        <w:t>Какие отобразятся сведения, если ввести только команду </w:t>
+      </w:r>
+      <w:r>
+        <w:rPr>
+          <w:rFonts w:ascii="Arial" w:hAnsi="Arial" w:cs="Arial"/>
+          <w:b/>
+          <w:bCs/>
+          <w:color w:val="000000"/>
+          <w:sz w:val="20"/>
+          <w:szCs w:val="20"/>
+        </w:rPr>
+        <w:t>clock set</w:t>
+      </w:r>
+      <w:r>
+        <w:rPr>
+          <w:rFonts w:ascii="Arial" w:hAnsi="Arial" w:cs="Arial"/>
+          <w:color w:val="000000"/>
+          <w:sz w:val="20"/>
+          <w:szCs w:val="20"/>
+        </w:rPr>
+        <w:t>, не запрашивая справку с помощью вопросительного знака?</w:t>
+      </w:r>
+    </w:p>
+    <w:p>
+      <w:pPr>
+        <w:rPr>
+          <w:rFonts w:ascii="Times New Roman" w:hAnsi="Times New Roman" w:cs="Times New Roman"/>
+          <w:sz w:val="28"/>
+          <w:szCs w:val="28"/>
+        </w:rPr>
+      </w:pPr>
+      <w:r>
+        <w:rPr>
+          <w:rFonts w:ascii="Times New Roman" w:hAnsi="Times New Roman" w:cs="Times New Roman"/>
+          <w:noProof/>
+          <w:sz w:val="28"/>
+          <w:szCs w:val="28"/>
+        </w:rPr>
+        <w:drawing>
+          <wp:inline distT="0" distB="0" distL="0" distR="0" wp14:anchorId="536F14DC" wp14:editId="678020B3">
+            <wp:extent cx="2419688" cy="314369"/>
+            <wp:effectExtent l="0" t="0" r="0" b="9525"/>
+            <wp:docPr id="21" name="Рисунок 21"/>
+            <wp:cNvGraphicFramePr>
+              <a:graphicFrameLocks xmlns:a="http://schemas.openxmlformats.org/drawingml/2006/main" noChangeAspect="1"/>
+            </wp:cNvGraphicFramePr>
+            <a:graphic xmlns:a="http://schemas.openxmlformats.org/drawingml/2006/main">
+              <a:graphicData uri="http://schemas.openxmlformats.org/drawingml/2006/picture">
+                <pic:pic xmlns:pic="http://schemas.openxmlformats.org/drawingml/2006/picture">
+                  <pic:nvPicPr>
+                    <pic:cNvPr id="1" name=""/>
+                    <pic:cNvPicPr/>
+                  </pic:nvPicPr>
+                  <pic:blipFill>
+                    <a:blip r:embed="rId19"/>
+                    <a:stretch>
+                      <a:fillRect/>
+                    </a:stretch>
+                  </pic:blipFill>
+                  <pic:spPr>
+                    <a:xfrm>
+                      <a:off x="0" y="0"/>
+                      <a:ext cx="2419688" cy="314369"/>
+                    </a:xfrm>
+                    <a:prstGeom prst="rect">
+                      <a:avLst/>
+                    </a:prstGeom>
+                  </pic:spPr>
+                </pic:pic>
+              </a:graphicData>
+            </a:graphic>
+          </wp:inline>
+        </w:drawing>
+      </w:r>
+    </w:p>
+    <w:p>
+      <w:pPr>
+        <w:pStyle w:val="substepalpha"/>
+        <w:spacing w:before="120" w:beforeAutospacing="0" w:after="120" w:afterAutospacing="0"/>
+        <w:ind w:left="720" w:hanging="360"/>
+        <w:rPr>
+          <w:rFonts w:ascii="Arial" w:hAnsi="Arial" w:cs="Arial"/>
+          <w:color w:val="000000"/>
+          <w:sz w:val="20"/>
+          <w:szCs w:val="20"/>
+        </w:rPr>
+      </w:pPr>
+      <w:r>
+        <w:rPr>
+          <w:rFonts w:ascii="Arial" w:hAnsi="Arial" w:cs="Arial"/>
+          <w:color w:val="000000"/>
+          <w:sz w:val="20"/>
+          <w:szCs w:val="20"/>
+        </w:rPr>
+        <w:t>д.</w:t>
+      </w:r>
+      <w:r>
+        <w:rPr>
+          <w:color w:val="000000"/>
+          <w:sz w:val="14"/>
+          <w:szCs w:val="14"/>
+        </w:rPr>
+        <w:t> </w:t>
+      </w:r>
+      <w:r>
+        <w:rPr>
+          <w:rFonts w:ascii="Arial" w:hAnsi="Arial" w:cs="Arial"/>
+          <w:color w:val="000000"/>
+          <w:sz w:val="20"/>
+          <w:szCs w:val="20"/>
+        </w:rPr>
+        <w:t>Взяв за основу сведения, запрошенные при помощи команды </w:t>
+      </w:r>
+      <w:r>
+        <w:rPr>
+          <w:rFonts w:ascii="Arial" w:hAnsi="Arial" w:cs="Arial"/>
+          <w:b/>
+          <w:bCs/>
+          <w:color w:val="000000"/>
+          <w:sz w:val="20"/>
+          <w:szCs w:val="20"/>
+        </w:rPr>
+        <w:t>clock set ?</w:t>
+      </w:r>
+      <w:r>
+        <w:rPr>
+          <w:rFonts w:ascii="Arial" w:hAnsi="Arial" w:cs="Arial"/>
+          <w:color w:val="000000"/>
+          <w:sz w:val="20"/>
+          <w:szCs w:val="20"/>
+        </w:rPr>
+        <w:t> , введите время 15:00 в 24-часовом формате (15:00:00). Проверьте, нужны ли дополнительные параметры.</w:t>
+      </w:r>
+    </w:p>
+    <w:p>
+      <w:pPr>
+        <w:pStyle w:val="cmd"/>
+        <w:spacing w:before="60" w:beforeAutospacing="0" w:after="60" w:afterAutospacing="0"/>
+        <w:ind w:left="720"/>
+        <w:rPr>
+          <w:rFonts w:ascii="Courier New" w:hAnsi="Courier New" w:cs="Courier New"/>
+          <w:color w:val="000000"/>
+          <w:sz w:val="20"/>
+          <w:szCs w:val="20"/>
+        </w:rPr>
+      </w:pPr>
+      <w:r>
+        <w:rPr>
+          <w:rFonts w:ascii="Courier New" w:hAnsi="Courier New" w:cs="Courier New"/>
+          <w:color w:val="000000"/>
+          <w:sz w:val="20"/>
+          <w:szCs w:val="20"/>
+        </w:rPr>
+        <w:t>S1# </w:t>
+      </w:r>
+      <w:r>
+        <w:rPr>
+          <w:rFonts w:ascii="Courier New" w:hAnsi="Courier New" w:cs="Courier New"/>
+          <w:b/>
+          <w:bCs/>
+          <w:color w:val="000000"/>
+          <w:sz w:val="20"/>
+          <w:szCs w:val="20"/>
+        </w:rPr>
+        <w:t>clock set 15:00:00 ?</w:t>
+      </w:r>
+    </w:p>
+    <w:p>
+      <w:pPr>
+        <w:rPr>
+          <w:rFonts w:ascii="Times New Roman" w:hAnsi="Times New Roman" w:cs="Times New Roman"/>
+          <w:sz w:val="28"/>
+          <w:szCs w:val="28"/>
+        </w:rPr>
+      </w:pPr>
+      <w:r>
+        <w:rPr>
+          <w:rFonts w:ascii="Times New Roman" w:hAnsi="Times New Roman" w:cs="Times New Roman"/>
+          <w:noProof/>
+          <w:sz w:val="28"/>
+          <w:szCs w:val="28"/>
+        </w:rPr>
+        <w:drawing>
+          <wp:inline distT="0" distB="0" distL="0" distR="0" wp14:anchorId="734FECF9" wp14:editId="5C4303D1">
+            <wp:extent cx="2229161" cy="619211"/>
+            <wp:effectExtent l="0" t="0" r="0" b="9525"/>
+            <wp:docPr id="22" name="Рисунок 22"/>
+            <wp:cNvGraphicFramePr>
+              <a:graphicFrameLocks xmlns:a="http://schemas.openxmlformats.org/drawingml/2006/main" noChangeAspect="1"/>
+            </wp:cNvGraphicFramePr>
+            <a:graphic xmlns:a="http://schemas.openxmlformats.org/drawingml/2006/main">
+              <a:graphicData uri="http://schemas.openxmlformats.org/drawingml/2006/picture">
+                <pic:pic xmlns:pic="http://schemas.openxmlformats.org/drawingml/2006/picture">
+                  <pic:nvPicPr>
+                    <pic:cNvPr id="1" name=""/>
+                    <pic:cNvPicPr/>
+                  </pic:nvPicPr>
+                  <pic:blipFill>
+                    <a:blip r:embed="rId20"/>
+                    <a:stretch>
+                      <a:fillRect/>
+                    </a:stretch>
+                  </pic:blipFill>
+                  <pic:spPr>
+                    <a:xfrm>
+                      <a:off x="0" y="0"/>
+                      <a:ext cx="2229161" cy="619211"/>
+                    </a:xfrm>
+                    <a:prstGeom prst="rect">
+                      <a:avLst/>
+                    </a:prstGeom>
+                  </pic:spPr>
+                </pic:pic>
+              </a:graphicData>
+            </a:graphic>
+          </wp:inline>
+        </w:drawing>
+      </w:r>
+    </w:p>
+    <w:p>
+      <w:pPr>
+        <w:pStyle w:val="substepalpha"/>
+        <w:spacing w:before="120" w:beforeAutospacing="0" w:after="120" w:afterAutospacing="0"/>
+        <w:ind w:left="720" w:hanging="360"/>
+        <w:rPr>
+          <w:rFonts w:ascii="Arial" w:hAnsi="Arial" w:cs="Arial"/>
+          <w:color w:val="000000"/>
+          <w:sz w:val="20"/>
+          <w:szCs w:val="20"/>
+        </w:rPr>
+      </w:pPr>
+      <w:r>
+        <w:rPr>
+          <w:rFonts w:ascii="Arial" w:hAnsi="Arial" w:cs="Arial"/>
+          <w:color w:val="000000"/>
+          <w:sz w:val="20"/>
+          <w:szCs w:val="20"/>
+        </w:rPr>
+        <w:t>е.</w:t>
+      </w:r>
+      <w:r>
+        <w:rPr>
+          <w:color w:val="000000"/>
+          <w:sz w:val="14"/>
+          <w:szCs w:val="14"/>
+        </w:rPr>
+        <w:t> </w:t>
+      </w:r>
+      <w:r>
+        <w:rPr>
+          <w:rFonts w:ascii="Arial" w:hAnsi="Arial" w:cs="Arial"/>
+          <w:color w:val="000000"/>
+          <w:sz w:val="20"/>
+          <w:szCs w:val="20"/>
+        </w:rPr>
+        <w:t>Попробуйте установить дату 31 января 2035 г., используя запрошенный формат. Для этого может потребоваться запросить дополнительную информацию с помощью контекстной справки. По окончании выполните команду </w:t>
+      </w:r>
+      <w:r>
+        <w:rPr>
+          <w:rFonts w:ascii="Arial" w:hAnsi="Arial" w:cs="Arial"/>
+          <w:b/>
+          <w:bCs/>
+          <w:color w:val="000000"/>
+          <w:sz w:val="20"/>
+          <w:szCs w:val="20"/>
+        </w:rPr>
+        <w:t>show clock</w:t>
+      </w:r>
+      <w:r>
+        <w:rPr>
+          <w:rFonts w:ascii="Arial" w:hAnsi="Arial" w:cs="Arial"/>
+          <w:color w:val="000000"/>
+          <w:sz w:val="20"/>
+          <w:szCs w:val="20"/>
+        </w:rPr>
+        <w:t>, чтобы отобразить настройку часов. В результате на экране должны отобразиться следующие данные.</w:t>
+      </w:r>
+    </w:p>
+    <w:p>
+      <w:pPr>
+        <w:pStyle w:val="cmd"/>
+        <w:spacing w:before="60" w:beforeAutospacing="0" w:after="60" w:afterAutospacing="0"/>
+        <w:ind w:left="720"/>
+        <w:rPr>
+          <w:rFonts w:ascii="Courier New" w:hAnsi="Courier New" w:cs="Courier New"/>
+          <w:color w:val="000000"/>
+          <w:sz w:val="20"/>
+          <w:szCs w:val="20"/>
+        </w:rPr>
+      </w:pPr>
+      <w:r>
+        <w:rPr>
+          <w:rFonts w:ascii="Courier New" w:hAnsi="Courier New" w:cs="Courier New"/>
+          <w:color w:val="000000"/>
+          <w:sz w:val="20"/>
+          <w:szCs w:val="20"/>
+        </w:rPr>
+        <w:t>S1# </w:t>
+      </w:r>
+      <w:r>
+        <w:rPr>
+          <w:rFonts w:ascii="Courier New" w:hAnsi="Courier New" w:cs="Courier New"/>
+          <w:b/>
+          <w:bCs/>
+          <w:color w:val="000000"/>
+          <w:sz w:val="20"/>
+          <w:szCs w:val="20"/>
+        </w:rPr>
+        <w:t>show clock</w:t>
+      </w:r>
+    </w:p>
+    <w:p>
+      <w:pPr>
+        <w:pStyle w:val="cmdoutput"/>
+        <w:spacing w:before="60" w:beforeAutospacing="0" w:after="60" w:afterAutospacing="0"/>
+        <w:ind w:left="720"/>
+        <w:rPr>
+          <w:rFonts w:ascii="Courier New" w:hAnsi="Courier New" w:cs="Courier New"/>
+          <w:color w:val="000000"/>
+          <w:sz w:val="18"/>
+          <w:szCs w:val="18"/>
+        </w:rPr>
+      </w:pPr>
+      <w:r>
+        <w:rPr>
+          <w:rFonts w:ascii="Courier New" w:hAnsi="Courier New" w:cs="Courier New"/>
+          <w:color w:val="000000"/>
+          <w:sz w:val="18"/>
+          <w:szCs w:val="18"/>
+        </w:rPr>
+        <w:t>*15:0:4.869 UTC Tue Jan 31 2035</w:t>
+      </w:r>
+    </w:p>
+    <w:p>
+      <w:pPr>
+        <w:rPr>
+          <w:rFonts w:ascii="Times New Roman" w:hAnsi="Times New Roman" w:cs="Times New Roman"/>
+          <w:sz w:val="28"/>
+          <w:szCs w:val="28"/>
+        </w:rPr>
+      </w:pPr>
+      <w:r>
+        <w:rPr>
+          <w:rFonts w:ascii="Times New Roman" w:hAnsi="Times New Roman" w:cs="Times New Roman"/>
+          <w:noProof/>
+          <w:sz w:val="28"/>
+          <w:szCs w:val="28"/>
+        </w:rPr>
+        <w:drawing>
+          <wp:inline distT="0" distB="0" distL="0" distR="0" wp14:anchorId="4D2F8599" wp14:editId="3325228A">
+            <wp:extent cx="2600688" cy="609685"/>
+            <wp:effectExtent l="0" t="0" r="9525" b="0"/>
+            <wp:docPr id="23" name="Рисунок 23"/>
+            <wp:cNvGraphicFramePr>
+              <a:graphicFrameLocks xmlns:a="http://schemas.openxmlformats.org/drawingml/2006/main" noChangeAspect="1"/>
+            </wp:cNvGraphicFramePr>
+            <a:graphic xmlns:a="http://schemas.openxmlformats.org/drawingml/2006/main">
+              <a:graphicData uri="http://schemas.openxmlformats.org/drawingml/2006/picture">
+                <pic:pic xmlns:pic="http://schemas.openxmlformats.org/drawingml/2006/picture">
+                  <pic:nvPicPr>
+                    <pic:cNvPr id="1" name=""/>
+                    <pic:cNvPicPr/>
+                  </pic:nvPicPr>
+                  <pic:blipFill>
+                    <a:blip r:embed="rId21"/>
+                    <a:stretch>
+                      <a:fillRect/>
+                    </a:stretch>
+                  </pic:blipFill>
+                  <pic:spPr>
+                    <a:xfrm>
+                      <a:off x="0" y="0"/>
+                      <a:ext cx="2600688" cy="609685"/>
+                    </a:xfrm>
+                    <a:prstGeom prst="rect">
+                      <a:avLst/>
+                    </a:prstGeom>
+                  </pic:spPr>
+                </pic:pic>
+              </a:graphicData>
+            </a:graphic>
+          </wp:inline>
+        </w:drawing>
+      </w:r>
+    </w:p>
+    <w:p>
+      <w:pPr>
+        <w:rPr>
+          <w:rFonts w:ascii="Times New Roman" w:hAnsi="Times New Roman" w:cs="Times New Roman"/>
+          <w:sz w:val="28"/>
+          <w:szCs w:val="28"/>
+        </w:rPr>
+      </w:pPr>
+      <w:r>
+        <w:rPr>
+          <w:rFonts w:ascii="Times New Roman" w:hAnsi="Times New Roman" w:cs="Times New Roman"/>
+          <w:sz w:val="28"/>
+          <w:szCs w:val="28"/>
+        </w:rPr>
+        <w:br w:type="page"/>
+      </w:r>
+    </w:p>
+    <w:p>
+      <w:pPr>
+        <w:pStyle w:val="3"/>
+        <w:spacing w:before="120" w:after="120"/>
+        <w:rPr>
+          <w:rFonts w:ascii="Arial" w:hAnsi="Arial" w:cs="Arial"/>
+          <w:color w:val="000000"/>
+          <w:sz w:val="22"/>
+          <w:szCs w:val="22"/>
+        </w:rPr>
+      </w:pPr>
+      <w:r>
+        <w:rPr>
+          <w:rFonts w:ascii="Arial" w:hAnsi="Arial" w:cs="Arial"/>
+          <w:color w:val="000000"/>
+          <w:sz w:val="22"/>
+          <w:szCs w:val="22"/>
+        </w:rPr>
+        <w:lastRenderedPageBreak/>
+        <w:t>Шаг 2. Изучите дополнительные командные сообщения.</w:t>
+      </w:r>
+    </w:p>
+    <w:p>
+      <w:pPr>
+        <w:pStyle w:val="substepalpha"/>
+        <w:spacing w:before="120" w:beforeAutospacing="0" w:after="120" w:afterAutospacing="0"/>
+        <w:ind w:left="720" w:hanging="360"/>
+        <w:rPr>
+          <w:rFonts w:ascii="Arial" w:hAnsi="Arial" w:cs="Arial"/>
+          <w:color w:val="000000"/>
+          <w:sz w:val="20"/>
+          <w:szCs w:val="20"/>
+        </w:rPr>
+      </w:pPr>
+      <w:r>
+        <w:rPr>
+          <w:rFonts w:ascii="Arial" w:hAnsi="Arial" w:cs="Arial"/>
+          <w:color w:val="000000"/>
+          <w:sz w:val="20"/>
+          <w:szCs w:val="20"/>
+        </w:rPr>
+        <w:t>б.</w:t>
+      </w:r>
+      <w:r>
+        <w:rPr>
+          <w:color w:val="000000"/>
+          <w:sz w:val="14"/>
+          <w:szCs w:val="14"/>
+        </w:rPr>
+        <w:t> </w:t>
+      </w:r>
+      <w:r>
+        <w:rPr>
+          <w:rFonts w:ascii="Arial" w:hAnsi="Arial" w:cs="Arial"/>
+          <w:color w:val="000000"/>
+          <w:sz w:val="20"/>
+          <w:szCs w:val="20"/>
+        </w:rPr>
+        <w:t>Введите следующую команду и запишите сообщение.</w:t>
+      </w:r>
+    </w:p>
+    <w:p>
+      <w:pPr>
+        <w:pStyle w:val="cmd"/>
+        <w:spacing w:before="60" w:beforeAutospacing="0" w:after="60" w:afterAutospacing="0"/>
+        <w:ind w:left="720"/>
+        <w:rPr>
+          <w:rFonts w:ascii="Courier New" w:hAnsi="Courier New" w:cs="Courier New"/>
+          <w:color w:val="000000"/>
+          <w:sz w:val="20"/>
+          <w:szCs w:val="20"/>
+        </w:rPr>
+      </w:pPr>
+      <w:r>
+        <w:rPr>
+          <w:rFonts w:ascii="Courier New" w:hAnsi="Courier New" w:cs="Courier New"/>
+          <w:color w:val="000000"/>
+          <w:sz w:val="20"/>
+          <w:szCs w:val="20"/>
+        </w:rPr>
+        <w:t>S1# </w:t>
+      </w:r>
+      <w:r>
+        <w:rPr>
+          <w:rFonts w:ascii="Courier New" w:hAnsi="Courier New" w:cs="Courier New"/>
+          <w:b/>
+          <w:bCs/>
+          <w:color w:val="000000"/>
+          <w:sz w:val="20"/>
+          <w:szCs w:val="20"/>
+        </w:rPr>
+        <w:t>cl</w:t>
+      </w:r>
+    </w:p>
+    <w:p>
+      <w:pPr>
+        <w:pStyle w:val="4"/>
+        <w:spacing w:before="0"/>
+        <w:ind w:left="720"/>
+        <w:rPr>
+          <w:rFonts w:ascii="Arial" w:hAnsi="Arial" w:cs="Arial"/>
+          <w:color w:val="FFFFFF"/>
+          <w:sz w:val="6"/>
+          <w:szCs w:val="6"/>
+        </w:rPr>
+      </w:pPr>
+      <w:r>
+        <w:rPr>
+          <w:rFonts w:ascii="Arial" w:hAnsi="Arial" w:cs="Arial"/>
+          <w:b/>
+          <w:bCs/>
+          <w:color w:val="FFFFFF"/>
+          <w:sz w:val="6"/>
+          <w:szCs w:val="6"/>
+        </w:rPr>
+        <w:t>Вопросы:</w:t>
+      </w:r>
+    </w:p>
+    <w:p>
+      <w:pPr>
+        <w:pStyle w:val="bodytextl50"/>
+        <w:spacing w:before="0" w:beforeAutospacing="0" w:after="120" w:afterAutospacing="0"/>
+        <w:ind w:left="720"/>
+        <w:rPr>
+          <w:rFonts w:ascii="Arial" w:hAnsi="Arial" w:cs="Arial"/>
+          <w:color w:val="000000"/>
+          <w:sz w:val="20"/>
+          <w:szCs w:val="20"/>
+        </w:rPr>
+      </w:pPr>
+      <w:r>
+        <w:rPr>
+          <w:rFonts w:ascii="Arial" w:hAnsi="Arial" w:cs="Arial"/>
+          <w:color w:val="000000"/>
+          <w:sz w:val="20"/>
+          <w:szCs w:val="20"/>
+        </w:rPr>
+        <w:t>Какие возвращены данные?</w:t>
+      </w:r>
+    </w:p>
+    <w:p>
+      <w:pPr>
+        <w:rPr>
+          <w:rFonts w:ascii="Times New Roman" w:hAnsi="Times New Roman" w:cs="Times New Roman"/>
+          <w:sz w:val="28"/>
+          <w:szCs w:val="28"/>
+          <w:lang w:val="en-US"/>
+        </w:rPr>
+      </w:pPr>
+      <w:r>
+        <w:rPr>
+          <w:rFonts w:ascii="Times New Roman" w:hAnsi="Times New Roman" w:cs="Times New Roman"/>
+          <w:noProof/>
+          <w:sz w:val="28"/>
+          <w:szCs w:val="28"/>
+          <w:lang w:val="en-US"/>
+        </w:rPr>
+        <w:drawing>
+          <wp:inline distT="0" distB="0" distL="0" distR="0" wp14:anchorId="3B841508" wp14:editId="552797DE">
+            <wp:extent cx="2191056" cy="495369"/>
+            <wp:effectExtent l="0" t="0" r="0" b="0"/>
+            <wp:docPr id="24" name="Рисунок 24"/>
+            <wp:cNvGraphicFramePr>
+              <a:graphicFrameLocks xmlns:a="http://schemas.openxmlformats.org/drawingml/2006/main" noChangeAspect="1"/>
+            </wp:cNvGraphicFramePr>
+            <a:graphic xmlns:a="http://schemas.openxmlformats.org/drawingml/2006/main">
+              <a:graphicData uri="http://schemas.openxmlformats.org/drawingml/2006/picture">
+                <pic:pic xmlns:pic="http://schemas.openxmlformats.org/drawingml/2006/picture">
+                  <pic:nvPicPr>
+                    <pic:cNvPr id="1" name=""/>
+                    <pic:cNvPicPr/>
+                  </pic:nvPicPr>
+                  <pic:blipFill>
+                    <a:blip r:embed="rId22"/>
+                    <a:stretch>
+                      <a:fillRect/>
+                    </a:stretch>
+                  </pic:blipFill>
+                  <pic:spPr>
+                    <a:xfrm>
+                      <a:off x="0" y="0"/>
+                      <a:ext cx="2191056" cy="495369"/>
+                    </a:xfrm>
+                    <a:prstGeom prst="rect">
+                      <a:avLst/>
+                    </a:prstGeom>
+                  </pic:spPr>
+                </pic:pic>
+              </a:graphicData>
+            </a:graphic>
+          </wp:inline>
+        </w:drawing>
+      </w:r>
+    </w:p>
+    <w:p>
+      <w:pPr>
+        <w:spacing w:line="242" w:lineRule="atLeast"/>
+        <w:ind w:left="715" w:hanging="10"/>
+        <w:rPr>
+          <w:rFonts w:ascii="Arial" w:hAnsi="Arial" w:cs="Arial"/>
+          <w:color w:val="000000"/>
+        </w:rPr>
+      </w:pPr>
+      <w:r>
+        <w:rPr>
+          <w:rFonts w:ascii="Courier New" w:hAnsi="Courier New" w:cs="Courier New"/>
+          <w:color w:val="000000"/>
+          <w:sz w:val="20"/>
+          <w:szCs w:val="20"/>
+        </w:rPr>
+        <w:t>S1# </w:t>
+      </w:r>
+      <w:r>
+        <w:rPr>
+          <w:rFonts w:ascii="Courier New" w:hAnsi="Courier New" w:cs="Courier New"/>
+          <w:b/>
+          <w:bCs/>
+          <w:color w:val="000000"/>
+          <w:sz w:val="20"/>
+          <w:szCs w:val="20"/>
+        </w:rPr>
+        <w:t>clock</w:t>
+      </w:r>
+    </w:p>
+    <w:p>
+      <w:pPr>
+        <w:pStyle w:val="4"/>
+        <w:spacing w:before="0"/>
+        <w:ind w:left="720"/>
+        <w:rPr>
+          <w:rFonts w:ascii="Arial" w:hAnsi="Arial" w:cs="Arial"/>
+          <w:color w:val="FFFFFF"/>
+          <w:sz w:val="6"/>
+          <w:szCs w:val="6"/>
+        </w:rPr>
+      </w:pPr>
+      <w:r>
+        <w:rPr>
+          <w:rFonts w:ascii="Arial" w:hAnsi="Arial" w:cs="Arial"/>
+          <w:b/>
+          <w:bCs/>
+          <w:color w:val="FFFFFF"/>
+          <w:sz w:val="6"/>
+          <w:szCs w:val="6"/>
+        </w:rPr>
+        <w:t>Вопрос:</w:t>
+      </w:r>
+    </w:p>
+    <w:p>
+      <w:pPr>
+        <w:spacing w:after="50" w:line="231" w:lineRule="atLeast"/>
+        <w:ind w:left="730" w:right="14" w:hanging="10"/>
+        <w:jc w:val="both"/>
+        <w:rPr>
+          <w:rFonts w:ascii="Arial" w:hAnsi="Arial" w:cs="Arial"/>
+          <w:color w:val="000000"/>
+        </w:rPr>
+      </w:pPr>
+      <w:r>
+        <w:rPr>
+          <w:rFonts w:ascii="Arial" w:hAnsi="Arial" w:cs="Arial"/>
+          <w:color w:val="000000"/>
+          <w:sz w:val="20"/>
+          <w:szCs w:val="20"/>
+        </w:rPr>
+        <w:t>Какие возвращены данные?</w:t>
+      </w:r>
+    </w:p>
+    <w:p>
+      <w:pPr>
+        <w:rPr>
+          <w:rFonts w:ascii="Times New Roman" w:hAnsi="Times New Roman" w:cs="Times New Roman"/>
+          <w:sz w:val="28"/>
+          <w:szCs w:val="28"/>
+        </w:rPr>
+      </w:pPr>
+      <w:r>
+        <w:rPr>
+          <w:rFonts w:ascii="Times New Roman" w:hAnsi="Times New Roman" w:cs="Times New Roman"/>
+          <w:noProof/>
+          <w:sz w:val="28"/>
+          <w:szCs w:val="28"/>
+        </w:rPr>
+        <w:drawing>
+          <wp:inline distT="0" distB="0" distL="0" distR="0" wp14:anchorId="3AEA5A6C" wp14:editId="4B9BBB00">
+            <wp:extent cx="2629267" cy="476316"/>
+            <wp:effectExtent l="0" t="0" r="0" b="0"/>
+            <wp:docPr id="25" name="Рисунок 25"/>
+            <wp:cNvGraphicFramePr>
+              <a:graphicFrameLocks xmlns:a="http://schemas.openxmlformats.org/drawingml/2006/main" noChangeAspect="1"/>
+            </wp:cNvGraphicFramePr>
+            <a:graphic xmlns:a="http://schemas.openxmlformats.org/drawingml/2006/main">
+              <a:graphicData uri="http://schemas.openxmlformats.org/drawingml/2006/picture">
+                <pic:pic xmlns:pic="http://schemas.openxmlformats.org/drawingml/2006/picture">
+                  <pic:nvPicPr>
+                    <pic:cNvPr id="1" name=""/>
+                    <pic:cNvPicPr/>
+                  </pic:nvPicPr>
+                  <pic:blipFill>
+                    <a:blip r:embed="rId23"/>
+                    <a:stretch>
+                      <a:fillRect/>
+                    </a:stretch>
+                  </pic:blipFill>
+                  <pic:spPr>
+                    <a:xfrm>
+                      <a:off x="0" y="0"/>
+                      <a:ext cx="2629267" cy="476316"/>
+                    </a:xfrm>
+                    <a:prstGeom prst="rect">
+                      <a:avLst/>
+                    </a:prstGeom>
+                  </pic:spPr>
+                </pic:pic>
+              </a:graphicData>
+            </a:graphic>
+          </wp:inline>
+        </w:drawing>
+      </w:r>
+    </w:p>
+    <w:p>
+      <w:pPr>
+        <w:pStyle w:val="cmd"/>
+        <w:spacing w:before="60" w:beforeAutospacing="0" w:after="60" w:afterAutospacing="0"/>
+        <w:ind w:left="720"/>
+        <w:rPr>
+          <w:rFonts w:ascii="Courier New" w:hAnsi="Courier New" w:cs="Courier New"/>
+          <w:color w:val="000000"/>
+          <w:sz w:val="20"/>
+          <w:szCs w:val="20"/>
+        </w:rPr>
+      </w:pPr>
+      <w:r>
+        <w:rPr>
+          <w:rFonts w:ascii="Courier New" w:hAnsi="Courier New" w:cs="Courier New"/>
+          <w:color w:val="000000"/>
+          <w:sz w:val="20"/>
+          <w:szCs w:val="20"/>
+        </w:rPr>
+        <w:t>S1# </w:t>
+      </w:r>
+      <w:r>
+        <w:rPr>
+          <w:rFonts w:ascii="Courier New" w:hAnsi="Courier New" w:cs="Courier New"/>
+          <w:b/>
+          <w:bCs/>
+          <w:color w:val="000000"/>
+          <w:sz w:val="20"/>
+          <w:szCs w:val="20"/>
+        </w:rPr>
+        <w:t>clock set 25:00:00</w:t>
+      </w:r>
+    </w:p>
+    <w:p>
+      <w:pPr>
+        <w:pStyle w:val="4"/>
+        <w:spacing w:before="0"/>
+        <w:ind w:left="720"/>
+        <w:rPr>
+          <w:rFonts w:ascii="Arial" w:hAnsi="Arial" w:cs="Arial"/>
+          <w:color w:val="FFFFFF"/>
+          <w:sz w:val="6"/>
+          <w:szCs w:val="6"/>
+        </w:rPr>
+      </w:pPr>
+      <w:r>
+        <w:rPr>
+          <w:rFonts w:ascii="Arial" w:hAnsi="Arial" w:cs="Arial"/>
+          <w:b/>
+          <w:bCs/>
+          <w:color w:val="FFFFFF"/>
+          <w:sz w:val="6"/>
+          <w:szCs w:val="6"/>
+        </w:rPr>
+        <w:t>Вопрос:</w:t>
+      </w:r>
+    </w:p>
+    <w:p>
+      <w:pPr>
+        <w:pStyle w:val="bodytextl50"/>
+        <w:spacing w:before="0" w:beforeAutospacing="0" w:after="120" w:afterAutospacing="0"/>
+        <w:ind w:left="720"/>
+        <w:rPr>
+          <w:rFonts w:ascii="Arial" w:hAnsi="Arial" w:cs="Arial"/>
+          <w:color w:val="000000"/>
+          <w:sz w:val="20"/>
+          <w:szCs w:val="20"/>
+        </w:rPr>
+      </w:pPr>
+      <w:r>
+        <w:rPr>
+          <w:rFonts w:ascii="Arial" w:hAnsi="Arial" w:cs="Arial"/>
+          <w:color w:val="000000"/>
+          <w:sz w:val="20"/>
+          <w:szCs w:val="20"/>
+        </w:rPr>
+        <w:t>Какие возвращены данные?</w:t>
+      </w:r>
+    </w:p>
+    <w:p>
+      <w:pPr>
+        <w:rPr>
+          <w:rFonts w:ascii="Times New Roman" w:hAnsi="Times New Roman" w:cs="Times New Roman"/>
+          <w:sz w:val="28"/>
+          <w:szCs w:val="28"/>
+        </w:rPr>
+      </w:pPr>
+      <w:r>
+        <w:rPr>
+          <w:rFonts w:ascii="Times New Roman" w:hAnsi="Times New Roman" w:cs="Times New Roman"/>
+          <w:noProof/>
+          <w:sz w:val="28"/>
+          <w:szCs w:val="28"/>
+        </w:rPr>
+        <w:drawing>
+          <wp:inline distT="0" distB="0" distL="0" distR="0" wp14:anchorId="3DA4B84D" wp14:editId="733F4194">
+            <wp:extent cx="3077004" cy="476316"/>
+            <wp:effectExtent l="0" t="0" r="9525" b="0"/>
+            <wp:docPr id="26" name="Рисунок 26"/>
+            <wp:cNvGraphicFramePr>
+              <a:graphicFrameLocks xmlns:a="http://schemas.openxmlformats.org/drawingml/2006/main" noChangeAspect="1"/>
+            </wp:cNvGraphicFramePr>
+            <a:graphic xmlns:a="http://schemas.openxmlformats.org/drawingml/2006/main">
+              <a:graphicData uri="http://schemas.openxmlformats.org/drawingml/2006/picture">
+                <pic:pic xmlns:pic="http://schemas.openxmlformats.org/drawingml/2006/picture">
+                  <pic:nvPicPr>
+                    <pic:cNvPr id="1" name=""/>
+                    <pic:cNvPicPr/>
+                  </pic:nvPicPr>
+                  <pic:blipFill>
+                    <a:blip r:embed="rId24"/>
+                    <a:stretch>
+                      <a:fillRect/>
+                    </a:stretch>
+                  </pic:blipFill>
+                  <pic:spPr>
+                    <a:xfrm>
+                      <a:off x="0" y="0"/>
+                      <a:ext cx="3077004" cy="476316"/>
+                    </a:xfrm>
+                    <a:prstGeom prst="rect">
+                      <a:avLst/>
+                    </a:prstGeom>
+                  </pic:spPr>
+                </pic:pic>
+              </a:graphicData>
+            </a:graphic>
+          </wp:inline>
+        </w:drawing>
+      </w:r>
+    </w:p>
+    <w:p>
+      <w:pPr>
+        <w:pStyle w:val="cmd"/>
+        <w:spacing w:before="60" w:beforeAutospacing="0" w:after="60" w:afterAutospacing="0"/>
+        <w:ind w:left="720"/>
+        <w:rPr>
+          <w:rFonts w:ascii="Courier New" w:hAnsi="Courier New" w:cs="Courier New"/>
+          <w:color w:val="000000"/>
+          <w:sz w:val="20"/>
+          <w:szCs w:val="20"/>
+        </w:rPr>
+      </w:pPr>
+      <w:r>
+        <w:rPr>
+          <w:rFonts w:ascii="Courier New" w:hAnsi="Courier New" w:cs="Courier New"/>
+          <w:color w:val="000000"/>
+          <w:sz w:val="20"/>
+          <w:szCs w:val="20"/>
+        </w:rPr>
+        <w:t>S1# </w:t>
+      </w:r>
+      <w:r>
+        <w:rPr>
+          <w:rFonts w:ascii="Courier New" w:hAnsi="Courier New" w:cs="Courier New"/>
+          <w:b/>
+          <w:bCs/>
+          <w:color w:val="000000"/>
+          <w:sz w:val="20"/>
+          <w:szCs w:val="20"/>
+        </w:rPr>
+        <w:t>clock set 15:00:00 32</w:t>
+      </w:r>
+    </w:p>
+    <w:p>
+      <w:pPr>
+        <w:pStyle w:val="4"/>
+        <w:spacing w:before="0"/>
+        <w:ind w:left="720"/>
+        <w:rPr>
+          <w:rFonts w:ascii="Arial" w:hAnsi="Arial" w:cs="Arial"/>
+          <w:color w:val="FFFFFF"/>
+          <w:sz w:val="6"/>
+          <w:szCs w:val="6"/>
+        </w:rPr>
+      </w:pPr>
+      <w:r>
+        <w:rPr>
+          <w:rFonts w:ascii="Arial" w:hAnsi="Arial" w:cs="Arial"/>
+          <w:b/>
+          <w:bCs/>
+          <w:color w:val="FFFFFF"/>
+          <w:sz w:val="6"/>
+          <w:szCs w:val="6"/>
+        </w:rPr>
+        <w:t>Вопрос:</w:t>
+      </w:r>
+    </w:p>
+    <w:p>
+      <w:pPr>
+        <w:pStyle w:val="bodytextl50"/>
+        <w:spacing w:before="0" w:beforeAutospacing="0" w:after="120" w:afterAutospacing="0"/>
+        <w:ind w:left="720"/>
+        <w:rPr>
+          <w:rFonts w:ascii="Arial" w:hAnsi="Arial" w:cs="Arial"/>
+          <w:color w:val="000000"/>
+          <w:sz w:val="20"/>
+          <w:szCs w:val="20"/>
+        </w:rPr>
+      </w:pPr>
+      <w:r>
+        <w:rPr>
+          <w:rFonts w:ascii="Arial" w:hAnsi="Arial" w:cs="Arial"/>
+          <w:color w:val="000000"/>
+          <w:sz w:val="20"/>
+          <w:szCs w:val="20"/>
+        </w:rPr>
+        <w:t>Какие возвращены данные?</w:t>
+      </w:r>
+    </w:p>
+    <w:p>
+      <w:pPr>
+        <w:rPr>
+          <w:rFonts w:ascii="Times New Roman" w:hAnsi="Times New Roman" w:cs="Times New Roman"/>
+          <w:sz w:val="28"/>
+          <w:szCs w:val="28"/>
+        </w:rPr>
+      </w:pPr>
+      <w:r>
+        <w:rPr>
+          <w:rFonts w:ascii="Times New Roman" w:hAnsi="Times New Roman" w:cs="Times New Roman"/>
+          <w:noProof/>
+          <w:sz w:val="28"/>
+          <w:szCs w:val="28"/>
+        </w:rPr>
+        <w:drawing>
+          <wp:inline distT="0" distB="0" distL="0" distR="0" wp14:anchorId="3721E43E" wp14:editId="2A3DE901">
+            <wp:extent cx="3086531" cy="504895"/>
+            <wp:effectExtent l="0" t="0" r="0" b="0"/>
+            <wp:docPr id="27" name="Рисунок 27"/>
+            <wp:cNvGraphicFramePr>
+              <a:graphicFrameLocks xmlns:a="http://schemas.openxmlformats.org/drawingml/2006/main" noChangeAspect="1"/>
+            </wp:cNvGraphicFramePr>
+            <a:graphic xmlns:a="http://schemas.openxmlformats.org/drawingml/2006/main">
+              <a:graphicData uri="http://schemas.openxmlformats.org/drawingml/2006/picture">
+                <pic:pic xmlns:pic="http://schemas.openxmlformats.org/drawingml/2006/picture">
+                  <pic:nvPicPr>
+                    <pic:cNvPr id="1" name=""/>
+                    <pic:cNvPicPr/>
+                  </pic:nvPicPr>
+                  <pic:blipFill>
+                    <a:blip r:embed="rId25"/>
+                    <a:stretch>
+                      <a:fillRect/>
+                    </a:stretch>
+                  </pic:blipFill>
+                  <pic:spPr>
+                    <a:xfrm>
+                      <a:off x="0" y="0"/>
+                      <a:ext cx="3086531" cy="504895"/>
                     </a:xfrm>
                     <a:prstGeom prst="rect">
                       <a:avLst/>
@@ -2978,6 +5059,75 @@
       <w:szCs w:val="32"/>
     </w:rPr>
   </w:style>
+  <w:style w:type="paragraph" w:styleId="2">
+    <w:name w:val="heading 2"/>
+    <w:basedOn w:val="a"/>
+    <w:next w:val="a"/>
+    <w:link w:val="20"/>
+    <w:uiPriority w:val="9"/>
+    <w:semiHidden/>
+    <w:unhideWhenUsed/>
+    <w:qFormat/>
+    <w:rsid w:val="00BA5D2B"/>
+    <w:pPr>
+      <w:keepNext/>
+      <w:keepLines/>
+      <w:spacing w:before="40" w:after="0"/>
+      <w:outlineLvl w:val="1"/>
+    </w:pPr>
+    <w:rPr>
+      <w:rFonts w:asciiTheme="majorHAnsi" w:eastAsiaTheme="majorEastAsia" w:hAnsiTheme="majorHAnsi" w:cstheme="majorBidi"/>
+      <w:color w:val="2F5496" w:themeColor="accent1" w:themeShade="BF"/>
+      <w:sz w:val="26"/>
+      <w:szCs w:val="26"/>
+    </w:rPr>
+  </w:style>
+  <w:style w:type="paragraph" w:styleId="3">
+    <w:name w:val="heading 3"/>
+    <w:basedOn w:val="a"/>
+    <w:next w:val="a"/>
+    <w:link w:val="30"/>
+    <w:uiPriority w:val="9"/>
+    <w:semiHidden/>
+    <w:unhideWhenUsed/>
+    <w:qFormat/>
+    <w:rsid w:val="00BA5D2B"/>
+    <w:pPr>
+      <w:keepNext/>
+      <w:keepLines/>
+      <w:spacing w:before="40" w:after="0"/>
+      <w:outlineLvl w:val="2"/>
+    </w:pPr>
+    <w:rPr>
+      <w:rFonts w:asciiTheme="majorHAnsi" w:eastAsiaTheme="majorEastAsia" w:hAnsiTheme="majorHAnsi" w:cstheme="majorBidi"/>
+      <w:color w:val="1F3763" w:themeColor="accent1" w:themeShade="7F"/>
+      <w:sz w:val="24"/>
+      <w:szCs w:val="24"/>
+    </w:rPr>
+  </w:style>
+  <w:style w:type="paragraph" w:styleId="4">
+    <w:name w:val="heading 4"/>
+    <w:basedOn w:val="a"/>
+    <w:next w:val="a"/>
+    <w:link w:val="40"/>
+    <w:uiPriority w:val="9"/>
+    <w:semiHidden/>
+    <w:unhideWhenUsed/>
+    <w:qFormat/>
+    <w:rsid w:val="00BA5D2B"/>
+    <w:pPr>
+      <w:keepNext/>
+      <w:keepLines/>
+      <w:spacing w:before="40" w:after="0"/>
+      <w:outlineLvl w:val="3"/>
+    </w:pPr>
+    <w:rPr>
+      <w:rFonts w:asciiTheme="majorHAnsi" w:eastAsiaTheme="majorEastAsia" w:hAnsiTheme="majorHAnsi" w:cstheme="majorBidi"/>
+      <w:i/>
+      <w:iCs/>
+      <w:color w:val="2F5496" w:themeColor="accent1" w:themeShade="BF"/>
+    </w:rPr>
+  </w:style>
   <w:style w:type="character" w:default="1" w:styleId="a0">
     <w:name w:val="Default Paragraph Font"/>
     <w:uiPriority w:val="1"/>
@@ -3015,6 +5165,104 @@
       <w:rFonts w:ascii="Times New Roman" w:eastAsiaTheme="majorEastAsia" w:hAnsi="Times New Roman" w:cstheme="majorBidi"/>
       <w:sz w:val="32"/>
       <w:szCs w:val="32"/>
+    </w:rPr>
+  </w:style>
+  <w:style w:type="character" w:customStyle="1" w:styleId="40">
+    <w:name w:val="Заголовок 4 Знак"/>
+    <w:basedOn w:val="a0"/>
+    <w:link w:val="4"/>
+    <w:uiPriority w:val="9"/>
+    <w:semiHidden/>
+    <w:rsid w:val="00BA5D2B"/>
+    <w:rPr>
+      <w:rFonts w:asciiTheme="majorHAnsi" w:eastAsiaTheme="majorEastAsia" w:hAnsiTheme="majorHAnsi" w:cstheme="majorBidi"/>
+      <w:i/>
+      <w:iCs/>
+      <w:color w:val="2F5496" w:themeColor="accent1" w:themeShade="BF"/>
+    </w:rPr>
+  </w:style>
+  <w:style w:type="paragraph" w:customStyle="1" w:styleId="substepalpha">
+    <w:name w:val="substepalpha"/>
+    <w:basedOn w:val="a"/>
+    <w:rsid w:val="00BA5D2B"/>
+    <w:pPr>
+      <w:spacing w:before="100" w:beforeAutospacing="1" w:after="100" w:afterAutospacing="1" w:line="240" w:lineRule="auto"/>
+    </w:pPr>
+    <w:rPr>
+      <w:rFonts w:ascii="Times New Roman" w:eastAsia="Times New Roman" w:hAnsi="Times New Roman" w:cs="Times New Roman"/>
+      <w:sz w:val="24"/>
+      <w:szCs w:val="24"/>
+      <w:lang w:eastAsia="ru-RU"/>
+    </w:rPr>
+  </w:style>
+  <w:style w:type="paragraph" w:customStyle="1" w:styleId="cmd">
+    <w:name w:val="cmd"/>
+    <w:basedOn w:val="a"/>
+    <w:rsid w:val="00BA5D2B"/>
+    <w:pPr>
+      <w:spacing w:before="100" w:beforeAutospacing="1" w:after="100" w:afterAutospacing="1" w:line="240" w:lineRule="auto"/>
+    </w:pPr>
+    <w:rPr>
+      <w:rFonts w:ascii="Times New Roman" w:eastAsia="Times New Roman" w:hAnsi="Times New Roman" w:cs="Times New Roman"/>
+      <w:sz w:val="24"/>
+      <w:szCs w:val="24"/>
+      <w:lang w:eastAsia="ru-RU"/>
+    </w:rPr>
+  </w:style>
+  <w:style w:type="paragraph" w:customStyle="1" w:styleId="bodytextl50">
+    <w:name w:val="bodytextl50"/>
+    <w:basedOn w:val="a"/>
+    <w:rsid w:val="00BA5D2B"/>
+    <w:pPr>
+      <w:spacing w:before="100" w:beforeAutospacing="1" w:after="100" w:afterAutospacing="1" w:line="240" w:lineRule="auto"/>
+    </w:pPr>
+    <w:rPr>
+      <w:rFonts w:ascii="Times New Roman" w:eastAsia="Times New Roman" w:hAnsi="Times New Roman" w:cs="Times New Roman"/>
+      <w:sz w:val="24"/>
+      <w:szCs w:val="24"/>
+      <w:lang w:eastAsia="ru-RU"/>
+    </w:rPr>
+  </w:style>
+  <w:style w:type="character" w:customStyle="1" w:styleId="20">
+    <w:name w:val="Заголовок 2 Знак"/>
+    <w:basedOn w:val="a0"/>
+    <w:link w:val="2"/>
+    <w:uiPriority w:val="9"/>
+    <w:semiHidden/>
+    <w:rsid w:val="00BA5D2B"/>
+    <w:rPr>
+      <w:rFonts w:asciiTheme="majorHAnsi" w:eastAsiaTheme="majorEastAsia" w:hAnsiTheme="majorHAnsi" w:cstheme="majorBidi"/>
+      <w:color w:val="2F5496" w:themeColor="accent1" w:themeShade="BF"/>
+      <w:sz w:val="26"/>
+      <w:szCs w:val="26"/>
+    </w:rPr>
+  </w:style>
+  <w:style w:type="paragraph" w:customStyle="1" w:styleId="cmdoutput">
+    <w:name w:val="cmdoutput"/>
+    <w:basedOn w:val="a"/>
+    <w:rsid w:val="00BA5D2B"/>
+    <w:pPr>
+      <w:spacing w:before="100" w:beforeAutospacing="1" w:after="100" w:afterAutospacing="1" w:line="240" w:lineRule="auto"/>
+    </w:pPr>
+    <w:rPr>
+      <w:rFonts w:ascii="Times New Roman" w:eastAsia="Times New Roman" w:hAnsi="Times New Roman" w:cs="Times New Roman"/>
+      <w:sz w:val="24"/>
+      <w:szCs w:val="24"/>
+      <w:lang w:eastAsia="ru-RU"/>
+    </w:rPr>
+  </w:style>
+  <w:style w:type="character" w:customStyle="1" w:styleId="30">
+    <w:name w:val="Заголовок 3 Знак"/>
+    <w:basedOn w:val="a0"/>
+    <w:link w:val="3"/>
+    <w:uiPriority w:val="9"/>
+    <w:semiHidden/>
+    <w:rsid w:val="00BA5D2B"/>
+    <w:rPr>
+      <w:rFonts w:asciiTheme="majorHAnsi" w:eastAsiaTheme="majorEastAsia" w:hAnsiTheme="majorHAnsi" w:cstheme="majorBidi"/>
+      <w:color w:val="1F3763" w:themeColor="accent1" w:themeShade="7F"/>
+      <w:sz w:val="24"/>
+      <w:szCs w:val="24"/>
     </w:rPr>
   </w:style>
 </w:styles>

--- a/БКС/Отчеты/БКС практика1.docx
+++ b/БКС/Отчеты/БКС практика1.docx
@@ -5,6 +5,7 @@
     <w:p>
       <w:pPr>
         <w:spacing w:line="240" w:lineRule="auto"/>
+        <w:jc w:val="center"/>
         <w:rPr>
           <w:rFonts w:ascii="Times New Roman" w:hAnsi="Times New Roman" w:cs="Times New Roman"/>
           <w:b/>
@@ -109,7 +110,29 @@
           <w:szCs w:val="28"/>
         </w:rPr>
         <w:br/>
-        <w:t>(СПбГУТ)</w:t>
+        <w:t>(</w:t>
+      </w:r>
+      <w:proofErr w:type="spellStart"/>
+      <w:r>
+        <w:rPr>
+          <w:rFonts w:ascii="Times New Roman" w:hAnsi="Times New Roman" w:cs="Times New Roman"/>
+          <w:b/>
+          <w:bCs/>
+          <w:sz w:val="28"/>
+          <w:szCs w:val="28"/>
+        </w:rPr>
+        <w:t>СПбГУТ</w:t>
+      </w:r>
+      <w:proofErr w:type="spellEnd"/>
+      <w:r>
+        <w:rPr>
+          <w:rFonts w:ascii="Times New Roman" w:hAnsi="Times New Roman" w:cs="Times New Roman"/>
+          <w:b/>
+          <w:bCs/>
+          <w:sz w:val="28"/>
+          <w:szCs w:val="28"/>
+        </w:rPr>
+        <w:t>)</w:t>
       </w:r>
       <w:bookmarkEnd w:id="0"/>
       <w:r>
@@ -723,6 +746,7 @@
         </w:rPr>
         <w:t xml:space="preserve"> с контекстной справкой при настройке команды </w:t>
       </w:r>
+      <w:proofErr w:type="spellStart"/>
       <w:r>
         <w:rPr>
           <w:rFonts w:ascii="Times New Roman" w:eastAsia="Times New Roman" w:hAnsi="Times New Roman" w:cs="Times New Roman"/>
@@ -735,6 +759,7 @@
         </w:rPr>
         <w:t>clock</w:t>
       </w:r>
+      <w:proofErr w:type="spellEnd"/>
       <w:r>
         <w:rPr>
           <w:rFonts w:ascii="Times New Roman" w:eastAsia="Times New Roman" w:hAnsi="Times New Roman" w:cs="Times New Roman"/>
@@ -1005,11 +1030,8 @@
     </w:p>
     <w:p>
       <w:pPr>
-        <w:rPr>
-          <w:rFonts w:ascii="Times New Roman" w:hAnsi="Times New Roman" w:cs="Times New Roman"/>
-          <w:sz w:val="28"/>
-          <w:szCs w:val="28"/>
-        </w:rPr>
+        <w:keepNext/>
+        <w:jc w:val="center"/>
       </w:pPr>
       <w:r>
         <w:rPr>
@@ -1023,165 +1045,6 @@
             <wp:extent cx="3277057" cy="2514951"/>
             <wp:effectExtent l="0" t="0" r="0" b="0"/>
             <wp:docPr id="1" name="Рисунок 1"/>
-            <wp:cNvGraphicFramePr>
-              <a:graphicFrameLocks xmlns:a="http://schemas.openxmlformats.org/drawingml/2006/main" noChangeAspect="1"/>
-            </wp:cNvGraphicFramePr>
-            <a:graphic xmlns:a="http://schemas.openxmlformats.org/drawingml/2006/main">
-              <a:graphicData uri="http://schemas.openxmlformats.org/drawingml/2006/picture">
-                <pic:pic xmlns:pic="http://schemas.openxmlformats.org/drawingml/2006/picture">
-                  <pic:nvPicPr>
-                    <pic:cNvPr id="1" name=""/>
-                    <pic:cNvPicPr/>
-                  </pic:nvPicPr>
-                  <pic:blipFill>
-                    <a:blip r:embed="rId4"/>
-                    <a:stretch>
-                      <a:fillRect/>
-                    </a:stretch>
-                  </pic:blipFill>
-                  <pic:spPr>
-                    <a:xfrm>
-                      <a:off x="0" y="0"/>
-                      <a:ext cx="3277057" cy="2514951"/>
-                    </a:xfrm>
-                    <a:prstGeom prst="rect">
-                      <a:avLst/>
-                    </a:prstGeom>
-                  </pic:spPr>
-                </pic:pic>
-              </a:graphicData>
-            </a:graphic>
-          </wp:inline>
-        </w:drawing>
-      </w:r>
-    </w:p>
-    <w:p>
-      <w:pPr>
-        <w:spacing w:before="120" w:after="120" w:line="240" w:lineRule="auto"/>
-        <w:outlineLvl w:val="2"/>
-        <w:rPr>
-          <w:rFonts w:ascii="Times New Roman" w:eastAsia="Times New Roman" w:hAnsi="Times New Roman" w:cs="Times New Roman"/>
-          <w:color w:val="000000"/>
-          <w:sz w:val="28"/>
-          <w:szCs w:val="28"/>
-          <w:lang w:eastAsia="ru-RU"/>
-        </w:rPr>
-      </w:pPr>
-      <w:r>
-        <w:rPr>
-          <w:rFonts w:ascii="Times New Roman" w:eastAsia="Times New Roman" w:hAnsi="Times New Roman" w:cs="Times New Roman"/>
-          <w:color w:val="000000"/>
-          <w:sz w:val="28"/>
-          <w:szCs w:val="28"/>
-          <w:lang w:eastAsia="ru-RU"/>
-        </w:rPr>
-        <w:t>Шаг 2. Установ</w:t>
-      </w:r>
-      <w:r>
-        <w:rPr>
-          <w:rFonts w:ascii="Times New Roman" w:eastAsia="Times New Roman" w:hAnsi="Times New Roman" w:cs="Times New Roman"/>
-          <w:color w:val="000000"/>
-          <w:sz w:val="28"/>
-          <w:szCs w:val="28"/>
-          <w:lang w:eastAsia="ru-RU"/>
-        </w:rPr>
-        <w:t>ка</w:t>
-      </w:r>
-      <w:r>
-        <w:rPr>
-          <w:rFonts w:ascii="Times New Roman" w:eastAsia="Times New Roman" w:hAnsi="Times New Roman" w:cs="Times New Roman"/>
-          <w:color w:val="000000"/>
-          <w:sz w:val="28"/>
-          <w:szCs w:val="28"/>
-          <w:lang w:eastAsia="ru-RU"/>
-        </w:rPr>
-        <w:t xml:space="preserve"> сеанс</w:t>
-      </w:r>
-      <w:r>
-        <w:rPr>
-          <w:rFonts w:ascii="Times New Roman" w:eastAsia="Times New Roman" w:hAnsi="Times New Roman" w:cs="Times New Roman"/>
-          <w:color w:val="000000"/>
-          <w:sz w:val="28"/>
-          <w:szCs w:val="28"/>
-          <w:lang w:eastAsia="ru-RU"/>
-        </w:rPr>
-        <w:t>а</w:t>
-      </w:r>
-      <w:r>
-        <w:rPr>
-          <w:rFonts w:ascii="Times New Roman" w:eastAsia="Times New Roman" w:hAnsi="Times New Roman" w:cs="Times New Roman"/>
-          <w:color w:val="000000"/>
-          <w:sz w:val="28"/>
-          <w:szCs w:val="28"/>
-          <w:lang w:eastAsia="ru-RU"/>
-        </w:rPr>
-        <w:t xml:space="preserve"> терминала с S1.</w:t>
-      </w:r>
-    </w:p>
-    <w:p>
-      <w:pPr>
-        <w:spacing w:before="120" w:after="120" w:line="240" w:lineRule="auto"/>
-        <w:outlineLvl w:val="2"/>
-        <w:rPr>
-          <w:rFonts w:ascii="Times New Roman" w:eastAsia="Times New Roman" w:hAnsi="Times New Roman" w:cs="Times New Roman"/>
-          <w:color w:val="000000"/>
-          <w:sz w:val="40"/>
-          <w:szCs w:val="40"/>
-          <w:lang w:eastAsia="ru-RU"/>
-        </w:rPr>
-      </w:pPr>
-      <w:r>
-        <w:rPr>
-          <w:rFonts w:ascii="Times New Roman" w:eastAsia="Times New Roman" w:hAnsi="Times New Roman" w:cs="Times New Roman"/>
-          <w:color w:val="000000"/>
-          <w:sz w:val="28"/>
-          <w:szCs w:val="28"/>
-          <w:lang w:eastAsia="ru-RU"/>
-        </w:rPr>
-        <w:t>Параметр</w:t>
-      </w:r>
-      <w:r>
-        <w:rPr>
-          <w:rFonts w:ascii="Times New Roman" w:eastAsia="Times New Roman" w:hAnsi="Times New Roman" w:cs="Times New Roman"/>
-          <w:color w:val="000000"/>
-          <w:sz w:val="28"/>
-          <w:szCs w:val="28"/>
-          <w:lang w:eastAsia="ru-RU"/>
-        </w:rPr>
-        <w:t>ы</w:t>
-      </w:r>
-      <w:r>
-        <w:rPr>
-          <w:rFonts w:ascii="Times New Roman" w:eastAsia="Times New Roman" w:hAnsi="Times New Roman" w:cs="Times New Roman"/>
-          <w:color w:val="000000"/>
-          <w:sz w:val="28"/>
-          <w:szCs w:val="28"/>
-          <w:lang w:eastAsia="ru-RU"/>
-        </w:rPr>
-        <w:t xml:space="preserve"> конфигурации портов , заданных по умолчанию.</w:t>
-      </w:r>
-    </w:p>
-    <w:p>
-      <w:pPr>
-        <w:rPr>
-          <w:rFonts w:ascii="Times New Roman" w:hAnsi="Times New Roman" w:cs="Times New Roman"/>
-          <w:sz w:val="28"/>
-          <w:szCs w:val="28"/>
-          <w:lang w:val="en-US"/>
-        </w:rPr>
-      </w:pPr>
-      <w:r>
-        <w:rPr>
-          <w:rFonts w:ascii="Times New Roman" w:hAnsi="Times New Roman" w:cs="Times New Roman"/>
-          <w:noProof/>
-          <w:sz w:val="28"/>
-          <w:szCs w:val="28"/>
-        </w:rPr>
-        <w:drawing>
-          <wp:inline distT="0" distB="0" distL="0" distR="0" wp14:anchorId="232DEF72" wp14:editId="083A97F2">
-            <wp:extent cx="3459480" cy="3523653"/>
-            <wp:effectExtent l="0" t="0" r="7620" b="635"/>
-            <wp:docPr id="2" name="Рисунок 2"/>
             <wp:cNvGraphicFramePr>
               <a:graphicFrameLocks xmlns:a="http://schemas.openxmlformats.org/drawingml/2006/main" noChangeAspect="1"/>
             </wp:cNvGraphicFramePr>
@@ -1201,7 +1064,7 @@
                   <pic:spPr>
                     <a:xfrm>
                       <a:off x="0" y="0"/>
-                      <a:ext cx="3463035" cy="3527274"/>
+                      <a:ext cx="3277057" cy="2514951"/>
                     </a:xfrm>
                     <a:prstGeom prst="rect">
                       <a:avLst/>
@@ -1216,54 +1079,305 @@
     </w:p>
     <w:p>
       <w:pPr>
-        <w:spacing w:after="120" w:line="240" w:lineRule="auto"/>
-        <w:rPr>
-          <w:rFonts w:ascii="Times New Roman" w:eastAsia="Times New Roman" w:hAnsi="Times New Roman" w:cs="Times New Roman"/>
-          <w:color w:val="000000"/>
-          <w:sz w:val="28"/>
-          <w:szCs w:val="28"/>
-          <w:lang w:val="en-US" w:eastAsia="ru-RU"/>
-        </w:rPr>
-      </w:pPr>
-      <w:r>
-        <w:rPr>
-          <w:rFonts w:ascii="Times New Roman" w:eastAsia="Times New Roman" w:hAnsi="Times New Roman" w:cs="Times New Roman"/>
-          <w:color w:val="000000"/>
-          <w:sz w:val="28"/>
-          <w:szCs w:val="28"/>
-          <w:lang w:eastAsia="ru-RU"/>
-        </w:rPr>
-        <w:t>Каково значение параметра в битах в секунду?</w:t>
-      </w:r>
-      <w:r>
-        <w:rPr>
-          <w:rFonts w:ascii="Times New Roman" w:eastAsia="Times New Roman" w:hAnsi="Times New Roman" w:cs="Times New Roman"/>
-          <w:color w:val="000000"/>
-          <w:sz w:val="28"/>
-          <w:szCs w:val="28"/>
-          <w:lang w:eastAsia="ru-RU"/>
-        </w:rPr>
-        <w:t xml:space="preserve"> Ответ</w:t>
-      </w:r>
-      <w:r>
-        <w:rPr>
-          <w:rFonts w:ascii="Times New Roman" w:eastAsia="Times New Roman" w:hAnsi="Times New Roman" w:cs="Times New Roman"/>
-          <w:color w:val="000000"/>
-          <w:sz w:val="28"/>
-          <w:szCs w:val="28"/>
-          <w:lang w:val="en-US" w:eastAsia="ru-RU"/>
-        </w:rPr>
-        <w:t>: 9600</w:t>
-      </w:r>
-    </w:p>
-    <w:p>
-      <w:pPr>
-        <w:rPr>
-          <w:rFonts w:ascii="Times New Roman" w:hAnsi="Times New Roman" w:cs="Times New Roman"/>
-          <w:sz w:val="28"/>
-          <w:szCs w:val="28"/>
+        <w:pStyle w:val="a3"/>
+        <w:jc w:val="center"/>
+        <w:rPr>
+          <w:rFonts w:ascii="Times New Roman" w:hAnsi="Times New Roman" w:cs="Times New Roman"/>
+          <w:i w:val="0"/>
+          <w:iCs w:val="0"/>
+          <w:color w:val="000000" w:themeColor="text1"/>
+          <w:sz w:val="40"/>
+          <w:szCs w:val="40"/>
+        </w:rPr>
+      </w:pPr>
+      <w:r>
+        <w:rPr>
+          <w:rFonts w:ascii="Times New Roman" w:hAnsi="Times New Roman" w:cs="Times New Roman"/>
+          <w:i w:val="0"/>
+          <w:iCs w:val="0"/>
+          <w:color w:val="000000" w:themeColor="text1"/>
+          <w:sz w:val="24"/>
+          <w:szCs w:val="24"/>
+        </w:rPr>
+        <w:t xml:space="preserve">Рисунок </w:t>
+      </w:r>
+      <w:r>
+        <w:rPr>
+          <w:rFonts w:ascii="Times New Roman" w:hAnsi="Times New Roman" w:cs="Times New Roman"/>
+          <w:i w:val="0"/>
+          <w:iCs w:val="0"/>
+          <w:color w:val="000000" w:themeColor="text1"/>
+          <w:sz w:val="24"/>
+          <w:szCs w:val="24"/>
+        </w:rPr>
+        <w:fldChar w:fldCharType="begin"/>
+      </w:r>
+      <w:r>
+        <w:rPr>
+          <w:rFonts w:ascii="Times New Roman" w:hAnsi="Times New Roman" w:cs="Times New Roman"/>
+          <w:i w:val="0"/>
+          <w:iCs w:val="0"/>
+          <w:color w:val="000000" w:themeColor="text1"/>
+          <w:sz w:val="24"/>
+          <w:szCs w:val="24"/>
+        </w:rPr>
+        <w:instrText xml:space="preserve"> SEQ Рисунок \* ARABIC </w:instrText>
+      </w:r>
+      <w:r>
+        <w:rPr>
+          <w:rFonts w:ascii="Times New Roman" w:hAnsi="Times New Roman" w:cs="Times New Roman"/>
+          <w:i w:val="0"/>
+          <w:iCs w:val="0"/>
+          <w:color w:val="000000" w:themeColor="text1"/>
+          <w:sz w:val="24"/>
+          <w:szCs w:val="24"/>
+        </w:rPr>
+        <w:fldChar w:fldCharType="separate"/>
+      </w:r>
+      <w:r>
+        <w:rPr>
+          <w:rFonts w:ascii="Times New Roman" w:hAnsi="Times New Roman" w:cs="Times New Roman"/>
+          <w:i w:val="0"/>
+          <w:iCs w:val="0"/>
+          <w:noProof/>
+          <w:color w:val="000000" w:themeColor="text1"/>
+          <w:sz w:val="24"/>
+          <w:szCs w:val="24"/>
+        </w:rPr>
+        <w:t>1</w:t>
+      </w:r>
+      <w:r>
+        <w:rPr>
+          <w:rFonts w:ascii="Times New Roman" w:hAnsi="Times New Roman" w:cs="Times New Roman"/>
+          <w:i w:val="0"/>
+          <w:iCs w:val="0"/>
+          <w:color w:val="000000" w:themeColor="text1"/>
+          <w:sz w:val="24"/>
+          <w:szCs w:val="24"/>
+        </w:rPr>
+        <w:fldChar w:fldCharType="end"/>
+      </w:r>
+      <w:r>
+        <w:rPr>
+          <w:rFonts w:ascii="Times New Roman" w:hAnsi="Times New Roman" w:cs="Times New Roman"/>
+          <w:i w:val="0"/>
+          <w:iCs w:val="0"/>
+          <w:color w:val="000000" w:themeColor="text1"/>
+          <w:sz w:val="24"/>
+          <w:szCs w:val="24"/>
+        </w:rPr>
+        <w:t xml:space="preserve">. </w:t>
+      </w:r>
+      <w:r>
+        <w:rPr>
+          <w:rFonts w:ascii="Times New Roman" w:hAnsi="Times New Roman" w:cs="Times New Roman"/>
+          <w:i w:val="0"/>
+          <w:iCs w:val="0"/>
+          <w:color w:val="000000" w:themeColor="text1"/>
+          <w:sz w:val="24"/>
+          <w:szCs w:val="24"/>
+        </w:rPr>
+        <w:t>П</w:t>
+      </w:r>
+      <w:r>
+        <w:rPr>
+          <w:rFonts w:ascii="Times New Roman" w:hAnsi="Times New Roman" w:cs="Times New Roman"/>
+          <w:i w:val="0"/>
+          <w:iCs w:val="0"/>
+          <w:color w:val="000000" w:themeColor="text1"/>
+          <w:sz w:val="24"/>
+          <w:szCs w:val="24"/>
+        </w:rPr>
+        <w:t xml:space="preserve">одключение </w:t>
+      </w:r>
+      <w:r>
+        <w:rPr>
+          <w:rFonts w:ascii="Times New Roman" w:hAnsi="Times New Roman" w:cs="Times New Roman"/>
+          <w:i w:val="0"/>
+          <w:iCs w:val="0"/>
+          <w:color w:val="000000" w:themeColor="text1"/>
+          <w:sz w:val="24"/>
+          <w:szCs w:val="24"/>
           <w:lang w:val="en-US"/>
         </w:rPr>
+        <w:t>PC</w:t>
+      </w:r>
+      <w:r>
+        <w:rPr>
+          <w:rFonts w:ascii="Times New Roman" w:hAnsi="Times New Roman" w:cs="Times New Roman"/>
+          <w:i w:val="0"/>
+          <w:iCs w:val="0"/>
+          <w:color w:val="000000" w:themeColor="text1"/>
+          <w:sz w:val="24"/>
+          <w:szCs w:val="24"/>
+        </w:rPr>
+        <w:t xml:space="preserve">1 к </w:t>
+      </w:r>
+      <w:r>
+        <w:rPr>
+          <w:rFonts w:ascii="Times New Roman" w:hAnsi="Times New Roman" w:cs="Times New Roman"/>
+          <w:i w:val="0"/>
+          <w:iCs w:val="0"/>
+          <w:color w:val="000000" w:themeColor="text1"/>
+          <w:sz w:val="24"/>
+          <w:szCs w:val="24"/>
+          <w:lang w:val="en-US"/>
+        </w:rPr>
+        <w:t>S</w:t>
+      </w:r>
+      <w:r>
+        <w:rPr>
+          <w:rFonts w:ascii="Times New Roman" w:hAnsi="Times New Roman" w:cs="Times New Roman"/>
+          <w:i w:val="0"/>
+          <w:iCs w:val="0"/>
+          <w:color w:val="000000" w:themeColor="text1"/>
+          <w:sz w:val="24"/>
+          <w:szCs w:val="24"/>
+        </w:rPr>
+        <w:t>1 с помощью консольного кабеля</w:t>
+      </w:r>
+    </w:p>
+    <w:p>
+      <w:pPr>
+        <w:rPr>
+          <w:rFonts w:ascii="Times New Roman" w:hAnsi="Times New Roman" w:cs="Times New Roman"/>
+          <w:sz w:val="28"/>
+          <w:szCs w:val="28"/>
+        </w:rPr>
+      </w:pPr>
+    </w:p>
+    <w:p>
+      <w:pPr>
+        <w:spacing w:before="120" w:after="120" w:line="240" w:lineRule="auto"/>
+        <w:outlineLvl w:val="2"/>
+        <w:rPr>
+          <w:rFonts w:ascii="Times New Roman" w:eastAsia="Times New Roman" w:hAnsi="Times New Roman" w:cs="Times New Roman"/>
+          <w:color w:val="000000"/>
+          <w:sz w:val="28"/>
+          <w:szCs w:val="28"/>
+          <w:lang w:eastAsia="ru-RU"/>
+        </w:rPr>
+      </w:pPr>
+      <w:r>
+        <w:rPr>
+          <w:rFonts w:ascii="Times New Roman" w:eastAsia="Times New Roman" w:hAnsi="Times New Roman" w:cs="Times New Roman"/>
+          <w:color w:val="000000"/>
+          <w:sz w:val="28"/>
+          <w:szCs w:val="28"/>
+          <w:lang w:eastAsia="ru-RU"/>
+        </w:rPr>
+        <w:t>Шаг 2. Установ</w:t>
+      </w:r>
+      <w:r>
+        <w:rPr>
+          <w:rFonts w:ascii="Times New Roman" w:eastAsia="Times New Roman" w:hAnsi="Times New Roman" w:cs="Times New Roman"/>
+          <w:color w:val="000000"/>
+          <w:sz w:val="28"/>
+          <w:szCs w:val="28"/>
+          <w:lang w:eastAsia="ru-RU"/>
+        </w:rPr>
+        <w:t>ка</w:t>
+      </w:r>
+      <w:r>
+        <w:rPr>
+          <w:rFonts w:ascii="Times New Roman" w:eastAsia="Times New Roman" w:hAnsi="Times New Roman" w:cs="Times New Roman"/>
+          <w:color w:val="000000"/>
+          <w:sz w:val="28"/>
+          <w:szCs w:val="28"/>
+          <w:lang w:eastAsia="ru-RU"/>
+        </w:rPr>
+        <w:t xml:space="preserve"> сеанс</w:t>
+      </w:r>
+      <w:r>
+        <w:rPr>
+          <w:rFonts w:ascii="Times New Roman" w:eastAsia="Times New Roman" w:hAnsi="Times New Roman" w:cs="Times New Roman"/>
+          <w:color w:val="000000"/>
+          <w:sz w:val="28"/>
+          <w:szCs w:val="28"/>
+          <w:lang w:eastAsia="ru-RU"/>
+        </w:rPr>
+        <w:t>а</w:t>
+      </w:r>
+      <w:r>
+        <w:rPr>
+          <w:rFonts w:ascii="Times New Roman" w:eastAsia="Times New Roman" w:hAnsi="Times New Roman" w:cs="Times New Roman"/>
+          <w:color w:val="000000"/>
+          <w:sz w:val="28"/>
+          <w:szCs w:val="28"/>
+          <w:lang w:eastAsia="ru-RU"/>
+        </w:rPr>
+        <w:t xml:space="preserve"> терминала с S1.</w:t>
+      </w:r>
+    </w:p>
+    <w:p>
+      <w:pPr>
+        <w:spacing w:before="120" w:after="120" w:line="240" w:lineRule="auto"/>
+        <w:outlineLvl w:val="2"/>
+        <w:rPr>
+          <w:rFonts w:ascii="Times New Roman" w:eastAsia="Times New Roman" w:hAnsi="Times New Roman" w:cs="Times New Roman"/>
+          <w:color w:val="000000"/>
+          <w:sz w:val="40"/>
+          <w:szCs w:val="40"/>
+          <w:lang w:eastAsia="ru-RU"/>
+        </w:rPr>
+      </w:pPr>
+      <w:r>
+        <w:rPr>
+          <w:rFonts w:ascii="Times New Roman" w:eastAsia="Times New Roman" w:hAnsi="Times New Roman" w:cs="Times New Roman"/>
+          <w:color w:val="000000"/>
+          <w:sz w:val="28"/>
+          <w:szCs w:val="28"/>
+          <w:lang w:eastAsia="ru-RU"/>
+        </w:rPr>
+        <w:t>Параметр</w:t>
+      </w:r>
+      <w:r>
+        <w:rPr>
+          <w:rFonts w:ascii="Times New Roman" w:eastAsia="Times New Roman" w:hAnsi="Times New Roman" w:cs="Times New Roman"/>
+          <w:color w:val="000000"/>
+          <w:sz w:val="28"/>
+          <w:szCs w:val="28"/>
+          <w:lang w:eastAsia="ru-RU"/>
+        </w:rPr>
+        <w:t>ы</w:t>
+      </w:r>
+      <w:r>
+        <w:rPr>
+          <w:rFonts w:ascii="Times New Roman" w:eastAsia="Times New Roman" w:hAnsi="Times New Roman" w:cs="Times New Roman"/>
+          <w:color w:val="000000"/>
+          <w:sz w:val="28"/>
+          <w:szCs w:val="28"/>
+          <w:lang w:eastAsia="ru-RU"/>
+        </w:rPr>
+        <w:t xml:space="preserve"> конфигурации </w:t>
+      </w:r>
+      <w:proofErr w:type="gramStart"/>
+      <w:r>
+        <w:rPr>
+          <w:rFonts w:ascii="Times New Roman" w:eastAsia="Times New Roman" w:hAnsi="Times New Roman" w:cs="Times New Roman"/>
+          <w:color w:val="000000"/>
+          <w:sz w:val="28"/>
+          <w:szCs w:val="28"/>
+          <w:lang w:eastAsia="ru-RU"/>
+        </w:rPr>
+        <w:t>портов ,</w:t>
+      </w:r>
+      <w:proofErr w:type="gramEnd"/>
+      <w:r>
+        <w:rPr>
+          <w:rFonts w:ascii="Times New Roman" w:eastAsia="Times New Roman" w:hAnsi="Times New Roman" w:cs="Times New Roman"/>
+          <w:color w:val="000000"/>
+          <w:sz w:val="28"/>
+          <w:szCs w:val="28"/>
+          <w:lang w:eastAsia="ru-RU"/>
+        </w:rPr>
+        <w:t xml:space="preserve"> заданных по умолчанию.</w:t>
+      </w:r>
+    </w:p>
+    <w:p>
+      <w:pPr>
+        <w:keepNext/>
+        <w:jc w:val="center"/>
       </w:pPr>
       <w:r>
         <w:rPr>
@@ -1271,14 +1385,12 @@
           <w:noProof/>
           <w:sz w:val="28"/>
           <w:szCs w:val="28"/>
-          <w:lang w:val="en-US"/>
-        </w:rPr>
-        <w:lastRenderedPageBreak/>
+        </w:rPr>
         <w:drawing>
-          <wp:inline distT="0" distB="0" distL="0" distR="0" wp14:anchorId="4E8FBAB1" wp14:editId="005DA412">
-            <wp:extent cx="3649980" cy="2446020"/>
-            <wp:effectExtent l="0" t="0" r="7620" b="0"/>
-            <wp:docPr id="3" name="Рисунок 3"/>
+          <wp:inline distT="0" distB="0" distL="0" distR="0" wp14:anchorId="232DEF72" wp14:editId="083A97F2">
+            <wp:extent cx="3459480" cy="3523653"/>
+            <wp:effectExtent l="0" t="0" r="7620" b="635"/>
+            <wp:docPr id="2" name="Рисунок 2"/>
             <wp:cNvGraphicFramePr>
               <a:graphicFrameLocks xmlns:a="http://schemas.openxmlformats.org/drawingml/2006/main" noChangeAspect="1"/>
             </wp:cNvGraphicFramePr>
@@ -1298,7 +1410,7 @@
                   <pic:spPr>
                     <a:xfrm>
                       <a:off x="0" y="0"/>
-                      <a:ext cx="3663380" cy="2455000"/>
+                      <a:ext cx="3463035" cy="3527274"/>
                     </a:xfrm>
                     <a:prstGeom prst="rect">
                       <a:avLst/>
@@ -1313,89 +1425,181 @@
     </w:p>
     <w:p>
       <w:pPr>
-        <w:spacing w:before="120" w:after="120" w:line="240" w:lineRule="auto"/>
-        <w:outlineLvl w:val="2"/>
-        <w:rPr>
-          <w:rFonts w:ascii="Times New Roman" w:eastAsia="Times New Roman" w:hAnsi="Times New Roman" w:cs="Times New Roman"/>
-          <w:color w:val="000000"/>
-          <w:sz w:val="28"/>
-          <w:szCs w:val="28"/>
-          <w:lang w:eastAsia="ru-RU"/>
-        </w:rPr>
-      </w:pPr>
-      <w:r>
-        <w:rPr>
-          <w:rFonts w:ascii="Times New Roman" w:eastAsia="Times New Roman" w:hAnsi="Times New Roman" w:cs="Times New Roman"/>
-          <w:color w:val="000000"/>
-          <w:sz w:val="28"/>
-          <w:szCs w:val="28"/>
-          <w:lang w:eastAsia="ru-RU"/>
-        </w:rPr>
-        <w:t>Шаг 3. Изуч</w:t>
-      </w:r>
-      <w:r>
-        <w:rPr>
-          <w:rFonts w:ascii="Times New Roman" w:eastAsia="Times New Roman" w:hAnsi="Times New Roman" w:cs="Times New Roman"/>
-          <w:color w:val="000000"/>
-          <w:sz w:val="28"/>
-          <w:szCs w:val="28"/>
-          <w:lang w:eastAsia="ru-RU"/>
-        </w:rPr>
-        <w:t>ение</w:t>
-      </w:r>
-      <w:r>
-        <w:rPr>
-          <w:rFonts w:ascii="Times New Roman" w:eastAsia="Times New Roman" w:hAnsi="Times New Roman" w:cs="Times New Roman"/>
-          <w:color w:val="000000"/>
-          <w:sz w:val="28"/>
-          <w:szCs w:val="28"/>
-          <w:lang w:eastAsia="ru-RU"/>
-        </w:rPr>
-        <w:t xml:space="preserve"> справк</w:t>
-      </w:r>
-      <w:r>
-        <w:rPr>
-          <w:rFonts w:ascii="Times New Roman" w:eastAsia="Times New Roman" w:hAnsi="Times New Roman" w:cs="Times New Roman"/>
-          <w:color w:val="000000"/>
-          <w:sz w:val="28"/>
-          <w:szCs w:val="28"/>
-          <w:lang w:eastAsia="ru-RU"/>
-        </w:rPr>
-        <w:t>и</w:t>
-      </w:r>
-      <w:r>
-        <w:rPr>
-          <w:rFonts w:ascii="Times New Roman" w:eastAsia="Times New Roman" w:hAnsi="Times New Roman" w:cs="Times New Roman"/>
-          <w:color w:val="000000"/>
-          <w:sz w:val="28"/>
-          <w:szCs w:val="28"/>
-          <w:lang w:eastAsia="ru-RU"/>
-        </w:rPr>
-        <w:t xml:space="preserve"> по IOS.</w:t>
-      </w:r>
-    </w:p>
-    <w:p>
-      <w:pPr>
-        <w:rPr>
-          <w:rFonts w:ascii="Times New Roman" w:hAnsi="Times New Roman" w:cs="Times New Roman"/>
+        <w:pStyle w:val="a3"/>
+        <w:jc w:val="center"/>
+        <w:rPr>
+          <w:rFonts w:ascii="Times New Roman" w:hAnsi="Times New Roman" w:cs="Times New Roman"/>
+          <w:i w:val="0"/>
+          <w:iCs w:val="0"/>
+          <w:color w:val="000000" w:themeColor="text1"/>
+          <w:sz w:val="40"/>
+          <w:szCs w:val="40"/>
+        </w:rPr>
+      </w:pPr>
+      <w:r>
+        <w:rPr>
+          <w:rFonts w:ascii="Times New Roman" w:hAnsi="Times New Roman" w:cs="Times New Roman"/>
+          <w:i w:val="0"/>
+          <w:iCs w:val="0"/>
+          <w:color w:val="000000" w:themeColor="text1"/>
+          <w:sz w:val="24"/>
+          <w:szCs w:val="24"/>
+        </w:rPr>
+        <w:t xml:space="preserve">Рисунок </w:t>
+      </w:r>
+      <w:r>
+        <w:rPr>
+          <w:rFonts w:ascii="Times New Roman" w:hAnsi="Times New Roman" w:cs="Times New Roman"/>
+          <w:i w:val="0"/>
+          <w:iCs w:val="0"/>
+          <w:color w:val="000000" w:themeColor="text1"/>
+          <w:sz w:val="24"/>
+          <w:szCs w:val="24"/>
+        </w:rPr>
+        <w:fldChar w:fldCharType="begin"/>
+      </w:r>
+      <w:r>
+        <w:rPr>
+          <w:rFonts w:ascii="Times New Roman" w:hAnsi="Times New Roman" w:cs="Times New Roman"/>
+          <w:i w:val="0"/>
+          <w:iCs w:val="0"/>
+          <w:color w:val="000000" w:themeColor="text1"/>
+          <w:sz w:val="24"/>
+          <w:szCs w:val="24"/>
+        </w:rPr>
+        <w:instrText xml:space="preserve"> SEQ Рисунок \* ARABIC </w:instrText>
+      </w:r>
+      <w:r>
+        <w:rPr>
+          <w:rFonts w:ascii="Times New Roman" w:hAnsi="Times New Roman" w:cs="Times New Roman"/>
+          <w:i w:val="0"/>
+          <w:iCs w:val="0"/>
+          <w:color w:val="000000" w:themeColor="text1"/>
+          <w:sz w:val="24"/>
+          <w:szCs w:val="24"/>
+        </w:rPr>
+        <w:fldChar w:fldCharType="separate"/>
+      </w:r>
+      <w:r>
+        <w:rPr>
+          <w:rFonts w:ascii="Times New Roman" w:hAnsi="Times New Roman" w:cs="Times New Roman"/>
+          <w:i w:val="0"/>
+          <w:iCs w:val="0"/>
+          <w:noProof/>
+          <w:color w:val="000000" w:themeColor="text1"/>
+          <w:sz w:val="24"/>
+          <w:szCs w:val="24"/>
+        </w:rPr>
+        <w:t>2</w:t>
+      </w:r>
+      <w:r>
+        <w:rPr>
+          <w:rFonts w:ascii="Times New Roman" w:hAnsi="Times New Roman" w:cs="Times New Roman"/>
+          <w:i w:val="0"/>
+          <w:iCs w:val="0"/>
+          <w:color w:val="000000" w:themeColor="text1"/>
+          <w:sz w:val="24"/>
+          <w:szCs w:val="24"/>
+        </w:rPr>
+        <w:fldChar w:fldCharType="end"/>
+      </w:r>
+      <w:r>
+        <w:rPr>
+          <w:rFonts w:ascii="Times New Roman" w:hAnsi="Times New Roman" w:cs="Times New Roman"/>
+          <w:i w:val="0"/>
+          <w:iCs w:val="0"/>
+          <w:color w:val="000000" w:themeColor="text1"/>
+          <w:sz w:val="24"/>
+          <w:szCs w:val="24"/>
+        </w:rPr>
+        <w:t xml:space="preserve">. Параметры конфигурации </w:t>
+      </w:r>
+      <w:proofErr w:type="gramStart"/>
+      <w:r>
+        <w:rPr>
+          <w:rFonts w:ascii="Times New Roman" w:hAnsi="Times New Roman" w:cs="Times New Roman"/>
+          <w:i w:val="0"/>
+          <w:iCs w:val="0"/>
+          <w:color w:val="000000" w:themeColor="text1"/>
+          <w:sz w:val="24"/>
+          <w:szCs w:val="24"/>
+        </w:rPr>
+        <w:t>портов ,</w:t>
+      </w:r>
+      <w:proofErr w:type="gramEnd"/>
+      <w:r>
+        <w:rPr>
+          <w:rFonts w:ascii="Times New Roman" w:hAnsi="Times New Roman" w:cs="Times New Roman"/>
+          <w:i w:val="0"/>
+          <w:iCs w:val="0"/>
+          <w:color w:val="000000" w:themeColor="text1"/>
+          <w:sz w:val="24"/>
+          <w:szCs w:val="24"/>
+        </w:rPr>
+        <w:t xml:space="preserve"> заданных по умолчанию.</w:t>
+      </w:r>
+    </w:p>
+    <w:p>
+      <w:pPr>
+        <w:spacing w:after="120" w:line="240" w:lineRule="auto"/>
+        <w:rPr>
+          <w:rFonts w:ascii="Times New Roman" w:eastAsia="Times New Roman" w:hAnsi="Times New Roman" w:cs="Times New Roman"/>
+          <w:color w:val="000000"/>
+          <w:sz w:val="28"/>
+          <w:szCs w:val="28"/>
+          <w:lang w:val="en-US" w:eastAsia="ru-RU"/>
+        </w:rPr>
+      </w:pPr>
+      <w:r>
+        <w:rPr>
+          <w:rFonts w:ascii="Times New Roman" w:eastAsia="Times New Roman" w:hAnsi="Times New Roman" w:cs="Times New Roman"/>
+          <w:color w:val="000000"/>
+          <w:sz w:val="28"/>
+          <w:szCs w:val="28"/>
+          <w:lang w:eastAsia="ru-RU"/>
+        </w:rPr>
+        <w:t>Каково значение параметра в битах в секунду?</w:t>
+      </w:r>
+      <w:r>
+        <w:rPr>
+          <w:rFonts w:ascii="Times New Roman" w:eastAsia="Times New Roman" w:hAnsi="Times New Roman" w:cs="Times New Roman"/>
+          <w:color w:val="000000"/>
+          <w:sz w:val="28"/>
+          <w:szCs w:val="28"/>
+          <w:lang w:eastAsia="ru-RU"/>
+        </w:rPr>
+        <w:t xml:space="preserve"> Ответ</w:t>
+      </w:r>
+      <w:r>
+        <w:rPr>
+          <w:rFonts w:ascii="Times New Roman" w:eastAsia="Times New Roman" w:hAnsi="Times New Roman" w:cs="Times New Roman"/>
+          <w:color w:val="000000"/>
+          <w:sz w:val="28"/>
+          <w:szCs w:val="28"/>
+          <w:lang w:val="en-US" w:eastAsia="ru-RU"/>
+        </w:rPr>
+        <w:t>: 9600</w:t>
+      </w:r>
+    </w:p>
+    <w:p>
+      <w:pPr>
+        <w:keepNext/>
+        <w:jc w:val="center"/>
+      </w:pPr>
+      <w:r>
+        <w:rPr>
+          <w:rFonts w:ascii="Times New Roman" w:hAnsi="Times New Roman" w:cs="Times New Roman"/>
+          <w:noProof/>
           <w:sz w:val="28"/>
           <w:szCs w:val="28"/>
           <w:lang w:val="en-US"/>
         </w:rPr>
-      </w:pPr>
-      <w:r>
-        <w:rPr>
-          <w:rFonts w:ascii="Times New Roman" w:hAnsi="Times New Roman" w:cs="Times New Roman"/>
-          <w:noProof/>
-          <w:sz w:val="28"/>
-          <w:szCs w:val="28"/>
-          <w:lang w:val="en-US"/>
-        </w:rPr>
+        <w:lastRenderedPageBreak/>
         <w:drawing>
-          <wp:inline distT="0" distB="0" distL="0" distR="0" wp14:anchorId="74B2E589" wp14:editId="0E1CB0E2">
-            <wp:extent cx="5125165" cy="2619741"/>
-            <wp:effectExtent l="0" t="0" r="0" b="9525"/>
-            <wp:docPr id="4" name="Рисунок 4"/>
+          <wp:inline distT="0" distB="0" distL="0" distR="0" wp14:anchorId="4E8FBAB1" wp14:editId="005DA412">
+            <wp:extent cx="3649980" cy="2446020"/>
+            <wp:effectExtent l="0" t="0" r="7620" b="0"/>
+            <wp:docPr id="3" name="Рисунок 3"/>
             <wp:cNvGraphicFramePr>
               <a:graphicFrameLocks xmlns:a="http://schemas.openxmlformats.org/drawingml/2006/main" noChangeAspect="1"/>
             </wp:cNvGraphicFramePr>
@@ -1415,7 +1619,7 @@
                   <pic:spPr>
                     <a:xfrm>
                       <a:off x="0" y="0"/>
-                      <a:ext cx="5125165" cy="2619741"/>
+                      <a:ext cx="3663380" cy="2455000"/>
                     </a:xfrm>
                     <a:prstGeom prst="rect">
                       <a:avLst/>
@@ -1430,186 +1634,189 @@
     </w:p>
     <w:p>
       <w:pPr>
-        <w:spacing w:after="120" w:line="240" w:lineRule="auto"/>
-        <w:rPr>
-          <w:rFonts w:ascii="Times New Roman" w:eastAsia="Times New Roman" w:hAnsi="Times New Roman" w:cs="Times New Roman"/>
-          <w:color w:val="000000"/>
-          <w:sz w:val="28"/>
-          <w:szCs w:val="28"/>
-          <w:lang w:eastAsia="ru-RU"/>
-        </w:rPr>
-      </w:pPr>
-      <w:r>
-        <w:rPr>
-          <w:rFonts w:ascii="Times New Roman" w:eastAsia="Times New Roman" w:hAnsi="Times New Roman" w:cs="Times New Roman"/>
-          <w:color w:val="000000"/>
-          <w:sz w:val="28"/>
-          <w:szCs w:val="28"/>
-          <w:lang w:eastAsia="ru-RU"/>
-        </w:rPr>
-        <w:t>Какая команда начинается с буквы «с»?</w:t>
-      </w:r>
-    </w:p>
-    <w:p>
-      <w:pPr>
-        <w:rPr>
-          <w:rFonts w:ascii="Times New Roman" w:hAnsi="Times New Roman" w:cs="Times New Roman"/>
+        <w:pStyle w:val="a3"/>
+        <w:jc w:val="center"/>
+        <w:rPr>
+          <w:rFonts w:ascii="Times New Roman" w:hAnsi="Times New Roman" w:cs="Times New Roman"/>
+          <w:i w:val="0"/>
+          <w:iCs w:val="0"/>
+          <w:color w:val="000000" w:themeColor="text1"/>
+          <w:sz w:val="40"/>
+          <w:szCs w:val="40"/>
+        </w:rPr>
+      </w:pPr>
+      <w:r>
+        <w:rPr>
+          <w:rFonts w:ascii="Times New Roman" w:hAnsi="Times New Roman" w:cs="Times New Roman"/>
+          <w:i w:val="0"/>
+          <w:iCs w:val="0"/>
+          <w:color w:val="000000" w:themeColor="text1"/>
+          <w:sz w:val="24"/>
+          <w:szCs w:val="24"/>
+        </w:rPr>
+        <w:t xml:space="preserve">Рисунок </w:t>
+      </w:r>
+      <w:r>
+        <w:rPr>
+          <w:rFonts w:ascii="Times New Roman" w:hAnsi="Times New Roman" w:cs="Times New Roman"/>
+          <w:i w:val="0"/>
+          <w:iCs w:val="0"/>
+          <w:color w:val="000000" w:themeColor="text1"/>
+          <w:sz w:val="24"/>
+          <w:szCs w:val="24"/>
+        </w:rPr>
+        <w:fldChar w:fldCharType="begin"/>
+      </w:r>
+      <w:r>
+        <w:rPr>
+          <w:rFonts w:ascii="Times New Roman" w:hAnsi="Times New Roman" w:cs="Times New Roman"/>
+          <w:i w:val="0"/>
+          <w:iCs w:val="0"/>
+          <w:color w:val="000000" w:themeColor="text1"/>
+          <w:sz w:val="24"/>
+          <w:szCs w:val="24"/>
+        </w:rPr>
+        <w:instrText xml:space="preserve"> SEQ Рисунок \* ARABIC </w:instrText>
+      </w:r>
+      <w:r>
+        <w:rPr>
+          <w:rFonts w:ascii="Times New Roman" w:hAnsi="Times New Roman" w:cs="Times New Roman"/>
+          <w:i w:val="0"/>
+          <w:iCs w:val="0"/>
+          <w:color w:val="000000" w:themeColor="text1"/>
+          <w:sz w:val="24"/>
+          <w:szCs w:val="24"/>
+        </w:rPr>
+        <w:fldChar w:fldCharType="separate"/>
+      </w:r>
+      <w:r>
+        <w:rPr>
+          <w:rFonts w:ascii="Times New Roman" w:hAnsi="Times New Roman" w:cs="Times New Roman"/>
+          <w:i w:val="0"/>
+          <w:iCs w:val="0"/>
+          <w:noProof/>
+          <w:color w:val="000000" w:themeColor="text1"/>
+          <w:sz w:val="24"/>
+          <w:szCs w:val="24"/>
+        </w:rPr>
+        <w:t>3</w:t>
+      </w:r>
+      <w:r>
+        <w:rPr>
+          <w:rFonts w:ascii="Times New Roman" w:hAnsi="Times New Roman" w:cs="Times New Roman"/>
+          <w:i w:val="0"/>
+          <w:iCs w:val="0"/>
+          <w:color w:val="000000" w:themeColor="text1"/>
+          <w:sz w:val="24"/>
+          <w:szCs w:val="24"/>
+        </w:rPr>
+        <w:fldChar w:fldCharType="end"/>
+      </w:r>
+      <w:r>
+        <w:rPr>
+          <w:rFonts w:ascii="Times New Roman" w:hAnsi="Times New Roman" w:cs="Times New Roman"/>
+          <w:i w:val="0"/>
+          <w:iCs w:val="0"/>
+          <w:color w:val="000000" w:themeColor="text1"/>
+          <w:sz w:val="24"/>
+          <w:szCs w:val="24"/>
+        </w:rPr>
+        <w:t>. Сеанс терминала с S1</w:t>
+      </w:r>
+      <w:r>
+        <w:rPr>
+          <w:rFonts w:ascii="Times New Roman" w:hAnsi="Times New Roman" w:cs="Times New Roman"/>
+          <w:i w:val="0"/>
+          <w:iCs w:val="0"/>
+          <w:noProof/>
+          <w:color w:val="000000" w:themeColor="text1"/>
+          <w:sz w:val="24"/>
+          <w:szCs w:val="24"/>
+        </w:rPr>
+        <w:t>.</w:t>
+      </w:r>
+    </w:p>
+    <w:p>
+      <w:pPr>
+        <w:spacing w:before="120" w:after="120" w:line="240" w:lineRule="auto"/>
+        <w:outlineLvl w:val="2"/>
+        <w:rPr>
+          <w:rFonts w:ascii="Times New Roman" w:eastAsia="Times New Roman" w:hAnsi="Times New Roman" w:cs="Times New Roman"/>
+          <w:color w:val="000000"/>
+          <w:sz w:val="28"/>
+          <w:szCs w:val="28"/>
+          <w:lang w:eastAsia="ru-RU"/>
+        </w:rPr>
+      </w:pPr>
+      <w:r>
+        <w:rPr>
+          <w:rFonts w:ascii="Times New Roman" w:eastAsia="Times New Roman" w:hAnsi="Times New Roman" w:cs="Times New Roman"/>
+          <w:color w:val="000000"/>
+          <w:sz w:val="28"/>
+          <w:szCs w:val="28"/>
+          <w:lang w:eastAsia="ru-RU"/>
+        </w:rPr>
+        <w:t>Шаг 3. Изуч</w:t>
+      </w:r>
+      <w:r>
+        <w:rPr>
+          <w:rFonts w:ascii="Times New Roman" w:eastAsia="Times New Roman" w:hAnsi="Times New Roman" w:cs="Times New Roman"/>
+          <w:color w:val="000000"/>
+          <w:sz w:val="28"/>
+          <w:szCs w:val="28"/>
+          <w:lang w:eastAsia="ru-RU"/>
+        </w:rPr>
+        <w:t>ение</w:t>
+      </w:r>
+      <w:r>
+        <w:rPr>
+          <w:rFonts w:ascii="Times New Roman" w:eastAsia="Times New Roman" w:hAnsi="Times New Roman" w:cs="Times New Roman"/>
+          <w:color w:val="000000"/>
+          <w:sz w:val="28"/>
+          <w:szCs w:val="28"/>
+          <w:lang w:eastAsia="ru-RU"/>
+        </w:rPr>
+        <w:t xml:space="preserve"> справк</w:t>
+      </w:r>
+      <w:r>
+        <w:rPr>
+          <w:rFonts w:ascii="Times New Roman" w:eastAsia="Times New Roman" w:hAnsi="Times New Roman" w:cs="Times New Roman"/>
+          <w:color w:val="000000"/>
+          <w:sz w:val="28"/>
+          <w:szCs w:val="28"/>
+          <w:lang w:eastAsia="ru-RU"/>
+        </w:rPr>
+        <w:t>и</w:t>
+      </w:r>
+      <w:r>
+        <w:rPr>
+          <w:rFonts w:ascii="Times New Roman" w:eastAsia="Times New Roman" w:hAnsi="Times New Roman" w:cs="Times New Roman"/>
+          <w:color w:val="000000"/>
+          <w:sz w:val="28"/>
+          <w:szCs w:val="28"/>
+          <w:lang w:eastAsia="ru-RU"/>
+        </w:rPr>
+        <w:t xml:space="preserve"> по IOS.</w:t>
+      </w:r>
+    </w:p>
+    <w:p>
+      <w:pPr>
+        <w:keepNext/>
+        <w:jc w:val="center"/>
+      </w:pPr>
+      <w:r>
+        <w:rPr>
+          <w:rFonts w:ascii="Times New Roman" w:hAnsi="Times New Roman" w:cs="Times New Roman"/>
+          <w:noProof/>
           <w:sz w:val="28"/>
           <w:szCs w:val="28"/>
           <w:lang w:val="en-US"/>
         </w:rPr>
-      </w:pPr>
-      <w:r>
-        <w:rPr>
-          <w:rFonts w:ascii="Times New Roman" w:hAnsi="Times New Roman" w:cs="Times New Roman"/>
-          <w:sz w:val="28"/>
-          <w:szCs w:val="28"/>
-        </w:rPr>
-        <w:t>Ответ</w:t>
-      </w:r>
-      <w:r>
-        <w:rPr>
-          <w:rFonts w:ascii="Times New Roman" w:hAnsi="Times New Roman" w:cs="Times New Roman"/>
-          <w:sz w:val="28"/>
-          <w:szCs w:val="28"/>
-          <w:lang w:val="en-US"/>
-        </w:rPr>
-        <w:t xml:space="preserve">: </w:t>
-      </w:r>
-      <w:r>
-        <w:rPr>
-          <w:rFonts w:ascii="Times New Roman" w:hAnsi="Times New Roman" w:cs="Times New Roman"/>
-          <w:sz w:val="28"/>
-          <w:szCs w:val="28"/>
-          <w:lang w:val="en-US"/>
-        </w:rPr>
-        <w:t>connect Open a terminal connection</w:t>
-      </w:r>
-    </w:p>
-    <w:p>
-      <w:pPr>
-        <w:spacing w:before="120" w:after="120" w:line="240" w:lineRule="auto"/>
-        <w:rPr>
-          <w:rFonts w:ascii="Times New Roman" w:eastAsia="Times New Roman" w:hAnsi="Times New Roman" w:cs="Times New Roman"/>
-          <w:color w:val="FFFFFF"/>
-          <w:sz w:val="28"/>
-          <w:szCs w:val="28"/>
-          <w:lang w:eastAsia="ru-RU"/>
-        </w:rPr>
-      </w:pPr>
-      <w:r>
-        <w:rPr>
-          <w:rFonts w:ascii="Times New Roman" w:eastAsia="Times New Roman" w:hAnsi="Times New Roman" w:cs="Times New Roman"/>
-          <w:color w:val="000000"/>
-          <w:sz w:val="28"/>
-          <w:szCs w:val="28"/>
-          <w:lang w:eastAsia="ru-RU"/>
-        </w:rPr>
-        <w:t>В командной строке введите t с вопросительным знаком в конце (?)</w:t>
-      </w:r>
-      <w:r>
-        <w:rPr>
-          <w:rFonts w:ascii="Times New Roman" w:eastAsia="Times New Roman" w:hAnsi="Times New Roman" w:cs="Times New Roman"/>
-          <w:color w:val="FFFFFF"/>
-          <w:sz w:val="28"/>
-          <w:szCs w:val="28"/>
-          <w:lang w:eastAsia="ru-RU"/>
-        </w:rPr>
-        <w:t>:</w:t>
-      </w:r>
-    </w:p>
-    <w:p>
-      <w:pPr>
-        <w:spacing w:before="120" w:after="120" w:line="240" w:lineRule="auto"/>
-        <w:rPr>
-          <w:rFonts w:ascii="Times New Roman" w:eastAsia="Times New Roman" w:hAnsi="Times New Roman" w:cs="Times New Roman"/>
-          <w:color w:val="000000"/>
-          <w:sz w:val="28"/>
-          <w:szCs w:val="28"/>
-          <w:lang w:eastAsia="ru-RU"/>
-        </w:rPr>
-      </w:pPr>
-      <w:r>
-        <w:rPr>
-          <w:rFonts w:ascii="Times New Roman" w:eastAsia="Times New Roman" w:hAnsi="Times New Roman" w:cs="Times New Roman"/>
-          <w:color w:val="000000"/>
-          <w:sz w:val="28"/>
-          <w:szCs w:val="28"/>
-          <w:lang w:eastAsia="ru-RU"/>
-        </w:rPr>
-        <w:t>В командной строке введите te с вопросительным знаком в конце (?).</w:t>
-      </w:r>
-    </w:p>
-    <w:p>
-      <w:pPr>
-        <w:spacing w:after="120" w:line="240" w:lineRule="auto"/>
-        <w:rPr>
-          <w:rFonts w:ascii="Times New Roman" w:eastAsia="Times New Roman" w:hAnsi="Times New Roman" w:cs="Times New Roman"/>
-          <w:color w:val="000000"/>
-          <w:sz w:val="28"/>
-          <w:szCs w:val="28"/>
-          <w:lang w:eastAsia="ru-RU"/>
-        </w:rPr>
-      </w:pPr>
-      <w:r>
-        <w:rPr>
-          <w:rFonts w:ascii="Times New Roman" w:eastAsia="Times New Roman" w:hAnsi="Times New Roman" w:cs="Times New Roman"/>
-          <w:color w:val="000000"/>
-          <w:sz w:val="28"/>
-          <w:szCs w:val="28"/>
-          <w:lang w:eastAsia="ru-RU"/>
-        </w:rPr>
-        <w:t>Какие отображаются команды?</w:t>
-      </w:r>
-    </w:p>
-    <w:p>
-      <w:pPr>
-        <w:rPr>
-          <w:rFonts w:ascii="Times New Roman" w:hAnsi="Times New Roman" w:cs="Times New Roman"/>
-          <w:sz w:val="28"/>
-          <w:szCs w:val="28"/>
-        </w:rPr>
-      </w:pPr>
-      <w:r>
-        <w:rPr>
-          <w:rFonts w:ascii="Times New Roman" w:hAnsi="Times New Roman" w:cs="Times New Roman"/>
-          <w:sz w:val="28"/>
-          <w:szCs w:val="28"/>
-        </w:rPr>
-        <w:t>Ответ</w:t>
-      </w:r>
-      <w:r>
-        <w:rPr>
-          <w:rFonts w:ascii="Times New Roman" w:hAnsi="Times New Roman" w:cs="Times New Roman"/>
-          <w:sz w:val="28"/>
-          <w:szCs w:val="28"/>
-          <w:lang w:val="en-US"/>
-        </w:rPr>
-        <w:t>:</w:t>
-      </w:r>
-    </w:p>
-    <w:p>
-      <w:pPr>
-        <w:rPr>
-          <w:rFonts w:ascii="Times New Roman" w:hAnsi="Times New Roman" w:cs="Times New Roman"/>
-          <w:sz w:val="28"/>
-          <w:szCs w:val="28"/>
-          <w:lang w:val="en-US"/>
-        </w:rPr>
-      </w:pPr>
-      <w:r>
-        <w:rPr>
-          <w:rFonts w:ascii="Times New Roman" w:hAnsi="Times New Roman" w:cs="Times New Roman"/>
-          <w:noProof/>
-          <w:sz w:val="28"/>
-          <w:szCs w:val="28"/>
-          <w:lang w:val="en-US"/>
-        </w:rPr>
         <w:drawing>
-          <wp:inline distT="0" distB="0" distL="0" distR="0" wp14:anchorId="758C0C67" wp14:editId="18C4B40F">
-            <wp:extent cx="5106113" cy="819264"/>
-            <wp:effectExtent l="0" t="0" r="0" b="0"/>
-            <wp:docPr id="6" name="Рисунок 6"/>
+          <wp:inline distT="0" distB="0" distL="0" distR="0" wp14:anchorId="74B2E589" wp14:editId="0E1CB0E2">
+            <wp:extent cx="5125165" cy="2619741"/>
+            <wp:effectExtent l="0" t="0" r="0" b="9525"/>
+            <wp:docPr id="4" name="Рисунок 4"/>
             <wp:cNvGraphicFramePr>
               <a:graphicFrameLocks xmlns:a="http://schemas.openxmlformats.org/drawingml/2006/main" noChangeAspect="1"/>
             </wp:cNvGraphicFramePr>
@@ -1629,7 +1836,7 @@
                   <pic:spPr>
                     <a:xfrm>
                       <a:off x="0" y="0"/>
-                      <a:ext cx="5106113" cy="819264"/>
+                      <a:ext cx="5125165" cy="2619741"/>
                     </a:xfrm>
                     <a:prstGeom prst="rect">
                       <a:avLst/>
@@ -1644,154 +1851,308 @@
     </w:p>
     <w:p>
       <w:pPr>
-        <w:rPr>
-          <w:rFonts w:ascii="Times New Roman" w:hAnsi="Times New Roman" w:cs="Times New Roman"/>
+        <w:pStyle w:val="a3"/>
+        <w:jc w:val="center"/>
+        <w:rPr>
+          <w:rFonts w:ascii="Times New Roman" w:hAnsi="Times New Roman" w:cs="Times New Roman"/>
+          <w:i w:val="0"/>
+          <w:iCs w:val="0"/>
+          <w:color w:val="000000" w:themeColor="text1"/>
+          <w:sz w:val="24"/>
+          <w:szCs w:val="24"/>
+        </w:rPr>
+      </w:pPr>
+      <w:r>
+        <w:rPr>
+          <w:rFonts w:ascii="Times New Roman" w:hAnsi="Times New Roman" w:cs="Times New Roman"/>
+          <w:i w:val="0"/>
+          <w:iCs w:val="0"/>
+          <w:color w:val="000000" w:themeColor="text1"/>
+          <w:sz w:val="24"/>
+          <w:szCs w:val="24"/>
+        </w:rPr>
+        <w:t xml:space="preserve">Рисунок </w:t>
+      </w:r>
+      <w:r>
+        <w:rPr>
+          <w:rFonts w:ascii="Times New Roman" w:hAnsi="Times New Roman" w:cs="Times New Roman"/>
+          <w:i w:val="0"/>
+          <w:iCs w:val="0"/>
+          <w:color w:val="000000" w:themeColor="text1"/>
+          <w:sz w:val="24"/>
+          <w:szCs w:val="24"/>
+        </w:rPr>
+        <w:fldChar w:fldCharType="begin"/>
+      </w:r>
+      <w:r>
+        <w:rPr>
+          <w:rFonts w:ascii="Times New Roman" w:hAnsi="Times New Roman" w:cs="Times New Roman"/>
+          <w:i w:val="0"/>
+          <w:iCs w:val="0"/>
+          <w:color w:val="000000" w:themeColor="text1"/>
+          <w:sz w:val="24"/>
+          <w:szCs w:val="24"/>
+        </w:rPr>
+        <w:instrText xml:space="preserve"> SEQ Рисунок \* ARABIC </w:instrText>
+      </w:r>
+      <w:r>
+        <w:rPr>
+          <w:rFonts w:ascii="Times New Roman" w:hAnsi="Times New Roman" w:cs="Times New Roman"/>
+          <w:i w:val="0"/>
+          <w:iCs w:val="0"/>
+          <w:color w:val="000000" w:themeColor="text1"/>
+          <w:sz w:val="24"/>
+          <w:szCs w:val="24"/>
+        </w:rPr>
+        <w:fldChar w:fldCharType="separate"/>
+      </w:r>
+      <w:r>
+        <w:rPr>
+          <w:rFonts w:ascii="Times New Roman" w:hAnsi="Times New Roman" w:cs="Times New Roman"/>
+          <w:i w:val="0"/>
+          <w:iCs w:val="0"/>
           <w:noProof/>
-          <w:sz w:val="28"/>
-          <w:szCs w:val="28"/>
-        </w:rPr>
-      </w:pPr>
-    </w:p>
-    <w:p>
-      <w:pPr>
+          <w:color w:val="000000" w:themeColor="text1"/>
+          <w:sz w:val="24"/>
+          <w:szCs w:val="24"/>
+        </w:rPr>
+        <w:t>4</w:t>
+      </w:r>
+      <w:r>
+        <w:rPr>
+          <w:rFonts w:ascii="Times New Roman" w:hAnsi="Times New Roman" w:cs="Times New Roman"/>
+          <w:i w:val="0"/>
+          <w:iCs w:val="0"/>
+          <w:color w:val="000000" w:themeColor="text1"/>
+          <w:sz w:val="24"/>
+          <w:szCs w:val="24"/>
+        </w:rPr>
+        <w:fldChar w:fldCharType="end"/>
+      </w:r>
+      <w:r>
+        <w:rPr>
+          <w:rFonts w:ascii="Times New Roman" w:hAnsi="Times New Roman" w:cs="Times New Roman"/>
+          <w:i w:val="0"/>
+          <w:iCs w:val="0"/>
+          <w:color w:val="000000" w:themeColor="text1"/>
+          <w:sz w:val="24"/>
+          <w:szCs w:val="24"/>
+        </w:rPr>
+        <w:t xml:space="preserve">. </w:t>
+      </w:r>
+      <w:r>
+        <w:rPr>
+          <w:rFonts w:ascii="Times New Roman" w:eastAsia="Times New Roman" w:hAnsi="Times New Roman" w:cs="Times New Roman"/>
+          <w:i w:val="0"/>
+          <w:iCs w:val="0"/>
+          <w:color w:val="000000" w:themeColor="text1"/>
+          <w:sz w:val="24"/>
+          <w:szCs w:val="24"/>
+          <w:lang w:eastAsia="ru-RU"/>
+        </w:rPr>
+        <w:t>Справка по IOS.</w:t>
+      </w:r>
+    </w:p>
+    <w:p>
+      <w:pPr>
+        <w:spacing w:after="120" w:line="240" w:lineRule="auto"/>
+        <w:rPr>
+          <w:rFonts w:ascii="Times New Roman" w:eastAsia="Times New Roman" w:hAnsi="Times New Roman" w:cs="Times New Roman"/>
+          <w:color w:val="000000"/>
+          <w:sz w:val="28"/>
+          <w:szCs w:val="28"/>
+          <w:lang w:eastAsia="ru-RU"/>
+        </w:rPr>
+      </w:pPr>
+      <w:r>
+        <w:rPr>
+          <w:rFonts w:ascii="Times New Roman" w:eastAsia="Times New Roman" w:hAnsi="Times New Roman" w:cs="Times New Roman"/>
+          <w:color w:val="000000"/>
+          <w:sz w:val="28"/>
+          <w:szCs w:val="28"/>
+          <w:lang w:eastAsia="ru-RU"/>
+        </w:rPr>
+        <w:t>Какая команда начинается с буквы «с»?</w:t>
+      </w:r>
+    </w:p>
+    <w:p>
+      <w:pPr>
+        <w:rPr>
+          <w:rFonts w:ascii="Times New Roman" w:hAnsi="Times New Roman" w:cs="Times New Roman"/>
+          <w:sz w:val="28"/>
+          <w:szCs w:val="28"/>
+          <w:lang w:val="en-US"/>
+        </w:rPr>
+      </w:pPr>
+      <w:r>
+        <w:rPr>
+          <w:rFonts w:ascii="Times New Roman" w:hAnsi="Times New Roman" w:cs="Times New Roman"/>
+          <w:sz w:val="28"/>
+          <w:szCs w:val="28"/>
+        </w:rPr>
+        <w:t>Ответ</w:t>
+      </w:r>
+      <w:r>
+        <w:rPr>
+          <w:rFonts w:ascii="Times New Roman" w:hAnsi="Times New Roman" w:cs="Times New Roman"/>
+          <w:sz w:val="28"/>
+          <w:szCs w:val="28"/>
+          <w:lang w:val="en-US"/>
+        </w:rPr>
+        <w:t xml:space="preserve">: </w:t>
+      </w:r>
+      <w:r>
+        <w:rPr>
+          <w:rFonts w:ascii="Times New Roman" w:hAnsi="Times New Roman" w:cs="Times New Roman"/>
+          <w:sz w:val="28"/>
+          <w:szCs w:val="28"/>
+          <w:lang w:val="en-US"/>
+        </w:rPr>
+        <w:t>connect Open a terminal connection</w:t>
+      </w:r>
+    </w:p>
+    <w:p>
+      <w:pPr>
+        <w:spacing w:before="120" w:after="120" w:line="240" w:lineRule="auto"/>
+        <w:rPr>
+          <w:rFonts w:ascii="Times New Roman" w:eastAsia="Times New Roman" w:hAnsi="Times New Roman" w:cs="Times New Roman"/>
+          <w:color w:val="FFFFFF"/>
+          <w:sz w:val="28"/>
+          <w:szCs w:val="28"/>
+          <w:lang w:eastAsia="ru-RU"/>
+        </w:rPr>
+      </w:pPr>
+      <w:r>
+        <w:rPr>
+          <w:rFonts w:ascii="Times New Roman" w:eastAsia="Times New Roman" w:hAnsi="Times New Roman" w:cs="Times New Roman"/>
+          <w:color w:val="000000"/>
+          <w:sz w:val="28"/>
+          <w:szCs w:val="28"/>
+          <w:lang w:eastAsia="ru-RU"/>
+        </w:rPr>
+        <w:t>В командной строке введите t с вопросительным знаком в конце (?)</w:t>
+      </w:r>
+      <w:r>
+        <w:rPr>
+          <w:rFonts w:ascii="Times New Roman" w:eastAsia="Times New Roman" w:hAnsi="Times New Roman" w:cs="Times New Roman"/>
+          <w:color w:val="FFFFFF"/>
+          <w:sz w:val="28"/>
+          <w:szCs w:val="28"/>
+          <w:lang w:eastAsia="ru-RU"/>
+        </w:rPr>
+        <w:t>:</w:t>
+      </w:r>
+    </w:p>
+    <w:p>
+      <w:pPr>
+        <w:spacing w:before="120" w:after="120" w:line="240" w:lineRule="auto"/>
+        <w:rPr>
+          <w:rFonts w:ascii="Times New Roman" w:eastAsia="Times New Roman" w:hAnsi="Times New Roman" w:cs="Times New Roman"/>
+          <w:color w:val="000000"/>
+          <w:sz w:val="28"/>
+          <w:szCs w:val="28"/>
+          <w:lang w:eastAsia="ru-RU"/>
+        </w:rPr>
+      </w:pPr>
+      <w:r>
+        <w:rPr>
+          <w:rFonts w:ascii="Times New Roman" w:eastAsia="Times New Roman" w:hAnsi="Times New Roman" w:cs="Times New Roman"/>
+          <w:color w:val="000000"/>
+          <w:sz w:val="28"/>
+          <w:szCs w:val="28"/>
+          <w:lang w:eastAsia="ru-RU"/>
+        </w:rPr>
+        <w:t xml:space="preserve">В командной строке введите </w:t>
+      </w:r>
+      <w:proofErr w:type="spellStart"/>
+      <w:r>
+        <w:rPr>
+          <w:rFonts w:ascii="Times New Roman" w:eastAsia="Times New Roman" w:hAnsi="Times New Roman" w:cs="Times New Roman"/>
+          <w:color w:val="000000"/>
+          <w:sz w:val="28"/>
+          <w:szCs w:val="28"/>
+          <w:lang w:eastAsia="ru-RU"/>
+        </w:rPr>
+        <w:t>te</w:t>
+      </w:r>
+      <w:proofErr w:type="spellEnd"/>
+      <w:r>
+        <w:rPr>
+          <w:rFonts w:ascii="Times New Roman" w:eastAsia="Times New Roman" w:hAnsi="Times New Roman" w:cs="Times New Roman"/>
+          <w:color w:val="000000"/>
+          <w:sz w:val="28"/>
+          <w:szCs w:val="28"/>
+          <w:lang w:eastAsia="ru-RU"/>
+        </w:rPr>
+        <w:t xml:space="preserve"> с вопросительным знаком в конце (?).</w:t>
+      </w:r>
+    </w:p>
+    <w:p>
+      <w:pPr>
+        <w:spacing w:after="120" w:line="240" w:lineRule="auto"/>
+        <w:rPr>
+          <w:rFonts w:ascii="Times New Roman" w:eastAsia="Times New Roman" w:hAnsi="Times New Roman" w:cs="Times New Roman"/>
+          <w:color w:val="000000"/>
+          <w:sz w:val="28"/>
+          <w:szCs w:val="28"/>
+          <w:lang w:eastAsia="ru-RU"/>
+        </w:rPr>
+      </w:pPr>
+      <w:r>
+        <w:rPr>
+          <w:rFonts w:ascii="Times New Roman" w:eastAsia="Times New Roman" w:hAnsi="Times New Roman" w:cs="Times New Roman"/>
+          <w:color w:val="000000"/>
+          <w:sz w:val="28"/>
+          <w:szCs w:val="28"/>
+          <w:lang w:eastAsia="ru-RU"/>
+        </w:rPr>
+        <w:t>Какие отображаются команды?</w:t>
+      </w:r>
+    </w:p>
+    <w:p>
+      <w:pPr>
+        <w:rPr>
+          <w:rFonts w:ascii="Times New Roman" w:hAnsi="Times New Roman" w:cs="Times New Roman"/>
+          <w:sz w:val="28"/>
+          <w:szCs w:val="28"/>
+        </w:rPr>
+      </w:pPr>
+      <w:r>
+        <w:rPr>
+          <w:rFonts w:ascii="Times New Roman" w:hAnsi="Times New Roman" w:cs="Times New Roman"/>
+          <w:sz w:val="28"/>
+          <w:szCs w:val="28"/>
+        </w:rPr>
+        <w:t>Ответ</w:t>
+      </w:r>
+      <w:r>
+        <w:rPr>
+          <w:rFonts w:ascii="Times New Roman" w:hAnsi="Times New Roman" w:cs="Times New Roman"/>
+          <w:sz w:val="28"/>
+          <w:szCs w:val="28"/>
+          <w:lang w:val="en-US"/>
+        </w:rPr>
+        <w:t>:</w:t>
+      </w:r>
+    </w:p>
+    <w:p>
+      <w:pPr>
+        <w:keepNext/>
+        <w:jc w:val="center"/>
+      </w:pPr>
+      <w:r>
         <w:rPr>
           <w:rFonts w:ascii="Times New Roman" w:hAnsi="Times New Roman" w:cs="Times New Roman"/>
           <w:noProof/>
           <w:sz w:val="28"/>
           <w:szCs w:val="28"/>
-        </w:rPr>
-      </w:pPr>
-    </w:p>
-    <w:p>
-      <w:pPr>
-        <w:rPr>
-          <w:rFonts w:ascii="Times New Roman" w:hAnsi="Times New Roman" w:cs="Times New Roman"/>
-          <w:noProof/>
-          <w:sz w:val="28"/>
-          <w:szCs w:val="28"/>
-        </w:rPr>
-      </w:pPr>
-    </w:p>
-    <w:p>
-      <w:pPr>
-        <w:rPr>
-          <w:rFonts w:ascii="Times New Roman" w:hAnsi="Times New Roman" w:cs="Times New Roman"/>
-          <w:noProof/>
-          <w:sz w:val="28"/>
-          <w:szCs w:val="28"/>
-        </w:rPr>
-      </w:pPr>
-    </w:p>
-    <w:p>
-      <w:pPr>
-        <w:rPr>
-          <w:rFonts w:ascii="Times New Roman" w:hAnsi="Times New Roman" w:cs="Times New Roman"/>
-          <w:noProof/>
-          <w:sz w:val="28"/>
-          <w:szCs w:val="28"/>
-        </w:rPr>
-      </w:pPr>
-    </w:p>
-    <w:p>
-      <w:pPr>
-        <w:rPr>
-          <w:rFonts w:ascii="Times New Roman" w:hAnsi="Times New Roman" w:cs="Times New Roman"/>
-          <w:noProof/>
-          <w:sz w:val="28"/>
-          <w:szCs w:val="28"/>
-        </w:rPr>
-      </w:pPr>
-    </w:p>
-    <w:p>
-      <w:pPr>
-        <w:spacing w:before="120" w:after="120" w:line="299" w:lineRule="atLeast"/>
-        <w:ind w:firstLine="426"/>
-        <w:outlineLvl w:val="1"/>
-        <w:rPr>
-          <w:rFonts w:ascii="Times New Roman" w:eastAsia="Times New Roman" w:hAnsi="Times New Roman" w:cs="Times New Roman"/>
-          <w:color w:val="000000"/>
-          <w:sz w:val="28"/>
-          <w:szCs w:val="28"/>
-          <w:lang w:eastAsia="ru-RU"/>
-        </w:rPr>
-      </w:pPr>
-      <w:r>
-        <w:rPr>
-          <w:rFonts w:ascii="Times New Roman" w:eastAsia="Times New Roman" w:hAnsi="Times New Roman" w:cs="Times New Roman"/>
-          <w:color w:val="000000"/>
-          <w:sz w:val="28"/>
-          <w:szCs w:val="28"/>
-          <w:lang w:eastAsia="ru-RU"/>
-        </w:rPr>
-        <w:lastRenderedPageBreak/>
-        <w:t>Часть 2. Изучение режимов EXEC</w:t>
-      </w:r>
-    </w:p>
-    <w:p>
-      <w:pPr>
-        <w:spacing w:before="120" w:after="120" w:line="240" w:lineRule="auto"/>
-        <w:outlineLvl w:val="2"/>
-        <w:rPr>
-          <w:rFonts w:ascii="Times New Roman" w:eastAsia="Times New Roman" w:hAnsi="Times New Roman" w:cs="Times New Roman"/>
-          <w:color w:val="000000"/>
-          <w:sz w:val="28"/>
-          <w:szCs w:val="28"/>
-          <w:lang w:eastAsia="ru-RU"/>
-        </w:rPr>
-      </w:pPr>
-      <w:r>
-        <w:rPr>
-          <w:rFonts w:ascii="Times New Roman" w:eastAsia="Times New Roman" w:hAnsi="Times New Roman" w:cs="Times New Roman"/>
-          <w:color w:val="000000"/>
-          <w:sz w:val="28"/>
-          <w:szCs w:val="28"/>
-          <w:lang w:eastAsia="ru-RU"/>
-        </w:rPr>
-        <w:t>Шаг 1. В</w:t>
-      </w:r>
-      <w:r>
-        <w:rPr>
-          <w:rFonts w:ascii="Times New Roman" w:eastAsia="Times New Roman" w:hAnsi="Times New Roman" w:cs="Times New Roman"/>
-          <w:color w:val="000000"/>
-          <w:sz w:val="28"/>
-          <w:szCs w:val="28"/>
-          <w:lang w:eastAsia="ru-RU"/>
-        </w:rPr>
-        <w:t>хождение</w:t>
-      </w:r>
-      <w:r>
-        <w:rPr>
-          <w:rFonts w:ascii="Times New Roman" w:eastAsia="Times New Roman" w:hAnsi="Times New Roman" w:cs="Times New Roman"/>
-          <w:color w:val="000000"/>
-          <w:sz w:val="28"/>
-          <w:szCs w:val="28"/>
-          <w:lang w:eastAsia="ru-RU"/>
-        </w:rPr>
-        <w:t xml:space="preserve"> в привилегированный исполнительский режим.</w:t>
-      </w:r>
-    </w:p>
-    <w:p>
-      <w:pPr>
-        <w:rPr>
-          <w:rFonts w:ascii="Times New Roman" w:hAnsi="Times New Roman" w:cs="Times New Roman"/>
-          <w:noProof/>
-          <w:sz w:val="28"/>
-          <w:szCs w:val="28"/>
-        </w:rPr>
-      </w:pPr>
-      <w:r>
-        <w:rPr>
-          <w:rFonts w:ascii="Times New Roman" w:hAnsi="Times New Roman" w:cs="Times New Roman"/>
-          <w:noProof/>
-          <w:sz w:val="28"/>
-          <w:szCs w:val="28"/>
           <w:lang w:val="en-US"/>
         </w:rPr>
         <w:drawing>
-          <wp:inline distT="0" distB="0" distL="0" distR="0" wp14:anchorId="1C5C7871" wp14:editId="22855B1F">
-            <wp:extent cx="5068007" cy="3258005"/>
+          <wp:inline distT="0" distB="0" distL="0" distR="0" wp14:anchorId="758C0C67" wp14:editId="18C4B40F">
+            <wp:extent cx="5106113" cy="819264"/>
             <wp:effectExtent l="0" t="0" r="0" b="0"/>
-            <wp:docPr id="7" name="Рисунок 7"/>
+            <wp:docPr id="6" name="Рисунок 6"/>
             <wp:cNvGraphicFramePr>
               <a:graphicFrameLocks xmlns:a="http://schemas.openxmlformats.org/drawingml/2006/main" noChangeAspect="1"/>
             </wp:cNvGraphicFramePr>
@@ -1811,7 +2172,7 @@
                   <pic:spPr>
                     <a:xfrm>
                       <a:off x="0" y="0"/>
-                      <a:ext cx="5068007" cy="3258005"/>
+                      <a:ext cx="5106113" cy="819264"/>
                     </a:xfrm>
                     <a:prstGeom prst="rect">
                       <a:avLst/>
@@ -1823,15 +2184,184 @@
           </wp:inline>
         </w:drawing>
       </w:r>
-      <w:r>
-        <w:rPr>
-          <w:rFonts w:ascii="Times New Roman" w:hAnsi="Times New Roman" w:cs="Times New Roman"/>
+    </w:p>
+    <w:p>
+      <w:pPr>
+        <w:pStyle w:val="a3"/>
+        <w:jc w:val="center"/>
+        <w:rPr>
+          <w:rFonts w:ascii="Times New Roman" w:hAnsi="Times New Roman" w:cs="Times New Roman"/>
+          <w:i w:val="0"/>
+          <w:iCs w:val="0"/>
+          <w:color w:val="000000" w:themeColor="text1"/>
+          <w:sz w:val="24"/>
+          <w:szCs w:val="24"/>
+        </w:rPr>
+      </w:pPr>
+      <w:r>
+        <w:rPr>
+          <w:rFonts w:ascii="Times New Roman" w:hAnsi="Times New Roman" w:cs="Times New Roman"/>
+          <w:i w:val="0"/>
+          <w:iCs w:val="0"/>
+          <w:color w:val="000000" w:themeColor="text1"/>
+          <w:sz w:val="24"/>
+          <w:szCs w:val="24"/>
+        </w:rPr>
+        <w:t xml:space="preserve">Рисунок </w:t>
+      </w:r>
+      <w:r>
+        <w:rPr>
+          <w:rFonts w:ascii="Times New Roman" w:hAnsi="Times New Roman" w:cs="Times New Roman"/>
+          <w:i w:val="0"/>
+          <w:iCs w:val="0"/>
+          <w:color w:val="000000" w:themeColor="text1"/>
+          <w:sz w:val="24"/>
+          <w:szCs w:val="24"/>
+        </w:rPr>
+        <w:fldChar w:fldCharType="begin"/>
+      </w:r>
+      <w:r>
+        <w:rPr>
+          <w:rFonts w:ascii="Times New Roman" w:hAnsi="Times New Roman" w:cs="Times New Roman"/>
+          <w:i w:val="0"/>
+          <w:iCs w:val="0"/>
+          <w:color w:val="000000" w:themeColor="text1"/>
+          <w:sz w:val="24"/>
+          <w:szCs w:val="24"/>
+        </w:rPr>
+        <w:instrText xml:space="preserve"> SEQ Рисунок \* ARABIC </w:instrText>
+      </w:r>
+      <w:r>
+        <w:rPr>
+          <w:rFonts w:ascii="Times New Roman" w:hAnsi="Times New Roman" w:cs="Times New Roman"/>
+          <w:i w:val="0"/>
+          <w:iCs w:val="0"/>
+          <w:color w:val="000000" w:themeColor="text1"/>
+          <w:sz w:val="24"/>
+          <w:szCs w:val="24"/>
+        </w:rPr>
+        <w:fldChar w:fldCharType="separate"/>
+      </w:r>
+      <w:r>
+        <w:rPr>
+          <w:rFonts w:ascii="Times New Roman" w:hAnsi="Times New Roman" w:cs="Times New Roman"/>
+          <w:i w:val="0"/>
+          <w:iCs w:val="0"/>
           <w:noProof/>
-          <w:sz w:val="28"/>
-          <w:szCs w:val="28"/>
+          <w:color w:val="000000" w:themeColor="text1"/>
+          <w:sz w:val="24"/>
+          <w:szCs w:val="24"/>
+        </w:rPr>
+        <w:t>5</w:t>
+      </w:r>
+      <w:r>
+        <w:rPr>
+          <w:rFonts w:ascii="Times New Roman" w:hAnsi="Times New Roman" w:cs="Times New Roman"/>
+          <w:i w:val="0"/>
+          <w:iCs w:val="0"/>
+          <w:color w:val="000000" w:themeColor="text1"/>
+          <w:sz w:val="24"/>
+          <w:szCs w:val="24"/>
+        </w:rPr>
+        <w:fldChar w:fldCharType="end"/>
+      </w:r>
+      <w:r>
+        <w:rPr>
+          <w:rFonts w:ascii="Times New Roman" w:hAnsi="Times New Roman" w:cs="Times New Roman"/>
+          <w:i w:val="0"/>
+          <w:iCs w:val="0"/>
+          <w:color w:val="000000" w:themeColor="text1"/>
+          <w:sz w:val="24"/>
+          <w:szCs w:val="24"/>
+        </w:rPr>
+        <w:t>. Ввод команд: “</w:t>
+      </w:r>
+      <w:proofErr w:type="gramStart"/>
+      <w:r>
+        <w:rPr>
+          <w:rFonts w:ascii="Times New Roman" w:hAnsi="Times New Roman" w:cs="Times New Roman"/>
+          <w:i w:val="0"/>
+          <w:iCs w:val="0"/>
+          <w:color w:val="000000" w:themeColor="text1"/>
+          <w:sz w:val="24"/>
+          <w:szCs w:val="24"/>
+          <w:lang w:val="en-US"/>
+        </w:rPr>
+        <w:t>t</w:t>
+      </w:r>
+      <w:r>
+        <w:rPr>
+          <w:rFonts w:ascii="Times New Roman" w:hAnsi="Times New Roman" w:cs="Times New Roman"/>
+          <w:i w:val="0"/>
+          <w:iCs w:val="0"/>
+          <w:color w:val="000000" w:themeColor="text1"/>
+          <w:sz w:val="24"/>
+          <w:szCs w:val="24"/>
+        </w:rPr>
+        <w:t>?,</w:t>
+      </w:r>
+      <w:proofErr w:type="gramEnd"/>
+      <w:r>
+        <w:rPr>
+          <w:rFonts w:ascii="Times New Roman" w:hAnsi="Times New Roman" w:cs="Times New Roman"/>
+          <w:i w:val="0"/>
+          <w:iCs w:val="0"/>
+          <w:color w:val="000000" w:themeColor="text1"/>
+          <w:sz w:val="24"/>
+          <w:szCs w:val="24"/>
         </w:rPr>
         <w:t xml:space="preserve"> </w:t>
       </w:r>
+      <w:proofErr w:type="spellStart"/>
+      <w:r>
+        <w:rPr>
+          <w:rFonts w:ascii="Times New Roman" w:hAnsi="Times New Roman" w:cs="Times New Roman"/>
+          <w:i w:val="0"/>
+          <w:iCs w:val="0"/>
+          <w:color w:val="000000" w:themeColor="text1"/>
+          <w:sz w:val="24"/>
+          <w:szCs w:val="24"/>
+          <w:lang w:val="en-US"/>
+        </w:rPr>
+        <w:t>te</w:t>
+      </w:r>
+      <w:proofErr w:type="spellEnd"/>
+      <w:r>
+        <w:rPr>
+          <w:rFonts w:ascii="Times New Roman" w:hAnsi="Times New Roman" w:cs="Times New Roman"/>
+          <w:i w:val="0"/>
+          <w:iCs w:val="0"/>
+          <w:color w:val="000000" w:themeColor="text1"/>
+          <w:sz w:val="24"/>
+          <w:szCs w:val="24"/>
+        </w:rPr>
+        <w:t xml:space="preserve">?, </w:t>
+      </w:r>
+      <w:proofErr w:type="spellStart"/>
+      <w:r>
+        <w:rPr>
+          <w:rFonts w:ascii="Times New Roman" w:hAnsi="Times New Roman" w:cs="Times New Roman"/>
+          <w:i w:val="0"/>
+          <w:iCs w:val="0"/>
+          <w:color w:val="000000" w:themeColor="text1"/>
+          <w:sz w:val="24"/>
+          <w:szCs w:val="24"/>
+          <w:lang w:val="en-US"/>
+        </w:rPr>
+        <w:t>te</w:t>
+      </w:r>
+      <w:proofErr w:type="spellEnd"/>
+      <w:r>
+        <w:rPr>
+          <w:rFonts w:ascii="Times New Roman" w:hAnsi="Times New Roman" w:cs="Times New Roman"/>
+          <w:i w:val="0"/>
+          <w:iCs w:val="0"/>
+          <w:color w:val="000000" w:themeColor="text1"/>
+          <w:sz w:val="24"/>
+          <w:szCs w:val="24"/>
+        </w:rPr>
+        <w:t>”.</w:t>
+      </w:r>
     </w:p>
     <w:p>
       <w:pPr>
@@ -1842,85 +2372,16 @@
           <w:szCs w:val="28"/>
         </w:rPr>
       </w:pPr>
-      <w:r>
+    </w:p>
+    <w:p>
+      <w:pPr>
         <w:rPr>
           <w:rFonts w:ascii="Times New Roman" w:hAnsi="Times New Roman" w:cs="Times New Roman"/>
           <w:noProof/>
           <w:sz w:val="28"/>
           <w:szCs w:val="28"/>
         </w:rPr>
-        <w:t xml:space="preserve">Список команд в </w:t>
-      </w:r>
-      <w:r>
-        <w:rPr>
-          <w:rFonts w:ascii="Times New Roman" w:eastAsia="Times New Roman" w:hAnsi="Times New Roman" w:cs="Times New Roman"/>
-          <w:color w:val="000000"/>
-          <w:sz w:val="28"/>
-          <w:szCs w:val="28"/>
-          <w:lang w:eastAsia="ru-RU"/>
-        </w:rPr>
-        <w:t>привилегированн</w:t>
-      </w:r>
-      <w:r>
-        <w:rPr>
-          <w:rFonts w:ascii="Times New Roman" w:eastAsia="Times New Roman" w:hAnsi="Times New Roman" w:cs="Times New Roman"/>
-          <w:color w:val="000000"/>
-          <w:sz w:val="28"/>
-          <w:szCs w:val="28"/>
-          <w:lang w:eastAsia="ru-RU"/>
-        </w:rPr>
-        <w:t>ом</w:t>
-      </w:r>
-      <w:r>
-        <w:rPr>
-          <w:rFonts w:ascii="Times New Roman" w:eastAsia="Times New Roman" w:hAnsi="Times New Roman" w:cs="Times New Roman"/>
-          <w:color w:val="000000"/>
-          <w:sz w:val="28"/>
-          <w:szCs w:val="28"/>
-          <w:lang w:eastAsia="ru-RU"/>
-        </w:rPr>
-        <w:t xml:space="preserve"> исполнительск</w:t>
-      </w:r>
-      <w:r>
-        <w:rPr>
-          <w:rFonts w:ascii="Times New Roman" w:eastAsia="Times New Roman" w:hAnsi="Times New Roman" w:cs="Times New Roman"/>
-          <w:color w:val="000000"/>
-          <w:sz w:val="28"/>
-          <w:szCs w:val="28"/>
-          <w:lang w:eastAsia="ru-RU"/>
-        </w:rPr>
-        <w:t>ом</w:t>
-      </w:r>
-      <w:r>
-        <w:rPr>
-          <w:rFonts w:ascii="Times New Roman" w:eastAsia="Times New Roman" w:hAnsi="Times New Roman" w:cs="Times New Roman"/>
-          <w:color w:val="000000"/>
-          <w:sz w:val="28"/>
-          <w:szCs w:val="28"/>
-          <w:lang w:eastAsia="ru-RU"/>
-        </w:rPr>
-        <w:t xml:space="preserve"> режим</w:t>
-      </w:r>
-      <w:r>
-        <w:rPr>
-          <w:rFonts w:ascii="Times New Roman" w:eastAsia="Times New Roman" w:hAnsi="Times New Roman" w:cs="Times New Roman"/>
-          <w:color w:val="000000"/>
-          <w:sz w:val="28"/>
-          <w:szCs w:val="28"/>
-          <w:lang w:eastAsia="ru-RU"/>
-        </w:rPr>
-        <w:t>е</w:t>
-      </w:r>
-      <w:r>
-        <w:rPr>
-          <w:rFonts w:ascii="Times New Roman" w:eastAsia="Times New Roman" w:hAnsi="Times New Roman" w:cs="Times New Roman"/>
-          <w:color w:val="000000"/>
-          <w:sz w:val="28"/>
-          <w:szCs w:val="28"/>
-          <w:lang w:eastAsia="ru-RU"/>
-        </w:rPr>
-        <w:t>:</w:t>
-      </w:r>
+      </w:pPr>
     </w:p>
     <w:p>
       <w:pPr>
@@ -1931,6 +2392,80 @@
           <w:szCs w:val="28"/>
         </w:rPr>
       </w:pPr>
+    </w:p>
+    <w:p>
+      <w:pPr>
+        <w:spacing w:before="120" w:after="120" w:line="299" w:lineRule="atLeast"/>
+        <w:ind w:firstLine="426"/>
+        <w:outlineLvl w:val="1"/>
+        <w:rPr>
+          <w:rFonts w:ascii="Times New Roman" w:eastAsia="Times New Roman" w:hAnsi="Times New Roman" w:cs="Times New Roman"/>
+          <w:color w:val="000000"/>
+          <w:sz w:val="28"/>
+          <w:szCs w:val="28"/>
+          <w:lang w:eastAsia="ru-RU"/>
+        </w:rPr>
+      </w:pPr>
+      <w:r>
+        <w:rPr>
+          <w:rFonts w:ascii="Times New Roman" w:eastAsia="Times New Roman" w:hAnsi="Times New Roman" w:cs="Times New Roman"/>
+          <w:color w:val="000000"/>
+          <w:sz w:val="28"/>
+          <w:szCs w:val="28"/>
+          <w:lang w:eastAsia="ru-RU"/>
+        </w:rPr>
+        <w:lastRenderedPageBreak/>
+        <w:t>Часть 2. Изучение режимов EXEC</w:t>
+      </w:r>
+    </w:p>
+    <w:p>
+      <w:pPr>
+        <w:spacing w:before="120" w:after="120" w:line="240" w:lineRule="auto"/>
+        <w:outlineLvl w:val="2"/>
+        <w:rPr>
+          <w:rFonts w:ascii="Times New Roman" w:eastAsia="Times New Roman" w:hAnsi="Times New Roman" w:cs="Times New Roman"/>
+          <w:color w:val="000000"/>
+          <w:sz w:val="28"/>
+          <w:szCs w:val="28"/>
+          <w:lang w:eastAsia="ru-RU"/>
+        </w:rPr>
+      </w:pPr>
+      <w:r>
+        <w:rPr>
+          <w:rFonts w:ascii="Times New Roman" w:eastAsia="Times New Roman" w:hAnsi="Times New Roman" w:cs="Times New Roman"/>
+          <w:color w:val="000000"/>
+          <w:sz w:val="28"/>
+          <w:szCs w:val="28"/>
+          <w:lang w:eastAsia="ru-RU"/>
+        </w:rPr>
+        <w:t>Шаг 1. В</w:t>
+      </w:r>
+      <w:r>
+        <w:rPr>
+          <w:rFonts w:ascii="Times New Roman" w:eastAsia="Times New Roman" w:hAnsi="Times New Roman" w:cs="Times New Roman"/>
+          <w:color w:val="000000"/>
+          <w:sz w:val="28"/>
+          <w:szCs w:val="28"/>
+          <w:lang w:eastAsia="ru-RU"/>
+        </w:rPr>
+        <w:t>хождение</w:t>
+      </w:r>
+      <w:r>
+        <w:rPr>
+          <w:rFonts w:ascii="Times New Roman" w:eastAsia="Times New Roman" w:hAnsi="Times New Roman" w:cs="Times New Roman"/>
+          <w:color w:val="000000"/>
+          <w:sz w:val="28"/>
+          <w:szCs w:val="28"/>
+          <w:lang w:eastAsia="ru-RU"/>
+        </w:rPr>
+        <w:t xml:space="preserve"> в привилегированный исполнительский режим.</w:t>
+      </w:r>
+    </w:p>
+    <w:p>
+      <w:pPr>
+        <w:keepNext/>
+        <w:jc w:val="center"/>
+      </w:pPr>
       <w:r>
         <w:rPr>
           <w:rFonts w:ascii="Times New Roman" w:hAnsi="Times New Roman" w:cs="Times New Roman"/>
@@ -1940,10 +2475,10 @@
           <w:lang w:val="en-US"/>
         </w:rPr>
         <w:drawing>
-          <wp:inline distT="0" distB="0" distL="0" distR="0" wp14:anchorId="52DBC64E" wp14:editId="54536F08">
-            <wp:extent cx="5172797" cy="3686689"/>
-            <wp:effectExtent l="0" t="0" r="8890" b="9525"/>
-            <wp:docPr id="8" name="Рисунок 8"/>
+          <wp:inline distT="0" distB="0" distL="0" distR="0" wp14:anchorId="1C5C7871" wp14:editId="22855B1F">
+            <wp:extent cx="5068007" cy="3258005"/>
+            <wp:effectExtent l="0" t="0" r="0" b="0"/>
+            <wp:docPr id="7" name="Рисунок 7"/>
             <wp:cNvGraphicFramePr>
               <a:graphicFrameLocks xmlns:a="http://schemas.openxmlformats.org/drawingml/2006/main" noChangeAspect="1"/>
             </wp:cNvGraphicFramePr>
@@ -1963,7 +2498,7 @@
                   <pic:spPr>
                     <a:xfrm>
                       <a:off x="0" y="0"/>
-                      <a:ext cx="5172797" cy="3686689"/>
+                      <a:ext cx="5068007" cy="3258005"/>
                     </a:xfrm>
                     <a:prstGeom prst="rect">
                       <a:avLst/>
@@ -1978,90 +2513,155 @@
     </w:p>
     <w:p>
       <w:pPr>
-        <w:spacing w:after="120" w:line="240" w:lineRule="auto"/>
-        <w:rPr>
-          <w:rFonts w:ascii="Times New Roman" w:eastAsia="Times New Roman" w:hAnsi="Times New Roman" w:cs="Times New Roman"/>
-          <w:color w:val="000000"/>
-          <w:sz w:val="28"/>
-          <w:szCs w:val="28"/>
-          <w:lang w:val="en-US" w:eastAsia="ru-RU"/>
-        </w:rPr>
-      </w:pPr>
-      <w:r>
-        <w:rPr>
-          <w:rFonts w:ascii="Times New Roman" w:eastAsia="Times New Roman" w:hAnsi="Times New Roman" w:cs="Times New Roman"/>
-          <w:color w:val="000000"/>
-          <w:sz w:val="28"/>
-          <w:szCs w:val="28"/>
-          <w:lang w:eastAsia="ru-RU"/>
-        </w:rPr>
-        <w:t>Сколько команд показано теперь, когда включен привилегированный режим EXEC? (</w:t>
-      </w:r>
-      <w:r>
-        <w:rPr>
-          <w:rFonts w:ascii="Times New Roman" w:eastAsia="Times New Roman" w:hAnsi="Times New Roman" w:cs="Times New Roman"/>
-          <w:b/>
-          <w:bCs/>
-          <w:color w:val="000000"/>
-          <w:sz w:val="28"/>
-          <w:szCs w:val="28"/>
-          <w:lang w:eastAsia="ru-RU"/>
-        </w:rPr>
-        <w:t>Совет</w:t>
-      </w:r>
-      <w:r>
-        <w:rPr>
-          <w:rFonts w:ascii="Times New Roman" w:eastAsia="Times New Roman" w:hAnsi="Times New Roman" w:cs="Times New Roman"/>
-          <w:color w:val="000000"/>
-          <w:sz w:val="28"/>
-          <w:szCs w:val="28"/>
-          <w:lang w:eastAsia="ru-RU"/>
-        </w:rPr>
-        <w:t xml:space="preserve">. Можно ввести «c?», чтобы отобразить только команды, начинающиеся с латинской буквы «с».) </w:t>
-      </w:r>
-      <w:r>
-        <w:rPr>
-          <w:rFonts w:ascii="Times New Roman" w:eastAsia="Times New Roman" w:hAnsi="Times New Roman" w:cs="Times New Roman"/>
-          <w:color w:val="000000"/>
-          <w:sz w:val="28"/>
-          <w:szCs w:val="28"/>
-          <w:lang w:eastAsia="ru-RU"/>
-        </w:rPr>
-        <w:t>Ответ</w:t>
-      </w:r>
-      <w:r>
-        <w:rPr>
-          <w:rFonts w:ascii="Times New Roman" w:eastAsia="Times New Roman" w:hAnsi="Times New Roman" w:cs="Times New Roman"/>
-          <w:color w:val="000000"/>
-          <w:sz w:val="28"/>
-          <w:szCs w:val="28"/>
-          <w:lang w:val="en-US" w:eastAsia="ru-RU"/>
-        </w:rPr>
-        <w:t>:</w:t>
-      </w:r>
-    </w:p>
-    <w:p>
-      <w:pPr>
-        <w:rPr>
-          <w:rFonts w:ascii="Times New Roman" w:hAnsi="Times New Roman" w:cs="Times New Roman"/>
+        <w:pStyle w:val="a3"/>
+        <w:jc w:val="center"/>
+        <w:rPr>
+          <w:rFonts w:ascii="Times New Roman" w:hAnsi="Times New Roman" w:cs="Times New Roman"/>
+          <w:i w:val="0"/>
+          <w:iCs w:val="0"/>
+          <w:color w:val="000000" w:themeColor="text1"/>
+          <w:sz w:val="24"/>
+          <w:szCs w:val="24"/>
+        </w:rPr>
+      </w:pPr>
+      <w:r>
+        <w:rPr>
+          <w:rFonts w:ascii="Times New Roman" w:hAnsi="Times New Roman" w:cs="Times New Roman"/>
+          <w:i w:val="0"/>
+          <w:iCs w:val="0"/>
+          <w:color w:val="000000" w:themeColor="text1"/>
+          <w:sz w:val="24"/>
+          <w:szCs w:val="24"/>
+        </w:rPr>
+        <w:t xml:space="preserve">Рисунок </w:t>
+      </w:r>
+      <w:r>
+        <w:rPr>
+          <w:rFonts w:ascii="Times New Roman" w:hAnsi="Times New Roman" w:cs="Times New Roman"/>
+          <w:i w:val="0"/>
+          <w:iCs w:val="0"/>
+          <w:color w:val="000000" w:themeColor="text1"/>
+          <w:sz w:val="24"/>
+          <w:szCs w:val="24"/>
+        </w:rPr>
+        <w:fldChar w:fldCharType="begin"/>
+      </w:r>
+      <w:r>
+        <w:rPr>
+          <w:rFonts w:ascii="Times New Roman" w:hAnsi="Times New Roman" w:cs="Times New Roman"/>
+          <w:i w:val="0"/>
+          <w:iCs w:val="0"/>
+          <w:color w:val="000000" w:themeColor="text1"/>
+          <w:sz w:val="24"/>
+          <w:szCs w:val="24"/>
+        </w:rPr>
+        <w:instrText xml:space="preserve"> SEQ Рисунок \* ARABIC </w:instrText>
+      </w:r>
+      <w:r>
+        <w:rPr>
+          <w:rFonts w:ascii="Times New Roman" w:hAnsi="Times New Roman" w:cs="Times New Roman"/>
+          <w:i w:val="0"/>
+          <w:iCs w:val="0"/>
+          <w:color w:val="000000" w:themeColor="text1"/>
+          <w:sz w:val="24"/>
+          <w:szCs w:val="24"/>
+        </w:rPr>
+        <w:fldChar w:fldCharType="separate"/>
+      </w:r>
+      <w:r>
+        <w:rPr>
+          <w:rFonts w:ascii="Times New Roman" w:hAnsi="Times New Roman" w:cs="Times New Roman"/>
+          <w:i w:val="0"/>
+          <w:iCs w:val="0"/>
+          <w:noProof/>
+          <w:color w:val="000000" w:themeColor="text1"/>
+          <w:sz w:val="24"/>
+          <w:szCs w:val="24"/>
+        </w:rPr>
+        <w:t>6</w:t>
+      </w:r>
+      <w:r>
+        <w:rPr>
+          <w:rFonts w:ascii="Times New Roman" w:hAnsi="Times New Roman" w:cs="Times New Roman"/>
+          <w:i w:val="0"/>
+          <w:iCs w:val="0"/>
+          <w:color w:val="000000" w:themeColor="text1"/>
+          <w:sz w:val="24"/>
+          <w:szCs w:val="24"/>
+        </w:rPr>
+        <w:fldChar w:fldCharType="end"/>
+      </w:r>
+      <w:r>
+        <w:rPr>
+          <w:rFonts w:ascii="Times New Roman" w:hAnsi="Times New Roman" w:cs="Times New Roman"/>
+          <w:i w:val="0"/>
+          <w:iCs w:val="0"/>
+          <w:color w:val="000000" w:themeColor="text1"/>
+          <w:sz w:val="24"/>
+          <w:szCs w:val="24"/>
+        </w:rPr>
+        <w:t>. Вхождение в привилегированный исполнительский режи</w:t>
+      </w:r>
+      <w:r>
+        <w:rPr>
+          <w:rFonts w:ascii="Times New Roman" w:hAnsi="Times New Roman" w:cs="Times New Roman"/>
+          <w:i w:val="0"/>
+          <w:iCs w:val="0"/>
+          <w:color w:val="000000" w:themeColor="text1"/>
+          <w:sz w:val="24"/>
+          <w:szCs w:val="24"/>
+        </w:rPr>
+        <w:t>м</w:t>
+      </w:r>
+      <w:r>
+        <w:rPr>
+          <w:rFonts w:ascii="Times New Roman" w:hAnsi="Times New Roman" w:cs="Times New Roman"/>
+          <w:i w:val="0"/>
+          <w:iCs w:val="0"/>
+          <w:color w:val="000000" w:themeColor="text1"/>
+          <w:sz w:val="24"/>
+          <w:szCs w:val="24"/>
+        </w:rPr>
+        <w:t>.</w:t>
+      </w:r>
+    </w:p>
+    <w:p>
+      <w:pPr>
+        <w:rPr>
+          <w:rFonts w:ascii="Times New Roman" w:hAnsi="Times New Roman" w:cs="Times New Roman"/>
+          <w:noProof/>
+          <w:sz w:val="28"/>
+          <w:szCs w:val="28"/>
+        </w:rPr>
+      </w:pPr>
+      <w:r>
+        <w:rPr>
+          <w:rFonts w:ascii="Times New Roman" w:hAnsi="Times New Roman" w:cs="Times New Roman"/>
+          <w:noProof/>
+          <w:sz w:val="28"/>
+          <w:szCs w:val="28"/>
+        </w:rPr>
+        <w:t xml:space="preserve"> </w:t>
+      </w:r>
+    </w:p>
+    <w:p>
+      <w:pPr>
+        <w:keepNext/>
+        <w:jc w:val="center"/>
+      </w:pPr>
+      <w:r>
+        <w:rPr>
+          <w:rFonts w:ascii="Times New Roman" w:hAnsi="Times New Roman" w:cs="Times New Roman"/>
+          <w:noProof/>
           <w:sz w:val="28"/>
           <w:szCs w:val="28"/>
           <w:lang w:val="en-US"/>
         </w:rPr>
-      </w:pPr>
-      <w:r>
-        <w:rPr>
-          <w:rFonts w:ascii="Times New Roman" w:hAnsi="Times New Roman" w:cs="Times New Roman"/>
-          <w:noProof/>
-          <w:sz w:val="28"/>
-          <w:szCs w:val="28"/>
-          <w:lang w:val="en-US"/>
-        </w:rPr>
         <w:drawing>
-          <wp:inline distT="0" distB="0" distL="0" distR="0" wp14:anchorId="1873AC4B" wp14:editId="28A568FA">
-            <wp:extent cx="5115639" cy="562053"/>
+          <wp:inline distT="0" distB="0" distL="0" distR="0" wp14:anchorId="52DBC64E" wp14:editId="54536F08">
+            <wp:extent cx="5172797" cy="3686689"/>
             <wp:effectExtent l="0" t="0" r="8890" b="9525"/>
-            <wp:docPr id="9" name="Рисунок 9"/>
+            <wp:docPr id="8" name="Рисунок 8"/>
             <wp:cNvGraphicFramePr>
               <a:graphicFrameLocks xmlns:a="http://schemas.openxmlformats.org/drawingml/2006/main" noChangeAspect="1"/>
             </wp:cNvGraphicFramePr>
@@ -2081,6 +2681,213 @@
                   <pic:spPr>
                     <a:xfrm>
                       <a:off x="0" y="0"/>
+                      <a:ext cx="5172797" cy="3686689"/>
+                    </a:xfrm>
+                    <a:prstGeom prst="rect">
+                      <a:avLst/>
+                    </a:prstGeom>
+                  </pic:spPr>
+                </pic:pic>
+              </a:graphicData>
+            </a:graphic>
+          </wp:inline>
+        </w:drawing>
+      </w:r>
+    </w:p>
+    <w:p>
+      <w:pPr>
+        <w:pStyle w:val="a3"/>
+        <w:jc w:val="center"/>
+        <w:rPr>
+          <w:rFonts w:ascii="Times New Roman" w:hAnsi="Times New Roman" w:cs="Times New Roman"/>
+          <w:i w:val="0"/>
+          <w:iCs w:val="0"/>
+          <w:noProof/>
+          <w:color w:val="000000" w:themeColor="text1"/>
+          <w:sz w:val="24"/>
+          <w:szCs w:val="24"/>
+        </w:rPr>
+      </w:pPr>
+      <w:r>
+        <w:rPr>
+          <w:rFonts w:ascii="Times New Roman" w:hAnsi="Times New Roman" w:cs="Times New Roman"/>
+          <w:i w:val="0"/>
+          <w:iCs w:val="0"/>
+          <w:color w:val="000000" w:themeColor="text1"/>
+          <w:sz w:val="24"/>
+          <w:szCs w:val="24"/>
+        </w:rPr>
+        <w:t xml:space="preserve">Рисунок </w:t>
+      </w:r>
+      <w:r>
+        <w:rPr>
+          <w:rFonts w:ascii="Times New Roman" w:hAnsi="Times New Roman" w:cs="Times New Roman"/>
+          <w:i w:val="0"/>
+          <w:iCs w:val="0"/>
+          <w:color w:val="000000" w:themeColor="text1"/>
+          <w:sz w:val="24"/>
+          <w:szCs w:val="24"/>
+        </w:rPr>
+        <w:fldChar w:fldCharType="begin"/>
+      </w:r>
+      <w:r>
+        <w:rPr>
+          <w:rFonts w:ascii="Times New Roman" w:hAnsi="Times New Roman" w:cs="Times New Roman"/>
+          <w:i w:val="0"/>
+          <w:iCs w:val="0"/>
+          <w:color w:val="000000" w:themeColor="text1"/>
+          <w:sz w:val="24"/>
+          <w:szCs w:val="24"/>
+        </w:rPr>
+        <w:instrText xml:space="preserve"> SEQ Рисунок \* ARABIC </w:instrText>
+      </w:r>
+      <w:r>
+        <w:rPr>
+          <w:rFonts w:ascii="Times New Roman" w:hAnsi="Times New Roman" w:cs="Times New Roman"/>
+          <w:i w:val="0"/>
+          <w:iCs w:val="0"/>
+          <w:color w:val="000000" w:themeColor="text1"/>
+          <w:sz w:val="24"/>
+          <w:szCs w:val="24"/>
+        </w:rPr>
+        <w:fldChar w:fldCharType="separate"/>
+      </w:r>
+      <w:r>
+        <w:rPr>
+          <w:rFonts w:ascii="Times New Roman" w:hAnsi="Times New Roman" w:cs="Times New Roman"/>
+          <w:i w:val="0"/>
+          <w:iCs w:val="0"/>
+          <w:noProof/>
+          <w:color w:val="000000" w:themeColor="text1"/>
+          <w:sz w:val="24"/>
+          <w:szCs w:val="24"/>
+        </w:rPr>
+        <w:t>7</w:t>
+      </w:r>
+      <w:r>
+        <w:rPr>
+          <w:rFonts w:ascii="Times New Roman" w:hAnsi="Times New Roman" w:cs="Times New Roman"/>
+          <w:i w:val="0"/>
+          <w:iCs w:val="0"/>
+          <w:color w:val="000000" w:themeColor="text1"/>
+          <w:sz w:val="24"/>
+          <w:szCs w:val="24"/>
+        </w:rPr>
+        <w:fldChar w:fldCharType="end"/>
+      </w:r>
+      <w:r>
+        <w:rPr>
+          <w:rFonts w:ascii="Times New Roman" w:hAnsi="Times New Roman" w:cs="Times New Roman"/>
+          <w:i w:val="0"/>
+          <w:iCs w:val="0"/>
+          <w:color w:val="000000" w:themeColor="text1"/>
+          <w:sz w:val="24"/>
+          <w:szCs w:val="24"/>
+        </w:rPr>
+        <w:t>. Список команд в привилегированном исполнительском режиме.</w:t>
+      </w:r>
+    </w:p>
+    <w:p>
+      <w:pPr>
+        <w:rPr>
+          <w:rFonts w:ascii="Times New Roman" w:eastAsia="Times New Roman" w:hAnsi="Times New Roman" w:cs="Times New Roman"/>
+          <w:color w:val="000000"/>
+          <w:sz w:val="28"/>
+          <w:szCs w:val="28"/>
+          <w:lang w:eastAsia="ru-RU"/>
+        </w:rPr>
+      </w:pPr>
+      <w:r>
+        <w:rPr>
+          <w:rFonts w:ascii="Times New Roman" w:eastAsia="Times New Roman" w:hAnsi="Times New Roman" w:cs="Times New Roman"/>
+          <w:color w:val="000000"/>
+          <w:sz w:val="28"/>
+          <w:szCs w:val="28"/>
+          <w:lang w:eastAsia="ru-RU"/>
+        </w:rPr>
+        <w:br w:type="page"/>
+      </w:r>
+    </w:p>
+    <w:p>
+      <w:pPr>
+        <w:spacing w:after="120" w:line="240" w:lineRule="auto"/>
+        <w:rPr>
+          <w:rFonts w:ascii="Times New Roman" w:eastAsia="Times New Roman" w:hAnsi="Times New Roman" w:cs="Times New Roman"/>
+          <w:color w:val="000000"/>
+          <w:sz w:val="28"/>
+          <w:szCs w:val="28"/>
+          <w:lang w:val="en-US" w:eastAsia="ru-RU"/>
+        </w:rPr>
+      </w:pPr>
+      <w:r>
+        <w:rPr>
+          <w:rFonts w:ascii="Times New Roman" w:eastAsia="Times New Roman" w:hAnsi="Times New Roman" w:cs="Times New Roman"/>
+          <w:color w:val="000000"/>
+          <w:sz w:val="28"/>
+          <w:szCs w:val="28"/>
+          <w:lang w:eastAsia="ru-RU"/>
+        </w:rPr>
+        <w:lastRenderedPageBreak/>
+        <w:t xml:space="preserve">Сколько команд показано теперь, когда включен привилегированный режим EXEC? </w:t>
+      </w:r>
+      <w:r>
+        <w:rPr>
+          <w:rFonts w:ascii="Times New Roman" w:eastAsia="Times New Roman" w:hAnsi="Times New Roman" w:cs="Times New Roman"/>
+          <w:color w:val="000000"/>
+          <w:sz w:val="28"/>
+          <w:szCs w:val="28"/>
+          <w:lang w:eastAsia="ru-RU"/>
+        </w:rPr>
+        <w:t>Ответ</w:t>
+      </w:r>
+      <w:r>
+        <w:rPr>
+          <w:rFonts w:ascii="Times New Roman" w:eastAsia="Times New Roman" w:hAnsi="Times New Roman" w:cs="Times New Roman"/>
+          <w:color w:val="000000"/>
+          <w:sz w:val="28"/>
+          <w:szCs w:val="28"/>
+          <w:lang w:val="en-US" w:eastAsia="ru-RU"/>
+        </w:rPr>
+        <w:t>:</w:t>
+      </w:r>
+    </w:p>
+    <w:p>
+      <w:pPr>
+        <w:keepNext/>
+        <w:jc w:val="center"/>
+      </w:pPr>
+      <w:r>
+        <w:rPr>
+          <w:rFonts w:ascii="Times New Roman" w:hAnsi="Times New Roman" w:cs="Times New Roman"/>
+          <w:noProof/>
+          <w:sz w:val="28"/>
+          <w:szCs w:val="28"/>
+          <w:lang w:val="en-US"/>
+        </w:rPr>
+        <w:drawing>
+          <wp:inline distT="0" distB="0" distL="0" distR="0" wp14:anchorId="1873AC4B" wp14:editId="28A568FA">
+            <wp:extent cx="5115639" cy="562053"/>
+            <wp:effectExtent l="0" t="0" r="8890" b="9525"/>
+            <wp:docPr id="9" name="Рисунок 9"/>
+            <wp:cNvGraphicFramePr>
+              <a:graphicFrameLocks xmlns:a="http://schemas.openxmlformats.org/drawingml/2006/main" noChangeAspect="1"/>
+            </wp:cNvGraphicFramePr>
+            <a:graphic xmlns:a="http://schemas.openxmlformats.org/drawingml/2006/main">
+              <a:graphicData uri="http://schemas.openxmlformats.org/drawingml/2006/picture">
+                <pic:pic xmlns:pic="http://schemas.openxmlformats.org/drawingml/2006/picture">
+                  <pic:nvPicPr>
+                    <pic:cNvPr id="1" name=""/>
+                    <pic:cNvPicPr/>
+                  </pic:nvPicPr>
+                  <pic:blipFill>
+                    <a:blip r:embed="rId12"/>
+                    <a:stretch>
+                      <a:fillRect/>
+                    </a:stretch>
+                  </pic:blipFill>
+                  <pic:spPr>
+                    <a:xfrm>
+                      <a:off x="0" y="0"/>
                       <a:ext cx="5115639" cy="562053"/>
                     </a:xfrm>
                     <a:prstGeom prst="rect">
@@ -2096,44 +2903,192 @@
     </w:p>
     <w:p>
       <w:pPr>
-        <w:rPr>
-          <w:rFonts w:ascii="Times New Roman" w:hAnsi="Times New Roman" w:cs="Times New Roman"/>
-          <w:sz w:val="28"/>
-          <w:szCs w:val="28"/>
+        <w:pStyle w:val="a3"/>
+        <w:jc w:val="center"/>
+        <w:rPr>
+          <w:rFonts w:ascii="Times New Roman" w:hAnsi="Times New Roman" w:cs="Times New Roman"/>
+          <w:i w:val="0"/>
+          <w:iCs w:val="0"/>
+          <w:color w:val="000000" w:themeColor="text1"/>
+          <w:sz w:val="40"/>
+          <w:szCs w:val="40"/>
+        </w:rPr>
+      </w:pPr>
+      <w:r>
+        <w:rPr>
+          <w:rFonts w:ascii="Times New Roman" w:hAnsi="Times New Roman" w:cs="Times New Roman"/>
+          <w:i w:val="0"/>
+          <w:iCs w:val="0"/>
+          <w:color w:val="000000" w:themeColor="text1"/>
+          <w:sz w:val="24"/>
+          <w:szCs w:val="24"/>
+        </w:rPr>
+        <w:t xml:space="preserve">Рисунок </w:t>
+      </w:r>
+      <w:r>
+        <w:rPr>
+          <w:rFonts w:ascii="Times New Roman" w:hAnsi="Times New Roman" w:cs="Times New Roman"/>
+          <w:i w:val="0"/>
+          <w:iCs w:val="0"/>
+          <w:color w:val="000000" w:themeColor="text1"/>
+          <w:sz w:val="24"/>
+          <w:szCs w:val="24"/>
+        </w:rPr>
+        <w:fldChar w:fldCharType="begin"/>
+      </w:r>
+      <w:r>
+        <w:rPr>
+          <w:rFonts w:ascii="Times New Roman" w:hAnsi="Times New Roman" w:cs="Times New Roman"/>
+          <w:i w:val="0"/>
+          <w:iCs w:val="0"/>
+          <w:color w:val="000000" w:themeColor="text1"/>
+          <w:sz w:val="24"/>
+          <w:szCs w:val="24"/>
+        </w:rPr>
+        <w:instrText xml:space="preserve"> SEQ Рисунок \* ARABIC </w:instrText>
+      </w:r>
+      <w:r>
+        <w:rPr>
+          <w:rFonts w:ascii="Times New Roman" w:hAnsi="Times New Roman" w:cs="Times New Roman"/>
+          <w:i w:val="0"/>
+          <w:iCs w:val="0"/>
+          <w:color w:val="000000" w:themeColor="text1"/>
+          <w:sz w:val="24"/>
+          <w:szCs w:val="24"/>
+        </w:rPr>
+        <w:fldChar w:fldCharType="separate"/>
+      </w:r>
+      <w:r>
+        <w:rPr>
+          <w:rFonts w:ascii="Times New Roman" w:hAnsi="Times New Roman" w:cs="Times New Roman"/>
+          <w:i w:val="0"/>
+          <w:iCs w:val="0"/>
+          <w:noProof/>
+          <w:color w:val="000000" w:themeColor="text1"/>
+          <w:sz w:val="24"/>
+          <w:szCs w:val="24"/>
+        </w:rPr>
+        <w:t>8</w:t>
+      </w:r>
+      <w:r>
+        <w:rPr>
+          <w:rFonts w:ascii="Times New Roman" w:hAnsi="Times New Roman" w:cs="Times New Roman"/>
+          <w:i w:val="0"/>
+          <w:iCs w:val="0"/>
+          <w:color w:val="000000" w:themeColor="text1"/>
+          <w:sz w:val="24"/>
+          <w:szCs w:val="24"/>
+        </w:rPr>
+        <w:fldChar w:fldCharType="end"/>
+      </w:r>
+      <w:r>
+        <w:rPr>
+          <w:rFonts w:ascii="Times New Roman" w:hAnsi="Times New Roman" w:cs="Times New Roman"/>
+          <w:i w:val="0"/>
+          <w:iCs w:val="0"/>
+          <w:color w:val="000000" w:themeColor="text1"/>
+          <w:sz w:val="24"/>
+          <w:szCs w:val="24"/>
+        </w:rPr>
+        <w:t>. Ввод команды</w:t>
+      </w:r>
+      <w:r>
+        <w:rPr>
+          <w:rFonts w:ascii="Times New Roman" w:hAnsi="Times New Roman" w:cs="Times New Roman"/>
+          <w:i w:val="0"/>
+          <w:iCs w:val="0"/>
+          <w:color w:val="000000" w:themeColor="text1"/>
+          <w:sz w:val="24"/>
+          <w:szCs w:val="24"/>
+        </w:rPr>
+        <w:t>:</w:t>
+      </w:r>
+      <w:r>
+        <w:rPr>
+          <w:rFonts w:ascii="Times New Roman" w:hAnsi="Times New Roman" w:cs="Times New Roman"/>
+          <w:i w:val="0"/>
+          <w:iCs w:val="0"/>
+          <w:color w:val="000000" w:themeColor="text1"/>
+          <w:sz w:val="24"/>
+          <w:szCs w:val="24"/>
+        </w:rPr>
+        <w:t xml:space="preserve"> </w:t>
+      </w:r>
+      <w:r>
+        <w:rPr>
+          <w:rFonts w:ascii="Times New Roman" w:hAnsi="Times New Roman" w:cs="Times New Roman"/>
+          <w:i w:val="0"/>
+          <w:iCs w:val="0"/>
+          <w:color w:val="000000" w:themeColor="text1"/>
+          <w:sz w:val="24"/>
+          <w:szCs w:val="24"/>
+        </w:rPr>
+        <w:t>“</w:t>
+      </w:r>
+      <w:r>
+        <w:rPr>
+          <w:rFonts w:ascii="Times New Roman" w:hAnsi="Times New Roman" w:cs="Times New Roman"/>
+          <w:i w:val="0"/>
+          <w:iCs w:val="0"/>
+          <w:color w:val="000000" w:themeColor="text1"/>
+          <w:sz w:val="24"/>
+          <w:szCs w:val="24"/>
           <w:lang w:val="en-US"/>
         </w:rPr>
-      </w:pPr>
-      <w:r>
-        <w:rPr>
-          <w:rFonts w:ascii="Times New Roman" w:hAnsi="Times New Roman" w:cs="Times New Roman"/>
-          <w:sz w:val="28"/>
-          <w:szCs w:val="28"/>
-          <w:lang w:val="en-US"/>
-        </w:rPr>
-        <w:br w:type="page"/>
-      </w:r>
-    </w:p>
-    <w:p>
-      <w:pPr>
-        <w:spacing w:before="120" w:after="120" w:line="240" w:lineRule="auto"/>
-        <w:outlineLvl w:val="2"/>
-        <w:rPr>
-          <w:rFonts w:ascii="Times New Roman" w:eastAsia="Times New Roman" w:hAnsi="Times New Roman" w:cs="Times New Roman"/>
-          <w:color w:val="000000"/>
-          <w:sz w:val="28"/>
-          <w:szCs w:val="28"/>
-          <w:lang w:eastAsia="ru-RU"/>
-        </w:rPr>
-      </w:pPr>
-      <w:r>
-        <w:rPr>
-          <w:rFonts w:ascii="Times New Roman" w:eastAsia="Times New Roman" w:hAnsi="Times New Roman" w:cs="Times New Roman"/>
-          <w:color w:val="000000"/>
-          <w:sz w:val="28"/>
-          <w:szCs w:val="28"/>
-          <w:lang w:eastAsia="ru-RU"/>
-        </w:rPr>
-        <w:lastRenderedPageBreak/>
+        <w:t>c</w:t>
+      </w:r>
+      <w:r>
+        <w:rPr>
+          <w:rFonts w:ascii="Times New Roman" w:hAnsi="Times New Roman" w:cs="Times New Roman"/>
+          <w:i w:val="0"/>
+          <w:iCs w:val="0"/>
+          <w:color w:val="000000" w:themeColor="text1"/>
+          <w:sz w:val="24"/>
+          <w:szCs w:val="24"/>
+        </w:rPr>
+        <w:t>?</w:t>
+      </w:r>
+      <w:r>
+        <w:rPr>
+          <w:rFonts w:ascii="Times New Roman" w:hAnsi="Times New Roman" w:cs="Times New Roman"/>
+          <w:i w:val="0"/>
+          <w:iCs w:val="0"/>
+          <w:color w:val="000000" w:themeColor="text1"/>
+          <w:sz w:val="24"/>
+          <w:szCs w:val="24"/>
+        </w:rPr>
+        <w:t>”</w:t>
+      </w:r>
+      <w:r>
+        <w:rPr>
+          <w:rFonts w:ascii="Times New Roman" w:hAnsi="Times New Roman" w:cs="Times New Roman"/>
+          <w:i w:val="0"/>
+          <w:iCs w:val="0"/>
+          <w:color w:val="000000" w:themeColor="text1"/>
+          <w:sz w:val="24"/>
+          <w:szCs w:val="24"/>
+        </w:rPr>
+        <w:t>.</w:t>
+      </w:r>
+    </w:p>
+    <w:p>
+      <w:pPr>
+        <w:rPr>
+          <w:rFonts w:ascii="Times New Roman" w:eastAsia="Times New Roman" w:hAnsi="Times New Roman" w:cs="Times New Roman"/>
+          <w:color w:val="000000"/>
+          <w:sz w:val="28"/>
+          <w:szCs w:val="28"/>
+          <w:lang w:eastAsia="ru-RU"/>
+        </w:rPr>
+      </w:pPr>
+      <w:r>
+        <w:rPr>
+          <w:rFonts w:ascii="Times New Roman" w:eastAsia="Times New Roman" w:hAnsi="Times New Roman" w:cs="Times New Roman"/>
+          <w:color w:val="000000"/>
+          <w:sz w:val="28"/>
+          <w:szCs w:val="28"/>
+          <w:lang w:eastAsia="ru-RU"/>
+        </w:rPr>
         <w:t>Шаг 2. В</w:t>
       </w:r>
       <w:r>
@@ -2163,57 +3118,56 @@
         <w:spacing w:before="120" w:beforeAutospacing="0" w:after="120" w:afterAutospacing="0"/>
         <w:ind w:left="720" w:hanging="360"/>
         <w:rPr>
-          <w:rFonts w:ascii="Arial" w:hAnsi="Arial" w:cs="Arial"/>
-          <w:color w:val="000000"/>
-          <w:sz w:val="20"/>
-          <w:szCs w:val="20"/>
-        </w:rPr>
-      </w:pPr>
-      <w:r>
-        <w:rPr>
-          <w:rFonts w:ascii="Arial" w:hAnsi="Arial" w:cs="Arial"/>
-          <w:color w:val="000000"/>
-          <w:sz w:val="20"/>
-          <w:szCs w:val="20"/>
-        </w:rPr>
-        <w:t>a.</w:t>
-      </w:r>
-      <w:r>
-        <w:rPr>
-          <w:color w:val="000000"/>
-          <w:sz w:val="14"/>
-          <w:szCs w:val="14"/>
-        </w:rPr>
-        <w:t> </w:t>
-      </w:r>
-      <w:r>
-        <w:rPr>
-          <w:rFonts w:ascii="Arial" w:hAnsi="Arial" w:cs="Arial"/>
-          <w:color w:val="000000"/>
-          <w:sz w:val="20"/>
-          <w:szCs w:val="20"/>
-        </w:rPr>
-        <w:t>В привилегированном режиме EXEC одна из команд, начинающихся с буквы «с», — </w:t>
-      </w:r>
-      <w:r>
-        <w:rPr>
-          <w:rFonts w:ascii="Arial" w:hAnsi="Arial" w:cs="Arial"/>
+          <w:color w:val="000000"/>
+          <w:sz w:val="28"/>
+          <w:szCs w:val="28"/>
+        </w:rPr>
+      </w:pPr>
+      <w:r>
+        <w:rPr>
+          <w:color w:val="000000"/>
+          <w:sz w:val="28"/>
+          <w:szCs w:val="28"/>
+        </w:rPr>
+        <w:t>a. В привилегированном режиме EXEC одна из команд, начинающихся с буквы «с», — </w:t>
+      </w:r>
+      <w:proofErr w:type="spellStart"/>
+      <w:r>
+        <w:rPr>
           <w:b/>
           <w:bCs/>
           <w:color w:val="000000"/>
-          <w:sz w:val="20"/>
-          <w:szCs w:val="20"/>
+          <w:sz w:val="28"/>
+          <w:szCs w:val="28"/>
         </w:rPr>
         <w:t>configure</w:t>
       </w:r>
-      <w:r>
-        <w:rPr>
-          <w:rFonts w:ascii="Arial" w:hAnsi="Arial" w:cs="Arial"/>
-          <w:color w:val="000000"/>
-          <w:sz w:val="20"/>
-          <w:szCs w:val="20"/>
-        </w:rPr>
-        <w:t>. Введите либо команду полностью, либо столько символов, сколько будет нужно для уникального определения команды. Нажмите клавишу , чтобы выполнить команду, и нажмите клавишу ввода.</w:t>
+      <w:proofErr w:type="spellEnd"/>
+      <w:r>
+        <w:rPr>
+          <w:color w:val="000000"/>
+          <w:sz w:val="28"/>
+          <w:szCs w:val="28"/>
+        </w:rPr>
+        <w:t xml:space="preserve">. Введите либо команду полностью, либо столько символов, сколько будет нужно для уникального определения команды. Нажмите </w:t>
+      </w:r>
+      <w:proofErr w:type="gramStart"/>
+      <w:r>
+        <w:rPr>
+          <w:color w:val="000000"/>
+          <w:sz w:val="28"/>
+          <w:szCs w:val="28"/>
+        </w:rPr>
+        <w:t>клавишу ,</w:t>
+      </w:r>
+      <w:proofErr w:type="gramEnd"/>
+      <w:r>
+        <w:rPr>
+          <w:color w:val="000000"/>
+          <w:sz w:val="28"/>
+          <w:szCs w:val="28"/>
+        </w:rPr>
+        <w:t xml:space="preserve"> чтобы выполнить команду, и нажмите клавишу ввода.</w:t>
       </w:r>
     </w:p>
     <w:p>
@@ -2222,32 +3176,31 @@
         <w:spacing w:before="60" w:beforeAutospacing="0" w:after="60" w:afterAutospacing="0"/>
         <w:ind w:left="720"/>
         <w:rPr>
-          <w:rFonts w:ascii="Courier New" w:hAnsi="Courier New" w:cs="Courier New"/>
-          <w:color w:val="000000"/>
-          <w:sz w:val="20"/>
-          <w:szCs w:val="20"/>
-        </w:rPr>
-      </w:pPr>
-      <w:r>
-        <w:rPr>
-          <w:rFonts w:ascii="Courier New" w:hAnsi="Courier New" w:cs="Courier New"/>
-          <w:color w:val="000000"/>
-          <w:sz w:val="20"/>
-          <w:szCs w:val="20"/>
+          <w:color w:val="000000"/>
+          <w:sz w:val="28"/>
+          <w:szCs w:val="28"/>
+        </w:rPr>
+      </w:pPr>
+      <w:r>
+        <w:rPr>
+          <w:color w:val="000000"/>
+          <w:sz w:val="28"/>
+          <w:szCs w:val="28"/>
         </w:rPr>
         <w:t>S1# </w:t>
       </w:r>
-      <w:r>
-        <w:rPr>
-          <w:rFonts w:ascii="Courier New" w:hAnsi="Courier New" w:cs="Courier New"/>
+      <w:proofErr w:type="spellStart"/>
+      <w:r>
+        <w:rPr>
           <w:b/>
           <w:bCs/>
           <w:color w:val="000000"/>
-          <w:sz w:val="20"/>
-          <w:szCs w:val="20"/>
+          <w:sz w:val="28"/>
+          <w:szCs w:val="28"/>
         </w:rPr>
         <w:t>configure</w:t>
       </w:r>
+      <w:proofErr w:type="spellEnd"/>
     </w:p>
     <w:p>
       <w:pPr>
@@ -2255,20 +3208,20 @@
         <w:spacing w:before="0"/>
         <w:ind w:left="720"/>
         <w:rPr>
-          <w:rFonts w:ascii="Arial" w:hAnsi="Arial" w:cs="Arial"/>
+          <w:rFonts w:ascii="Times New Roman" w:hAnsi="Times New Roman" w:cs="Times New Roman"/>
           <w:color w:val="FFFFFF"/>
-          <w:sz w:val="6"/>
-          <w:szCs w:val="6"/>
-        </w:rPr>
-      </w:pPr>
-      <w:r>
-        <w:rPr>
-          <w:rFonts w:ascii="Arial" w:hAnsi="Arial" w:cs="Arial"/>
+          <w:sz w:val="28"/>
+          <w:szCs w:val="28"/>
+        </w:rPr>
+      </w:pPr>
+      <w:r>
+        <w:rPr>
+          <w:rFonts w:ascii="Times New Roman" w:hAnsi="Times New Roman" w:cs="Times New Roman"/>
           <w:b/>
           <w:bCs/>
           <w:color w:val="FFFFFF"/>
-          <w:sz w:val="6"/>
-          <w:szCs w:val="6"/>
+          <w:sz w:val="28"/>
+          <w:szCs w:val="28"/>
         </w:rPr>
         <w:t>Вопрос:</w:t>
       </w:r>
@@ -2279,30 +3232,24 @@
         <w:spacing w:before="0" w:beforeAutospacing="0" w:after="120" w:afterAutospacing="0"/>
         <w:ind w:left="720"/>
         <w:rPr>
-          <w:rFonts w:ascii="Arial" w:hAnsi="Arial" w:cs="Arial"/>
-          <w:color w:val="000000"/>
-          <w:sz w:val="20"/>
-          <w:szCs w:val="20"/>
-        </w:rPr>
-      </w:pPr>
-      <w:r>
-        <w:rPr>
-          <w:rFonts w:ascii="Arial" w:hAnsi="Arial" w:cs="Arial"/>
-          <w:color w:val="000000"/>
-          <w:sz w:val="20"/>
-          <w:szCs w:val="20"/>
+          <w:color w:val="000000"/>
+          <w:sz w:val="28"/>
+          <w:szCs w:val="28"/>
+        </w:rPr>
+      </w:pPr>
+      <w:r>
+        <w:rPr>
+          <w:color w:val="000000"/>
+          <w:sz w:val="28"/>
+          <w:szCs w:val="28"/>
         </w:rPr>
         <w:t>Что отображается в окне сообщения?</w:t>
       </w:r>
     </w:p>
     <w:p>
       <w:pPr>
-        <w:rPr>
-          <w:rFonts w:ascii="Times New Roman" w:hAnsi="Times New Roman" w:cs="Times New Roman"/>
-          <w:sz w:val="28"/>
-          <w:szCs w:val="28"/>
-          <w:lang w:val="en-US"/>
-        </w:rPr>
+        <w:keepNext/>
+        <w:jc w:val="center"/>
       </w:pPr>
       <w:r>
         <w:rPr>
@@ -2328,7 +3275,7 @@
                     <pic:cNvPicPr/>
                   </pic:nvPicPr>
                   <pic:blipFill rotWithShape="1">
-                    <a:blip r:embed="rId12"/>
+                    <a:blip r:embed="rId13"/>
                     <a:srcRect b="20000"/>
                     <a:stretch/>
                   </pic:blipFill>
@@ -2358,59 +3305,231 @@
     </w:p>
     <w:p>
       <w:pPr>
+        <w:pStyle w:val="a3"/>
+        <w:jc w:val="center"/>
+        <w:rPr>
+          <w:rFonts w:ascii="Times New Roman" w:hAnsi="Times New Roman" w:cs="Times New Roman"/>
+          <w:i w:val="0"/>
+          <w:iCs w:val="0"/>
+          <w:color w:val="000000" w:themeColor="text1"/>
+          <w:sz w:val="40"/>
+          <w:szCs w:val="40"/>
+        </w:rPr>
+      </w:pPr>
+      <w:r>
+        <w:rPr>
+          <w:rFonts w:ascii="Times New Roman" w:hAnsi="Times New Roman" w:cs="Times New Roman"/>
+          <w:i w:val="0"/>
+          <w:iCs w:val="0"/>
+          <w:color w:val="000000" w:themeColor="text1"/>
+          <w:sz w:val="24"/>
+          <w:szCs w:val="24"/>
+        </w:rPr>
+        <w:t xml:space="preserve">Рисунок </w:t>
+      </w:r>
+      <w:r>
+        <w:rPr>
+          <w:rFonts w:ascii="Times New Roman" w:hAnsi="Times New Roman" w:cs="Times New Roman"/>
+          <w:i w:val="0"/>
+          <w:iCs w:val="0"/>
+          <w:color w:val="000000" w:themeColor="text1"/>
+          <w:sz w:val="24"/>
+          <w:szCs w:val="24"/>
+        </w:rPr>
+        <w:fldChar w:fldCharType="begin"/>
+      </w:r>
+      <w:r>
+        <w:rPr>
+          <w:rFonts w:ascii="Times New Roman" w:hAnsi="Times New Roman" w:cs="Times New Roman"/>
+          <w:i w:val="0"/>
+          <w:iCs w:val="0"/>
+          <w:color w:val="000000" w:themeColor="text1"/>
+          <w:sz w:val="24"/>
+          <w:szCs w:val="24"/>
+        </w:rPr>
+        <w:instrText xml:space="preserve"> SEQ Рисунок \* ARABIC </w:instrText>
+      </w:r>
+      <w:r>
+        <w:rPr>
+          <w:rFonts w:ascii="Times New Roman" w:hAnsi="Times New Roman" w:cs="Times New Roman"/>
+          <w:i w:val="0"/>
+          <w:iCs w:val="0"/>
+          <w:color w:val="000000" w:themeColor="text1"/>
+          <w:sz w:val="24"/>
+          <w:szCs w:val="24"/>
+        </w:rPr>
+        <w:fldChar w:fldCharType="separate"/>
+      </w:r>
+      <w:r>
+        <w:rPr>
+          <w:rFonts w:ascii="Times New Roman" w:hAnsi="Times New Roman" w:cs="Times New Roman"/>
+          <w:i w:val="0"/>
+          <w:iCs w:val="0"/>
+          <w:noProof/>
+          <w:color w:val="000000" w:themeColor="text1"/>
+          <w:sz w:val="24"/>
+          <w:szCs w:val="24"/>
+        </w:rPr>
+        <w:t>9</w:t>
+      </w:r>
+      <w:r>
+        <w:rPr>
+          <w:rFonts w:ascii="Times New Roman" w:hAnsi="Times New Roman" w:cs="Times New Roman"/>
+          <w:i w:val="0"/>
+          <w:iCs w:val="0"/>
+          <w:color w:val="000000" w:themeColor="text1"/>
+          <w:sz w:val="24"/>
+          <w:szCs w:val="24"/>
+        </w:rPr>
+        <w:fldChar w:fldCharType="end"/>
+      </w:r>
+      <w:r>
+        <w:rPr>
+          <w:rFonts w:ascii="Times New Roman" w:hAnsi="Times New Roman" w:cs="Times New Roman"/>
+          <w:i w:val="0"/>
+          <w:iCs w:val="0"/>
+          <w:color w:val="000000" w:themeColor="text1"/>
+          <w:sz w:val="24"/>
+          <w:szCs w:val="24"/>
+        </w:rPr>
+        <w:t xml:space="preserve">. </w:t>
+      </w:r>
+      <w:r>
+        <w:rPr>
+          <w:rFonts w:ascii="Times New Roman" w:hAnsi="Times New Roman" w:cs="Times New Roman"/>
+          <w:i w:val="0"/>
+          <w:iCs w:val="0"/>
+          <w:color w:val="000000" w:themeColor="text1"/>
+          <w:sz w:val="24"/>
+          <w:szCs w:val="24"/>
+        </w:rPr>
+        <w:t>Ввод команды</w:t>
+      </w:r>
+      <w:r>
+        <w:rPr>
+          <w:rFonts w:ascii="Times New Roman" w:hAnsi="Times New Roman" w:cs="Times New Roman"/>
+          <w:i w:val="0"/>
+          <w:iCs w:val="0"/>
+          <w:color w:val="000000" w:themeColor="text1"/>
+          <w:sz w:val="24"/>
+          <w:szCs w:val="24"/>
+        </w:rPr>
+        <w:t>:</w:t>
+      </w:r>
+      <w:r>
+        <w:rPr>
+          <w:rFonts w:ascii="Times New Roman" w:hAnsi="Times New Roman" w:cs="Times New Roman"/>
+          <w:i w:val="0"/>
+          <w:iCs w:val="0"/>
+          <w:color w:val="000000" w:themeColor="text1"/>
+          <w:sz w:val="24"/>
+          <w:szCs w:val="24"/>
+        </w:rPr>
+        <w:t xml:space="preserve"> </w:t>
+      </w:r>
+      <w:r>
+        <w:rPr>
+          <w:rFonts w:ascii="Times New Roman" w:hAnsi="Times New Roman" w:cs="Times New Roman"/>
+          <w:i w:val="0"/>
+          <w:iCs w:val="0"/>
+          <w:color w:val="000000" w:themeColor="text1"/>
+          <w:sz w:val="24"/>
+          <w:szCs w:val="24"/>
+        </w:rPr>
+        <w:t>"</w:t>
+      </w:r>
+      <w:r>
+        <w:rPr>
+          <w:rFonts w:ascii="Times New Roman" w:hAnsi="Times New Roman" w:cs="Times New Roman"/>
+          <w:i w:val="0"/>
+          <w:iCs w:val="0"/>
+          <w:color w:val="000000" w:themeColor="text1"/>
+          <w:sz w:val="24"/>
+          <w:szCs w:val="24"/>
+          <w:lang w:val="en-US"/>
+        </w:rPr>
+        <w:t>configure</w:t>
+      </w:r>
+      <w:r>
+        <w:rPr>
+          <w:rFonts w:ascii="Times New Roman" w:hAnsi="Times New Roman" w:cs="Times New Roman"/>
+          <w:i w:val="0"/>
+          <w:iCs w:val="0"/>
+          <w:color w:val="000000" w:themeColor="text1"/>
+          <w:sz w:val="24"/>
+          <w:szCs w:val="24"/>
+        </w:rPr>
+        <w:t>"</w:t>
+      </w:r>
+      <w:r>
+        <w:rPr>
+          <w:rFonts w:ascii="Times New Roman" w:hAnsi="Times New Roman" w:cs="Times New Roman"/>
+          <w:i w:val="0"/>
+          <w:iCs w:val="0"/>
+          <w:noProof/>
+          <w:color w:val="000000" w:themeColor="text1"/>
+          <w:sz w:val="24"/>
+          <w:szCs w:val="24"/>
+        </w:rPr>
+        <w:t>.</w:t>
+      </w:r>
+    </w:p>
+    <w:p>
+      <w:pPr>
         <w:pStyle w:val="substepalpha"/>
         <w:spacing w:before="120" w:beforeAutospacing="0" w:after="120" w:afterAutospacing="0"/>
         <w:ind w:left="720" w:hanging="360"/>
         <w:rPr>
-          <w:rFonts w:ascii="Arial" w:hAnsi="Arial" w:cs="Arial"/>
-          <w:color w:val="000000"/>
-          <w:sz w:val="20"/>
-          <w:szCs w:val="20"/>
-        </w:rPr>
-      </w:pPr>
-      <w:r>
-        <w:rPr>
-          <w:rFonts w:ascii="Arial" w:hAnsi="Arial" w:cs="Arial"/>
-          <w:color w:val="000000"/>
-          <w:sz w:val="20"/>
-          <w:szCs w:val="20"/>
-        </w:rPr>
-        <w:t>б.</w:t>
-      </w:r>
-      <w:r>
-        <w:rPr>
-          <w:color w:val="000000"/>
-          <w:sz w:val="14"/>
-          <w:szCs w:val="14"/>
-        </w:rPr>
-        <w:t> </w:t>
-      </w:r>
-      <w:r>
-        <w:rPr>
-          <w:rFonts w:ascii="Arial" w:hAnsi="Arial" w:cs="Arial"/>
-          <w:color w:val="000000"/>
-          <w:sz w:val="20"/>
-          <w:szCs w:val="20"/>
-        </w:rPr>
-        <w:t>Нажмите клавишу ввода, чтобы принять параметр по умолчанию, заключенный в квадратные скобки, — </w:t>
-      </w:r>
-      <w:r>
-        <w:rPr>
-          <w:rFonts w:ascii="Arial" w:hAnsi="Arial" w:cs="Arial"/>
+          <w:color w:val="000000"/>
+          <w:sz w:val="28"/>
+          <w:szCs w:val="28"/>
+        </w:rPr>
+      </w:pPr>
+      <w:r>
+        <w:rPr>
+          <w:color w:val="000000"/>
+          <w:sz w:val="28"/>
+          <w:szCs w:val="28"/>
+        </w:rPr>
+        <w:t>б. Нажмите клавишу ввода, чтобы принять параметр по умолчанию, заключенный в квадратные скобки, — </w:t>
+      </w:r>
+      <w:r>
+        <w:rPr>
           <w:b/>
           <w:bCs/>
           <w:color w:val="000000"/>
-          <w:sz w:val="20"/>
-          <w:szCs w:val="20"/>
-        </w:rPr>
-        <w:t>[terminal]</w:t>
-      </w:r>
-      <w:r>
-        <w:rPr>
-          <w:rFonts w:ascii="Arial" w:hAnsi="Arial" w:cs="Arial"/>
-          <w:color w:val="000000"/>
-          <w:sz w:val="20"/>
-          <w:szCs w:val="20"/>
+          <w:sz w:val="28"/>
+          <w:szCs w:val="28"/>
+        </w:rPr>
+        <w:t>[</w:t>
+      </w:r>
+      <w:proofErr w:type="spellStart"/>
+      <w:r>
+        <w:rPr>
+          <w:b/>
+          <w:bCs/>
+          <w:color w:val="000000"/>
+          <w:sz w:val="28"/>
+          <w:szCs w:val="28"/>
+        </w:rPr>
+        <w:t>terminal</w:t>
+      </w:r>
+      <w:proofErr w:type="spellEnd"/>
+      <w:r>
+        <w:rPr>
+          <w:b/>
+          <w:bCs/>
+          <w:color w:val="000000"/>
+          <w:sz w:val="28"/>
+          <w:szCs w:val="28"/>
+        </w:rPr>
+        <w:t>]</w:t>
+      </w:r>
+      <w:r>
+        <w:rPr>
+          <w:color w:val="000000"/>
+          <w:sz w:val="28"/>
+          <w:szCs w:val="28"/>
         </w:rPr>
         <w:t>.</w:t>
       </w:r>
@@ -2421,20 +3540,20 @@
         <w:spacing w:before="0"/>
         <w:ind w:left="720"/>
         <w:rPr>
-          <w:rFonts w:ascii="Arial" w:hAnsi="Arial" w:cs="Arial"/>
+          <w:rFonts w:ascii="Times New Roman" w:hAnsi="Times New Roman" w:cs="Times New Roman"/>
           <w:color w:val="FFFFFF"/>
-          <w:sz w:val="6"/>
-          <w:szCs w:val="6"/>
-        </w:rPr>
-      </w:pPr>
-      <w:r>
-        <w:rPr>
-          <w:rFonts w:ascii="Arial" w:hAnsi="Arial" w:cs="Arial"/>
+          <w:sz w:val="28"/>
+          <w:szCs w:val="28"/>
+        </w:rPr>
+      </w:pPr>
+      <w:r>
+        <w:rPr>
+          <w:rFonts w:ascii="Times New Roman" w:hAnsi="Times New Roman" w:cs="Times New Roman"/>
           <w:b/>
           <w:bCs/>
           <w:color w:val="FFFFFF"/>
-          <w:sz w:val="6"/>
-          <w:szCs w:val="6"/>
+          <w:sz w:val="28"/>
+          <w:szCs w:val="28"/>
         </w:rPr>
         <w:t>Вопрос:</w:t>
       </w:r>
@@ -2444,28 +3563,26 @@
         <w:spacing w:after="120" w:line="253" w:lineRule="atLeast"/>
         <w:ind w:left="734" w:right="14"/>
         <w:rPr>
-          <w:rFonts w:ascii="Arial" w:hAnsi="Arial" w:cs="Arial"/>
-          <w:color w:val="000000"/>
-        </w:rPr>
-      </w:pPr>
-      <w:r>
-        <w:rPr>
-          <w:rFonts w:ascii="Arial" w:hAnsi="Arial" w:cs="Arial"/>
-          <w:color w:val="000000"/>
-          <w:sz w:val="20"/>
-          <w:szCs w:val="20"/>
+          <w:rFonts w:ascii="Times New Roman" w:hAnsi="Times New Roman" w:cs="Times New Roman"/>
+          <w:color w:val="000000"/>
+          <w:sz w:val="28"/>
+          <w:szCs w:val="28"/>
+        </w:rPr>
+      </w:pPr>
+      <w:r>
+        <w:rPr>
+          <w:rFonts w:ascii="Times New Roman" w:hAnsi="Times New Roman" w:cs="Times New Roman"/>
+          <w:color w:val="000000"/>
+          <w:sz w:val="28"/>
+          <w:szCs w:val="28"/>
         </w:rPr>
         <w:t>Как изменилась командная строка?</w:t>
       </w:r>
     </w:p>
     <w:p>
       <w:pPr>
-        <w:rPr>
-          <w:rFonts w:ascii="Times New Roman" w:hAnsi="Times New Roman" w:cs="Times New Roman"/>
-          <w:sz w:val="28"/>
-          <w:szCs w:val="28"/>
-          <w:lang w:val="en-US"/>
-        </w:rPr>
+        <w:keepNext/>
+        <w:jc w:val="center"/>
       </w:pPr>
       <w:r>
         <w:rPr>
@@ -2480,214 +3597,6 @@
             <wp:extent cx="5125165" cy="781159"/>
             <wp:effectExtent l="0" t="0" r="0" b="0"/>
             <wp:docPr id="11" name="Рисунок 11"/>
-            <wp:cNvGraphicFramePr>
-              <a:graphicFrameLocks xmlns:a="http://schemas.openxmlformats.org/drawingml/2006/main" noChangeAspect="1"/>
-            </wp:cNvGraphicFramePr>
-            <a:graphic xmlns:a="http://schemas.openxmlformats.org/drawingml/2006/main">
-              <a:graphicData uri="http://schemas.openxmlformats.org/drawingml/2006/picture">
-                <pic:pic xmlns:pic="http://schemas.openxmlformats.org/drawingml/2006/picture">
-                  <pic:nvPicPr>
-                    <pic:cNvPr id="1" name=""/>
-                    <pic:cNvPicPr/>
-                  </pic:nvPicPr>
-                  <pic:blipFill>
-                    <a:blip r:embed="rId13"/>
-                    <a:stretch>
-                      <a:fillRect/>
-                    </a:stretch>
-                  </pic:blipFill>
-                  <pic:spPr>
-                    <a:xfrm>
-                      <a:off x="0" y="0"/>
-                      <a:ext cx="5125165" cy="781159"/>
-                    </a:xfrm>
-                    <a:prstGeom prst="rect">
-                      <a:avLst/>
-                    </a:prstGeom>
-                  </pic:spPr>
-                </pic:pic>
-              </a:graphicData>
-            </a:graphic>
-          </wp:inline>
-        </w:drawing>
-      </w:r>
-    </w:p>
-    <w:p>
-      <w:pPr>
-        <w:pStyle w:val="substepalpha"/>
-        <w:spacing w:before="120" w:beforeAutospacing="0" w:after="120" w:afterAutospacing="0"/>
-        <w:ind w:left="720" w:hanging="360"/>
-        <w:rPr>
-          <w:rFonts w:ascii="Arial" w:hAnsi="Arial" w:cs="Arial"/>
-          <w:color w:val="000000"/>
-          <w:sz w:val="20"/>
-          <w:szCs w:val="20"/>
-        </w:rPr>
-      </w:pPr>
-      <w:r>
-        <w:rPr>
-          <w:rFonts w:ascii="Arial" w:hAnsi="Arial" w:cs="Arial"/>
-          <w:color w:val="000000"/>
-          <w:sz w:val="20"/>
-          <w:szCs w:val="20"/>
-        </w:rPr>
-        <w:t>в.</w:t>
-      </w:r>
-      <w:r>
-        <w:rPr>
-          <w:color w:val="000000"/>
-          <w:sz w:val="14"/>
-          <w:szCs w:val="14"/>
-        </w:rPr>
-        <w:t> </w:t>
-      </w:r>
-      <w:r>
-        <w:rPr>
-          <w:rFonts w:ascii="Arial" w:hAnsi="Arial" w:cs="Arial"/>
-          <w:color w:val="000000"/>
-          <w:sz w:val="20"/>
-          <w:szCs w:val="20"/>
-        </w:rPr>
-        <w:t>Такой режим называется режимом глобальной конфигурации. Он будет более подробно рассмотрен в последующих упражнениях и лабораторных работах. А теперь вернитесь в привилегированный режим EXEC , введя команду </w:t>
-      </w:r>
-      <w:r>
-        <w:rPr>
-          <w:rFonts w:ascii="Arial" w:hAnsi="Arial" w:cs="Arial"/>
-          <w:b/>
-          <w:bCs/>
-          <w:color w:val="000000"/>
-          <w:sz w:val="20"/>
-          <w:szCs w:val="20"/>
-        </w:rPr>
-        <w:t>end</w:t>
-      </w:r>
-      <w:r>
-        <w:rPr>
-          <w:rFonts w:ascii="Arial" w:hAnsi="Arial" w:cs="Arial"/>
-          <w:color w:val="000000"/>
-          <w:sz w:val="20"/>
-          <w:szCs w:val="20"/>
-        </w:rPr>
-        <w:t> или </w:t>
-      </w:r>
-      <w:r>
-        <w:rPr>
-          <w:rFonts w:ascii="Arial" w:hAnsi="Arial" w:cs="Arial"/>
-          <w:b/>
-          <w:bCs/>
-          <w:color w:val="000000"/>
-          <w:sz w:val="20"/>
-          <w:szCs w:val="20"/>
-        </w:rPr>
-        <w:t>exit</w:t>
-      </w:r>
-      <w:r>
-        <w:rPr>
-          <w:rFonts w:ascii="Arial" w:hAnsi="Arial" w:cs="Arial"/>
-          <w:color w:val="000000"/>
-          <w:sz w:val="20"/>
-          <w:szCs w:val="20"/>
-        </w:rPr>
-        <w:t> либо нажав клавиши </w:t>
-      </w:r>
-      <w:r>
-        <w:rPr>
-          <w:rFonts w:ascii="Arial" w:hAnsi="Arial" w:cs="Arial"/>
-          <w:b/>
-          <w:bCs/>
-          <w:color w:val="000000"/>
-          <w:sz w:val="20"/>
-          <w:szCs w:val="20"/>
-        </w:rPr>
-        <w:t>Ctrl+Z</w:t>
-      </w:r>
-      <w:r>
-        <w:rPr>
-          <w:rFonts w:ascii="Arial" w:hAnsi="Arial" w:cs="Arial"/>
-          <w:color w:val="000000"/>
-          <w:sz w:val="20"/>
-          <w:szCs w:val="20"/>
-        </w:rPr>
-        <w:t>.</w:t>
-      </w:r>
-    </w:p>
-    <w:p>
-      <w:pPr>
-        <w:pStyle w:val="cmd"/>
-        <w:spacing w:before="60" w:beforeAutospacing="0" w:after="60" w:afterAutospacing="0"/>
-        <w:ind w:left="720"/>
-        <w:rPr>
-          <w:rFonts w:ascii="Courier New" w:hAnsi="Courier New" w:cs="Courier New"/>
-          <w:color w:val="000000"/>
-          <w:sz w:val="20"/>
-          <w:szCs w:val="20"/>
-        </w:rPr>
-      </w:pPr>
-      <w:r>
-        <w:rPr>
-          <w:rFonts w:ascii="Courier New" w:hAnsi="Courier New" w:cs="Courier New"/>
-          <w:color w:val="000000"/>
-          <w:sz w:val="20"/>
-          <w:szCs w:val="20"/>
-        </w:rPr>
-        <w:t>S1(config)# </w:t>
-      </w:r>
-      <w:r>
-        <w:rPr>
-          <w:rFonts w:ascii="Courier New" w:hAnsi="Courier New" w:cs="Courier New"/>
-          <w:b/>
-          <w:bCs/>
-          <w:color w:val="000000"/>
-          <w:sz w:val="20"/>
-          <w:szCs w:val="20"/>
-        </w:rPr>
-        <w:t>exit</w:t>
-      </w:r>
-    </w:p>
-    <w:p>
-      <w:pPr>
-        <w:pStyle w:val="cmd"/>
-        <w:spacing w:before="60" w:beforeAutospacing="0" w:after="60" w:afterAutospacing="0"/>
-        <w:ind w:left="720"/>
-        <w:rPr>
-          <w:rFonts w:ascii="Courier New" w:hAnsi="Courier New" w:cs="Courier New"/>
-          <w:color w:val="000000"/>
-          <w:sz w:val="20"/>
-          <w:szCs w:val="20"/>
-        </w:rPr>
-      </w:pPr>
-      <w:r>
-        <w:rPr>
-          <w:rFonts w:ascii="Courier New" w:hAnsi="Courier New" w:cs="Courier New"/>
-          <w:color w:val="000000"/>
-          <w:sz w:val="20"/>
-          <w:szCs w:val="20"/>
-        </w:rPr>
-        <w:t>S1#</w:t>
-      </w:r>
-    </w:p>
-    <w:p>
-      <w:pPr>
-        <w:rPr>
-          <w:rFonts w:ascii="Times New Roman" w:hAnsi="Times New Roman" w:cs="Times New Roman"/>
-          <w:sz w:val="28"/>
-          <w:szCs w:val="28"/>
-          <w:lang w:val="en-US"/>
-        </w:rPr>
-      </w:pPr>
-      <w:r>
-        <w:rPr>
-          <w:rFonts w:ascii="Times New Roman" w:hAnsi="Times New Roman" w:cs="Times New Roman"/>
-          <w:noProof/>
-          <w:sz w:val="28"/>
-          <w:szCs w:val="28"/>
-          <w:lang w:val="en-US"/>
-        </w:rPr>
-        <w:drawing>
-          <wp:inline distT="0" distB="0" distL="0" distR="0" wp14:anchorId="6A2BA0BB" wp14:editId="26C21880">
-            <wp:extent cx="4801270" cy="1057423"/>
-            <wp:effectExtent l="0" t="0" r="0" b="9525"/>
-            <wp:docPr id="16" name="Рисунок 16"/>
             <wp:cNvGraphicFramePr>
               <a:graphicFrameLocks xmlns:a="http://schemas.openxmlformats.org/drawingml/2006/main" noChangeAspect="1"/>
             </wp:cNvGraphicFramePr>
@@ -2707,7 +3616,7 @@
                   <pic:spPr>
                     <a:xfrm>
                       <a:off x="0" y="0"/>
-                      <a:ext cx="4801270" cy="1057423"/>
+                      <a:ext cx="5125165" cy="781159"/>
                     </a:xfrm>
                     <a:prstGeom prst="rect">
                       <a:avLst/>
@@ -2722,39 +3631,148 @@
     </w:p>
     <w:p>
       <w:pPr>
-        <w:rPr>
-          <w:rFonts w:ascii="Times New Roman" w:hAnsi="Times New Roman" w:cs="Times New Roman"/>
-          <w:sz w:val="28"/>
-          <w:szCs w:val="28"/>
+        <w:pStyle w:val="a3"/>
+        <w:jc w:val="center"/>
+        <w:rPr>
+          <w:rFonts w:ascii="Times New Roman" w:hAnsi="Times New Roman" w:cs="Times New Roman"/>
+          <w:i w:val="0"/>
+          <w:iCs w:val="0"/>
+          <w:color w:val="000000" w:themeColor="text1"/>
+          <w:sz w:val="40"/>
+          <w:szCs w:val="40"/>
           <w:lang w:val="en-US"/>
         </w:rPr>
       </w:pPr>
       <w:r>
         <w:rPr>
           <w:rFonts w:ascii="Times New Roman" w:hAnsi="Times New Roman" w:cs="Times New Roman"/>
-          <w:sz w:val="28"/>
-          <w:szCs w:val="28"/>
+          <w:i w:val="0"/>
+          <w:iCs w:val="0"/>
+          <w:color w:val="000000" w:themeColor="text1"/>
+          <w:sz w:val="24"/>
+          <w:szCs w:val="24"/>
+        </w:rPr>
+        <w:t xml:space="preserve">Рисунок </w:t>
+      </w:r>
+      <w:r>
+        <w:rPr>
+          <w:rFonts w:ascii="Times New Roman" w:hAnsi="Times New Roman" w:cs="Times New Roman"/>
+          <w:i w:val="0"/>
+          <w:iCs w:val="0"/>
+          <w:color w:val="000000" w:themeColor="text1"/>
+          <w:sz w:val="24"/>
+          <w:szCs w:val="24"/>
+        </w:rPr>
+        <w:fldChar w:fldCharType="begin"/>
+      </w:r>
+      <w:r>
+        <w:rPr>
+          <w:rFonts w:ascii="Times New Roman" w:hAnsi="Times New Roman" w:cs="Times New Roman"/>
+          <w:i w:val="0"/>
+          <w:iCs w:val="0"/>
+          <w:color w:val="000000" w:themeColor="text1"/>
+          <w:sz w:val="24"/>
+          <w:szCs w:val="24"/>
+        </w:rPr>
+        <w:instrText xml:space="preserve"> SEQ Рисунок \* ARABIC </w:instrText>
+      </w:r>
+      <w:r>
+        <w:rPr>
+          <w:rFonts w:ascii="Times New Roman" w:hAnsi="Times New Roman" w:cs="Times New Roman"/>
+          <w:i w:val="0"/>
+          <w:iCs w:val="0"/>
+          <w:color w:val="000000" w:themeColor="text1"/>
+          <w:sz w:val="24"/>
+          <w:szCs w:val="24"/>
+        </w:rPr>
+        <w:fldChar w:fldCharType="separate"/>
+      </w:r>
+      <w:r>
+        <w:rPr>
+          <w:rFonts w:ascii="Times New Roman" w:hAnsi="Times New Roman" w:cs="Times New Roman"/>
+          <w:i w:val="0"/>
+          <w:iCs w:val="0"/>
+          <w:noProof/>
+          <w:color w:val="000000" w:themeColor="text1"/>
+          <w:sz w:val="24"/>
+          <w:szCs w:val="24"/>
+        </w:rPr>
+        <w:t>10</w:t>
+      </w:r>
+      <w:r>
+        <w:rPr>
+          <w:rFonts w:ascii="Times New Roman" w:hAnsi="Times New Roman" w:cs="Times New Roman"/>
+          <w:i w:val="0"/>
+          <w:iCs w:val="0"/>
+          <w:color w:val="000000" w:themeColor="text1"/>
+          <w:sz w:val="24"/>
+          <w:szCs w:val="24"/>
+        </w:rPr>
+        <w:fldChar w:fldCharType="end"/>
+      </w:r>
+      <w:r>
+        <w:rPr>
+          <w:rFonts w:ascii="Times New Roman" w:hAnsi="Times New Roman" w:cs="Times New Roman"/>
+          <w:i w:val="0"/>
+          <w:iCs w:val="0"/>
+          <w:color w:val="000000" w:themeColor="text1"/>
+          <w:sz w:val="24"/>
+          <w:szCs w:val="24"/>
           <w:lang w:val="en-US"/>
         </w:rPr>
-        <w:br w:type="page"/>
-      </w:r>
-    </w:p>
-    <w:p>
-      <w:pPr>
-        <w:pStyle w:val="2"/>
-        <w:spacing w:before="120" w:after="120" w:line="299" w:lineRule="atLeast"/>
-        <w:rPr>
-          <w:rFonts w:ascii="Arial" w:hAnsi="Arial" w:cs="Arial"/>
-          <w:color w:val="000000"/>
-        </w:rPr>
-      </w:pPr>
-      <w:r>
-        <w:rPr>
-          <w:rFonts w:ascii="Arial" w:hAnsi="Arial" w:cs="Arial"/>
-          <w:color w:val="000000"/>
-        </w:rPr>
-        <w:lastRenderedPageBreak/>
-        <w:t>Часть 3: Установить часы</w:t>
+        <w:t xml:space="preserve">. </w:t>
+      </w:r>
+      <w:proofErr w:type="spellStart"/>
+      <w:r>
+        <w:rPr>
+          <w:rFonts w:ascii="Times New Roman" w:hAnsi="Times New Roman" w:cs="Times New Roman"/>
+          <w:i w:val="0"/>
+          <w:iCs w:val="0"/>
+          <w:color w:val="000000" w:themeColor="text1"/>
+          <w:sz w:val="24"/>
+          <w:szCs w:val="24"/>
+          <w:lang w:val="en-US"/>
+        </w:rPr>
+        <w:t>Ввод</w:t>
+      </w:r>
+      <w:proofErr w:type="spellEnd"/>
+      <w:r>
+        <w:rPr>
+          <w:rFonts w:ascii="Times New Roman" w:hAnsi="Times New Roman" w:cs="Times New Roman"/>
+          <w:i w:val="0"/>
+          <w:iCs w:val="0"/>
+          <w:color w:val="000000" w:themeColor="text1"/>
+          <w:sz w:val="24"/>
+          <w:szCs w:val="24"/>
+          <w:lang w:val="en-US"/>
+        </w:rPr>
+        <w:t xml:space="preserve"> </w:t>
+      </w:r>
+      <w:proofErr w:type="spellStart"/>
+      <w:r>
+        <w:rPr>
+          <w:rFonts w:ascii="Times New Roman" w:hAnsi="Times New Roman" w:cs="Times New Roman"/>
+          <w:i w:val="0"/>
+          <w:iCs w:val="0"/>
+          <w:color w:val="000000" w:themeColor="text1"/>
+          <w:sz w:val="24"/>
+          <w:szCs w:val="24"/>
+          <w:lang w:val="en-US"/>
+        </w:rPr>
+        <w:t>команды</w:t>
+      </w:r>
+      <w:proofErr w:type="spellEnd"/>
+      <w:r>
+        <w:rPr>
+          <w:rFonts w:ascii="Times New Roman" w:hAnsi="Times New Roman" w:cs="Times New Roman"/>
+          <w:i w:val="0"/>
+          <w:iCs w:val="0"/>
+          <w:color w:val="000000" w:themeColor="text1"/>
+          <w:sz w:val="24"/>
+          <w:szCs w:val="24"/>
+          <w:lang w:val="en-US"/>
+        </w:rPr>
+        <w:t>: "configure".</w:t>
       </w:r>
     </w:p>
     <w:p>
@@ -2763,77 +3781,112 @@
         <w:spacing w:before="120" w:beforeAutospacing="0" w:after="120" w:afterAutospacing="0"/>
         <w:ind w:left="720" w:hanging="360"/>
         <w:rPr>
-          <w:rFonts w:ascii="Arial" w:hAnsi="Arial" w:cs="Arial"/>
+          <w:color w:val="000000"/>
+          <w:sz w:val="28"/>
+          <w:szCs w:val="28"/>
+        </w:rPr>
+      </w:pPr>
+      <w:r>
+        <w:rPr>
+          <w:color w:val="000000"/>
+          <w:sz w:val="28"/>
+          <w:szCs w:val="28"/>
+        </w:rPr>
+        <w:t>в.</w:t>
+      </w:r>
+      <w:r>
+        <w:rPr>
           <w:color w:val="000000"/>
           <w:sz w:val="20"/>
           <w:szCs w:val="20"/>
         </w:rPr>
-      </w:pPr>
-      <w:r>
-        <w:rPr>
-          <w:rFonts w:ascii="Arial" w:hAnsi="Arial" w:cs="Arial"/>
-          <w:color w:val="000000"/>
-          <w:sz w:val="20"/>
-          <w:szCs w:val="20"/>
-        </w:rPr>
-        <w:t>a.</w:t>
-      </w:r>
-      <w:r>
-        <w:rPr>
-          <w:color w:val="000000"/>
-          <w:sz w:val="14"/>
-          <w:szCs w:val="14"/>
-        </w:rPr>
         <w:t> </w:t>
       </w:r>
       <w:r>
         <w:rPr>
-          <w:rFonts w:ascii="Arial" w:hAnsi="Arial" w:cs="Arial"/>
-          <w:color w:val="000000"/>
-          <w:sz w:val="20"/>
-          <w:szCs w:val="20"/>
-        </w:rPr>
-        <w:t>Используйте команду </w:t>
-      </w:r>
-      <w:r>
-        <w:rPr>
-          <w:rFonts w:ascii="Arial" w:hAnsi="Arial" w:cs="Arial"/>
+          <w:color w:val="000000"/>
+          <w:sz w:val="28"/>
+          <w:szCs w:val="28"/>
+        </w:rPr>
+        <w:t xml:space="preserve">Такой режим называется режимом глобальной конфигурации. Он будет более подробно рассмотрен в последующих упражнениях и лабораторных работах. А теперь вернитесь в привилегированный режим </w:t>
+      </w:r>
+      <w:proofErr w:type="gramStart"/>
+      <w:r>
+        <w:rPr>
+          <w:color w:val="000000"/>
+          <w:sz w:val="28"/>
+          <w:szCs w:val="28"/>
+        </w:rPr>
+        <w:t>EXEC ,</w:t>
+      </w:r>
+      <w:proofErr w:type="gramEnd"/>
+      <w:r>
+        <w:rPr>
+          <w:color w:val="000000"/>
+          <w:sz w:val="28"/>
+          <w:szCs w:val="28"/>
+        </w:rPr>
+        <w:t xml:space="preserve"> введя команду </w:t>
+      </w:r>
+      <w:proofErr w:type="spellStart"/>
+      <w:r>
+        <w:rPr>
           <w:b/>
           <w:bCs/>
           <w:color w:val="000000"/>
-          <w:sz w:val="20"/>
-          <w:szCs w:val="20"/>
-        </w:rPr>
-        <w:t>clock</w:t>
-      </w:r>
-      <w:r>
-        <w:rPr>
-          <w:rFonts w:ascii="Arial" w:hAnsi="Arial" w:cs="Arial"/>
-          <w:color w:val="000000"/>
-          <w:sz w:val="20"/>
-          <w:szCs w:val="20"/>
-        </w:rPr>
-        <w:t>, чтобы подробнее изучить справку и синтаксис команды. Введите </w:t>
-      </w:r>
-      <w:r>
-        <w:rPr>
-          <w:rFonts w:ascii="Arial" w:hAnsi="Arial" w:cs="Arial"/>
+          <w:sz w:val="28"/>
+          <w:szCs w:val="28"/>
+        </w:rPr>
+        <w:t>end</w:t>
+      </w:r>
+      <w:proofErr w:type="spellEnd"/>
+      <w:r>
+        <w:rPr>
+          <w:color w:val="000000"/>
+          <w:sz w:val="28"/>
+          <w:szCs w:val="28"/>
+        </w:rPr>
+        <w:t> или </w:t>
+      </w:r>
+      <w:proofErr w:type="spellStart"/>
+      <w:r>
+        <w:rPr>
           <w:b/>
           <w:bCs/>
           <w:color w:val="000000"/>
-          <w:sz w:val="20"/>
-          <w:szCs w:val="20"/>
-        </w:rPr>
-        <w:t>show clock</w:t>
-      </w:r>
-      <w:r>
-        <w:rPr>
-          <w:rFonts w:ascii="Arial" w:hAnsi="Arial" w:cs="Arial"/>
-          <w:color w:val="000000"/>
-          <w:sz w:val="20"/>
-          <w:szCs w:val="20"/>
-        </w:rPr>
-        <w:t> в привилегированном режиме EXEC.</w:t>
+          <w:sz w:val="28"/>
+          <w:szCs w:val="28"/>
+        </w:rPr>
+        <w:t>exit</w:t>
+      </w:r>
+      <w:proofErr w:type="spellEnd"/>
+      <w:r>
+        <w:rPr>
+          <w:color w:val="000000"/>
+          <w:sz w:val="28"/>
+          <w:szCs w:val="28"/>
+        </w:rPr>
+        <w:t> либо нажав клавиши </w:t>
+      </w:r>
+      <w:proofErr w:type="spellStart"/>
+      <w:r>
+        <w:rPr>
+          <w:b/>
+          <w:bCs/>
+          <w:color w:val="000000"/>
+          <w:sz w:val="28"/>
+          <w:szCs w:val="28"/>
+        </w:rPr>
+        <w:t>Ctrl+Z</w:t>
+      </w:r>
+      <w:proofErr w:type="spellEnd"/>
+      <w:r>
+        <w:rPr>
+          <w:color w:val="000000"/>
+          <w:sz w:val="28"/>
+          <w:szCs w:val="28"/>
+        </w:rPr>
+        <w:t>.</w:t>
       </w:r>
     </w:p>
     <w:p>
@@ -2842,101 +3895,88 @@
         <w:spacing w:before="60" w:beforeAutospacing="0" w:after="60" w:afterAutospacing="0"/>
         <w:ind w:left="720"/>
         <w:rPr>
-          <w:rFonts w:ascii="Courier New" w:hAnsi="Courier New" w:cs="Courier New"/>
-          <w:color w:val="000000"/>
-          <w:sz w:val="20"/>
-          <w:szCs w:val="20"/>
-        </w:rPr>
-      </w:pPr>
-      <w:r>
-        <w:rPr>
-          <w:rFonts w:ascii="Courier New" w:hAnsi="Courier New" w:cs="Courier New"/>
-          <w:color w:val="000000"/>
-          <w:sz w:val="20"/>
-          <w:szCs w:val="20"/>
-        </w:rPr>
-        <w:t>S1# </w:t>
-      </w:r>
-      <w:r>
-        <w:rPr>
-          <w:rFonts w:ascii="Courier New" w:hAnsi="Courier New" w:cs="Courier New"/>
+          <w:color w:val="000000"/>
+          <w:sz w:val="28"/>
+          <w:szCs w:val="28"/>
+        </w:rPr>
+      </w:pPr>
+      <w:r>
+        <w:rPr>
+          <w:color w:val="000000"/>
+          <w:sz w:val="28"/>
+          <w:szCs w:val="28"/>
+        </w:rPr>
+        <w:t>S1(</w:t>
+      </w:r>
+      <w:proofErr w:type="spellStart"/>
+      <w:r>
+        <w:rPr>
+          <w:color w:val="000000"/>
+          <w:sz w:val="28"/>
+          <w:szCs w:val="28"/>
+        </w:rPr>
+        <w:t>config</w:t>
+      </w:r>
+      <w:proofErr w:type="spellEnd"/>
+      <w:r>
+        <w:rPr>
+          <w:color w:val="000000"/>
+          <w:sz w:val="28"/>
+          <w:szCs w:val="28"/>
+        </w:rPr>
+        <w:t>)# </w:t>
+      </w:r>
+      <w:proofErr w:type="spellStart"/>
+      <w:r>
+        <w:rPr>
           <w:b/>
           <w:bCs/>
           <w:color w:val="000000"/>
-          <w:sz w:val="20"/>
-          <w:szCs w:val="20"/>
-        </w:rPr>
-        <w:t>show clock</w:t>
-      </w:r>
-    </w:p>
-    <w:p>
-      <w:pPr>
-        <w:pStyle w:val="4"/>
-        <w:spacing w:before="0"/>
+          <w:sz w:val="28"/>
+          <w:szCs w:val="28"/>
+        </w:rPr>
+        <w:t>exit</w:t>
+      </w:r>
+      <w:proofErr w:type="spellEnd"/>
+    </w:p>
+    <w:p>
+      <w:pPr>
+        <w:pStyle w:val="cmd"/>
+        <w:spacing w:before="60" w:beforeAutospacing="0" w:after="60" w:afterAutospacing="0"/>
         <w:ind w:left="720"/>
         <w:rPr>
-          <w:rFonts w:ascii="Arial" w:hAnsi="Arial" w:cs="Arial"/>
-          <w:color w:val="FFFFFF"/>
-          <w:sz w:val="6"/>
-          <w:szCs w:val="6"/>
-        </w:rPr>
-      </w:pPr>
-      <w:r>
-        <w:rPr>
-          <w:rFonts w:ascii="Arial" w:hAnsi="Arial" w:cs="Arial"/>
-          <w:b/>
-          <w:bCs/>
-          <w:color w:val="FFFFFF"/>
-          <w:sz w:val="6"/>
-          <w:szCs w:val="6"/>
-        </w:rPr>
-        <w:t>Вопрос:</w:t>
-      </w:r>
-    </w:p>
-    <w:p>
-      <w:pPr>
-        <w:pStyle w:val="bodytextl50"/>
-        <w:spacing w:before="0" w:beforeAutospacing="0" w:after="120" w:afterAutospacing="0"/>
-        <w:ind w:left="720"/>
-        <w:rPr>
-          <w:rFonts w:ascii="Arial" w:hAnsi="Arial" w:cs="Arial"/>
-          <w:color w:val="000000"/>
-          <w:sz w:val="20"/>
-          <w:szCs w:val="20"/>
-        </w:rPr>
-      </w:pPr>
-      <w:r>
-        <w:rPr>
-          <w:rFonts w:ascii="Arial" w:hAnsi="Arial" w:cs="Arial"/>
-          <w:color w:val="000000"/>
-          <w:sz w:val="20"/>
-          <w:szCs w:val="20"/>
-        </w:rPr>
-        <w:t>Какая информация отображена? Какой год отображается?</w:t>
-      </w:r>
-    </w:p>
-    <w:p>
-      <w:pPr>
-        <w:rPr>
-          <w:rFonts w:ascii="Times New Roman" w:hAnsi="Times New Roman" w:cs="Times New Roman"/>
+          <w:color w:val="000000"/>
+          <w:sz w:val="28"/>
+          <w:szCs w:val="28"/>
+        </w:rPr>
+      </w:pPr>
+      <w:r>
+        <w:rPr>
+          <w:color w:val="000000"/>
+          <w:sz w:val="28"/>
+          <w:szCs w:val="28"/>
+        </w:rPr>
+        <w:t>S1#</w:t>
+      </w:r>
+    </w:p>
+    <w:p>
+      <w:pPr>
+        <w:keepNext/>
+        <w:jc w:val="center"/>
+      </w:pPr>
+      <w:r>
+        <w:rPr>
+          <w:rFonts w:ascii="Times New Roman" w:hAnsi="Times New Roman" w:cs="Times New Roman"/>
+          <w:noProof/>
           <w:sz w:val="28"/>
           <w:szCs w:val="28"/>
           <w:lang w:val="en-US"/>
         </w:rPr>
-      </w:pPr>
-      <w:r>
-        <w:rPr>
-          <w:rFonts w:ascii="Times New Roman" w:hAnsi="Times New Roman" w:cs="Times New Roman"/>
-          <w:noProof/>
-          <w:sz w:val="28"/>
-          <w:szCs w:val="28"/>
-          <w:lang w:val="en-US"/>
-        </w:rPr>
         <w:drawing>
-          <wp:inline distT="0" distB="0" distL="0" distR="0" wp14:anchorId="0ED831E2" wp14:editId="16FE5297">
-            <wp:extent cx="5077534" cy="638264"/>
-            <wp:effectExtent l="0" t="0" r="8890" b="9525"/>
-            <wp:docPr id="17" name="Рисунок 17"/>
+          <wp:inline distT="0" distB="0" distL="0" distR="0" wp14:anchorId="6A2BA0BB" wp14:editId="26C21880">
+            <wp:extent cx="4801270" cy="1057423"/>
+            <wp:effectExtent l="0" t="0" r="0" b="9525"/>
+            <wp:docPr id="16" name="Рисунок 16"/>
             <wp:cNvGraphicFramePr>
               <a:graphicFrameLocks xmlns:a="http://schemas.openxmlformats.org/drawingml/2006/main" noChangeAspect="1"/>
             </wp:cNvGraphicFramePr>
@@ -2956,7 +3996,7 @@
                   <pic:spPr>
                     <a:xfrm>
                       <a:off x="0" y="0"/>
-                      <a:ext cx="5077534" cy="638264"/>
+                      <a:ext cx="4801270" cy="1057423"/>
                     </a:xfrm>
                     <a:prstGeom prst="rect">
                       <a:avLst/>
@@ -2971,81 +4011,291 @@
     </w:p>
     <w:p>
       <w:pPr>
+        <w:pStyle w:val="a3"/>
+        <w:jc w:val="center"/>
+        <w:rPr>
+          <w:rFonts w:ascii="Times New Roman" w:hAnsi="Times New Roman" w:cs="Times New Roman"/>
+          <w:i w:val="0"/>
+          <w:iCs w:val="0"/>
+          <w:color w:val="000000" w:themeColor="text1"/>
+          <w:sz w:val="24"/>
+          <w:szCs w:val="24"/>
+          <w:lang w:val="en-US"/>
+        </w:rPr>
+      </w:pPr>
+      <w:r>
+        <w:rPr>
+          <w:rFonts w:ascii="Times New Roman" w:hAnsi="Times New Roman" w:cs="Times New Roman"/>
+          <w:i w:val="0"/>
+          <w:iCs w:val="0"/>
+          <w:color w:val="000000" w:themeColor="text1"/>
+          <w:sz w:val="24"/>
+          <w:szCs w:val="24"/>
+        </w:rPr>
+        <w:t xml:space="preserve">Рисунок </w:t>
+      </w:r>
+      <w:r>
+        <w:rPr>
+          <w:rFonts w:ascii="Times New Roman" w:hAnsi="Times New Roman" w:cs="Times New Roman"/>
+          <w:i w:val="0"/>
+          <w:iCs w:val="0"/>
+          <w:color w:val="000000" w:themeColor="text1"/>
+          <w:sz w:val="24"/>
+          <w:szCs w:val="24"/>
+        </w:rPr>
+        <w:fldChar w:fldCharType="begin"/>
+      </w:r>
+      <w:r>
+        <w:rPr>
+          <w:rFonts w:ascii="Times New Roman" w:hAnsi="Times New Roman" w:cs="Times New Roman"/>
+          <w:i w:val="0"/>
+          <w:iCs w:val="0"/>
+          <w:color w:val="000000" w:themeColor="text1"/>
+          <w:sz w:val="24"/>
+          <w:szCs w:val="24"/>
+        </w:rPr>
+        <w:instrText xml:space="preserve"> SEQ Рисунок \* ARABIC </w:instrText>
+      </w:r>
+      <w:r>
+        <w:rPr>
+          <w:rFonts w:ascii="Times New Roman" w:hAnsi="Times New Roman" w:cs="Times New Roman"/>
+          <w:i w:val="0"/>
+          <w:iCs w:val="0"/>
+          <w:color w:val="000000" w:themeColor="text1"/>
+          <w:sz w:val="24"/>
+          <w:szCs w:val="24"/>
+        </w:rPr>
+        <w:fldChar w:fldCharType="separate"/>
+      </w:r>
+      <w:r>
+        <w:rPr>
+          <w:rFonts w:ascii="Times New Roman" w:hAnsi="Times New Roman" w:cs="Times New Roman"/>
+          <w:i w:val="0"/>
+          <w:iCs w:val="0"/>
+          <w:noProof/>
+          <w:color w:val="000000" w:themeColor="text1"/>
+          <w:sz w:val="24"/>
+          <w:szCs w:val="24"/>
+        </w:rPr>
+        <w:t>11</w:t>
+      </w:r>
+      <w:r>
+        <w:rPr>
+          <w:rFonts w:ascii="Times New Roman" w:hAnsi="Times New Roman" w:cs="Times New Roman"/>
+          <w:i w:val="0"/>
+          <w:iCs w:val="0"/>
+          <w:color w:val="000000" w:themeColor="text1"/>
+          <w:sz w:val="24"/>
+          <w:szCs w:val="24"/>
+        </w:rPr>
+        <w:fldChar w:fldCharType="end"/>
+      </w:r>
+      <w:r>
+        <w:rPr>
+          <w:rFonts w:ascii="Times New Roman" w:hAnsi="Times New Roman" w:cs="Times New Roman"/>
+          <w:i w:val="0"/>
+          <w:iCs w:val="0"/>
+          <w:color w:val="000000" w:themeColor="text1"/>
+          <w:sz w:val="24"/>
+          <w:szCs w:val="24"/>
+          <w:lang w:val="en-US"/>
+        </w:rPr>
+        <w:t xml:space="preserve">. </w:t>
+      </w:r>
+      <w:proofErr w:type="spellStart"/>
+      <w:r>
+        <w:rPr>
+          <w:rFonts w:ascii="Times New Roman" w:hAnsi="Times New Roman" w:cs="Times New Roman"/>
+          <w:i w:val="0"/>
+          <w:iCs w:val="0"/>
+          <w:color w:val="000000" w:themeColor="text1"/>
+          <w:sz w:val="24"/>
+          <w:szCs w:val="24"/>
+          <w:lang w:val="en-US"/>
+        </w:rPr>
+        <w:t>Ввод</w:t>
+      </w:r>
+      <w:proofErr w:type="spellEnd"/>
+      <w:r>
+        <w:rPr>
+          <w:rFonts w:ascii="Times New Roman" w:hAnsi="Times New Roman" w:cs="Times New Roman"/>
+          <w:i w:val="0"/>
+          <w:iCs w:val="0"/>
+          <w:color w:val="000000" w:themeColor="text1"/>
+          <w:sz w:val="24"/>
+          <w:szCs w:val="24"/>
+          <w:lang w:val="en-US"/>
+        </w:rPr>
+        <w:t xml:space="preserve"> </w:t>
+      </w:r>
+      <w:proofErr w:type="spellStart"/>
+      <w:r>
+        <w:rPr>
+          <w:rFonts w:ascii="Times New Roman" w:hAnsi="Times New Roman" w:cs="Times New Roman"/>
+          <w:i w:val="0"/>
+          <w:iCs w:val="0"/>
+          <w:color w:val="000000" w:themeColor="text1"/>
+          <w:sz w:val="24"/>
+          <w:szCs w:val="24"/>
+          <w:lang w:val="en-US"/>
+        </w:rPr>
+        <w:t>команды</w:t>
+      </w:r>
+      <w:proofErr w:type="spellEnd"/>
+      <w:r>
+        <w:rPr>
+          <w:rFonts w:ascii="Times New Roman" w:hAnsi="Times New Roman" w:cs="Times New Roman"/>
+          <w:i w:val="0"/>
+          <w:iCs w:val="0"/>
+          <w:color w:val="000000" w:themeColor="text1"/>
+          <w:sz w:val="24"/>
+          <w:szCs w:val="24"/>
+          <w:lang w:val="en-US"/>
+        </w:rPr>
+        <w:t>: "exit".</w:t>
+      </w:r>
+    </w:p>
+    <w:p>
+      <w:pPr>
+        <w:rPr>
+          <w:rFonts w:ascii="Times New Roman" w:hAnsi="Times New Roman" w:cs="Times New Roman"/>
+          <w:sz w:val="28"/>
+          <w:szCs w:val="28"/>
+          <w:lang w:val="en-US"/>
+        </w:rPr>
+      </w:pPr>
+      <w:r>
+        <w:rPr>
+          <w:rFonts w:ascii="Times New Roman" w:hAnsi="Times New Roman" w:cs="Times New Roman"/>
+          <w:sz w:val="28"/>
+          <w:szCs w:val="28"/>
+          <w:lang w:val="en-US"/>
+        </w:rPr>
+        <w:br w:type="page"/>
+      </w:r>
+    </w:p>
+    <w:p>
+      <w:pPr>
+        <w:pStyle w:val="2"/>
+        <w:spacing w:before="120" w:after="120" w:line="299" w:lineRule="atLeast"/>
+        <w:rPr>
+          <w:rFonts w:ascii="Times New Roman" w:hAnsi="Times New Roman" w:cs="Times New Roman"/>
+          <w:color w:val="000000"/>
+          <w:sz w:val="28"/>
+          <w:szCs w:val="28"/>
+        </w:rPr>
+      </w:pPr>
+      <w:r>
+        <w:rPr>
+          <w:rFonts w:ascii="Times New Roman" w:hAnsi="Times New Roman" w:cs="Times New Roman"/>
+          <w:color w:val="000000"/>
+          <w:sz w:val="28"/>
+          <w:szCs w:val="28"/>
+        </w:rPr>
+        <w:lastRenderedPageBreak/>
+        <w:t>Часть 3</w:t>
+      </w:r>
+      <w:proofErr w:type="gramStart"/>
+      <w:r>
+        <w:rPr>
+          <w:rFonts w:ascii="Times New Roman" w:hAnsi="Times New Roman" w:cs="Times New Roman"/>
+          <w:color w:val="000000"/>
+          <w:sz w:val="28"/>
+          <w:szCs w:val="28"/>
+        </w:rPr>
+        <w:t>: Установить</w:t>
+      </w:r>
+      <w:proofErr w:type="gramEnd"/>
+      <w:r>
+        <w:rPr>
+          <w:rFonts w:ascii="Times New Roman" w:hAnsi="Times New Roman" w:cs="Times New Roman"/>
+          <w:color w:val="000000"/>
+          <w:sz w:val="28"/>
+          <w:szCs w:val="28"/>
+        </w:rPr>
+        <w:t xml:space="preserve"> часы</w:t>
+      </w:r>
+    </w:p>
+    <w:p>
+      <w:pPr>
         <w:pStyle w:val="substepalpha"/>
         <w:spacing w:before="120" w:beforeAutospacing="0" w:after="120" w:afterAutospacing="0"/>
         <w:ind w:left="720" w:hanging="360"/>
         <w:rPr>
-          <w:rFonts w:ascii="Arial" w:hAnsi="Arial" w:cs="Arial"/>
-          <w:color w:val="000000"/>
-          <w:sz w:val="20"/>
-          <w:szCs w:val="20"/>
-        </w:rPr>
-      </w:pPr>
-      <w:r>
-        <w:rPr>
-          <w:rFonts w:ascii="Arial" w:hAnsi="Arial" w:cs="Arial"/>
-          <w:color w:val="000000"/>
-          <w:sz w:val="20"/>
-          <w:szCs w:val="20"/>
-        </w:rPr>
-        <w:t>б.</w:t>
-      </w:r>
-      <w:r>
-        <w:rPr>
-          <w:color w:val="000000"/>
-          <w:sz w:val="14"/>
-          <w:szCs w:val="14"/>
-        </w:rPr>
-        <w:t> </w:t>
-      </w:r>
-      <w:r>
-        <w:rPr>
-          <w:rFonts w:ascii="Arial" w:hAnsi="Arial" w:cs="Arial"/>
-          <w:color w:val="000000"/>
-          <w:sz w:val="20"/>
-          <w:szCs w:val="20"/>
-        </w:rPr>
-        <w:t>Используйте контекстную справку и команду </w:t>
-      </w:r>
-      <w:r>
-        <w:rPr>
-          <w:rFonts w:ascii="Arial" w:hAnsi="Arial" w:cs="Arial"/>
+          <w:color w:val="000000"/>
+          <w:sz w:val="28"/>
+          <w:szCs w:val="28"/>
+        </w:rPr>
+      </w:pPr>
+      <w:r>
+        <w:rPr>
+          <w:color w:val="000000"/>
+          <w:sz w:val="28"/>
+          <w:szCs w:val="28"/>
+        </w:rPr>
+        <w:t>a. Используйте команду </w:t>
+      </w:r>
+      <w:proofErr w:type="spellStart"/>
+      <w:r>
+        <w:rPr>
           <w:b/>
           <w:bCs/>
           <w:color w:val="000000"/>
-          <w:sz w:val="20"/>
-          <w:szCs w:val="20"/>
+          <w:sz w:val="28"/>
+          <w:szCs w:val="28"/>
         </w:rPr>
         <w:t>clock</w:t>
       </w:r>
-      <w:r>
-        <w:rPr>
-          <w:rFonts w:ascii="Arial" w:hAnsi="Arial" w:cs="Arial"/>
-          <w:color w:val="000000"/>
-          <w:sz w:val="20"/>
-          <w:szCs w:val="20"/>
-        </w:rPr>
-        <w:t>, чтобы установить текущее время на коммутаторе. Введите команду </w:t>
-      </w:r>
-      <w:r>
-        <w:rPr>
-          <w:rFonts w:ascii="Arial" w:hAnsi="Arial" w:cs="Arial"/>
+      <w:proofErr w:type="spellEnd"/>
+      <w:r>
+        <w:rPr>
+          <w:color w:val="000000"/>
+          <w:sz w:val="28"/>
+          <w:szCs w:val="28"/>
+        </w:rPr>
+        <w:t>, чтобы подробнее изучить справку и синтаксис команды. Введите </w:t>
+      </w:r>
+      <w:proofErr w:type="spellStart"/>
+      <w:r>
+        <w:rPr>
           <w:b/>
           <w:bCs/>
           <w:color w:val="000000"/>
-          <w:sz w:val="20"/>
-          <w:szCs w:val="20"/>
+          <w:sz w:val="28"/>
+          <w:szCs w:val="28"/>
+        </w:rPr>
+        <w:t>show</w:t>
+      </w:r>
+      <w:proofErr w:type="spellEnd"/>
+      <w:r>
+        <w:rPr>
+          <w:b/>
+          <w:bCs/>
+          <w:color w:val="000000"/>
+          <w:sz w:val="28"/>
+          <w:szCs w:val="28"/>
+        </w:rPr>
+        <w:t> </w:t>
+      </w:r>
+      <w:proofErr w:type="spellStart"/>
+      <w:r>
+        <w:rPr>
+          <w:b/>
+          <w:bCs/>
+          <w:color w:val="000000"/>
+          <w:sz w:val="28"/>
+          <w:szCs w:val="28"/>
         </w:rPr>
         <w:t>clock</w:t>
       </w:r>
-      <w:r>
-        <w:rPr>
-          <w:rFonts w:ascii="Arial" w:hAnsi="Arial" w:cs="Arial"/>
-          <w:color w:val="000000"/>
-          <w:sz w:val="20"/>
-          <w:szCs w:val="20"/>
-        </w:rPr>
-        <w:t> и нажмите клавишу ввода.</w:t>
+      <w:proofErr w:type="spellEnd"/>
+      <w:r>
+        <w:rPr>
+          <w:color w:val="000000"/>
+          <w:sz w:val="28"/>
+          <w:szCs w:val="28"/>
+        </w:rPr>
+        <w:t> в привилегированном режиме EXEC.</w:t>
       </w:r>
     </w:p>
     <w:p>
@@ -3054,32 +4304,53 @@
         <w:spacing w:before="60" w:beforeAutospacing="0" w:after="60" w:afterAutospacing="0"/>
         <w:ind w:left="720"/>
         <w:rPr>
-          <w:rFonts w:ascii="Courier New" w:hAnsi="Courier New" w:cs="Courier New"/>
-          <w:color w:val="000000"/>
-          <w:sz w:val="20"/>
-          <w:szCs w:val="20"/>
-        </w:rPr>
-      </w:pPr>
-      <w:r>
-        <w:rPr>
-          <w:rFonts w:ascii="Courier New" w:hAnsi="Courier New" w:cs="Courier New"/>
-          <w:color w:val="000000"/>
-          <w:sz w:val="20"/>
-          <w:szCs w:val="20"/>
+          <w:color w:val="000000"/>
+          <w:sz w:val="28"/>
+          <w:szCs w:val="28"/>
+        </w:rPr>
+      </w:pPr>
+      <w:r>
+        <w:rPr>
+          <w:color w:val="000000"/>
+          <w:sz w:val="28"/>
+          <w:szCs w:val="28"/>
         </w:rPr>
         <w:t>S1# </w:t>
       </w:r>
-      <w:r>
-        <w:rPr>
-          <w:rFonts w:ascii="Courier New" w:hAnsi="Courier New" w:cs="Courier New"/>
+      <w:proofErr w:type="spellStart"/>
+      <w:r>
+        <w:rPr>
           <w:b/>
           <w:bCs/>
           <w:color w:val="000000"/>
-          <w:sz w:val="20"/>
-          <w:szCs w:val="20"/>
+          <w:sz w:val="28"/>
+          <w:szCs w:val="28"/>
+        </w:rPr>
+        <w:t>show</w:t>
+      </w:r>
+      <w:proofErr w:type="spellEnd"/>
+      <w:r>
+        <w:rPr>
+          <w:b/>
+          <w:bCs/>
+          <w:color w:val="000000"/>
+          <w:sz w:val="28"/>
+          <w:szCs w:val="28"/>
+        </w:rPr>
+        <w:t xml:space="preserve"> </w:t>
+      </w:r>
+      <w:proofErr w:type="spellStart"/>
+      <w:r>
+        <w:rPr>
+          <w:b/>
+          <w:bCs/>
+          <w:color w:val="000000"/>
+          <w:sz w:val="28"/>
+          <w:szCs w:val="28"/>
         </w:rPr>
         <w:t>clock</w:t>
       </w:r>
+      <w:proofErr w:type="spellEnd"/>
     </w:p>
     <w:p>
       <w:pPr>
@@ -3087,51 +4358,48 @@
         <w:spacing w:before="0"/>
         <w:ind w:left="720"/>
         <w:rPr>
-          <w:rFonts w:ascii="Arial" w:hAnsi="Arial" w:cs="Arial"/>
+          <w:rFonts w:ascii="Times New Roman" w:hAnsi="Times New Roman" w:cs="Times New Roman"/>
           <w:color w:val="FFFFFF"/>
-          <w:sz w:val="6"/>
-          <w:szCs w:val="6"/>
-        </w:rPr>
-      </w:pPr>
-      <w:r>
-        <w:rPr>
-          <w:rFonts w:ascii="Arial" w:hAnsi="Arial" w:cs="Arial"/>
+          <w:sz w:val="28"/>
+          <w:szCs w:val="28"/>
+        </w:rPr>
+      </w:pPr>
+      <w:r>
+        <w:rPr>
+          <w:rFonts w:ascii="Times New Roman" w:hAnsi="Times New Roman" w:cs="Times New Roman"/>
           <w:b/>
           <w:bCs/>
           <w:color w:val="FFFFFF"/>
-          <w:sz w:val="6"/>
-          <w:szCs w:val="6"/>
-        </w:rPr>
-        <w:t>Вопрос</w:t>
-      </w:r>
-    </w:p>
-    <w:p>
-      <w:pPr>
-        <w:spacing w:after="110" w:line="231" w:lineRule="atLeast"/>
-        <w:ind w:left="730" w:right="14" w:hanging="10"/>
-        <w:jc w:val="both"/>
-        <w:rPr>
-          <w:rFonts w:ascii="Arial" w:hAnsi="Arial" w:cs="Arial"/>
-          <w:color w:val="000000"/>
-        </w:rPr>
-      </w:pPr>
-      <w:r>
-        <w:rPr>
-          <w:rFonts w:ascii="Arial" w:hAnsi="Arial" w:cs="Arial"/>
-          <w:color w:val="000000"/>
-          <w:sz w:val="20"/>
-          <w:szCs w:val="20"/>
-        </w:rPr>
-        <w:t>Какая информация отображена?</w:t>
-      </w:r>
-    </w:p>
-    <w:p>
-      <w:pPr>
-        <w:rPr>
-          <w:rFonts w:ascii="Times New Roman" w:hAnsi="Times New Roman" w:cs="Times New Roman"/>
-          <w:sz w:val="28"/>
-          <w:szCs w:val="28"/>
-        </w:rPr>
+          <w:sz w:val="28"/>
+          <w:szCs w:val="28"/>
+        </w:rPr>
+        <w:t>Вопрос:</w:t>
+      </w:r>
+    </w:p>
+    <w:p>
+      <w:pPr>
+        <w:pStyle w:val="bodytextl50"/>
+        <w:spacing w:before="0" w:beforeAutospacing="0" w:after="120" w:afterAutospacing="0"/>
+        <w:ind w:left="720"/>
+        <w:rPr>
+          <w:color w:val="000000"/>
+          <w:sz w:val="28"/>
+          <w:szCs w:val="28"/>
+        </w:rPr>
+      </w:pPr>
+      <w:r>
+        <w:rPr>
+          <w:color w:val="000000"/>
+          <w:sz w:val="28"/>
+          <w:szCs w:val="28"/>
+        </w:rPr>
+        <w:t>Какая информация отображена? Какой год отображается?</w:t>
+      </w:r>
+    </w:p>
+    <w:p>
+      <w:pPr>
+        <w:keepNext/>
+        <w:jc w:val="center"/>
       </w:pPr>
       <w:r>
         <w:rPr>
@@ -3139,12 +4407,13 @@
           <w:noProof/>
           <w:sz w:val="28"/>
           <w:szCs w:val="28"/>
+          <w:lang w:val="en-US"/>
         </w:rPr>
         <w:drawing>
-          <wp:inline distT="0" distB="0" distL="0" distR="0" wp14:anchorId="2DDF4FFB" wp14:editId="6B0C0BD3">
-            <wp:extent cx="5153744" cy="476316"/>
-            <wp:effectExtent l="0" t="0" r="8890" b="0"/>
-            <wp:docPr id="18" name="Рисунок 18"/>
+          <wp:inline distT="0" distB="0" distL="0" distR="0" wp14:anchorId="0ED831E2" wp14:editId="16FE5297">
+            <wp:extent cx="5077534" cy="638264"/>
+            <wp:effectExtent l="0" t="0" r="8890" b="9525"/>
+            <wp:docPr id="17" name="Рисунок 17"/>
             <wp:cNvGraphicFramePr>
               <a:graphicFrameLocks xmlns:a="http://schemas.openxmlformats.org/drawingml/2006/main" noChangeAspect="1"/>
             </wp:cNvGraphicFramePr>
@@ -3164,7 +4433,7 @@
                   <pic:spPr>
                     <a:xfrm>
                       <a:off x="0" y="0"/>
-                      <a:ext cx="5153744" cy="476316"/>
+                      <a:ext cx="5077534" cy="638264"/>
                     </a:xfrm>
                     <a:prstGeom prst="rect">
                       <a:avLst/>
@@ -3179,129 +4448,200 @@
     </w:p>
     <w:p>
       <w:pPr>
+        <w:pStyle w:val="a3"/>
+        <w:jc w:val="center"/>
+        <w:rPr>
+          <w:rFonts w:ascii="Times New Roman" w:hAnsi="Times New Roman" w:cs="Times New Roman"/>
+          <w:i w:val="0"/>
+          <w:iCs w:val="0"/>
+          <w:color w:val="000000" w:themeColor="text1"/>
+          <w:sz w:val="40"/>
+          <w:szCs w:val="40"/>
+        </w:rPr>
+      </w:pPr>
+      <w:r>
+        <w:rPr>
+          <w:rFonts w:ascii="Times New Roman" w:hAnsi="Times New Roman" w:cs="Times New Roman"/>
+          <w:i w:val="0"/>
+          <w:iCs w:val="0"/>
+          <w:color w:val="000000" w:themeColor="text1"/>
+          <w:sz w:val="24"/>
+          <w:szCs w:val="24"/>
+        </w:rPr>
+        <w:t xml:space="preserve">Рисунок </w:t>
+      </w:r>
+      <w:r>
+        <w:rPr>
+          <w:rFonts w:ascii="Times New Roman" w:hAnsi="Times New Roman" w:cs="Times New Roman"/>
+          <w:i w:val="0"/>
+          <w:iCs w:val="0"/>
+          <w:color w:val="000000" w:themeColor="text1"/>
+          <w:sz w:val="24"/>
+          <w:szCs w:val="24"/>
+        </w:rPr>
+        <w:fldChar w:fldCharType="begin"/>
+      </w:r>
+      <w:r>
+        <w:rPr>
+          <w:rFonts w:ascii="Times New Roman" w:hAnsi="Times New Roman" w:cs="Times New Roman"/>
+          <w:i w:val="0"/>
+          <w:iCs w:val="0"/>
+          <w:color w:val="000000" w:themeColor="text1"/>
+          <w:sz w:val="24"/>
+          <w:szCs w:val="24"/>
+        </w:rPr>
+        <w:instrText xml:space="preserve"> SEQ Рисунок \* ARABIC </w:instrText>
+      </w:r>
+      <w:r>
+        <w:rPr>
+          <w:rFonts w:ascii="Times New Roman" w:hAnsi="Times New Roman" w:cs="Times New Roman"/>
+          <w:i w:val="0"/>
+          <w:iCs w:val="0"/>
+          <w:color w:val="000000" w:themeColor="text1"/>
+          <w:sz w:val="24"/>
+          <w:szCs w:val="24"/>
+        </w:rPr>
+        <w:fldChar w:fldCharType="separate"/>
+      </w:r>
+      <w:r>
+        <w:rPr>
+          <w:rFonts w:ascii="Times New Roman" w:hAnsi="Times New Roman" w:cs="Times New Roman"/>
+          <w:i w:val="0"/>
+          <w:iCs w:val="0"/>
+          <w:noProof/>
+          <w:color w:val="000000" w:themeColor="text1"/>
+          <w:sz w:val="24"/>
+          <w:szCs w:val="24"/>
+        </w:rPr>
+        <w:t>12</w:t>
+      </w:r>
+      <w:r>
+        <w:rPr>
+          <w:rFonts w:ascii="Times New Roman" w:hAnsi="Times New Roman" w:cs="Times New Roman"/>
+          <w:i w:val="0"/>
+          <w:iCs w:val="0"/>
+          <w:color w:val="000000" w:themeColor="text1"/>
+          <w:sz w:val="24"/>
+          <w:szCs w:val="24"/>
+        </w:rPr>
+        <w:fldChar w:fldCharType="end"/>
+      </w:r>
+      <w:r>
+        <w:rPr>
+          <w:rFonts w:ascii="Times New Roman" w:hAnsi="Times New Roman" w:cs="Times New Roman"/>
+          <w:i w:val="0"/>
+          <w:iCs w:val="0"/>
+          <w:color w:val="000000" w:themeColor="text1"/>
+          <w:sz w:val="24"/>
+          <w:szCs w:val="24"/>
+        </w:rPr>
+        <w:t>. Ввод команды: "</w:t>
+      </w:r>
+      <w:r>
+        <w:rPr>
+          <w:rFonts w:ascii="Times New Roman" w:hAnsi="Times New Roman" w:cs="Times New Roman"/>
+          <w:i w:val="0"/>
+          <w:iCs w:val="0"/>
+          <w:color w:val="000000" w:themeColor="text1"/>
+          <w:sz w:val="24"/>
+          <w:szCs w:val="24"/>
+          <w:lang w:val="en-US"/>
+        </w:rPr>
+        <w:t>show</w:t>
+      </w:r>
+      <w:r>
+        <w:rPr>
+          <w:rFonts w:ascii="Times New Roman" w:hAnsi="Times New Roman" w:cs="Times New Roman"/>
+          <w:i w:val="0"/>
+          <w:iCs w:val="0"/>
+          <w:color w:val="000000" w:themeColor="text1"/>
+          <w:sz w:val="24"/>
+          <w:szCs w:val="24"/>
+        </w:rPr>
+        <w:t xml:space="preserve"> </w:t>
+      </w:r>
+      <w:r>
+        <w:rPr>
+          <w:rFonts w:ascii="Times New Roman" w:hAnsi="Times New Roman" w:cs="Times New Roman"/>
+          <w:i w:val="0"/>
+          <w:iCs w:val="0"/>
+          <w:color w:val="000000" w:themeColor="text1"/>
+          <w:sz w:val="24"/>
+          <w:szCs w:val="24"/>
+          <w:lang w:val="en-US"/>
+        </w:rPr>
+        <w:t>clock</w:t>
+      </w:r>
+      <w:r>
+        <w:rPr>
+          <w:rFonts w:ascii="Times New Roman" w:hAnsi="Times New Roman" w:cs="Times New Roman"/>
+          <w:i w:val="0"/>
+          <w:iCs w:val="0"/>
+          <w:color w:val="000000" w:themeColor="text1"/>
+          <w:sz w:val="24"/>
+          <w:szCs w:val="24"/>
+        </w:rPr>
+        <w:t>".</w:t>
+      </w:r>
+    </w:p>
+    <w:p>
+      <w:pPr>
         <w:pStyle w:val="substepalpha"/>
         <w:spacing w:before="120" w:beforeAutospacing="0" w:after="120" w:afterAutospacing="0"/>
         <w:ind w:left="720" w:hanging="360"/>
         <w:rPr>
-          <w:rFonts w:ascii="Arial" w:hAnsi="Arial" w:cs="Arial"/>
-          <w:color w:val="000000"/>
-          <w:sz w:val="20"/>
-          <w:szCs w:val="20"/>
-        </w:rPr>
-      </w:pPr>
-      <w:r>
-        <w:rPr>
-          <w:rFonts w:ascii="Arial" w:hAnsi="Arial" w:cs="Arial"/>
-          <w:color w:val="000000"/>
-          <w:sz w:val="20"/>
-          <w:szCs w:val="20"/>
-        </w:rPr>
-        <w:t>в</w:t>
-      </w:r>
-      <w:r>
-        <w:rPr>
-          <w:rFonts w:ascii="Arial" w:hAnsi="Arial" w:cs="Arial"/>
-          <w:color w:val="000000"/>
-          <w:sz w:val="20"/>
-          <w:szCs w:val="20"/>
-          <w:lang w:val="en-US"/>
-        </w:rPr>
-        <w:t>.</w:t>
-      </w:r>
-      <w:r>
-        <w:rPr>
-          <w:color w:val="000000"/>
-          <w:sz w:val="14"/>
-          <w:szCs w:val="14"/>
-          <w:lang w:val="en-US"/>
-        </w:rPr>
-        <w:t> </w:t>
-      </w:r>
-      <w:r>
-        <w:rPr>
-          <w:rFonts w:ascii="Arial" w:hAnsi="Arial" w:cs="Arial"/>
-          <w:color w:val="000000"/>
-          <w:sz w:val="20"/>
-          <w:szCs w:val="20"/>
-        </w:rPr>
-        <w:t>В</w:t>
-      </w:r>
-      <w:r>
-        <w:rPr>
-          <w:rFonts w:ascii="Arial" w:hAnsi="Arial" w:cs="Arial"/>
-          <w:color w:val="000000"/>
-          <w:sz w:val="20"/>
-          <w:szCs w:val="20"/>
-          <w:lang w:val="en-US"/>
-        </w:rPr>
-        <w:t xml:space="preserve">. IOS </w:t>
-      </w:r>
-      <w:r>
-        <w:rPr>
-          <w:rFonts w:ascii="Arial" w:hAnsi="Arial" w:cs="Arial"/>
-          <w:color w:val="000000"/>
-          <w:sz w:val="20"/>
-          <w:szCs w:val="20"/>
-        </w:rPr>
-        <w:t>вернет</w:t>
-      </w:r>
-      <w:r>
-        <w:rPr>
-          <w:rFonts w:ascii="Arial" w:hAnsi="Arial" w:cs="Arial"/>
-          <w:color w:val="000000"/>
-          <w:sz w:val="20"/>
-          <w:szCs w:val="20"/>
-          <w:lang w:val="en-US"/>
-        </w:rPr>
-        <w:t xml:space="preserve"> </w:t>
-      </w:r>
-      <w:r>
-        <w:rPr>
-          <w:rFonts w:ascii="Arial" w:hAnsi="Arial" w:cs="Arial"/>
-          <w:color w:val="000000"/>
-          <w:sz w:val="20"/>
-          <w:szCs w:val="20"/>
-        </w:rPr>
-        <w:t>сообщение</w:t>
-      </w:r>
-      <w:r>
-        <w:rPr>
-          <w:rFonts w:ascii="Arial" w:hAnsi="Arial" w:cs="Arial"/>
-          <w:color w:val="000000"/>
-          <w:sz w:val="20"/>
-          <w:szCs w:val="20"/>
-          <w:lang w:val="en-US"/>
-        </w:rPr>
-        <w:t xml:space="preserve"> «% Incomplete command». </w:t>
-      </w:r>
-      <w:r>
-        <w:rPr>
-          <w:rFonts w:ascii="Arial" w:hAnsi="Arial" w:cs="Arial"/>
-          <w:color w:val="000000"/>
-          <w:sz w:val="20"/>
-          <w:szCs w:val="20"/>
-        </w:rPr>
-        <w:t>Это означает, что для команды </w:t>
-      </w:r>
-      <w:r>
-        <w:rPr>
-          <w:rFonts w:ascii="Arial" w:hAnsi="Arial" w:cs="Arial"/>
+          <w:color w:val="000000"/>
+          <w:sz w:val="28"/>
+          <w:szCs w:val="28"/>
+        </w:rPr>
+      </w:pPr>
+      <w:r>
+        <w:rPr>
+          <w:color w:val="000000"/>
+          <w:sz w:val="28"/>
+          <w:szCs w:val="28"/>
+        </w:rPr>
+        <w:t>б. Используйте контекстную справку и команду </w:t>
+      </w:r>
+      <w:proofErr w:type="spellStart"/>
+      <w:r>
+        <w:rPr>
           <w:b/>
           <w:bCs/>
           <w:color w:val="000000"/>
-          <w:sz w:val="20"/>
-          <w:szCs w:val="20"/>
+          <w:sz w:val="28"/>
+          <w:szCs w:val="28"/>
         </w:rPr>
         <w:t>clock</w:t>
       </w:r>
-      <w:r>
-        <w:rPr>
-          <w:rFonts w:ascii="Arial" w:hAnsi="Arial" w:cs="Arial"/>
-          <w:color w:val="000000"/>
-          <w:sz w:val="20"/>
-          <w:szCs w:val="20"/>
-        </w:rPr>
-        <w:t> требуются дополнительные параметры. В справке можно получить дополнительные сведения , если ввести после команды пробел и вопросительный знак (?).</w:t>
+      <w:proofErr w:type="spellEnd"/>
+      <w:r>
+        <w:rPr>
+          <w:color w:val="000000"/>
+          <w:sz w:val="28"/>
+          <w:szCs w:val="28"/>
+        </w:rPr>
+        <w:t>, чтобы установить текущее время на коммутаторе. Введите команду </w:t>
+      </w:r>
+      <w:proofErr w:type="spellStart"/>
+      <w:r>
+        <w:rPr>
+          <w:b/>
+          <w:bCs/>
+          <w:color w:val="000000"/>
+          <w:sz w:val="28"/>
+          <w:szCs w:val="28"/>
+        </w:rPr>
+        <w:t>clock</w:t>
+      </w:r>
+      <w:proofErr w:type="spellEnd"/>
+      <w:r>
+        <w:rPr>
+          <w:color w:val="000000"/>
+          <w:sz w:val="28"/>
+          <w:szCs w:val="28"/>
+        </w:rPr>
+        <w:t> и нажмите клавишу ввода.</w:t>
       </w:r>
     </w:p>
     <w:p>
@@ -3310,32 +4650,31 @@
         <w:spacing w:before="60" w:beforeAutospacing="0" w:after="60" w:afterAutospacing="0"/>
         <w:ind w:left="720"/>
         <w:rPr>
-          <w:rFonts w:ascii="Courier New" w:hAnsi="Courier New" w:cs="Courier New"/>
-          <w:color w:val="000000"/>
-          <w:sz w:val="20"/>
-          <w:szCs w:val="20"/>
-        </w:rPr>
-      </w:pPr>
-      <w:r>
-        <w:rPr>
-          <w:rFonts w:ascii="Courier New" w:hAnsi="Courier New" w:cs="Courier New"/>
-          <w:color w:val="000000"/>
-          <w:sz w:val="20"/>
-          <w:szCs w:val="20"/>
+          <w:color w:val="000000"/>
+          <w:sz w:val="28"/>
+          <w:szCs w:val="28"/>
+        </w:rPr>
+      </w:pPr>
+      <w:r>
+        <w:rPr>
+          <w:color w:val="000000"/>
+          <w:sz w:val="28"/>
+          <w:szCs w:val="28"/>
         </w:rPr>
         <w:t>S1# </w:t>
       </w:r>
-      <w:r>
-        <w:rPr>
-          <w:rFonts w:ascii="Courier New" w:hAnsi="Courier New" w:cs="Courier New"/>
+      <w:proofErr w:type="spellStart"/>
+      <w:r>
+        <w:rPr>
           <w:b/>
           <w:bCs/>
           <w:color w:val="000000"/>
-          <w:sz w:val="20"/>
-          <w:szCs w:val="20"/>
-        </w:rPr>
-        <w:t>clock ?</w:t>
-      </w:r>
+          <w:sz w:val="28"/>
+          <w:szCs w:val="28"/>
+        </w:rPr>
+        <w:t>clock</w:t>
+      </w:r>
+      <w:proofErr w:type="spellEnd"/>
     </w:p>
     <w:p>
       <w:pPr>
@@ -3343,22 +4682,22 @@
         <w:spacing w:before="0"/>
         <w:ind w:left="720"/>
         <w:rPr>
-          <w:rFonts w:ascii="Arial" w:hAnsi="Arial" w:cs="Arial"/>
+          <w:rFonts w:ascii="Times New Roman" w:hAnsi="Times New Roman" w:cs="Times New Roman"/>
           <w:color w:val="FFFFFF"/>
-          <w:sz w:val="6"/>
-          <w:szCs w:val="6"/>
-        </w:rPr>
-      </w:pPr>
-      <w:r>
-        <w:rPr>
-          <w:rFonts w:ascii="Arial" w:hAnsi="Arial" w:cs="Arial"/>
+          <w:sz w:val="28"/>
+          <w:szCs w:val="28"/>
+        </w:rPr>
+      </w:pPr>
+      <w:r>
+        <w:rPr>
+          <w:rFonts w:ascii="Times New Roman" w:hAnsi="Times New Roman" w:cs="Times New Roman"/>
           <w:b/>
           <w:bCs/>
           <w:color w:val="FFFFFF"/>
-          <w:sz w:val="6"/>
-          <w:szCs w:val="6"/>
-        </w:rPr>
-        <w:t>Вопрос:</w:t>
+          <w:sz w:val="28"/>
+          <w:szCs w:val="28"/>
+        </w:rPr>
+        <w:t>Вопрос</w:t>
       </w:r>
     </w:p>
     <w:p>
@@ -3367,27 +4706,26 @@
         <w:ind w:left="730" w:right="14" w:hanging="10"/>
         <w:jc w:val="both"/>
         <w:rPr>
-          <w:rFonts w:ascii="Arial" w:hAnsi="Arial" w:cs="Arial"/>
-          <w:color w:val="000000"/>
-        </w:rPr>
-      </w:pPr>
-      <w:r>
-        <w:rPr>
-          <w:rFonts w:ascii="Arial" w:hAnsi="Arial" w:cs="Arial"/>
-          <w:color w:val="000000"/>
-          <w:sz w:val="20"/>
-          <w:szCs w:val="20"/>
+          <w:rFonts w:ascii="Times New Roman" w:hAnsi="Times New Roman" w:cs="Times New Roman"/>
+          <w:color w:val="000000"/>
+          <w:sz w:val="28"/>
+          <w:szCs w:val="28"/>
+        </w:rPr>
+      </w:pPr>
+      <w:r>
+        <w:rPr>
+          <w:rFonts w:ascii="Times New Roman" w:hAnsi="Times New Roman" w:cs="Times New Roman"/>
+          <w:color w:val="000000"/>
+          <w:sz w:val="28"/>
+          <w:szCs w:val="28"/>
         </w:rPr>
         <w:t>Какая информация отображена?</w:t>
       </w:r>
     </w:p>
     <w:p>
       <w:pPr>
-        <w:rPr>
-          <w:rFonts w:ascii="Times New Roman" w:hAnsi="Times New Roman" w:cs="Times New Roman"/>
-          <w:sz w:val="28"/>
-          <w:szCs w:val="28"/>
-        </w:rPr>
+        <w:keepNext/>
+        <w:jc w:val="center"/>
       </w:pPr>
       <w:r>
         <w:rPr>
@@ -3397,10 +4735,10 @@
           <w:szCs w:val="28"/>
         </w:rPr>
         <w:drawing>
-          <wp:inline distT="0" distB="0" distL="0" distR="0" wp14:anchorId="0E1D7871" wp14:editId="1BA2416C">
-            <wp:extent cx="5058481" cy="466790"/>
-            <wp:effectExtent l="0" t="0" r="8890" b="9525"/>
-            <wp:docPr id="19" name="Рисунок 19"/>
+          <wp:inline distT="0" distB="0" distL="0" distR="0" wp14:anchorId="2DDF4FFB" wp14:editId="6B0C0BD3">
+            <wp:extent cx="5153744" cy="476316"/>
+            <wp:effectExtent l="0" t="0" r="8890" b="0"/>
+            <wp:docPr id="18" name="Рисунок 18"/>
             <wp:cNvGraphicFramePr>
               <a:graphicFrameLocks xmlns:a="http://schemas.openxmlformats.org/drawingml/2006/main" noChangeAspect="1"/>
             </wp:cNvGraphicFramePr>
@@ -3420,7 +4758,7 @@
                   <pic:spPr>
                     <a:xfrm>
                       <a:off x="0" y="0"/>
-                      <a:ext cx="5058481" cy="466790"/>
+                      <a:ext cx="5153744" cy="476316"/>
                     </a:xfrm>
                     <a:prstGeom prst="rect">
                       <a:avLst/>
@@ -3435,61 +4773,273 @@
     </w:p>
     <w:p>
       <w:pPr>
+        <w:pStyle w:val="a3"/>
+        <w:jc w:val="center"/>
+        <w:rPr>
+          <w:rFonts w:ascii="Times New Roman" w:hAnsi="Times New Roman" w:cs="Times New Roman"/>
+          <w:i w:val="0"/>
+          <w:iCs w:val="0"/>
+          <w:color w:val="000000" w:themeColor="text1"/>
+          <w:sz w:val="40"/>
+          <w:szCs w:val="40"/>
+        </w:rPr>
+      </w:pPr>
+      <w:r>
+        <w:rPr>
+          <w:rFonts w:ascii="Times New Roman" w:hAnsi="Times New Roman" w:cs="Times New Roman"/>
+          <w:i w:val="0"/>
+          <w:iCs w:val="0"/>
+          <w:color w:val="000000" w:themeColor="text1"/>
+          <w:sz w:val="24"/>
+          <w:szCs w:val="24"/>
+        </w:rPr>
+        <w:t xml:space="preserve">Рисунок </w:t>
+      </w:r>
+      <w:r>
+        <w:rPr>
+          <w:rFonts w:ascii="Times New Roman" w:hAnsi="Times New Roman" w:cs="Times New Roman"/>
+          <w:i w:val="0"/>
+          <w:iCs w:val="0"/>
+          <w:color w:val="000000" w:themeColor="text1"/>
+          <w:sz w:val="24"/>
+          <w:szCs w:val="24"/>
+        </w:rPr>
+        <w:fldChar w:fldCharType="begin"/>
+      </w:r>
+      <w:r>
+        <w:rPr>
+          <w:rFonts w:ascii="Times New Roman" w:hAnsi="Times New Roman" w:cs="Times New Roman"/>
+          <w:i w:val="0"/>
+          <w:iCs w:val="0"/>
+          <w:color w:val="000000" w:themeColor="text1"/>
+          <w:sz w:val="24"/>
+          <w:szCs w:val="24"/>
+        </w:rPr>
+        <w:instrText xml:space="preserve"> SEQ Рисунок \* ARABIC </w:instrText>
+      </w:r>
+      <w:r>
+        <w:rPr>
+          <w:rFonts w:ascii="Times New Roman" w:hAnsi="Times New Roman" w:cs="Times New Roman"/>
+          <w:i w:val="0"/>
+          <w:iCs w:val="0"/>
+          <w:color w:val="000000" w:themeColor="text1"/>
+          <w:sz w:val="24"/>
+          <w:szCs w:val="24"/>
+        </w:rPr>
+        <w:fldChar w:fldCharType="separate"/>
+      </w:r>
+      <w:r>
+        <w:rPr>
+          <w:rFonts w:ascii="Times New Roman" w:hAnsi="Times New Roman" w:cs="Times New Roman"/>
+          <w:i w:val="0"/>
+          <w:iCs w:val="0"/>
+          <w:noProof/>
+          <w:color w:val="000000" w:themeColor="text1"/>
+          <w:sz w:val="24"/>
+          <w:szCs w:val="24"/>
+        </w:rPr>
+        <w:t>13</w:t>
+      </w:r>
+      <w:r>
+        <w:rPr>
+          <w:rFonts w:ascii="Times New Roman" w:hAnsi="Times New Roman" w:cs="Times New Roman"/>
+          <w:i w:val="0"/>
+          <w:iCs w:val="0"/>
+          <w:color w:val="000000" w:themeColor="text1"/>
+          <w:sz w:val="24"/>
+          <w:szCs w:val="24"/>
+        </w:rPr>
+        <w:fldChar w:fldCharType="end"/>
+      </w:r>
+      <w:r>
+        <w:rPr>
+          <w:rFonts w:ascii="Times New Roman" w:hAnsi="Times New Roman" w:cs="Times New Roman"/>
+          <w:i w:val="0"/>
+          <w:iCs w:val="0"/>
+          <w:color w:val="000000" w:themeColor="text1"/>
+          <w:sz w:val="24"/>
+          <w:szCs w:val="24"/>
+          <w:lang w:val="en-US"/>
+        </w:rPr>
+        <w:t xml:space="preserve">. </w:t>
+      </w:r>
+      <w:proofErr w:type="spellStart"/>
+      <w:r>
+        <w:rPr>
+          <w:rFonts w:ascii="Times New Roman" w:hAnsi="Times New Roman" w:cs="Times New Roman"/>
+          <w:i w:val="0"/>
+          <w:iCs w:val="0"/>
+          <w:color w:val="000000" w:themeColor="text1"/>
+          <w:sz w:val="24"/>
+          <w:szCs w:val="24"/>
+          <w:lang w:val="en-US"/>
+        </w:rPr>
+        <w:t>Ввод</w:t>
+      </w:r>
+      <w:proofErr w:type="spellEnd"/>
+      <w:r>
+        <w:rPr>
+          <w:rFonts w:ascii="Times New Roman" w:hAnsi="Times New Roman" w:cs="Times New Roman"/>
+          <w:i w:val="0"/>
+          <w:iCs w:val="0"/>
+          <w:color w:val="000000" w:themeColor="text1"/>
+          <w:sz w:val="24"/>
+          <w:szCs w:val="24"/>
+          <w:lang w:val="en-US"/>
+        </w:rPr>
+        <w:t xml:space="preserve"> </w:t>
+      </w:r>
+      <w:proofErr w:type="spellStart"/>
+      <w:r>
+        <w:rPr>
+          <w:rFonts w:ascii="Times New Roman" w:hAnsi="Times New Roman" w:cs="Times New Roman"/>
+          <w:i w:val="0"/>
+          <w:iCs w:val="0"/>
+          <w:color w:val="000000" w:themeColor="text1"/>
+          <w:sz w:val="24"/>
+          <w:szCs w:val="24"/>
+          <w:lang w:val="en-US"/>
+        </w:rPr>
+        <w:t>команды</w:t>
+      </w:r>
+      <w:proofErr w:type="spellEnd"/>
+      <w:r>
+        <w:rPr>
+          <w:rFonts w:ascii="Times New Roman" w:hAnsi="Times New Roman" w:cs="Times New Roman"/>
+          <w:i w:val="0"/>
+          <w:iCs w:val="0"/>
+          <w:color w:val="000000" w:themeColor="text1"/>
+          <w:sz w:val="24"/>
+          <w:szCs w:val="24"/>
+          <w:lang w:val="en-US"/>
+        </w:rPr>
+        <w:t>: "clock".</w:t>
+      </w:r>
+    </w:p>
+    <w:p>
+      <w:pPr>
         <w:pStyle w:val="substepalpha"/>
         <w:spacing w:before="120" w:beforeAutospacing="0" w:after="120" w:afterAutospacing="0"/>
         <w:ind w:left="720" w:hanging="360"/>
         <w:rPr>
-          <w:rFonts w:ascii="Arial" w:hAnsi="Arial" w:cs="Arial"/>
-          <w:color w:val="000000"/>
-          <w:sz w:val="20"/>
-          <w:szCs w:val="20"/>
-        </w:rPr>
-      </w:pPr>
-      <w:r>
-        <w:rPr>
-          <w:rFonts w:ascii="Arial" w:hAnsi="Arial" w:cs="Arial"/>
-          <w:color w:val="000000"/>
-          <w:sz w:val="20"/>
-          <w:szCs w:val="20"/>
-        </w:rPr>
-        <w:t>г.</w:t>
-      </w:r>
-      <w:r>
-        <w:rPr>
-          <w:color w:val="000000"/>
-          <w:sz w:val="14"/>
-          <w:szCs w:val="14"/>
-        </w:rPr>
-        <w:t> </w:t>
-      </w:r>
-      <w:r>
-        <w:rPr>
-          <w:rFonts w:ascii="Arial" w:hAnsi="Arial" w:cs="Arial"/>
-          <w:color w:val="000000"/>
-          <w:sz w:val="20"/>
-          <w:szCs w:val="20"/>
-        </w:rPr>
-        <w:t>Настройте время с помощью команды </w:t>
-      </w:r>
-      <w:r>
-        <w:rPr>
-          <w:rFonts w:ascii="Arial" w:hAnsi="Arial" w:cs="Arial"/>
+          <w:color w:val="000000"/>
+          <w:sz w:val="28"/>
+          <w:szCs w:val="28"/>
+        </w:rPr>
+      </w:pPr>
+      <w:r>
+        <w:rPr>
+          <w:color w:val="000000"/>
+          <w:sz w:val="28"/>
+          <w:szCs w:val="28"/>
+        </w:rPr>
+        <w:t>в</w:t>
+      </w:r>
+      <w:r>
+        <w:rPr>
+          <w:color w:val="000000"/>
+          <w:sz w:val="28"/>
+          <w:szCs w:val="28"/>
+          <w:lang w:val="en-US"/>
+        </w:rPr>
+        <w:t>. </w:t>
+      </w:r>
+      <w:r>
+        <w:rPr>
+          <w:color w:val="000000"/>
+          <w:sz w:val="28"/>
+          <w:szCs w:val="28"/>
+        </w:rPr>
+        <w:t>В</w:t>
+      </w:r>
+      <w:r>
+        <w:rPr>
+          <w:color w:val="000000"/>
+          <w:sz w:val="28"/>
+          <w:szCs w:val="28"/>
+          <w:lang w:val="en-US"/>
+        </w:rPr>
+        <w:t xml:space="preserve">. IOS </w:t>
+      </w:r>
+      <w:r>
+        <w:rPr>
+          <w:color w:val="000000"/>
+          <w:sz w:val="28"/>
+          <w:szCs w:val="28"/>
+        </w:rPr>
+        <w:t>вернет</w:t>
+      </w:r>
+      <w:r>
+        <w:rPr>
+          <w:color w:val="000000"/>
+          <w:sz w:val="28"/>
+          <w:szCs w:val="28"/>
+          <w:lang w:val="en-US"/>
+        </w:rPr>
+        <w:t xml:space="preserve"> </w:t>
+      </w:r>
+      <w:r>
+        <w:rPr>
+          <w:color w:val="000000"/>
+          <w:sz w:val="28"/>
+          <w:szCs w:val="28"/>
+        </w:rPr>
+        <w:t>сообщение</w:t>
+      </w:r>
+      <w:r>
+        <w:rPr>
+          <w:color w:val="000000"/>
+          <w:sz w:val="28"/>
+          <w:szCs w:val="28"/>
+          <w:lang w:val="en-US"/>
+        </w:rPr>
+        <w:t xml:space="preserve"> «% Incomplete command». </w:t>
+      </w:r>
+      <w:r>
+        <w:rPr>
+          <w:color w:val="000000"/>
+          <w:sz w:val="28"/>
+          <w:szCs w:val="28"/>
+        </w:rPr>
+        <w:t>Это означает, что для команды </w:t>
+      </w:r>
+      <w:proofErr w:type="spellStart"/>
+      <w:r>
+        <w:rPr>
           <w:b/>
           <w:bCs/>
           <w:color w:val="000000"/>
-          <w:sz w:val="20"/>
-          <w:szCs w:val="20"/>
-        </w:rPr>
-        <w:t>clock set</w:t>
-      </w:r>
-      <w:r>
-        <w:rPr>
-          <w:rFonts w:ascii="Arial" w:hAnsi="Arial" w:cs="Arial"/>
-          <w:color w:val="000000"/>
-          <w:sz w:val="20"/>
-          <w:szCs w:val="20"/>
-        </w:rPr>
-        <w:t>. Продолжайте выполнять команду поэтапно.</w:t>
+          <w:sz w:val="28"/>
+          <w:szCs w:val="28"/>
+        </w:rPr>
+        <w:t>clock</w:t>
+      </w:r>
+      <w:proofErr w:type="spellEnd"/>
+      <w:r>
+        <w:rPr>
+          <w:color w:val="000000"/>
+          <w:sz w:val="28"/>
+          <w:szCs w:val="28"/>
+        </w:rPr>
+        <w:t xml:space="preserve"> требуются дополнительные параметры. В справке можно получить дополнительные </w:t>
+      </w:r>
+      <w:proofErr w:type="gramStart"/>
+      <w:r>
+        <w:rPr>
+          <w:color w:val="000000"/>
+          <w:sz w:val="28"/>
+          <w:szCs w:val="28"/>
+        </w:rPr>
+        <w:t>сведения ,</w:t>
+      </w:r>
+      <w:proofErr w:type="gramEnd"/>
+      <w:r>
+        <w:rPr>
+          <w:color w:val="000000"/>
+          <w:sz w:val="28"/>
+          <w:szCs w:val="28"/>
+        </w:rPr>
+        <w:t xml:space="preserve"> если ввести после команды пробел и вопросительный знак (?).</w:t>
       </w:r>
     </w:p>
     <w:p>
@@ -3498,32 +5048,43 @@
         <w:spacing w:before="60" w:beforeAutospacing="0" w:after="60" w:afterAutospacing="0"/>
         <w:ind w:left="720"/>
         <w:rPr>
-          <w:rFonts w:ascii="Courier New" w:hAnsi="Courier New" w:cs="Courier New"/>
-          <w:color w:val="000000"/>
-          <w:sz w:val="20"/>
-          <w:szCs w:val="20"/>
-        </w:rPr>
-      </w:pPr>
-      <w:r>
-        <w:rPr>
-          <w:rFonts w:ascii="Courier New" w:hAnsi="Courier New" w:cs="Courier New"/>
-          <w:color w:val="000000"/>
-          <w:sz w:val="20"/>
-          <w:szCs w:val="20"/>
+          <w:color w:val="000000"/>
+          <w:sz w:val="28"/>
+          <w:szCs w:val="28"/>
+        </w:rPr>
+      </w:pPr>
+      <w:r>
+        <w:rPr>
+          <w:color w:val="000000"/>
+          <w:sz w:val="28"/>
+          <w:szCs w:val="28"/>
         </w:rPr>
         <w:t>S1# </w:t>
       </w:r>
-      <w:r>
-        <w:rPr>
-          <w:rFonts w:ascii="Courier New" w:hAnsi="Courier New" w:cs="Courier New"/>
+      <w:proofErr w:type="spellStart"/>
+      <w:proofErr w:type="gramStart"/>
+      <w:r>
+        <w:rPr>
           <w:b/>
           <w:bCs/>
           <w:color w:val="000000"/>
-          <w:sz w:val="20"/>
-          <w:szCs w:val="20"/>
-        </w:rPr>
-        <w:t>clock set ?</w:t>
-      </w:r>
+          <w:sz w:val="28"/>
+          <w:szCs w:val="28"/>
+        </w:rPr>
+        <w:t>clock</w:t>
+      </w:r>
+      <w:proofErr w:type="spellEnd"/>
+      <w:r>
+        <w:rPr>
+          <w:b/>
+          <w:bCs/>
+          <w:color w:val="000000"/>
+          <w:sz w:val="28"/>
+          <w:szCs w:val="28"/>
+        </w:rPr>
+        <w:t xml:space="preserve"> ?</w:t>
+      </w:r>
+      <w:proofErr w:type="gramEnd"/>
     </w:p>
     <w:p>
       <w:pPr>
@@ -3531,22 +5092,22 @@
         <w:spacing w:before="0"/>
         <w:ind w:left="720"/>
         <w:rPr>
-          <w:rFonts w:ascii="Arial" w:hAnsi="Arial" w:cs="Arial"/>
+          <w:rFonts w:ascii="Times New Roman" w:hAnsi="Times New Roman" w:cs="Times New Roman"/>
           <w:color w:val="FFFFFF"/>
-          <w:sz w:val="6"/>
-          <w:szCs w:val="6"/>
-        </w:rPr>
-      </w:pPr>
-      <w:r>
-        <w:rPr>
-          <w:rFonts w:ascii="Arial" w:hAnsi="Arial" w:cs="Arial"/>
+          <w:sz w:val="28"/>
+          <w:szCs w:val="28"/>
+        </w:rPr>
+      </w:pPr>
+      <w:r>
+        <w:rPr>
+          <w:rFonts w:ascii="Times New Roman" w:hAnsi="Times New Roman" w:cs="Times New Roman"/>
           <w:b/>
           <w:bCs/>
           <w:color w:val="FFFFFF"/>
-          <w:sz w:val="6"/>
-          <w:szCs w:val="6"/>
-        </w:rPr>
-        <w:t>Вопросы:</w:t>
+          <w:sz w:val="28"/>
+          <w:szCs w:val="28"/>
+        </w:rPr>
+        <w:t>Вопрос:</w:t>
       </w:r>
     </w:p>
     <w:p>
@@ -3555,34 +5116,26 @@
         <w:ind w:left="730" w:right="14" w:hanging="10"/>
         <w:jc w:val="both"/>
         <w:rPr>
-          <w:rFonts w:ascii="Arial" w:hAnsi="Arial" w:cs="Arial"/>
-          <w:color w:val="000000"/>
-        </w:rPr>
-      </w:pPr>
-      <w:r>
-        <w:rPr>
-          <w:rFonts w:ascii="Arial" w:hAnsi="Arial" w:cs="Arial"/>
-          <w:color w:val="000000"/>
-          <w:sz w:val="20"/>
-          <w:szCs w:val="20"/>
-        </w:rPr>
-        <w:t>Какая запрашивается информация</w:t>
-      </w:r>
-      <w:r>
-        <w:rPr>
-          <w:rFonts w:ascii="Arial" w:hAnsi="Arial" w:cs="Arial"/>
-          <w:color w:val="000000"/>
-        </w:rPr>
-        <w:t>?</w:t>
-      </w:r>
-    </w:p>
-    <w:p>
-      <w:pPr>
-        <w:rPr>
-          <w:rFonts w:ascii="Times New Roman" w:hAnsi="Times New Roman" w:cs="Times New Roman"/>
-          <w:sz w:val="28"/>
-          <w:szCs w:val="28"/>
-        </w:rPr>
+          <w:rFonts w:ascii="Times New Roman" w:hAnsi="Times New Roman" w:cs="Times New Roman"/>
+          <w:color w:val="000000"/>
+          <w:sz w:val="28"/>
+          <w:szCs w:val="28"/>
+        </w:rPr>
+      </w:pPr>
+      <w:r>
+        <w:rPr>
+          <w:rFonts w:ascii="Times New Roman" w:hAnsi="Times New Roman" w:cs="Times New Roman"/>
+          <w:color w:val="000000"/>
+          <w:sz w:val="28"/>
+          <w:szCs w:val="28"/>
+        </w:rPr>
+        <w:t>Какая информация отображена?</w:t>
+      </w:r>
+    </w:p>
+    <w:p>
+      <w:pPr>
+        <w:keepNext/>
+        <w:jc w:val="center"/>
       </w:pPr>
       <w:r>
         <w:rPr>
@@ -3592,10 +5145,10 @@
           <w:szCs w:val="28"/>
         </w:rPr>
         <w:drawing>
-          <wp:inline distT="0" distB="0" distL="0" distR="0" wp14:anchorId="2A94F77C" wp14:editId="2FE71C53">
-            <wp:extent cx="5077534" cy="476316"/>
-            <wp:effectExtent l="0" t="0" r="8890" b="0"/>
-            <wp:docPr id="20" name="Рисунок 20"/>
+          <wp:inline distT="0" distB="0" distL="0" distR="0" wp14:anchorId="0E1D7871" wp14:editId="1BA2416C">
+            <wp:extent cx="5058481" cy="466790"/>
+            <wp:effectExtent l="0" t="0" r="8890" b="9525"/>
+            <wp:docPr id="19" name="Рисунок 19"/>
             <wp:cNvGraphicFramePr>
               <a:graphicFrameLocks xmlns:a="http://schemas.openxmlformats.org/drawingml/2006/main" noChangeAspect="1"/>
             </wp:cNvGraphicFramePr>
@@ -3615,7 +5168,7 @@
                   <pic:spPr>
                     <a:xfrm>
                       <a:off x="0" y="0"/>
-                      <a:ext cx="5077534" cy="476316"/>
+                      <a:ext cx="5058481" cy="466790"/>
                     </a:xfrm>
                     <a:prstGeom prst="rect">
                       <a:avLst/>
@@ -3630,63 +5183,373 @@
     </w:p>
     <w:p>
       <w:pPr>
-        <w:rPr>
-          <w:rFonts w:ascii="Arial" w:hAnsi="Arial" w:cs="Arial"/>
-          <w:color w:val="000000"/>
-          <w:sz w:val="20"/>
-          <w:szCs w:val="20"/>
-        </w:rPr>
-      </w:pPr>
-      <w:r>
-        <w:rPr>
-          <w:rFonts w:ascii="Arial" w:hAnsi="Arial" w:cs="Arial"/>
-          <w:color w:val="000000"/>
-          <w:sz w:val="20"/>
-          <w:szCs w:val="20"/>
-        </w:rPr>
-        <w:t>Какие отобразятся сведения, если ввести только команду </w:t>
-      </w:r>
-      <w:r>
-        <w:rPr>
-          <w:rFonts w:ascii="Arial" w:hAnsi="Arial" w:cs="Arial"/>
+        <w:pStyle w:val="a3"/>
+        <w:jc w:val="center"/>
+        <w:rPr>
+          <w:rFonts w:ascii="Times New Roman" w:hAnsi="Times New Roman" w:cs="Times New Roman"/>
+          <w:i w:val="0"/>
+          <w:iCs w:val="0"/>
+          <w:color w:val="000000" w:themeColor="text1"/>
+          <w:sz w:val="40"/>
+          <w:szCs w:val="40"/>
+        </w:rPr>
+      </w:pPr>
+      <w:r>
+        <w:rPr>
+          <w:rFonts w:ascii="Times New Roman" w:hAnsi="Times New Roman" w:cs="Times New Roman"/>
+          <w:i w:val="0"/>
+          <w:iCs w:val="0"/>
+          <w:color w:val="000000" w:themeColor="text1"/>
+          <w:sz w:val="24"/>
+          <w:szCs w:val="24"/>
+        </w:rPr>
+        <w:t xml:space="preserve">Рисунок </w:t>
+      </w:r>
+      <w:r>
+        <w:rPr>
+          <w:rFonts w:ascii="Times New Roman" w:hAnsi="Times New Roman" w:cs="Times New Roman"/>
+          <w:i w:val="0"/>
+          <w:iCs w:val="0"/>
+          <w:color w:val="000000" w:themeColor="text1"/>
+          <w:sz w:val="24"/>
+          <w:szCs w:val="24"/>
+        </w:rPr>
+        <w:fldChar w:fldCharType="begin"/>
+      </w:r>
+      <w:r>
+        <w:rPr>
+          <w:rFonts w:ascii="Times New Roman" w:hAnsi="Times New Roman" w:cs="Times New Roman"/>
+          <w:i w:val="0"/>
+          <w:iCs w:val="0"/>
+          <w:color w:val="000000" w:themeColor="text1"/>
+          <w:sz w:val="24"/>
+          <w:szCs w:val="24"/>
+        </w:rPr>
+        <w:instrText xml:space="preserve"> SEQ Рисунок \* ARABIC </w:instrText>
+      </w:r>
+      <w:r>
+        <w:rPr>
+          <w:rFonts w:ascii="Times New Roman" w:hAnsi="Times New Roman" w:cs="Times New Roman"/>
+          <w:i w:val="0"/>
+          <w:iCs w:val="0"/>
+          <w:color w:val="000000" w:themeColor="text1"/>
+          <w:sz w:val="24"/>
+          <w:szCs w:val="24"/>
+        </w:rPr>
+        <w:fldChar w:fldCharType="separate"/>
+      </w:r>
+      <w:r>
+        <w:rPr>
+          <w:rFonts w:ascii="Times New Roman" w:hAnsi="Times New Roman" w:cs="Times New Roman"/>
+          <w:i w:val="0"/>
+          <w:iCs w:val="0"/>
+          <w:noProof/>
+          <w:color w:val="000000" w:themeColor="text1"/>
+          <w:sz w:val="24"/>
+          <w:szCs w:val="24"/>
+        </w:rPr>
+        <w:t>14</w:t>
+      </w:r>
+      <w:r>
+        <w:rPr>
+          <w:rFonts w:ascii="Times New Roman" w:hAnsi="Times New Roman" w:cs="Times New Roman"/>
+          <w:i w:val="0"/>
+          <w:iCs w:val="0"/>
+          <w:color w:val="000000" w:themeColor="text1"/>
+          <w:sz w:val="24"/>
+          <w:szCs w:val="24"/>
+        </w:rPr>
+        <w:fldChar w:fldCharType="end"/>
+      </w:r>
+      <w:r>
+        <w:rPr>
+          <w:rFonts w:ascii="Times New Roman" w:hAnsi="Times New Roman" w:cs="Times New Roman"/>
+          <w:i w:val="0"/>
+          <w:iCs w:val="0"/>
+          <w:color w:val="000000" w:themeColor="text1"/>
+          <w:sz w:val="24"/>
+          <w:szCs w:val="24"/>
+          <w:lang w:val="en-US"/>
+        </w:rPr>
+        <w:t xml:space="preserve">. </w:t>
+      </w:r>
+      <w:proofErr w:type="spellStart"/>
+      <w:r>
+        <w:rPr>
+          <w:rFonts w:ascii="Times New Roman" w:hAnsi="Times New Roman" w:cs="Times New Roman"/>
+          <w:i w:val="0"/>
+          <w:iCs w:val="0"/>
+          <w:color w:val="000000" w:themeColor="text1"/>
+          <w:sz w:val="24"/>
+          <w:szCs w:val="24"/>
+          <w:lang w:val="en-US"/>
+        </w:rPr>
+        <w:t>Ввод</w:t>
+      </w:r>
+      <w:proofErr w:type="spellEnd"/>
+      <w:r>
+        <w:rPr>
+          <w:rFonts w:ascii="Times New Roman" w:hAnsi="Times New Roman" w:cs="Times New Roman"/>
+          <w:i w:val="0"/>
+          <w:iCs w:val="0"/>
+          <w:color w:val="000000" w:themeColor="text1"/>
+          <w:sz w:val="24"/>
+          <w:szCs w:val="24"/>
+          <w:lang w:val="en-US"/>
+        </w:rPr>
+        <w:t xml:space="preserve"> </w:t>
+      </w:r>
+      <w:proofErr w:type="spellStart"/>
+      <w:r>
+        <w:rPr>
+          <w:rFonts w:ascii="Times New Roman" w:hAnsi="Times New Roman" w:cs="Times New Roman"/>
+          <w:i w:val="0"/>
+          <w:iCs w:val="0"/>
+          <w:color w:val="000000" w:themeColor="text1"/>
+          <w:sz w:val="24"/>
+          <w:szCs w:val="24"/>
+          <w:lang w:val="en-US"/>
+        </w:rPr>
+        <w:t>команды</w:t>
+      </w:r>
+      <w:proofErr w:type="spellEnd"/>
+      <w:r>
+        <w:rPr>
+          <w:rFonts w:ascii="Times New Roman" w:hAnsi="Times New Roman" w:cs="Times New Roman"/>
+          <w:i w:val="0"/>
+          <w:iCs w:val="0"/>
+          <w:color w:val="000000" w:themeColor="text1"/>
+          <w:sz w:val="24"/>
+          <w:szCs w:val="24"/>
+          <w:lang w:val="en-US"/>
+        </w:rPr>
+        <w:t>: "</w:t>
+      </w:r>
+      <w:proofErr w:type="gramStart"/>
+      <w:r>
+        <w:rPr>
+          <w:rFonts w:ascii="Times New Roman" w:hAnsi="Times New Roman" w:cs="Times New Roman"/>
+          <w:i w:val="0"/>
+          <w:iCs w:val="0"/>
+          <w:color w:val="000000" w:themeColor="text1"/>
+          <w:sz w:val="24"/>
+          <w:szCs w:val="24"/>
+          <w:lang w:val="en-US"/>
+        </w:rPr>
+        <w:t>clock ?</w:t>
+      </w:r>
+      <w:proofErr w:type="gramEnd"/>
+      <w:r>
+        <w:rPr>
+          <w:rFonts w:ascii="Times New Roman" w:hAnsi="Times New Roman" w:cs="Times New Roman"/>
+          <w:i w:val="0"/>
+          <w:iCs w:val="0"/>
+          <w:color w:val="000000" w:themeColor="text1"/>
+          <w:sz w:val="24"/>
+          <w:szCs w:val="24"/>
+          <w:lang w:val="en-US"/>
+        </w:rPr>
+        <w:t>".</w:t>
+      </w:r>
+    </w:p>
+    <w:p>
+      <w:pPr>
+        <w:pStyle w:val="substepalpha"/>
+        <w:spacing w:before="120" w:beforeAutospacing="0" w:after="120" w:afterAutospacing="0"/>
+        <w:ind w:left="720" w:hanging="360"/>
+        <w:rPr>
+          <w:color w:val="000000"/>
+          <w:sz w:val="28"/>
+          <w:szCs w:val="28"/>
+        </w:rPr>
+      </w:pPr>
+      <w:r>
+        <w:rPr>
+          <w:color w:val="000000"/>
+          <w:sz w:val="28"/>
+          <w:szCs w:val="28"/>
+        </w:rPr>
+        <w:t>г. Настройте время с помощью команды </w:t>
+      </w:r>
+      <w:proofErr w:type="spellStart"/>
+      <w:r>
+        <w:rPr>
           <w:b/>
           <w:bCs/>
           <w:color w:val="000000"/>
-          <w:sz w:val="20"/>
-          <w:szCs w:val="20"/>
-        </w:rPr>
-        <w:t>clock set</w:t>
-      </w:r>
-      <w:r>
-        <w:rPr>
-          <w:rFonts w:ascii="Arial" w:hAnsi="Arial" w:cs="Arial"/>
-          <w:color w:val="000000"/>
-          <w:sz w:val="20"/>
-          <w:szCs w:val="20"/>
-        </w:rPr>
-        <w:t>, не запрашивая справку с помощью вопросительного знака?</w:t>
-      </w:r>
-    </w:p>
-    <w:p>
-      <w:pPr>
-        <w:rPr>
-          <w:rFonts w:ascii="Times New Roman" w:hAnsi="Times New Roman" w:cs="Times New Roman"/>
-          <w:sz w:val="28"/>
-          <w:szCs w:val="28"/>
+          <w:sz w:val="28"/>
+          <w:szCs w:val="28"/>
+        </w:rPr>
+        <w:t>clock</w:t>
+      </w:r>
+      <w:proofErr w:type="spellEnd"/>
+      <w:r>
+        <w:rPr>
+          <w:b/>
+          <w:bCs/>
+          <w:color w:val="000000"/>
+          <w:sz w:val="28"/>
+          <w:szCs w:val="28"/>
+        </w:rPr>
+        <w:t xml:space="preserve"> </w:t>
+      </w:r>
+      <w:proofErr w:type="spellStart"/>
+      <w:r>
+        <w:rPr>
+          <w:b/>
+          <w:bCs/>
+          <w:color w:val="000000"/>
+          <w:sz w:val="28"/>
+          <w:szCs w:val="28"/>
+        </w:rPr>
+        <w:t>set</w:t>
+      </w:r>
+      <w:proofErr w:type="spellEnd"/>
+      <w:r>
+        <w:rPr>
+          <w:color w:val="000000"/>
+          <w:sz w:val="28"/>
+          <w:szCs w:val="28"/>
+        </w:rPr>
+        <w:t>. Продолжайте выполнять команду поэтапно.</w:t>
+      </w:r>
+    </w:p>
+    <w:p>
+      <w:pPr>
+        <w:pStyle w:val="cmd"/>
+        <w:spacing w:before="60" w:beforeAutospacing="0" w:after="60" w:afterAutospacing="0"/>
+        <w:ind w:left="720"/>
+        <w:rPr>
+          <w:color w:val="000000"/>
+          <w:sz w:val="28"/>
+          <w:szCs w:val="28"/>
+        </w:rPr>
+      </w:pPr>
+      <w:r>
+        <w:rPr>
+          <w:color w:val="000000"/>
+          <w:sz w:val="28"/>
+          <w:szCs w:val="28"/>
+        </w:rPr>
+        <w:t>S1# </w:t>
+      </w:r>
+      <w:proofErr w:type="spellStart"/>
+      <w:r>
+        <w:rPr>
+          <w:b/>
+          <w:bCs/>
+          <w:color w:val="000000"/>
+          <w:sz w:val="28"/>
+          <w:szCs w:val="28"/>
+        </w:rPr>
+        <w:t>clock</w:t>
+      </w:r>
+      <w:proofErr w:type="spellEnd"/>
+      <w:r>
+        <w:rPr>
+          <w:b/>
+          <w:bCs/>
+          <w:color w:val="000000"/>
+          <w:sz w:val="28"/>
+          <w:szCs w:val="28"/>
+        </w:rPr>
+        <w:t xml:space="preserve"> </w:t>
+      </w:r>
+      <w:proofErr w:type="spellStart"/>
+      <w:proofErr w:type="gramStart"/>
+      <w:r>
+        <w:rPr>
+          <w:b/>
+          <w:bCs/>
+          <w:color w:val="000000"/>
+          <w:sz w:val="28"/>
+          <w:szCs w:val="28"/>
+        </w:rPr>
+        <w:t>set</w:t>
+      </w:r>
+      <w:proofErr w:type="spellEnd"/>
+      <w:r>
+        <w:rPr>
+          <w:b/>
+          <w:bCs/>
+          <w:color w:val="000000"/>
+          <w:sz w:val="28"/>
+          <w:szCs w:val="28"/>
+        </w:rPr>
+        <w:t xml:space="preserve"> ?</w:t>
+      </w:r>
+      <w:proofErr w:type="gramEnd"/>
+    </w:p>
+    <w:p>
+      <w:pPr>
+        <w:pStyle w:val="4"/>
+        <w:spacing w:before="0"/>
+        <w:ind w:left="720"/>
+        <w:rPr>
+          <w:rFonts w:ascii="Times New Roman" w:hAnsi="Times New Roman" w:cs="Times New Roman"/>
+          <w:color w:val="FFFFFF"/>
+          <w:sz w:val="28"/>
+          <w:szCs w:val="28"/>
+        </w:rPr>
+      </w:pPr>
+      <w:r>
+        <w:rPr>
+          <w:rFonts w:ascii="Times New Roman" w:hAnsi="Times New Roman" w:cs="Times New Roman"/>
+          <w:b/>
+          <w:bCs/>
+          <w:color w:val="FFFFFF"/>
+          <w:sz w:val="28"/>
+          <w:szCs w:val="28"/>
+        </w:rPr>
+        <w:t>Вопросы:</w:t>
+      </w:r>
+    </w:p>
+    <w:p>
+      <w:pPr>
+        <w:spacing w:after="110" w:line="231" w:lineRule="atLeast"/>
+        <w:ind w:left="730" w:right="14" w:hanging="10"/>
+        <w:jc w:val="both"/>
+        <w:rPr>
+          <w:rFonts w:ascii="Times New Roman" w:hAnsi="Times New Roman" w:cs="Times New Roman"/>
+          <w:color w:val="000000"/>
+          <w:sz w:val="28"/>
+          <w:szCs w:val="28"/>
+        </w:rPr>
+      </w:pPr>
+      <w:r>
+        <w:rPr>
+          <w:rFonts w:ascii="Times New Roman" w:hAnsi="Times New Roman" w:cs="Times New Roman"/>
+          <w:color w:val="000000"/>
+          <w:sz w:val="28"/>
+          <w:szCs w:val="28"/>
+        </w:rPr>
+        <w:t>Какая запрашивается информация?</w:t>
+      </w:r>
+    </w:p>
+    <w:p>
+      <w:pPr>
+        <w:keepNext/>
+        <w:jc w:val="center"/>
+        <w:rPr>
+          <w:rFonts w:ascii="Times New Roman" w:hAnsi="Times New Roman" w:cs="Times New Roman"/>
+          <w:color w:val="000000" w:themeColor="text1"/>
+          <w:sz w:val="32"/>
+          <w:szCs w:val="32"/>
         </w:rPr>
       </w:pPr>
       <w:r>
         <w:rPr>
           <w:rFonts w:ascii="Times New Roman" w:hAnsi="Times New Roman" w:cs="Times New Roman"/>
           <w:noProof/>
-          <w:sz w:val="28"/>
-          <w:szCs w:val="28"/>
+          <w:color w:val="000000" w:themeColor="text1"/>
+          <w:sz w:val="40"/>
+          <w:szCs w:val="40"/>
         </w:rPr>
         <w:drawing>
-          <wp:inline distT="0" distB="0" distL="0" distR="0" wp14:anchorId="536F14DC" wp14:editId="678020B3">
-            <wp:extent cx="2419688" cy="314369"/>
-            <wp:effectExtent l="0" t="0" r="0" b="9525"/>
-            <wp:docPr id="21" name="Рисунок 21"/>
+          <wp:inline distT="0" distB="0" distL="0" distR="0" wp14:anchorId="2A94F77C" wp14:editId="2FE71C53">
+            <wp:extent cx="5077534" cy="476316"/>
+            <wp:effectExtent l="0" t="0" r="8890" b="0"/>
+            <wp:docPr id="20" name="Рисунок 20"/>
             <wp:cNvGraphicFramePr>
               <a:graphicFrameLocks xmlns:a="http://schemas.openxmlformats.org/drawingml/2006/main" noChangeAspect="1"/>
             </wp:cNvGraphicFramePr>
@@ -3706,7 +5569,7 @@
                   <pic:spPr>
                     <a:xfrm>
                       <a:off x="0" y="0"/>
-                      <a:ext cx="2419688" cy="314369"/>
+                      <a:ext cx="5077534" cy="476316"/>
                     </a:xfrm>
                     <a:prstGeom prst="rect">
                       <a:avLst/>
@@ -3721,100 +5584,247 @@
     </w:p>
     <w:p>
       <w:pPr>
-        <w:pStyle w:val="substepalpha"/>
-        <w:spacing w:before="120" w:beforeAutospacing="0" w:after="120" w:afterAutospacing="0"/>
-        <w:ind w:left="720" w:hanging="360"/>
-        <w:rPr>
-          <w:rFonts w:ascii="Arial" w:hAnsi="Arial" w:cs="Arial"/>
-          <w:color w:val="000000"/>
-          <w:sz w:val="20"/>
-          <w:szCs w:val="20"/>
-        </w:rPr>
-      </w:pPr>
-      <w:r>
-        <w:rPr>
-          <w:rFonts w:ascii="Arial" w:hAnsi="Arial" w:cs="Arial"/>
-          <w:color w:val="000000"/>
-          <w:sz w:val="20"/>
-          <w:szCs w:val="20"/>
-        </w:rPr>
-        <w:t>д.</w:t>
-      </w:r>
-      <w:r>
-        <w:rPr>
-          <w:color w:val="000000"/>
-          <w:sz w:val="14"/>
-          <w:szCs w:val="14"/>
-        </w:rPr>
-        <w:t> </w:t>
-      </w:r>
-      <w:r>
-        <w:rPr>
-          <w:rFonts w:ascii="Arial" w:hAnsi="Arial" w:cs="Arial"/>
-          <w:color w:val="000000"/>
-          <w:sz w:val="20"/>
-          <w:szCs w:val="20"/>
-        </w:rPr>
-        <w:t>Взяв за основу сведения, запрошенные при помощи команды </w:t>
-      </w:r>
-      <w:r>
-        <w:rPr>
-          <w:rFonts w:ascii="Arial" w:hAnsi="Arial" w:cs="Arial"/>
+        <w:pStyle w:val="a3"/>
+        <w:jc w:val="center"/>
+        <w:rPr>
+          <w:rFonts w:ascii="Times New Roman" w:hAnsi="Times New Roman" w:cs="Times New Roman"/>
+          <w:i w:val="0"/>
+          <w:iCs w:val="0"/>
+          <w:color w:val="000000" w:themeColor="text1"/>
+          <w:sz w:val="40"/>
+          <w:szCs w:val="40"/>
+        </w:rPr>
+      </w:pPr>
+      <w:r>
+        <w:rPr>
+          <w:rFonts w:ascii="Times New Roman" w:hAnsi="Times New Roman" w:cs="Times New Roman"/>
+          <w:i w:val="0"/>
+          <w:iCs w:val="0"/>
+          <w:color w:val="000000" w:themeColor="text1"/>
+          <w:sz w:val="24"/>
+          <w:szCs w:val="24"/>
+        </w:rPr>
+        <w:t xml:space="preserve">Рисунок </w:t>
+      </w:r>
+      <w:r>
+        <w:rPr>
+          <w:rFonts w:ascii="Times New Roman" w:hAnsi="Times New Roman" w:cs="Times New Roman"/>
+          <w:i w:val="0"/>
+          <w:iCs w:val="0"/>
+          <w:color w:val="000000" w:themeColor="text1"/>
+          <w:sz w:val="24"/>
+          <w:szCs w:val="24"/>
+        </w:rPr>
+        <w:fldChar w:fldCharType="begin"/>
+      </w:r>
+      <w:r>
+        <w:rPr>
+          <w:rFonts w:ascii="Times New Roman" w:hAnsi="Times New Roman" w:cs="Times New Roman"/>
+          <w:i w:val="0"/>
+          <w:iCs w:val="0"/>
+          <w:color w:val="000000" w:themeColor="text1"/>
+          <w:sz w:val="24"/>
+          <w:szCs w:val="24"/>
+        </w:rPr>
+        <w:instrText xml:space="preserve"> SEQ Рисунок \* ARABIC </w:instrText>
+      </w:r>
+      <w:r>
+        <w:rPr>
+          <w:rFonts w:ascii="Times New Roman" w:hAnsi="Times New Roman" w:cs="Times New Roman"/>
+          <w:i w:val="0"/>
+          <w:iCs w:val="0"/>
+          <w:color w:val="000000" w:themeColor="text1"/>
+          <w:sz w:val="24"/>
+          <w:szCs w:val="24"/>
+        </w:rPr>
+        <w:fldChar w:fldCharType="separate"/>
+      </w:r>
+      <w:r>
+        <w:rPr>
+          <w:rFonts w:ascii="Times New Roman" w:hAnsi="Times New Roman" w:cs="Times New Roman"/>
+          <w:i w:val="0"/>
+          <w:iCs w:val="0"/>
+          <w:noProof/>
+          <w:color w:val="000000" w:themeColor="text1"/>
+          <w:sz w:val="24"/>
+          <w:szCs w:val="24"/>
+        </w:rPr>
+        <w:t>15</w:t>
+      </w:r>
+      <w:r>
+        <w:rPr>
+          <w:rFonts w:ascii="Times New Roman" w:hAnsi="Times New Roman" w:cs="Times New Roman"/>
+          <w:i w:val="0"/>
+          <w:iCs w:val="0"/>
+          <w:color w:val="000000" w:themeColor="text1"/>
+          <w:sz w:val="24"/>
+          <w:szCs w:val="24"/>
+        </w:rPr>
+        <w:fldChar w:fldCharType="end"/>
+      </w:r>
+      <w:r>
+        <w:rPr>
+          <w:rFonts w:ascii="Times New Roman" w:hAnsi="Times New Roman" w:cs="Times New Roman"/>
+          <w:i w:val="0"/>
+          <w:iCs w:val="0"/>
+          <w:color w:val="000000" w:themeColor="text1"/>
+          <w:sz w:val="24"/>
+          <w:szCs w:val="24"/>
+        </w:rPr>
+        <w:t>. Ввод команды: "</w:t>
+      </w:r>
+      <w:r>
+        <w:rPr>
+          <w:rFonts w:ascii="Times New Roman" w:hAnsi="Times New Roman" w:cs="Times New Roman"/>
+          <w:i w:val="0"/>
+          <w:iCs w:val="0"/>
+          <w:color w:val="000000" w:themeColor="text1"/>
+          <w:sz w:val="24"/>
+          <w:szCs w:val="24"/>
+          <w:lang w:val="en-US"/>
+        </w:rPr>
+        <w:t>clock</w:t>
+      </w:r>
+      <w:r>
+        <w:rPr>
+          <w:rFonts w:ascii="Times New Roman" w:hAnsi="Times New Roman" w:cs="Times New Roman"/>
+          <w:i w:val="0"/>
+          <w:iCs w:val="0"/>
+          <w:color w:val="000000" w:themeColor="text1"/>
+          <w:sz w:val="24"/>
+          <w:szCs w:val="24"/>
+        </w:rPr>
+        <w:t xml:space="preserve"> </w:t>
+      </w:r>
+      <w:proofErr w:type="gramStart"/>
+      <w:r>
+        <w:rPr>
+          <w:rFonts w:ascii="Times New Roman" w:hAnsi="Times New Roman" w:cs="Times New Roman"/>
+          <w:i w:val="0"/>
+          <w:iCs w:val="0"/>
+          <w:color w:val="000000" w:themeColor="text1"/>
+          <w:sz w:val="24"/>
+          <w:szCs w:val="24"/>
+          <w:lang w:val="en-US"/>
+        </w:rPr>
+        <w:t>set</w:t>
+      </w:r>
+      <w:r>
+        <w:rPr>
+          <w:rFonts w:ascii="Times New Roman" w:hAnsi="Times New Roman" w:cs="Times New Roman"/>
+          <w:i w:val="0"/>
+          <w:iCs w:val="0"/>
+          <w:color w:val="000000" w:themeColor="text1"/>
+          <w:sz w:val="24"/>
+          <w:szCs w:val="24"/>
+        </w:rPr>
+        <w:t xml:space="preserve"> ?</w:t>
+      </w:r>
+      <w:proofErr w:type="gramEnd"/>
+      <w:r>
+        <w:rPr>
+          <w:rFonts w:ascii="Times New Roman" w:hAnsi="Times New Roman" w:cs="Times New Roman"/>
+          <w:i w:val="0"/>
+          <w:iCs w:val="0"/>
+          <w:color w:val="000000" w:themeColor="text1"/>
+          <w:sz w:val="24"/>
+          <w:szCs w:val="24"/>
+        </w:rPr>
+        <w:t>".</w:t>
+      </w:r>
+    </w:p>
+    <w:p>
+      <w:pPr>
+        <w:rPr>
+          <w:rFonts w:ascii="Times New Roman" w:hAnsi="Times New Roman" w:cs="Times New Roman"/>
+          <w:color w:val="000000"/>
+          <w:sz w:val="28"/>
+          <w:szCs w:val="28"/>
+        </w:rPr>
+      </w:pPr>
+      <w:r>
+        <w:rPr>
+          <w:rFonts w:ascii="Times New Roman" w:hAnsi="Times New Roman" w:cs="Times New Roman"/>
+          <w:color w:val="000000"/>
+          <w:sz w:val="28"/>
+          <w:szCs w:val="28"/>
+        </w:rPr>
+        <w:br w:type="page"/>
+      </w:r>
+    </w:p>
+    <w:p>
+      <w:pPr>
+        <w:rPr>
+          <w:rFonts w:ascii="Times New Roman" w:hAnsi="Times New Roman" w:cs="Times New Roman"/>
+          <w:color w:val="000000"/>
+          <w:sz w:val="28"/>
+          <w:szCs w:val="28"/>
+        </w:rPr>
+      </w:pPr>
+      <w:r>
+        <w:rPr>
+          <w:rFonts w:ascii="Times New Roman" w:hAnsi="Times New Roman" w:cs="Times New Roman"/>
+          <w:color w:val="000000"/>
+          <w:sz w:val="28"/>
+          <w:szCs w:val="28"/>
+        </w:rPr>
+        <w:lastRenderedPageBreak/>
+        <w:t>Какие отобразятся сведения, если ввести только команду </w:t>
+      </w:r>
+      <w:proofErr w:type="spellStart"/>
+      <w:r>
+        <w:rPr>
+          <w:rFonts w:ascii="Times New Roman" w:hAnsi="Times New Roman" w:cs="Times New Roman"/>
           <w:b/>
           <w:bCs/>
           <w:color w:val="000000"/>
-          <w:sz w:val="20"/>
-          <w:szCs w:val="20"/>
-        </w:rPr>
-        <w:t>clock set ?</w:t>
-      </w:r>
-      <w:r>
-        <w:rPr>
-          <w:rFonts w:ascii="Arial" w:hAnsi="Arial" w:cs="Arial"/>
-          <w:color w:val="000000"/>
-          <w:sz w:val="20"/>
-          <w:szCs w:val="20"/>
-        </w:rPr>
-        <w:t> , введите время 15:00 в 24-часовом формате (15:00:00). Проверьте, нужны ли дополнительные параметры.</w:t>
-      </w:r>
-    </w:p>
-    <w:p>
-      <w:pPr>
-        <w:pStyle w:val="cmd"/>
-        <w:spacing w:before="60" w:beforeAutospacing="0" w:after="60" w:afterAutospacing="0"/>
-        <w:ind w:left="720"/>
-        <w:rPr>
-          <w:rFonts w:ascii="Courier New" w:hAnsi="Courier New" w:cs="Courier New"/>
-          <w:color w:val="000000"/>
-          <w:sz w:val="20"/>
-          <w:szCs w:val="20"/>
-        </w:rPr>
-      </w:pPr>
-      <w:r>
-        <w:rPr>
-          <w:rFonts w:ascii="Courier New" w:hAnsi="Courier New" w:cs="Courier New"/>
-          <w:color w:val="000000"/>
-          <w:sz w:val="20"/>
-          <w:szCs w:val="20"/>
-        </w:rPr>
-        <w:t>S1# </w:t>
-      </w:r>
-      <w:r>
-        <w:rPr>
-          <w:rFonts w:ascii="Courier New" w:hAnsi="Courier New" w:cs="Courier New"/>
+          <w:sz w:val="28"/>
+          <w:szCs w:val="28"/>
+        </w:rPr>
+        <w:t>clock</w:t>
+      </w:r>
+      <w:proofErr w:type="spellEnd"/>
+      <w:r>
+        <w:rPr>
+          <w:rFonts w:ascii="Times New Roman" w:hAnsi="Times New Roman" w:cs="Times New Roman"/>
           <w:b/>
           <w:bCs/>
           <w:color w:val="000000"/>
-          <w:sz w:val="20"/>
-          <w:szCs w:val="20"/>
-        </w:rPr>
-        <w:t>clock set 15:00:00 ?</w:t>
-      </w:r>
-    </w:p>
-    <w:p>
-      <w:pPr>
-        <w:rPr>
-          <w:rFonts w:ascii="Times New Roman" w:hAnsi="Times New Roman" w:cs="Times New Roman"/>
+          <w:sz w:val="28"/>
+          <w:szCs w:val="28"/>
+        </w:rPr>
+        <w:t xml:space="preserve"> </w:t>
+      </w:r>
+      <w:proofErr w:type="spellStart"/>
+      <w:r>
+        <w:rPr>
+          <w:rFonts w:ascii="Times New Roman" w:hAnsi="Times New Roman" w:cs="Times New Roman"/>
+          <w:b/>
+          <w:bCs/>
+          <w:color w:val="000000"/>
+          <w:sz w:val="28"/>
+          <w:szCs w:val="28"/>
+        </w:rPr>
+        <w:t>set</w:t>
+      </w:r>
+      <w:proofErr w:type="spellEnd"/>
+      <w:r>
+        <w:rPr>
+          <w:rFonts w:ascii="Times New Roman" w:hAnsi="Times New Roman" w:cs="Times New Roman"/>
+          <w:color w:val="000000"/>
+          <w:sz w:val="28"/>
+          <w:szCs w:val="28"/>
+        </w:rPr>
+        <w:t>, не запрашивая справку с помощью вопросительного знака?</w:t>
+      </w:r>
+    </w:p>
+    <w:p>
+      <w:pPr>
+        <w:keepNext/>
+        <w:jc w:val="center"/>
+        <w:rPr>
+          <w:rFonts w:ascii="Times New Roman" w:hAnsi="Times New Roman" w:cs="Times New Roman"/>
+          <w:color w:val="000000" w:themeColor="text1"/>
           <w:sz w:val="28"/>
           <w:szCs w:val="28"/>
         </w:rPr>
@@ -3823,14 +5833,15 @@
         <w:rPr>
           <w:rFonts w:ascii="Times New Roman" w:hAnsi="Times New Roman" w:cs="Times New Roman"/>
           <w:noProof/>
+          <w:color w:val="000000" w:themeColor="text1"/>
           <w:sz w:val="28"/>
           <w:szCs w:val="28"/>
         </w:rPr>
         <w:drawing>
-          <wp:inline distT="0" distB="0" distL="0" distR="0" wp14:anchorId="734FECF9" wp14:editId="5C4303D1">
-            <wp:extent cx="2229161" cy="619211"/>
+          <wp:inline distT="0" distB="0" distL="0" distR="0" wp14:anchorId="536F14DC" wp14:editId="678020B3">
+            <wp:extent cx="2419688" cy="314369"/>
             <wp:effectExtent l="0" t="0" r="0" b="9525"/>
-            <wp:docPr id="22" name="Рисунок 22"/>
+            <wp:docPr id="21" name="Рисунок 21"/>
             <wp:cNvGraphicFramePr>
               <a:graphicFrameLocks xmlns:a="http://schemas.openxmlformats.org/drawingml/2006/main" noChangeAspect="1"/>
             </wp:cNvGraphicFramePr>
@@ -3850,7 +5861,7 @@
                   <pic:spPr>
                     <a:xfrm>
                       <a:off x="0" y="0"/>
-                      <a:ext cx="2229161" cy="619211"/>
+                      <a:ext cx="2419688" cy="314369"/>
                     </a:xfrm>
                     <a:prstGeom prst="rect">
                       <a:avLst/>
@@ -3865,61 +5876,219 @@
     </w:p>
     <w:p>
       <w:pPr>
+        <w:pStyle w:val="a3"/>
+        <w:jc w:val="center"/>
+        <w:rPr>
+          <w:rFonts w:ascii="Times New Roman" w:eastAsia="Times New Roman" w:hAnsi="Times New Roman" w:cs="Times New Roman"/>
+          <w:i w:val="0"/>
+          <w:iCs w:val="0"/>
+          <w:color w:val="000000" w:themeColor="text1"/>
+          <w:sz w:val="24"/>
+          <w:szCs w:val="24"/>
+          <w:lang w:eastAsia="ru-RU"/>
+        </w:rPr>
+      </w:pPr>
+      <w:r>
+        <w:rPr>
+          <w:rFonts w:ascii="Times New Roman" w:hAnsi="Times New Roman" w:cs="Times New Roman"/>
+          <w:i w:val="0"/>
+          <w:iCs w:val="0"/>
+          <w:color w:val="000000" w:themeColor="text1"/>
+          <w:sz w:val="24"/>
+          <w:szCs w:val="24"/>
+        </w:rPr>
+        <w:t xml:space="preserve">Рисунок </w:t>
+      </w:r>
+      <w:r>
+        <w:rPr>
+          <w:rFonts w:ascii="Times New Roman" w:hAnsi="Times New Roman" w:cs="Times New Roman"/>
+          <w:i w:val="0"/>
+          <w:iCs w:val="0"/>
+          <w:color w:val="000000" w:themeColor="text1"/>
+          <w:sz w:val="24"/>
+          <w:szCs w:val="24"/>
+        </w:rPr>
+        <w:fldChar w:fldCharType="begin"/>
+      </w:r>
+      <w:r>
+        <w:rPr>
+          <w:rFonts w:ascii="Times New Roman" w:hAnsi="Times New Roman" w:cs="Times New Roman"/>
+          <w:i w:val="0"/>
+          <w:iCs w:val="0"/>
+          <w:color w:val="000000" w:themeColor="text1"/>
+          <w:sz w:val="24"/>
+          <w:szCs w:val="24"/>
+        </w:rPr>
+        <w:instrText xml:space="preserve"> SEQ Рисунок \* ARABIC </w:instrText>
+      </w:r>
+      <w:r>
+        <w:rPr>
+          <w:rFonts w:ascii="Times New Roman" w:hAnsi="Times New Roman" w:cs="Times New Roman"/>
+          <w:i w:val="0"/>
+          <w:iCs w:val="0"/>
+          <w:color w:val="000000" w:themeColor="text1"/>
+          <w:sz w:val="24"/>
+          <w:szCs w:val="24"/>
+        </w:rPr>
+        <w:fldChar w:fldCharType="separate"/>
+      </w:r>
+      <w:r>
+        <w:rPr>
+          <w:rFonts w:ascii="Times New Roman" w:hAnsi="Times New Roman" w:cs="Times New Roman"/>
+          <w:i w:val="0"/>
+          <w:iCs w:val="0"/>
+          <w:noProof/>
+          <w:color w:val="000000" w:themeColor="text1"/>
+          <w:sz w:val="24"/>
+          <w:szCs w:val="24"/>
+        </w:rPr>
+        <w:t>16</w:t>
+      </w:r>
+      <w:r>
+        <w:rPr>
+          <w:rFonts w:ascii="Times New Roman" w:hAnsi="Times New Roman" w:cs="Times New Roman"/>
+          <w:i w:val="0"/>
+          <w:iCs w:val="0"/>
+          <w:color w:val="000000" w:themeColor="text1"/>
+          <w:sz w:val="24"/>
+          <w:szCs w:val="24"/>
+        </w:rPr>
+        <w:fldChar w:fldCharType="end"/>
+      </w:r>
+      <w:r>
+        <w:rPr>
+          <w:rFonts w:ascii="Times New Roman" w:hAnsi="Times New Roman" w:cs="Times New Roman"/>
+          <w:i w:val="0"/>
+          <w:iCs w:val="0"/>
+          <w:color w:val="000000" w:themeColor="text1"/>
+          <w:sz w:val="24"/>
+          <w:szCs w:val="24"/>
+        </w:rPr>
+        <w:t>. Ввод команды: "</w:t>
+      </w:r>
+      <w:r>
+        <w:rPr>
+          <w:rFonts w:ascii="Times New Roman" w:hAnsi="Times New Roman" w:cs="Times New Roman"/>
+          <w:i w:val="0"/>
+          <w:iCs w:val="0"/>
+          <w:color w:val="000000" w:themeColor="text1"/>
+          <w:sz w:val="24"/>
+          <w:szCs w:val="24"/>
+          <w:lang w:val="en-US"/>
+        </w:rPr>
+        <w:t>clock</w:t>
+      </w:r>
+      <w:r>
+        <w:rPr>
+          <w:rFonts w:ascii="Times New Roman" w:hAnsi="Times New Roman" w:cs="Times New Roman"/>
+          <w:i w:val="0"/>
+          <w:iCs w:val="0"/>
+          <w:color w:val="000000" w:themeColor="text1"/>
+          <w:sz w:val="24"/>
+          <w:szCs w:val="24"/>
+        </w:rPr>
+        <w:t xml:space="preserve"> </w:t>
+      </w:r>
+      <w:r>
+        <w:rPr>
+          <w:rFonts w:ascii="Times New Roman" w:hAnsi="Times New Roman" w:cs="Times New Roman"/>
+          <w:i w:val="0"/>
+          <w:iCs w:val="0"/>
+          <w:color w:val="000000" w:themeColor="text1"/>
+          <w:sz w:val="24"/>
+          <w:szCs w:val="24"/>
+          <w:lang w:val="en-US"/>
+        </w:rPr>
+        <w:t>set</w:t>
+      </w:r>
+      <w:r>
+        <w:rPr>
+          <w:rFonts w:ascii="Times New Roman" w:hAnsi="Times New Roman" w:cs="Times New Roman"/>
+          <w:i w:val="0"/>
+          <w:iCs w:val="0"/>
+          <w:color w:val="000000" w:themeColor="text1"/>
+          <w:sz w:val="24"/>
+          <w:szCs w:val="24"/>
+        </w:rPr>
+        <w:t>".</w:t>
+      </w:r>
+    </w:p>
+    <w:p>
+      <w:pPr>
         <w:pStyle w:val="substepalpha"/>
         <w:spacing w:before="120" w:beforeAutospacing="0" w:after="120" w:afterAutospacing="0"/>
         <w:ind w:left="720" w:hanging="360"/>
         <w:rPr>
-          <w:rFonts w:ascii="Arial" w:hAnsi="Arial" w:cs="Arial"/>
+          <w:color w:val="000000"/>
+          <w:sz w:val="28"/>
+          <w:szCs w:val="28"/>
+        </w:rPr>
+      </w:pPr>
+      <w:r>
+        <w:rPr>
+          <w:color w:val="000000"/>
+          <w:sz w:val="28"/>
+          <w:szCs w:val="28"/>
+        </w:rPr>
+        <w:t>д.</w:t>
+      </w:r>
+      <w:r>
+        <w:rPr>
           <w:color w:val="000000"/>
           <w:sz w:val="20"/>
           <w:szCs w:val="20"/>
         </w:rPr>
-      </w:pPr>
-      <w:r>
-        <w:rPr>
-          <w:rFonts w:ascii="Arial" w:hAnsi="Arial" w:cs="Arial"/>
-          <w:color w:val="000000"/>
-          <w:sz w:val="20"/>
-          <w:szCs w:val="20"/>
-        </w:rPr>
-        <w:t>е.</w:t>
-      </w:r>
-      <w:r>
-        <w:rPr>
-          <w:color w:val="000000"/>
-          <w:sz w:val="14"/>
-          <w:szCs w:val="14"/>
-        </w:rPr>
         <w:t> </w:t>
       </w:r>
       <w:r>
         <w:rPr>
-          <w:rFonts w:ascii="Arial" w:hAnsi="Arial" w:cs="Arial"/>
-          <w:color w:val="000000"/>
-          <w:sz w:val="20"/>
-          <w:szCs w:val="20"/>
-        </w:rPr>
-        <w:t>Попробуйте установить дату 31 января 2035 г., используя запрошенный формат. Для этого может потребоваться запросить дополнительную информацию с помощью контекстной справки. По окончании выполните команду </w:t>
-      </w:r>
-      <w:r>
-        <w:rPr>
-          <w:rFonts w:ascii="Arial" w:hAnsi="Arial" w:cs="Arial"/>
+          <w:color w:val="000000"/>
+          <w:sz w:val="28"/>
+          <w:szCs w:val="28"/>
+        </w:rPr>
+        <w:t>Взяв за основу сведения, запрошенные при помощи команды </w:t>
+      </w:r>
+      <w:proofErr w:type="spellStart"/>
+      <w:r>
+        <w:rPr>
           <w:b/>
           <w:bCs/>
           <w:color w:val="000000"/>
-          <w:sz w:val="20"/>
-          <w:szCs w:val="20"/>
-        </w:rPr>
-        <w:t>show clock</w:t>
-      </w:r>
-      <w:r>
-        <w:rPr>
-          <w:rFonts w:ascii="Arial" w:hAnsi="Arial" w:cs="Arial"/>
-          <w:color w:val="000000"/>
-          <w:sz w:val="20"/>
-          <w:szCs w:val="20"/>
-        </w:rPr>
-        <w:t>, чтобы отобразить настройку часов. В результате на экране должны отобразиться следующие данные.</w:t>
+          <w:sz w:val="28"/>
+          <w:szCs w:val="28"/>
+        </w:rPr>
+        <w:t>clock</w:t>
+      </w:r>
+      <w:proofErr w:type="spellEnd"/>
+      <w:r>
+        <w:rPr>
+          <w:b/>
+          <w:bCs/>
+          <w:color w:val="000000"/>
+          <w:sz w:val="28"/>
+          <w:szCs w:val="28"/>
+        </w:rPr>
+        <w:t xml:space="preserve"> </w:t>
+      </w:r>
+      <w:proofErr w:type="gramStart"/>
+      <w:r>
+        <w:rPr>
+          <w:b/>
+          <w:bCs/>
+          <w:color w:val="000000"/>
+          <w:sz w:val="28"/>
+          <w:szCs w:val="28"/>
+        </w:rPr>
+        <w:t>set ?</w:t>
+      </w:r>
+      <w:proofErr w:type="gramEnd"/>
+      <w:r>
+        <w:rPr>
+          <w:color w:val="000000"/>
+          <w:sz w:val="28"/>
+          <w:szCs w:val="28"/>
+        </w:rPr>
+        <w:t> , введите время 15:00 в 24-часовом формате (15:00:00). Проверьте, нужны ли дополнительные параметры.</w:t>
       </w:r>
     </w:p>
     <w:p>
@@ -3928,59 +6097,83 @@
         <w:spacing w:before="60" w:beforeAutospacing="0" w:after="60" w:afterAutospacing="0"/>
         <w:ind w:left="720"/>
         <w:rPr>
-          <w:rFonts w:ascii="Courier New" w:hAnsi="Courier New" w:cs="Courier New"/>
-          <w:color w:val="000000"/>
-          <w:sz w:val="20"/>
-          <w:szCs w:val="20"/>
-        </w:rPr>
-      </w:pPr>
-      <w:r>
-        <w:rPr>
-          <w:rFonts w:ascii="Courier New" w:hAnsi="Courier New" w:cs="Courier New"/>
-          <w:color w:val="000000"/>
-          <w:sz w:val="20"/>
-          <w:szCs w:val="20"/>
+          <w:color w:val="000000"/>
+          <w:sz w:val="28"/>
+          <w:szCs w:val="28"/>
+        </w:rPr>
+      </w:pPr>
+      <w:r>
+        <w:rPr>
+          <w:color w:val="000000"/>
+          <w:sz w:val="28"/>
+          <w:szCs w:val="28"/>
         </w:rPr>
         <w:t>S1# </w:t>
       </w:r>
-      <w:r>
-        <w:rPr>
-          <w:rFonts w:ascii="Courier New" w:hAnsi="Courier New" w:cs="Courier New"/>
+      <w:proofErr w:type="spellStart"/>
+      <w:r>
+        <w:rPr>
           <w:b/>
           <w:bCs/>
           <w:color w:val="000000"/>
-          <w:sz w:val="20"/>
-          <w:szCs w:val="20"/>
-        </w:rPr>
-        <w:t>show clock</w:t>
-      </w:r>
-    </w:p>
-    <w:p>
-      <w:pPr>
-        <w:pStyle w:val="cmdoutput"/>
-        <w:spacing w:before="60" w:beforeAutospacing="0" w:after="60" w:afterAutospacing="0"/>
-        <w:ind w:left="720"/>
-        <w:rPr>
-          <w:rFonts w:ascii="Courier New" w:hAnsi="Courier New" w:cs="Courier New"/>
-          <w:color w:val="000000"/>
-          <w:sz w:val="18"/>
-          <w:szCs w:val="18"/>
-        </w:rPr>
-      </w:pPr>
-      <w:r>
-        <w:rPr>
-          <w:rFonts w:ascii="Courier New" w:hAnsi="Courier New" w:cs="Courier New"/>
-          <w:color w:val="000000"/>
-          <w:sz w:val="18"/>
-          <w:szCs w:val="18"/>
-        </w:rPr>
-        <w:t>*15:0:4.869 UTC Tue Jan 31 2035</w:t>
-      </w:r>
-    </w:p>
-    <w:p>
-      <w:pPr>
-        <w:rPr>
-          <w:rFonts w:ascii="Times New Roman" w:hAnsi="Times New Roman" w:cs="Times New Roman"/>
+          <w:sz w:val="28"/>
+          <w:szCs w:val="28"/>
+        </w:rPr>
+        <w:t>clock</w:t>
+      </w:r>
+      <w:proofErr w:type="spellEnd"/>
+      <w:r>
+        <w:rPr>
+          <w:b/>
+          <w:bCs/>
+          <w:color w:val="000000"/>
+          <w:sz w:val="28"/>
+          <w:szCs w:val="28"/>
+        </w:rPr>
+        <w:t xml:space="preserve"> </w:t>
+      </w:r>
+      <w:proofErr w:type="spellStart"/>
+      <w:r>
+        <w:rPr>
+          <w:b/>
+          <w:bCs/>
+          <w:color w:val="000000"/>
+          <w:sz w:val="28"/>
+          <w:szCs w:val="28"/>
+        </w:rPr>
+        <w:t>set</w:t>
+      </w:r>
+      <w:proofErr w:type="spellEnd"/>
+      <w:r>
+        <w:rPr>
+          <w:b/>
+          <w:bCs/>
+          <w:color w:val="000000"/>
+          <w:sz w:val="28"/>
+          <w:szCs w:val="28"/>
+        </w:rPr>
+        <w:t xml:space="preserve"> </w:t>
+      </w:r>
+      <w:proofErr w:type="gramStart"/>
+      <w:r>
+        <w:rPr>
+          <w:b/>
+          <w:bCs/>
+          <w:color w:val="000000"/>
+          <w:sz w:val="28"/>
+          <w:szCs w:val="28"/>
+        </w:rPr>
+        <w:t>15:00:00 ?</w:t>
+      </w:r>
+      <w:proofErr w:type="gramEnd"/>
+    </w:p>
+    <w:p>
+      <w:pPr>
+        <w:keepNext/>
+        <w:jc w:val="center"/>
+        <w:rPr>
+          <w:rFonts w:ascii="Times New Roman" w:hAnsi="Times New Roman" w:cs="Times New Roman"/>
+          <w:color w:val="000000" w:themeColor="text1"/>
           <w:sz w:val="28"/>
           <w:szCs w:val="28"/>
         </w:rPr>
@@ -3989,14 +6182,15 @@
         <w:rPr>
           <w:rFonts w:ascii="Times New Roman" w:hAnsi="Times New Roman" w:cs="Times New Roman"/>
           <w:noProof/>
+          <w:color w:val="000000" w:themeColor="text1"/>
           <w:sz w:val="28"/>
           <w:szCs w:val="28"/>
         </w:rPr>
         <w:drawing>
-          <wp:inline distT="0" distB="0" distL="0" distR="0" wp14:anchorId="4D2F8599" wp14:editId="3325228A">
-            <wp:extent cx="2600688" cy="609685"/>
-            <wp:effectExtent l="0" t="0" r="9525" b="0"/>
-            <wp:docPr id="23" name="Рисунок 23"/>
+          <wp:inline distT="0" distB="0" distL="0" distR="0" wp14:anchorId="734FECF9" wp14:editId="5C4303D1">
+            <wp:extent cx="2229161" cy="619211"/>
+            <wp:effectExtent l="0" t="0" r="0" b="9525"/>
+            <wp:docPr id="22" name="Рисунок 22"/>
             <wp:cNvGraphicFramePr>
               <a:graphicFrameLocks xmlns:a="http://schemas.openxmlformats.org/drawingml/2006/main" noChangeAspect="1"/>
             </wp:cNvGraphicFramePr>
@@ -4016,7 +6210,7 @@
                   <pic:spPr>
                     <a:xfrm>
                       <a:off x="0" y="0"/>
-                      <a:ext cx="2600688" cy="609685"/>
+                      <a:ext cx="2229161" cy="619211"/>
                     </a:xfrm>
                     <a:prstGeom prst="rect">
                       <a:avLst/>
@@ -4031,41 +6225,164 @@
     </w:p>
     <w:p>
       <w:pPr>
-        <w:rPr>
-          <w:rFonts w:ascii="Times New Roman" w:hAnsi="Times New Roman" w:cs="Times New Roman"/>
-          <w:sz w:val="28"/>
-          <w:szCs w:val="28"/>
-        </w:rPr>
-      </w:pPr>
-      <w:r>
-        <w:rPr>
-          <w:rFonts w:ascii="Times New Roman" w:hAnsi="Times New Roman" w:cs="Times New Roman"/>
-          <w:sz w:val="28"/>
-          <w:szCs w:val="28"/>
-        </w:rPr>
-        <w:br w:type="page"/>
-      </w:r>
-    </w:p>
-    <w:p>
-      <w:pPr>
-        <w:pStyle w:val="3"/>
-        <w:spacing w:before="120" w:after="120"/>
-        <w:rPr>
-          <w:rFonts w:ascii="Arial" w:hAnsi="Arial" w:cs="Arial"/>
-          <w:color w:val="000000"/>
-          <w:sz w:val="22"/>
-          <w:szCs w:val="22"/>
-        </w:rPr>
-      </w:pPr>
-      <w:r>
-        <w:rPr>
-          <w:rFonts w:ascii="Arial" w:hAnsi="Arial" w:cs="Arial"/>
-          <w:color w:val="000000"/>
-          <w:sz w:val="22"/>
-          <w:szCs w:val="22"/>
-        </w:rPr>
-        <w:lastRenderedPageBreak/>
-        <w:t>Шаг 2. Изучите дополнительные командные сообщения.</w:t>
+        <w:pStyle w:val="a3"/>
+        <w:jc w:val="center"/>
+        <w:rPr>
+          <w:rFonts w:ascii="Times New Roman" w:hAnsi="Times New Roman" w:cs="Times New Roman"/>
+          <w:i w:val="0"/>
+          <w:iCs w:val="0"/>
+          <w:color w:val="000000" w:themeColor="text1"/>
+          <w:sz w:val="24"/>
+          <w:szCs w:val="24"/>
+        </w:rPr>
+      </w:pPr>
+      <w:r>
+        <w:rPr>
+          <w:rFonts w:ascii="Times New Roman" w:hAnsi="Times New Roman" w:cs="Times New Roman"/>
+          <w:i w:val="0"/>
+          <w:iCs w:val="0"/>
+          <w:color w:val="000000" w:themeColor="text1"/>
+          <w:sz w:val="24"/>
+          <w:szCs w:val="24"/>
+        </w:rPr>
+        <w:t xml:space="preserve">Рисунок </w:t>
+      </w:r>
+      <w:r>
+        <w:rPr>
+          <w:rFonts w:ascii="Times New Roman" w:hAnsi="Times New Roman" w:cs="Times New Roman"/>
+          <w:i w:val="0"/>
+          <w:iCs w:val="0"/>
+          <w:color w:val="000000" w:themeColor="text1"/>
+          <w:sz w:val="24"/>
+          <w:szCs w:val="24"/>
+        </w:rPr>
+        <w:fldChar w:fldCharType="begin"/>
+      </w:r>
+      <w:r>
+        <w:rPr>
+          <w:rFonts w:ascii="Times New Roman" w:hAnsi="Times New Roman" w:cs="Times New Roman"/>
+          <w:i w:val="0"/>
+          <w:iCs w:val="0"/>
+          <w:color w:val="000000" w:themeColor="text1"/>
+          <w:sz w:val="24"/>
+          <w:szCs w:val="24"/>
+        </w:rPr>
+        <w:instrText xml:space="preserve"> SEQ Рисунок \* ARABIC </w:instrText>
+      </w:r>
+      <w:r>
+        <w:rPr>
+          <w:rFonts w:ascii="Times New Roman" w:hAnsi="Times New Roman" w:cs="Times New Roman"/>
+          <w:i w:val="0"/>
+          <w:iCs w:val="0"/>
+          <w:color w:val="000000" w:themeColor="text1"/>
+          <w:sz w:val="24"/>
+          <w:szCs w:val="24"/>
+        </w:rPr>
+        <w:fldChar w:fldCharType="separate"/>
+      </w:r>
+      <w:r>
+        <w:rPr>
+          <w:rFonts w:ascii="Times New Roman" w:hAnsi="Times New Roman" w:cs="Times New Roman"/>
+          <w:i w:val="0"/>
+          <w:iCs w:val="0"/>
+          <w:noProof/>
+          <w:color w:val="000000" w:themeColor="text1"/>
+          <w:sz w:val="24"/>
+          <w:szCs w:val="24"/>
+        </w:rPr>
+        <w:t>17</w:t>
+      </w:r>
+      <w:r>
+        <w:rPr>
+          <w:rFonts w:ascii="Times New Roman" w:hAnsi="Times New Roman" w:cs="Times New Roman"/>
+          <w:i w:val="0"/>
+          <w:iCs w:val="0"/>
+          <w:color w:val="000000" w:themeColor="text1"/>
+          <w:sz w:val="24"/>
+          <w:szCs w:val="24"/>
+        </w:rPr>
+        <w:fldChar w:fldCharType="end"/>
+      </w:r>
+      <w:r>
+        <w:rPr>
+          <w:rFonts w:ascii="Times New Roman" w:hAnsi="Times New Roman" w:cs="Times New Roman"/>
+          <w:i w:val="0"/>
+          <w:iCs w:val="0"/>
+          <w:color w:val="000000" w:themeColor="text1"/>
+          <w:sz w:val="24"/>
+          <w:szCs w:val="24"/>
+        </w:rPr>
+        <w:t>. Ввод команды: "</w:t>
+      </w:r>
+      <w:r>
+        <w:rPr>
+          <w:rFonts w:ascii="Times New Roman" w:hAnsi="Times New Roman" w:cs="Times New Roman"/>
+          <w:i w:val="0"/>
+          <w:iCs w:val="0"/>
+          <w:color w:val="000000" w:themeColor="text1"/>
+          <w:sz w:val="24"/>
+          <w:szCs w:val="24"/>
+          <w:lang w:val="en-US"/>
+        </w:rPr>
+        <w:t>clock</w:t>
+      </w:r>
+      <w:r>
+        <w:rPr>
+          <w:rFonts w:ascii="Times New Roman" w:hAnsi="Times New Roman" w:cs="Times New Roman"/>
+          <w:i w:val="0"/>
+          <w:iCs w:val="0"/>
+          <w:color w:val="000000" w:themeColor="text1"/>
+          <w:sz w:val="24"/>
+          <w:szCs w:val="24"/>
+        </w:rPr>
+        <w:t xml:space="preserve"> </w:t>
+      </w:r>
+      <w:r>
+        <w:rPr>
+          <w:rFonts w:ascii="Times New Roman" w:hAnsi="Times New Roman" w:cs="Times New Roman"/>
+          <w:i w:val="0"/>
+          <w:iCs w:val="0"/>
+          <w:color w:val="000000" w:themeColor="text1"/>
+          <w:sz w:val="24"/>
+          <w:szCs w:val="24"/>
+          <w:lang w:val="en-US"/>
+        </w:rPr>
+        <w:t>set</w:t>
+      </w:r>
+      <w:r>
+        <w:rPr>
+          <w:rFonts w:ascii="Times New Roman" w:hAnsi="Times New Roman" w:cs="Times New Roman"/>
+          <w:i w:val="0"/>
+          <w:iCs w:val="0"/>
+          <w:color w:val="000000" w:themeColor="text1"/>
+          <w:sz w:val="24"/>
+          <w:szCs w:val="24"/>
+        </w:rPr>
+        <w:t xml:space="preserve"> </w:t>
+      </w:r>
+      <w:proofErr w:type="gramStart"/>
+      <w:r>
+        <w:rPr>
+          <w:rFonts w:ascii="Times New Roman" w:hAnsi="Times New Roman" w:cs="Times New Roman"/>
+          <w:i w:val="0"/>
+          <w:iCs w:val="0"/>
+          <w:color w:val="000000" w:themeColor="text1"/>
+          <w:sz w:val="24"/>
+          <w:szCs w:val="24"/>
+        </w:rPr>
+        <w:t>15:00:00 ?</w:t>
+      </w:r>
+      <w:proofErr w:type="gramEnd"/>
+      <w:r>
+        <w:rPr>
+          <w:rFonts w:ascii="Times New Roman" w:hAnsi="Times New Roman" w:cs="Times New Roman"/>
+          <w:i w:val="0"/>
+          <w:iCs w:val="0"/>
+          <w:color w:val="000000" w:themeColor="text1"/>
+          <w:sz w:val="24"/>
+          <w:szCs w:val="24"/>
+        </w:rPr>
+        <w:t>".</w:t>
       </w:r>
     </w:p>
     <w:p>
@@ -4074,20 +6391,18 @@
         <w:spacing w:before="120" w:beforeAutospacing="0" w:after="120" w:afterAutospacing="0"/>
         <w:ind w:left="720" w:hanging="360"/>
         <w:rPr>
-          <w:rFonts w:ascii="Arial" w:hAnsi="Arial" w:cs="Arial"/>
-          <w:color w:val="000000"/>
-          <w:sz w:val="20"/>
-          <w:szCs w:val="20"/>
-        </w:rPr>
-      </w:pPr>
-      <w:r>
-        <w:rPr>
-          <w:rFonts w:ascii="Arial" w:hAnsi="Arial" w:cs="Arial"/>
-          <w:color w:val="000000"/>
-          <w:sz w:val="20"/>
-          <w:szCs w:val="20"/>
-        </w:rPr>
-        <w:t>б.</w:t>
+          <w:color w:val="000000"/>
+          <w:sz w:val="28"/>
+          <w:szCs w:val="28"/>
+        </w:rPr>
+      </w:pPr>
+      <w:r>
+        <w:rPr>
+          <w:color w:val="000000"/>
+          <w:sz w:val="28"/>
+          <w:szCs w:val="28"/>
+        </w:rPr>
+        <w:t>е.</w:t>
       </w:r>
       <w:r>
         <w:rPr>
@@ -4099,12 +6414,53 @@
       </w:r>
       <w:r>
         <w:rPr>
-          <w:rFonts w:ascii="Arial" w:hAnsi="Arial" w:cs="Arial"/>
-          <w:color w:val="000000"/>
-          <w:sz w:val="20"/>
-          <w:szCs w:val="20"/>
-        </w:rPr>
-        <w:t>Введите следующую команду и запишите сообщение.</w:t>
+          <w:color w:val="000000"/>
+          <w:sz w:val="28"/>
+          <w:szCs w:val="28"/>
+        </w:rPr>
+        <w:t>Попробуйте установить дату 31 января 2035 г., используя запрошенный формат. Для этого может потребоваться запросить дополнительную информацию с помощью контекстной справки. По окончании выполните команду </w:t>
+      </w:r>
+      <w:proofErr w:type="spellStart"/>
+      <w:r>
+        <w:rPr>
+          <w:b/>
+          <w:bCs/>
+          <w:color w:val="000000"/>
+          <w:sz w:val="28"/>
+          <w:szCs w:val="28"/>
+        </w:rPr>
+        <w:t>show</w:t>
+      </w:r>
+      <w:proofErr w:type="spellEnd"/>
+      <w:r>
+        <w:rPr>
+          <w:b/>
+          <w:bCs/>
+          <w:color w:val="000000"/>
+          <w:sz w:val="28"/>
+          <w:szCs w:val="28"/>
+        </w:rPr>
+        <w:t xml:space="preserve"> </w:t>
+      </w:r>
+      <w:proofErr w:type="spellStart"/>
+      <w:r>
+        <w:rPr>
+          <w:b/>
+          <w:bCs/>
+          <w:color w:val="000000"/>
+          <w:sz w:val="28"/>
+          <w:szCs w:val="28"/>
+        </w:rPr>
+        <w:t>clock</w:t>
+      </w:r>
+      <w:proofErr w:type="spellEnd"/>
+      <w:r>
+        <w:rPr>
+          <w:color w:val="000000"/>
+          <w:sz w:val="28"/>
+          <w:szCs w:val="28"/>
+        </w:rPr>
+        <w:t>, чтобы отобразить настройку часов. В результате на экране должны отобразиться следующие данные.</w:t>
       </w:r>
     </w:p>
     <w:p>
@@ -4113,101 +6469,134 @@
         <w:spacing w:before="60" w:beforeAutospacing="0" w:after="60" w:afterAutospacing="0"/>
         <w:ind w:left="720"/>
         <w:rPr>
-          <w:rFonts w:ascii="Courier New" w:hAnsi="Courier New" w:cs="Courier New"/>
-          <w:color w:val="000000"/>
-          <w:sz w:val="20"/>
-          <w:szCs w:val="20"/>
-        </w:rPr>
-      </w:pPr>
-      <w:r>
-        <w:rPr>
-          <w:rFonts w:ascii="Courier New" w:hAnsi="Courier New" w:cs="Courier New"/>
-          <w:color w:val="000000"/>
-          <w:sz w:val="20"/>
-          <w:szCs w:val="20"/>
+          <w:color w:val="000000"/>
+          <w:sz w:val="28"/>
+          <w:szCs w:val="28"/>
+        </w:rPr>
+      </w:pPr>
+      <w:r>
+        <w:rPr>
+          <w:color w:val="000000"/>
+          <w:sz w:val="28"/>
+          <w:szCs w:val="28"/>
         </w:rPr>
         <w:t>S1# </w:t>
       </w:r>
-      <w:r>
-        <w:rPr>
-          <w:rFonts w:ascii="Courier New" w:hAnsi="Courier New" w:cs="Courier New"/>
+      <w:proofErr w:type="spellStart"/>
+      <w:r>
+        <w:rPr>
           <w:b/>
           <w:bCs/>
           <w:color w:val="000000"/>
-          <w:sz w:val="20"/>
-          <w:szCs w:val="20"/>
-        </w:rPr>
-        <w:t>cl</w:t>
-      </w:r>
-    </w:p>
-    <w:p>
-      <w:pPr>
-        <w:pStyle w:val="4"/>
-        <w:spacing w:before="0"/>
-        <w:ind w:left="720"/>
-        <w:rPr>
-          <w:rFonts w:ascii="Arial" w:hAnsi="Arial" w:cs="Arial"/>
-          <w:color w:val="FFFFFF"/>
-          <w:sz w:val="6"/>
-          <w:szCs w:val="6"/>
-        </w:rPr>
-      </w:pPr>
-      <w:r>
-        <w:rPr>
-          <w:rFonts w:ascii="Arial" w:hAnsi="Arial" w:cs="Arial"/>
+          <w:sz w:val="28"/>
+          <w:szCs w:val="28"/>
+        </w:rPr>
+        <w:t>show</w:t>
+      </w:r>
+      <w:proofErr w:type="spellEnd"/>
+      <w:r>
+        <w:rPr>
           <w:b/>
           <w:bCs/>
-          <w:color w:val="FFFFFF"/>
-          <w:sz w:val="6"/>
-          <w:szCs w:val="6"/>
-        </w:rPr>
-        <w:t>Вопросы:</w:t>
-      </w:r>
-    </w:p>
-    <w:p>
-      <w:pPr>
-        <w:pStyle w:val="bodytextl50"/>
-        <w:spacing w:before="0" w:beforeAutospacing="0" w:after="120" w:afterAutospacing="0"/>
+          <w:color w:val="000000"/>
+          <w:sz w:val="28"/>
+          <w:szCs w:val="28"/>
+        </w:rPr>
+        <w:t xml:space="preserve"> </w:t>
+      </w:r>
+      <w:proofErr w:type="spellStart"/>
+      <w:r>
+        <w:rPr>
+          <w:b/>
+          <w:bCs/>
+          <w:color w:val="000000"/>
+          <w:sz w:val="28"/>
+          <w:szCs w:val="28"/>
+        </w:rPr>
+        <w:t>clock</w:t>
+      </w:r>
+      <w:proofErr w:type="spellEnd"/>
+    </w:p>
+    <w:p>
+      <w:pPr>
+        <w:pStyle w:val="cmdoutput"/>
+        <w:spacing w:before="60" w:beforeAutospacing="0" w:after="60" w:afterAutospacing="0"/>
         <w:ind w:left="720"/>
         <w:rPr>
-          <w:rFonts w:ascii="Arial" w:hAnsi="Arial" w:cs="Arial"/>
-          <w:color w:val="000000"/>
-          <w:sz w:val="20"/>
-          <w:szCs w:val="20"/>
-        </w:rPr>
-      </w:pPr>
-      <w:r>
-        <w:rPr>
-          <w:rFonts w:ascii="Arial" w:hAnsi="Arial" w:cs="Arial"/>
-          <w:color w:val="000000"/>
-          <w:sz w:val="20"/>
-          <w:szCs w:val="20"/>
-        </w:rPr>
-        <w:t>Какие возвращены данные?</w:t>
-      </w:r>
-    </w:p>
-    <w:p>
-      <w:pPr>
-        <w:rPr>
-          <w:rFonts w:ascii="Times New Roman" w:hAnsi="Times New Roman" w:cs="Times New Roman"/>
-          <w:sz w:val="28"/>
-          <w:szCs w:val="28"/>
-          <w:lang w:val="en-US"/>
+          <w:color w:val="000000"/>
+          <w:sz w:val="28"/>
+          <w:szCs w:val="28"/>
+        </w:rPr>
+      </w:pPr>
+      <w:r>
+        <w:rPr>
+          <w:color w:val="000000"/>
+          <w:sz w:val="28"/>
+          <w:szCs w:val="28"/>
+        </w:rPr>
+        <w:t xml:space="preserve">*15:0:4.869 UTC </w:t>
+      </w:r>
+      <w:proofErr w:type="spellStart"/>
+      <w:r>
+        <w:rPr>
+          <w:color w:val="000000"/>
+          <w:sz w:val="28"/>
+          <w:szCs w:val="28"/>
+        </w:rPr>
+        <w:t>Tue</w:t>
+      </w:r>
+      <w:proofErr w:type="spellEnd"/>
+      <w:r>
+        <w:rPr>
+          <w:color w:val="000000"/>
+          <w:sz w:val="28"/>
+          <w:szCs w:val="28"/>
+        </w:rPr>
+        <w:t xml:space="preserve"> </w:t>
+      </w:r>
+      <w:proofErr w:type="spellStart"/>
+      <w:r>
+        <w:rPr>
+          <w:color w:val="000000"/>
+          <w:sz w:val="28"/>
+          <w:szCs w:val="28"/>
+        </w:rPr>
+        <w:t>Jan</w:t>
+      </w:r>
+      <w:proofErr w:type="spellEnd"/>
+      <w:r>
+        <w:rPr>
+          <w:color w:val="000000"/>
+          <w:sz w:val="28"/>
+          <w:szCs w:val="28"/>
+        </w:rPr>
+        <w:t xml:space="preserve"> 31 2035</w:t>
+      </w:r>
+    </w:p>
+    <w:p>
+      <w:pPr>
+        <w:keepNext/>
+        <w:jc w:val="center"/>
+        <w:rPr>
+          <w:rFonts w:ascii="Times New Roman" w:hAnsi="Times New Roman" w:cs="Times New Roman"/>
+          <w:color w:val="000000" w:themeColor="text1"/>
+          <w:sz w:val="28"/>
+          <w:szCs w:val="28"/>
         </w:rPr>
       </w:pPr>
       <w:r>
         <w:rPr>
           <w:rFonts w:ascii="Times New Roman" w:hAnsi="Times New Roman" w:cs="Times New Roman"/>
           <w:noProof/>
-          <w:sz w:val="28"/>
-          <w:szCs w:val="28"/>
-          <w:lang w:val="en-US"/>
+          <w:color w:val="000000" w:themeColor="text1"/>
+          <w:sz w:val="28"/>
+          <w:szCs w:val="28"/>
         </w:rPr>
         <w:drawing>
-          <wp:inline distT="0" distB="0" distL="0" distR="0" wp14:anchorId="3B841508" wp14:editId="552797DE">
-            <wp:extent cx="2191056" cy="495369"/>
-            <wp:effectExtent l="0" t="0" r="0" b="0"/>
-            <wp:docPr id="24" name="Рисунок 24"/>
+          <wp:inline distT="0" distB="0" distL="0" distR="0" wp14:anchorId="4D2F8599" wp14:editId="3325228A">
+            <wp:extent cx="2600688" cy="609685"/>
+            <wp:effectExtent l="0" t="0" r="9525" b="0"/>
+            <wp:docPr id="23" name="Рисунок 23"/>
             <wp:cNvGraphicFramePr>
               <a:graphicFrameLocks xmlns:a="http://schemas.openxmlformats.org/drawingml/2006/main" noChangeAspect="1"/>
             </wp:cNvGraphicFramePr>
@@ -4227,7 +6616,7 @@
                   <pic:spPr>
                     <a:xfrm>
                       <a:off x="0" y="0"/>
-                      <a:ext cx="2191056" cy="495369"/>
+                      <a:ext cx="2600688" cy="609685"/>
                     </a:xfrm>
                     <a:prstGeom prst="rect">
                       <a:avLst/>
@@ -4242,98 +6631,280 @@
     </w:p>
     <w:p>
       <w:pPr>
-        <w:spacing w:line="242" w:lineRule="atLeast"/>
-        <w:ind w:left="715" w:hanging="10"/>
-        <w:rPr>
-          <w:rFonts w:ascii="Arial" w:hAnsi="Arial" w:cs="Arial"/>
-          <w:color w:val="000000"/>
-        </w:rPr>
-      </w:pPr>
-      <w:r>
-        <w:rPr>
-          <w:rFonts w:ascii="Courier New" w:hAnsi="Courier New" w:cs="Courier New"/>
-          <w:color w:val="000000"/>
-          <w:sz w:val="20"/>
-          <w:szCs w:val="20"/>
+        <w:pStyle w:val="a3"/>
+        <w:jc w:val="center"/>
+        <w:rPr>
+          <w:rFonts w:ascii="Times New Roman" w:hAnsi="Times New Roman" w:cs="Times New Roman"/>
+          <w:i w:val="0"/>
+          <w:iCs w:val="0"/>
+          <w:color w:val="000000" w:themeColor="text1"/>
+          <w:sz w:val="24"/>
+          <w:szCs w:val="24"/>
+        </w:rPr>
+      </w:pPr>
+      <w:r>
+        <w:rPr>
+          <w:rFonts w:ascii="Times New Roman" w:hAnsi="Times New Roman" w:cs="Times New Roman"/>
+          <w:i w:val="0"/>
+          <w:iCs w:val="0"/>
+          <w:color w:val="000000" w:themeColor="text1"/>
+          <w:sz w:val="24"/>
+          <w:szCs w:val="24"/>
+        </w:rPr>
+        <w:t xml:space="preserve">Рисунок </w:t>
+      </w:r>
+      <w:r>
+        <w:rPr>
+          <w:rFonts w:ascii="Times New Roman" w:hAnsi="Times New Roman" w:cs="Times New Roman"/>
+          <w:i w:val="0"/>
+          <w:iCs w:val="0"/>
+          <w:color w:val="000000" w:themeColor="text1"/>
+          <w:sz w:val="24"/>
+          <w:szCs w:val="24"/>
+        </w:rPr>
+        <w:fldChar w:fldCharType="begin"/>
+      </w:r>
+      <w:r>
+        <w:rPr>
+          <w:rFonts w:ascii="Times New Roman" w:hAnsi="Times New Roman" w:cs="Times New Roman"/>
+          <w:i w:val="0"/>
+          <w:iCs w:val="0"/>
+          <w:color w:val="000000" w:themeColor="text1"/>
+          <w:sz w:val="24"/>
+          <w:szCs w:val="24"/>
+        </w:rPr>
+        <w:instrText xml:space="preserve"> SEQ Рисунок \* ARABIC </w:instrText>
+      </w:r>
+      <w:r>
+        <w:rPr>
+          <w:rFonts w:ascii="Times New Roman" w:hAnsi="Times New Roman" w:cs="Times New Roman"/>
+          <w:i w:val="0"/>
+          <w:iCs w:val="0"/>
+          <w:color w:val="000000" w:themeColor="text1"/>
+          <w:sz w:val="24"/>
+          <w:szCs w:val="24"/>
+        </w:rPr>
+        <w:fldChar w:fldCharType="separate"/>
+      </w:r>
+      <w:r>
+        <w:rPr>
+          <w:rFonts w:ascii="Times New Roman" w:hAnsi="Times New Roman" w:cs="Times New Roman"/>
+          <w:i w:val="0"/>
+          <w:iCs w:val="0"/>
+          <w:noProof/>
+          <w:color w:val="000000" w:themeColor="text1"/>
+          <w:sz w:val="24"/>
+          <w:szCs w:val="24"/>
+        </w:rPr>
+        <w:t>18</w:t>
+      </w:r>
+      <w:r>
+        <w:rPr>
+          <w:rFonts w:ascii="Times New Roman" w:hAnsi="Times New Roman" w:cs="Times New Roman"/>
+          <w:i w:val="0"/>
+          <w:iCs w:val="0"/>
+          <w:color w:val="000000" w:themeColor="text1"/>
+          <w:sz w:val="24"/>
+          <w:szCs w:val="24"/>
+        </w:rPr>
+        <w:fldChar w:fldCharType="end"/>
+      </w:r>
+      <w:r>
+        <w:rPr>
+          <w:rFonts w:ascii="Times New Roman" w:hAnsi="Times New Roman" w:cs="Times New Roman"/>
+          <w:i w:val="0"/>
+          <w:iCs w:val="0"/>
+          <w:color w:val="000000" w:themeColor="text1"/>
+          <w:sz w:val="24"/>
+          <w:szCs w:val="24"/>
+        </w:rPr>
+        <w:t>. Ввод команды: "</w:t>
+      </w:r>
+      <w:r>
+        <w:rPr>
+          <w:rFonts w:ascii="Times New Roman" w:hAnsi="Times New Roman" w:cs="Times New Roman"/>
+          <w:i w:val="0"/>
+          <w:iCs w:val="0"/>
+          <w:color w:val="000000" w:themeColor="text1"/>
+          <w:sz w:val="24"/>
+          <w:szCs w:val="24"/>
+          <w:lang w:val="en-US"/>
+        </w:rPr>
+        <w:t>clock</w:t>
+      </w:r>
+      <w:r>
+        <w:rPr>
+          <w:rFonts w:ascii="Times New Roman" w:hAnsi="Times New Roman" w:cs="Times New Roman"/>
+          <w:i w:val="0"/>
+          <w:iCs w:val="0"/>
+          <w:color w:val="000000" w:themeColor="text1"/>
+          <w:sz w:val="24"/>
+          <w:szCs w:val="24"/>
+        </w:rPr>
+        <w:t xml:space="preserve"> </w:t>
+      </w:r>
+      <w:r>
+        <w:rPr>
+          <w:rFonts w:ascii="Times New Roman" w:hAnsi="Times New Roman" w:cs="Times New Roman"/>
+          <w:i w:val="0"/>
+          <w:iCs w:val="0"/>
+          <w:color w:val="000000" w:themeColor="text1"/>
+          <w:sz w:val="24"/>
+          <w:szCs w:val="24"/>
+          <w:lang w:val="en-US"/>
+        </w:rPr>
+        <w:t>set</w:t>
+      </w:r>
+      <w:r>
+        <w:rPr>
+          <w:rFonts w:ascii="Times New Roman" w:hAnsi="Times New Roman" w:cs="Times New Roman"/>
+          <w:i w:val="0"/>
+          <w:iCs w:val="0"/>
+          <w:color w:val="000000" w:themeColor="text1"/>
+          <w:sz w:val="24"/>
+          <w:szCs w:val="24"/>
+        </w:rPr>
+        <w:t xml:space="preserve"> 15:00:00 31 </w:t>
+      </w:r>
+      <w:r>
+        <w:rPr>
+          <w:rFonts w:ascii="Times New Roman" w:hAnsi="Times New Roman" w:cs="Times New Roman"/>
+          <w:i w:val="0"/>
+          <w:iCs w:val="0"/>
+          <w:color w:val="000000" w:themeColor="text1"/>
+          <w:sz w:val="24"/>
+          <w:szCs w:val="24"/>
+          <w:lang w:val="en-US"/>
+        </w:rPr>
+        <w:t>Jan</w:t>
+      </w:r>
+      <w:r>
+        <w:rPr>
+          <w:rFonts w:ascii="Times New Roman" w:hAnsi="Times New Roman" w:cs="Times New Roman"/>
+          <w:i w:val="0"/>
+          <w:iCs w:val="0"/>
+          <w:color w:val="000000" w:themeColor="text1"/>
+          <w:sz w:val="24"/>
+          <w:szCs w:val="24"/>
+        </w:rPr>
+        <w:t xml:space="preserve"> 2035".</w:t>
+      </w:r>
+    </w:p>
+    <w:p>
+      <w:pPr>
+        <w:rPr>
+          <w:rFonts w:ascii="Times New Roman" w:hAnsi="Times New Roman" w:cs="Times New Roman"/>
+          <w:sz w:val="28"/>
+          <w:szCs w:val="28"/>
+        </w:rPr>
+      </w:pPr>
+      <w:r>
+        <w:rPr>
+          <w:rFonts w:ascii="Times New Roman" w:hAnsi="Times New Roman" w:cs="Times New Roman"/>
+          <w:color w:val="000000"/>
+          <w:sz w:val="28"/>
+          <w:szCs w:val="28"/>
+        </w:rPr>
+        <w:t>Шаг 2. Изучите дополнительные командные сообщения.</w:t>
+      </w:r>
+    </w:p>
+    <w:p>
+      <w:pPr>
+        <w:pStyle w:val="substepalpha"/>
+        <w:spacing w:before="120" w:beforeAutospacing="0" w:after="120" w:afterAutospacing="0"/>
+        <w:ind w:left="720" w:hanging="360"/>
+        <w:rPr>
+          <w:color w:val="000000"/>
+          <w:sz w:val="28"/>
+          <w:szCs w:val="28"/>
+        </w:rPr>
+      </w:pPr>
+      <w:r>
+        <w:rPr>
+          <w:color w:val="000000"/>
+          <w:sz w:val="28"/>
+          <w:szCs w:val="28"/>
+        </w:rPr>
+        <w:t>б. Введите следующую команду и запишите сообщение.</w:t>
+      </w:r>
+    </w:p>
+    <w:p>
+      <w:pPr>
+        <w:pStyle w:val="cmd"/>
+        <w:spacing w:before="60" w:beforeAutospacing="0" w:after="60" w:afterAutospacing="0"/>
+        <w:ind w:left="720"/>
+        <w:rPr>
+          <w:color w:val="000000"/>
+          <w:sz w:val="28"/>
+          <w:szCs w:val="28"/>
+        </w:rPr>
+      </w:pPr>
+      <w:r>
+        <w:rPr>
+          <w:color w:val="000000"/>
+          <w:sz w:val="28"/>
+          <w:szCs w:val="28"/>
         </w:rPr>
         <w:t>S1# </w:t>
       </w:r>
-      <w:r>
-        <w:rPr>
-          <w:rFonts w:ascii="Courier New" w:hAnsi="Courier New" w:cs="Courier New"/>
+      <w:proofErr w:type="spellStart"/>
+      <w:r>
+        <w:rPr>
           <w:b/>
           <w:bCs/>
           <w:color w:val="000000"/>
-          <w:sz w:val="20"/>
-          <w:szCs w:val="20"/>
-        </w:rPr>
-        <w:t>clock</w:t>
-      </w:r>
-    </w:p>
-    <w:p>
-      <w:pPr>
-        <w:pStyle w:val="4"/>
-        <w:spacing w:before="0"/>
+          <w:sz w:val="28"/>
+          <w:szCs w:val="28"/>
+        </w:rPr>
+        <w:t>cl</w:t>
+      </w:r>
+      <w:proofErr w:type="spellEnd"/>
+    </w:p>
+    <w:p>
+      <w:pPr>
+        <w:pStyle w:val="bodytextl50"/>
+        <w:spacing w:before="0" w:beforeAutospacing="0" w:after="120" w:afterAutospacing="0"/>
         <w:ind w:left="720"/>
         <w:rPr>
-          <w:rFonts w:ascii="Arial" w:hAnsi="Arial" w:cs="Arial"/>
-          <w:color w:val="FFFFFF"/>
-          <w:sz w:val="6"/>
-          <w:szCs w:val="6"/>
-        </w:rPr>
-      </w:pPr>
-      <w:r>
-        <w:rPr>
-          <w:rFonts w:ascii="Arial" w:hAnsi="Arial" w:cs="Arial"/>
-          <w:b/>
-          <w:bCs/>
-          <w:color w:val="FFFFFF"/>
-          <w:sz w:val="6"/>
-          <w:szCs w:val="6"/>
-        </w:rPr>
-        <w:t>Вопрос:</w:t>
-      </w:r>
-    </w:p>
-    <w:p>
-      <w:pPr>
-        <w:spacing w:after="50" w:line="231" w:lineRule="atLeast"/>
-        <w:ind w:left="730" w:right="14" w:hanging="10"/>
-        <w:jc w:val="both"/>
-        <w:rPr>
-          <w:rFonts w:ascii="Arial" w:hAnsi="Arial" w:cs="Arial"/>
-          <w:color w:val="000000"/>
-        </w:rPr>
-      </w:pPr>
-      <w:r>
-        <w:rPr>
-          <w:rFonts w:ascii="Arial" w:hAnsi="Arial" w:cs="Arial"/>
-          <w:color w:val="000000"/>
-          <w:sz w:val="20"/>
-          <w:szCs w:val="20"/>
+          <w:color w:val="000000"/>
+          <w:sz w:val="28"/>
+          <w:szCs w:val="28"/>
+        </w:rPr>
+      </w:pPr>
+      <w:r>
+        <w:rPr>
+          <w:color w:val="000000"/>
+          <w:sz w:val="28"/>
+          <w:szCs w:val="28"/>
         </w:rPr>
         <w:t>Какие возвращены данные?</w:t>
       </w:r>
     </w:p>
     <w:p>
       <w:pPr>
-        <w:rPr>
-          <w:rFonts w:ascii="Times New Roman" w:hAnsi="Times New Roman" w:cs="Times New Roman"/>
-          <w:sz w:val="28"/>
-          <w:szCs w:val="28"/>
+        <w:keepNext/>
+        <w:jc w:val="center"/>
+        <w:rPr>
+          <w:rFonts w:ascii="Times New Roman" w:hAnsi="Times New Roman" w:cs="Times New Roman"/>
+          <w:color w:val="000000" w:themeColor="text1"/>
+          <w:sz w:val="24"/>
+          <w:szCs w:val="24"/>
         </w:rPr>
       </w:pPr>
       <w:r>
         <w:rPr>
           <w:rFonts w:ascii="Times New Roman" w:hAnsi="Times New Roman" w:cs="Times New Roman"/>
           <w:noProof/>
-          <w:sz w:val="28"/>
-          <w:szCs w:val="28"/>
+          <w:color w:val="000000" w:themeColor="text1"/>
+          <w:sz w:val="24"/>
+          <w:szCs w:val="24"/>
+          <w:lang w:val="en-US"/>
         </w:rPr>
         <w:drawing>
-          <wp:inline distT="0" distB="0" distL="0" distR="0" wp14:anchorId="3AEA5A6C" wp14:editId="4B9BBB00">
-            <wp:extent cx="2629267" cy="476316"/>
+          <wp:inline distT="0" distB="0" distL="0" distR="0" wp14:anchorId="3B841508" wp14:editId="552797DE">
+            <wp:extent cx="2191056" cy="495369"/>
             <wp:effectExtent l="0" t="0" r="0" b="0"/>
-            <wp:docPr id="25" name="Рисунок 25"/>
+            <wp:docPr id="24" name="Рисунок 24"/>
             <wp:cNvGraphicFramePr>
               <a:graphicFrameLocks xmlns:a="http://schemas.openxmlformats.org/drawingml/2006/main" noChangeAspect="1"/>
             </wp:cNvGraphicFramePr>
@@ -4353,7 +6924,7 @@
                   <pic:spPr>
                     <a:xfrm>
                       <a:off x="0" y="0"/>
-                      <a:ext cx="2629267" cy="476316"/>
+                      <a:ext cx="2191056" cy="495369"/>
                     </a:xfrm>
                     <a:prstGeom prst="rect">
                       <a:avLst/>
@@ -4368,90 +6939,210 @@
     </w:p>
     <w:p>
       <w:pPr>
-        <w:pStyle w:val="cmd"/>
-        <w:spacing w:before="60" w:beforeAutospacing="0" w:after="60" w:afterAutospacing="0"/>
-        <w:ind w:left="720"/>
-        <w:rPr>
-          <w:rFonts w:ascii="Courier New" w:hAnsi="Courier New" w:cs="Courier New"/>
-          <w:color w:val="000000"/>
-          <w:sz w:val="20"/>
-          <w:szCs w:val="20"/>
-        </w:rPr>
-      </w:pPr>
-      <w:r>
-        <w:rPr>
-          <w:rFonts w:ascii="Courier New" w:hAnsi="Courier New" w:cs="Courier New"/>
-          <w:color w:val="000000"/>
-          <w:sz w:val="20"/>
-          <w:szCs w:val="20"/>
+        <w:pStyle w:val="a3"/>
+        <w:jc w:val="center"/>
+        <w:rPr>
+          <w:rFonts w:ascii="Times New Roman" w:hAnsi="Times New Roman" w:cs="Times New Roman"/>
+          <w:i w:val="0"/>
+          <w:iCs w:val="0"/>
+          <w:color w:val="000000" w:themeColor="text1"/>
+          <w:sz w:val="24"/>
+          <w:szCs w:val="24"/>
+          <w:lang w:val="en-US"/>
+        </w:rPr>
+      </w:pPr>
+      <w:r>
+        <w:rPr>
+          <w:rFonts w:ascii="Times New Roman" w:hAnsi="Times New Roman" w:cs="Times New Roman"/>
+          <w:i w:val="0"/>
+          <w:iCs w:val="0"/>
+          <w:color w:val="000000" w:themeColor="text1"/>
+          <w:sz w:val="24"/>
+          <w:szCs w:val="24"/>
+        </w:rPr>
+        <w:t xml:space="preserve">Рисунок </w:t>
+      </w:r>
+      <w:r>
+        <w:rPr>
+          <w:rFonts w:ascii="Times New Roman" w:hAnsi="Times New Roman" w:cs="Times New Roman"/>
+          <w:i w:val="0"/>
+          <w:iCs w:val="0"/>
+          <w:color w:val="000000" w:themeColor="text1"/>
+          <w:sz w:val="24"/>
+          <w:szCs w:val="24"/>
+        </w:rPr>
+        <w:fldChar w:fldCharType="begin"/>
+      </w:r>
+      <w:r>
+        <w:rPr>
+          <w:rFonts w:ascii="Times New Roman" w:hAnsi="Times New Roman" w:cs="Times New Roman"/>
+          <w:i w:val="0"/>
+          <w:iCs w:val="0"/>
+          <w:color w:val="000000" w:themeColor="text1"/>
+          <w:sz w:val="24"/>
+          <w:szCs w:val="24"/>
+        </w:rPr>
+        <w:instrText xml:space="preserve"> SEQ Рисунок \* ARABIC </w:instrText>
+      </w:r>
+      <w:r>
+        <w:rPr>
+          <w:rFonts w:ascii="Times New Roman" w:hAnsi="Times New Roman" w:cs="Times New Roman"/>
+          <w:i w:val="0"/>
+          <w:iCs w:val="0"/>
+          <w:color w:val="000000" w:themeColor="text1"/>
+          <w:sz w:val="24"/>
+          <w:szCs w:val="24"/>
+        </w:rPr>
+        <w:fldChar w:fldCharType="separate"/>
+      </w:r>
+      <w:r>
+        <w:rPr>
+          <w:rFonts w:ascii="Times New Roman" w:hAnsi="Times New Roman" w:cs="Times New Roman"/>
+          <w:i w:val="0"/>
+          <w:iCs w:val="0"/>
+          <w:noProof/>
+          <w:color w:val="000000" w:themeColor="text1"/>
+          <w:sz w:val="24"/>
+          <w:szCs w:val="24"/>
+        </w:rPr>
+        <w:t>19</w:t>
+      </w:r>
+      <w:r>
+        <w:rPr>
+          <w:rFonts w:ascii="Times New Roman" w:hAnsi="Times New Roman" w:cs="Times New Roman"/>
+          <w:i w:val="0"/>
+          <w:iCs w:val="0"/>
+          <w:color w:val="000000" w:themeColor="text1"/>
+          <w:sz w:val="24"/>
+          <w:szCs w:val="24"/>
+        </w:rPr>
+        <w:fldChar w:fldCharType="end"/>
+      </w:r>
+      <w:r>
+        <w:rPr>
+          <w:rFonts w:ascii="Times New Roman" w:hAnsi="Times New Roman" w:cs="Times New Roman"/>
+          <w:i w:val="0"/>
+          <w:iCs w:val="0"/>
+          <w:color w:val="000000" w:themeColor="text1"/>
+          <w:sz w:val="24"/>
+          <w:szCs w:val="24"/>
+          <w:lang w:val="en-US"/>
+        </w:rPr>
+        <w:t xml:space="preserve">. </w:t>
+      </w:r>
+      <w:proofErr w:type="spellStart"/>
+      <w:r>
+        <w:rPr>
+          <w:rFonts w:ascii="Times New Roman" w:hAnsi="Times New Roman" w:cs="Times New Roman"/>
+          <w:i w:val="0"/>
+          <w:iCs w:val="0"/>
+          <w:color w:val="000000" w:themeColor="text1"/>
+          <w:sz w:val="24"/>
+          <w:szCs w:val="24"/>
+          <w:lang w:val="en-US"/>
+        </w:rPr>
+        <w:t>Ввод</w:t>
+      </w:r>
+      <w:proofErr w:type="spellEnd"/>
+      <w:r>
+        <w:rPr>
+          <w:rFonts w:ascii="Times New Roman" w:hAnsi="Times New Roman" w:cs="Times New Roman"/>
+          <w:i w:val="0"/>
+          <w:iCs w:val="0"/>
+          <w:color w:val="000000" w:themeColor="text1"/>
+          <w:sz w:val="24"/>
+          <w:szCs w:val="24"/>
+          <w:lang w:val="en-US"/>
+        </w:rPr>
+        <w:t xml:space="preserve"> </w:t>
+      </w:r>
+      <w:proofErr w:type="spellStart"/>
+      <w:r>
+        <w:rPr>
+          <w:rFonts w:ascii="Times New Roman" w:hAnsi="Times New Roman" w:cs="Times New Roman"/>
+          <w:i w:val="0"/>
+          <w:iCs w:val="0"/>
+          <w:color w:val="000000" w:themeColor="text1"/>
+          <w:sz w:val="24"/>
+          <w:szCs w:val="24"/>
+          <w:lang w:val="en-US"/>
+        </w:rPr>
+        <w:t>команды</w:t>
+      </w:r>
+      <w:proofErr w:type="spellEnd"/>
+      <w:r>
+        <w:rPr>
+          <w:rFonts w:ascii="Times New Roman" w:hAnsi="Times New Roman" w:cs="Times New Roman"/>
+          <w:i w:val="0"/>
+          <w:iCs w:val="0"/>
+          <w:color w:val="000000" w:themeColor="text1"/>
+          <w:sz w:val="24"/>
+          <w:szCs w:val="24"/>
+          <w:lang w:val="en-US"/>
+        </w:rPr>
+        <w:t>: "cl".</w:t>
+      </w:r>
+    </w:p>
+    <w:p>
+      <w:pPr>
+        <w:spacing w:line="242" w:lineRule="atLeast"/>
+        <w:ind w:left="715" w:hanging="10"/>
+        <w:rPr>
+          <w:rFonts w:ascii="Times New Roman" w:hAnsi="Times New Roman" w:cs="Times New Roman"/>
+          <w:color w:val="000000"/>
+          <w:sz w:val="28"/>
+          <w:szCs w:val="28"/>
+        </w:rPr>
+      </w:pPr>
+      <w:r>
+        <w:rPr>
+          <w:rFonts w:ascii="Times New Roman" w:hAnsi="Times New Roman" w:cs="Times New Roman"/>
+          <w:color w:val="000000"/>
+          <w:sz w:val="28"/>
+          <w:szCs w:val="28"/>
         </w:rPr>
         <w:t>S1# </w:t>
       </w:r>
-      <w:r>
-        <w:rPr>
-          <w:rFonts w:ascii="Courier New" w:hAnsi="Courier New" w:cs="Courier New"/>
+      <w:proofErr w:type="spellStart"/>
+      <w:r>
+        <w:rPr>
+          <w:rFonts w:ascii="Times New Roman" w:hAnsi="Times New Roman" w:cs="Times New Roman"/>
           <w:b/>
           <w:bCs/>
           <w:color w:val="000000"/>
-          <w:sz w:val="20"/>
-          <w:szCs w:val="20"/>
-        </w:rPr>
-        <w:t>clock set 25:00:00</w:t>
-      </w:r>
-    </w:p>
-    <w:p>
-      <w:pPr>
-        <w:pStyle w:val="4"/>
-        <w:spacing w:before="0"/>
-        <w:ind w:left="720"/>
-        <w:rPr>
-          <w:rFonts w:ascii="Arial" w:hAnsi="Arial" w:cs="Arial"/>
-          <w:color w:val="FFFFFF"/>
-          <w:sz w:val="6"/>
-          <w:szCs w:val="6"/>
-        </w:rPr>
-      </w:pPr>
-      <w:r>
-        <w:rPr>
-          <w:rFonts w:ascii="Arial" w:hAnsi="Arial" w:cs="Arial"/>
-          <w:b/>
-          <w:bCs/>
-          <w:color w:val="FFFFFF"/>
-          <w:sz w:val="6"/>
-          <w:szCs w:val="6"/>
-        </w:rPr>
-        <w:t>Вопрос:</w:t>
-      </w:r>
-    </w:p>
-    <w:p>
-      <w:pPr>
-        <w:pStyle w:val="bodytextl50"/>
-        <w:spacing w:before="0" w:beforeAutospacing="0" w:after="120" w:afterAutospacing="0"/>
-        <w:ind w:left="720"/>
-        <w:rPr>
-          <w:rFonts w:ascii="Arial" w:hAnsi="Arial" w:cs="Arial"/>
-          <w:color w:val="000000"/>
-          <w:sz w:val="20"/>
-          <w:szCs w:val="20"/>
-        </w:rPr>
-      </w:pPr>
-      <w:r>
-        <w:rPr>
-          <w:rFonts w:ascii="Arial" w:hAnsi="Arial" w:cs="Arial"/>
-          <w:color w:val="000000"/>
-          <w:sz w:val="20"/>
-          <w:szCs w:val="20"/>
+          <w:sz w:val="28"/>
+          <w:szCs w:val="28"/>
+        </w:rPr>
+        <w:t>clock</w:t>
+      </w:r>
+      <w:proofErr w:type="spellEnd"/>
+    </w:p>
+    <w:p>
+      <w:pPr>
+        <w:spacing w:after="50" w:line="231" w:lineRule="atLeast"/>
+        <w:ind w:left="730" w:right="14" w:hanging="10"/>
+        <w:jc w:val="both"/>
+        <w:rPr>
+          <w:rFonts w:ascii="Times New Roman" w:hAnsi="Times New Roman" w:cs="Times New Roman"/>
+          <w:color w:val="000000"/>
+          <w:sz w:val="28"/>
+          <w:szCs w:val="28"/>
+        </w:rPr>
+      </w:pPr>
+      <w:r>
+        <w:rPr>
+          <w:rFonts w:ascii="Times New Roman" w:hAnsi="Times New Roman" w:cs="Times New Roman"/>
+          <w:color w:val="000000"/>
+          <w:sz w:val="28"/>
+          <w:szCs w:val="28"/>
         </w:rPr>
         <w:t>Какие возвращены данные?</w:t>
       </w:r>
     </w:p>
     <w:p>
       <w:pPr>
-        <w:rPr>
-          <w:rFonts w:ascii="Times New Roman" w:hAnsi="Times New Roman" w:cs="Times New Roman"/>
-          <w:sz w:val="28"/>
-          <w:szCs w:val="28"/>
-        </w:rPr>
+        <w:keepNext/>
+        <w:jc w:val="center"/>
       </w:pPr>
       <w:r>
         <w:rPr>
@@ -4461,10 +7152,10 @@
           <w:szCs w:val="28"/>
         </w:rPr>
         <w:drawing>
-          <wp:inline distT="0" distB="0" distL="0" distR="0" wp14:anchorId="3DA4B84D" wp14:editId="733F4194">
-            <wp:extent cx="3077004" cy="476316"/>
-            <wp:effectExtent l="0" t="0" r="9525" b="0"/>
-            <wp:docPr id="26" name="Рисунок 26"/>
+          <wp:inline distT="0" distB="0" distL="0" distR="0" wp14:anchorId="3AEA5A6C" wp14:editId="4B9BBB00">
+            <wp:extent cx="2629267" cy="476316"/>
+            <wp:effectExtent l="0" t="0" r="0" b="0"/>
+            <wp:docPr id="25" name="Рисунок 25"/>
             <wp:cNvGraphicFramePr>
               <a:graphicFrameLocks xmlns:a="http://schemas.openxmlformats.org/drawingml/2006/main" noChangeAspect="1"/>
             </wp:cNvGraphicFramePr>
@@ -4484,7 +7175,7 @@
                   <pic:spPr>
                     <a:xfrm>
                       <a:off x="0" y="0"/>
-                      <a:ext cx="3077004" cy="476316"/>
+                      <a:ext cx="2629267" cy="476316"/>
                     </a:xfrm>
                     <a:prstGeom prst="rect">
                       <a:avLst/>
@@ -4499,59 +7190,239 @@
     </w:p>
     <w:p>
       <w:pPr>
+        <w:pStyle w:val="a3"/>
+        <w:jc w:val="center"/>
+        <w:rPr>
+          <w:rFonts w:ascii="Times New Roman" w:hAnsi="Times New Roman" w:cs="Times New Roman"/>
+          <w:i w:val="0"/>
+          <w:iCs w:val="0"/>
+          <w:color w:val="000000" w:themeColor="text1"/>
+          <w:sz w:val="40"/>
+          <w:szCs w:val="40"/>
+          <w:lang w:val="en-US"/>
+        </w:rPr>
+      </w:pPr>
+      <w:r>
+        <w:rPr>
+          <w:rFonts w:ascii="Times New Roman" w:hAnsi="Times New Roman" w:cs="Times New Roman"/>
+          <w:i w:val="0"/>
+          <w:iCs w:val="0"/>
+          <w:color w:val="000000" w:themeColor="text1"/>
+          <w:sz w:val="24"/>
+          <w:szCs w:val="24"/>
+        </w:rPr>
+        <w:t>Рисунок</w:t>
+      </w:r>
+      <w:r>
+        <w:rPr>
+          <w:rFonts w:ascii="Times New Roman" w:hAnsi="Times New Roman" w:cs="Times New Roman"/>
+          <w:i w:val="0"/>
+          <w:iCs w:val="0"/>
+          <w:color w:val="000000" w:themeColor="text1"/>
+          <w:sz w:val="24"/>
+          <w:szCs w:val="24"/>
+          <w:lang w:val="en-US"/>
+        </w:rPr>
+        <w:t xml:space="preserve"> </w:t>
+      </w:r>
+      <w:r>
+        <w:rPr>
+          <w:rFonts w:ascii="Times New Roman" w:hAnsi="Times New Roman" w:cs="Times New Roman"/>
+          <w:i w:val="0"/>
+          <w:iCs w:val="0"/>
+          <w:color w:val="000000" w:themeColor="text1"/>
+          <w:sz w:val="24"/>
+          <w:szCs w:val="24"/>
+        </w:rPr>
+        <w:fldChar w:fldCharType="begin"/>
+      </w:r>
+      <w:r>
+        <w:rPr>
+          <w:rFonts w:ascii="Times New Roman" w:hAnsi="Times New Roman" w:cs="Times New Roman"/>
+          <w:i w:val="0"/>
+          <w:iCs w:val="0"/>
+          <w:color w:val="000000" w:themeColor="text1"/>
+          <w:sz w:val="24"/>
+          <w:szCs w:val="24"/>
+          <w:lang w:val="en-US"/>
+        </w:rPr>
+        <w:instrText xml:space="preserve"> SEQ </w:instrText>
+      </w:r>
+      <w:r>
+        <w:rPr>
+          <w:rFonts w:ascii="Times New Roman" w:hAnsi="Times New Roman" w:cs="Times New Roman"/>
+          <w:i w:val="0"/>
+          <w:iCs w:val="0"/>
+          <w:color w:val="000000" w:themeColor="text1"/>
+          <w:sz w:val="24"/>
+          <w:szCs w:val="24"/>
+        </w:rPr>
+        <w:instrText>Рисунок</w:instrText>
+      </w:r>
+      <w:r>
+        <w:rPr>
+          <w:rFonts w:ascii="Times New Roman" w:hAnsi="Times New Roman" w:cs="Times New Roman"/>
+          <w:i w:val="0"/>
+          <w:iCs w:val="0"/>
+          <w:color w:val="000000" w:themeColor="text1"/>
+          <w:sz w:val="24"/>
+          <w:szCs w:val="24"/>
+          <w:lang w:val="en-US"/>
+        </w:rPr>
+        <w:instrText xml:space="preserve"> \* ARABIC </w:instrText>
+      </w:r>
+      <w:r>
+        <w:rPr>
+          <w:rFonts w:ascii="Times New Roman" w:hAnsi="Times New Roman" w:cs="Times New Roman"/>
+          <w:i w:val="0"/>
+          <w:iCs w:val="0"/>
+          <w:color w:val="000000" w:themeColor="text1"/>
+          <w:sz w:val="24"/>
+          <w:szCs w:val="24"/>
+        </w:rPr>
+        <w:fldChar w:fldCharType="separate"/>
+      </w:r>
+      <w:r>
+        <w:rPr>
+          <w:rFonts w:ascii="Times New Roman" w:hAnsi="Times New Roman" w:cs="Times New Roman"/>
+          <w:i w:val="0"/>
+          <w:iCs w:val="0"/>
+          <w:noProof/>
+          <w:color w:val="000000" w:themeColor="text1"/>
+          <w:sz w:val="24"/>
+          <w:szCs w:val="24"/>
+          <w:lang w:val="en-US"/>
+        </w:rPr>
+        <w:t>20</w:t>
+      </w:r>
+      <w:r>
+        <w:rPr>
+          <w:rFonts w:ascii="Times New Roman" w:hAnsi="Times New Roman" w:cs="Times New Roman"/>
+          <w:i w:val="0"/>
+          <w:iCs w:val="0"/>
+          <w:color w:val="000000" w:themeColor="text1"/>
+          <w:sz w:val="24"/>
+          <w:szCs w:val="24"/>
+        </w:rPr>
+        <w:fldChar w:fldCharType="end"/>
+      </w:r>
+      <w:r>
+        <w:rPr>
+          <w:rFonts w:ascii="Times New Roman" w:hAnsi="Times New Roman" w:cs="Times New Roman"/>
+          <w:i w:val="0"/>
+          <w:iCs w:val="0"/>
+          <w:color w:val="000000" w:themeColor="text1"/>
+          <w:sz w:val="24"/>
+          <w:szCs w:val="24"/>
+          <w:lang w:val="en-US"/>
+        </w:rPr>
+        <w:t xml:space="preserve">. </w:t>
+      </w:r>
+      <w:proofErr w:type="spellStart"/>
+      <w:r>
+        <w:rPr>
+          <w:rFonts w:ascii="Times New Roman" w:hAnsi="Times New Roman" w:cs="Times New Roman"/>
+          <w:i w:val="0"/>
+          <w:iCs w:val="0"/>
+          <w:color w:val="000000" w:themeColor="text1"/>
+          <w:sz w:val="24"/>
+          <w:szCs w:val="24"/>
+          <w:lang w:val="en-US"/>
+        </w:rPr>
+        <w:t>Ввод</w:t>
+      </w:r>
+      <w:proofErr w:type="spellEnd"/>
+      <w:r>
+        <w:rPr>
+          <w:rFonts w:ascii="Times New Roman" w:hAnsi="Times New Roman" w:cs="Times New Roman"/>
+          <w:i w:val="0"/>
+          <w:iCs w:val="0"/>
+          <w:color w:val="000000" w:themeColor="text1"/>
+          <w:sz w:val="24"/>
+          <w:szCs w:val="24"/>
+          <w:lang w:val="en-US"/>
+        </w:rPr>
+        <w:t xml:space="preserve"> </w:t>
+      </w:r>
+      <w:proofErr w:type="spellStart"/>
+      <w:r>
+        <w:rPr>
+          <w:rFonts w:ascii="Times New Roman" w:hAnsi="Times New Roman" w:cs="Times New Roman"/>
+          <w:i w:val="0"/>
+          <w:iCs w:val="0"/>
+          <w:color w:val="000000" w:themeColor="text1"/>
+          <w:sz w:val="24"/>
+          <w:szCs w:val="24"/>
+          <w:lang w:val="en-US"/>
+        </w:rPr>
+        <w:t>команды</w:t>
+      </w:r>
+      <w:proofErr w:type="spellEnd"/>
+      <w:r>
+        <w:rPr>
+          <w:rFonts w:ascii="Times New Roman" w:hAnsi="Times New Roman" w:cs="Times New Roman"/>
+          <w:i w:val="0"/>
+          <w:iCs w:val="0"/>
+          <w:color w:val="000000" w:themeColor="text1"/>
+          <w:sz w:val="24"/>
+          <w:szCs w:val="24"/>
+          <w:lang w:val="en-US"/>
+        </w:rPr>
+        <w:t>: "clock".</w:t>
+      </w:r>
+    </w:p>
+    <w:p>
+      <w:pPr>
+        <w:rPr>
+          <w:rFonts w:ascii="Times New Roman" w:eastAsia="Times New Roman" w:hAnsi="Times New Roman" w:cs="Times New Roman"/>
+          <w:color w:val="000000"/>
+          <w:sz w:val="28"/>
+          <w:szCs w:val="28"/>
+          <w:lang w:val="en-US" w:eastAsia="ru-RU"/>
+        </w:rPr>
+      </w:pPr>
+      <w:r>
+        <w:rPr>
+          <w:color w:val="000000"/>
+          <w:sz w:val="28"/>
+          <w:szCs w:val="28"/>
+          <w:lang w:val="en-US"/>
+        </w:rPr>
+        <w:br w:type="page"/>
+      </w:r>
+    </w:p>
+    <w:p>
+      <w:pPr>
         <w:pStyle w:val="cmd"/>
         <w:spacing w:before="60" w:beforeAutospacing="0" w:after="60" w:afterAutospacing="0"/>
         <w:ind w:left="720"/>
         <w:rPr>
-          <w:rFonts w:ascii="Courier New" w:hAnsi="Courier New" w:cs="Courier New"/>
-          <w:color w:val="000000"/>
-          <w:sz w:val="20"/>
-          <w:szCs w:val="20"/>
-        </w:rPr>
-      </w:pPr>
-      <w:r>
-        <w:rPr>
-          <w:rFonts w:ascii="Courier New" w:hAnsi="Courier New" w:cs="Courier New"/>
-          <w:color w:val="000000"/>
-          <w:sz w:val="20"/>
-          <w:szCs w:val="20"/>
-        </w:rPr>
+          <w:color w:val="000000"/>
+          <w:sz w:val="28"/>
+          <w:szCs w:val="28"/>
+          <w:lang w:val="en-US"/>
+        </w:rPr>
+      </w:pPr>
+      <w:r>
+        <w:rPr>
+          <w:color w:val="000000"/>
+          <w:sz w:val="28"/>
+          <w:szCs w:val="28"/>
+          <w:lang w:val="en-US"/>
+        </w:rPr>
+        <w:lastRenderedPageBreak/>
         <w:t>S1# </w:t>
       </w:r>
       <w:r>
         <w:rPr>
-          <w:rFonts w:ascii="Courier New" w:hAnsi="Courier New" w:cs="Courier New"/>
           <w:b/>
           <w:bCs/>
           <w:color w:val="000000"/>
-          <w:sz w:val="20"/>
-          <w:szCs w:val="20"/>
-        </w:rPr>
-        <w:t>clock set 15:00:00 32</w:t>
-      </w:r>
-    </w:p>
-    <w:p>
-      <w:pPr>
-        <w:pStyle w:val="4"/>
-        <w:spacing w:before="0"/>
-        <w:ind w:left="720"/>
-        <w:rPr>
-          <w:rFonts w:ascii="Arial" w:hAnsi="Arial" w:cs="Arial"/>
-          <w:color w:val="FFFFFF"/>
-          <w:sz w:val="6"/>
-          <w:szCs w:val="6"/>
-        </w:rPr>
-      </w:pPr>
-      <w:r>
-        <w:rPr>
-          <w:rFonts w:ascii="Arial" w:hAnsi="Arial" w:cs="Arial"/>
-          <w:b/>
-          <w:bCs/>
-          <w:color w:val="FFFFFF"/>
-          <w:sz w:val="6"/>
-          <w:szCs w:val="6"/>
-        </w:rPr>
-        <w:t>Вопрос:</w:t>
+          <w:sz w:val="28"/>
+          <w:szCs w:val="28"/>
+          <w:lang w:val="en-US"/>
+        </w:rPr>
+        <w:t>clock set 25:00:00</w:t>
       </w:r>
     </w:p>
     <w:p>
@@ -4560,42 +7431,44 @@
         <w:spacing w:before="0" w:beforeAutospacing="0" w:after="120" w:afterAutospacing="0"/>
         <w:ind w:left="720"/>
         <w:rPr>
-          <w:rFonts w:ascii="Arial" w:hAnsi="Arial" w:cs="Arial"/>
-          <w:color w:val="000000"/>
-          <w:sz w:val="20"/>
-          <w:szCs w:val="20"/>
-        </w:rPr>
-      </w:pPr>
-      <w:r>
-        <w:rPr>
-          <w:rFonts w:ascii="Arial" w:hAnsi="Arial" w:cs="Arial"/>
-          <w:color w:val="000000"/>
-          <w:sz w:val="20"/>
-          <w:szCs w:val="20"/>
+          <w:color w:val="000000"/>
+          <w:sz w:val="28"/>
+          <w:szCs w:val="28"/>
+        </w:rPr>
+      </w:pPr>
+      <w:r>
+        <w:rPr>
+          <w:color w:val="000000"/>
+          <w:sz w:val="28"/>
+          <w:szCs w:val="28"/>
         </w:rPr>
         <w:t>Какие возвращены данные?</w:t>
       </w:r>
     </w:p>
     <w:p>
       <w:pPr>
-        <w:rPr>
-          <w:rFonts w:ascii="Times New Roman" w:hAnsi="Times New Roman" w:cs="Times New Roman"/>
-          <w:sz w:val="28"/>
-          <w:szCs w:val="28"/>
+        <w:keepNext/>
+        <w:jc w:val="center"/>
+        <w:rPr>
+          <w:rFonts w:ascii="Times New Roman" w:hAnsi="Times New Roman" w:cs="Times New Roman"/>
+          <w:color w:val="000000" w:themeColor="text1"/>
+          <w:sz w:val="24"/>
+          <w:szCs w:val="24"/>
         </w:rPr>
       </w:pPr>
       <w:r>
         <w:rPr>
           <w:rFonts w:ascii="Times New Roman" w:hAnsi="Times New Roman" w:cs="Times New Roman"/>
           <w:noProof/>
-          <w:sz w:val="28"/>
-          <w:szCs w:val="28"/>
+          <w:color w:val="000000" w:themeColor="text1"/>
+          <w:sz w:val="24"/>
+          <w:szCs w:val="24"/>
         </w:rPr>
         <w:drawing>
-          <wp:inline distT="0" distB="0" distL="0" distR="0" wp14:anchorId="3721E43E" wp14:editId="2A3DE901">
-            <wp:extent cx="3086531" cy="504895"/>
-            <wp:effectExtent l="0" t="0" r="0" b="0"/>
-            <wp:docPr id="27" name="Рисунок 27"/>
+          <wp:inline distT="0" distB="0" distL="0" distR="0" wp14:anchorId="3DA4B84D" wp14:editId="733F4194">
+            <wp:extent cx="3077004" cy="476316"/>
+            <wp:effectExtent l="0" t="0" r="9525" b="0"/>
+            <wp:docPr id="26" name="Рисунок 26"/>
             <wp:cNvGraphicFramePr>
               <a:graphicFrameLocks xmlns:a="http://schemas.openxmlformats.org/drawingml/2006/main" noChangeAspect="1"/>
             </wp:cNvGraphicFramePr>
@@ -4615,6 +7488,277 @@
                   <pic:spPr>
                     <a:xfrm>
                       <a:off x="0" y="0"/>
+                      <a:ext cx="3077004" cy="476316"/>
+                    </a:xfrm>
+                    <a:prstGeom prst="rect">
+                      <a:avLst/>
+                    </a:prstGeom>
+                  </pic:spPr>
+                </pic:pic>
+              </a:graphicData>
+            </a:graphic>
+          </wp:inline>
+        </w:drawing>
+      </w:r>
+    </w:p>
+    <w:p>
+      <w:pPr>
+        <w:pStyle w:val="a3"/>
+        <w:jc w:val="center"/>
+        <w:rPr>
+          <w:rFonts w:ascii="Times New Roman" w:hAnsi="Times New Roman" w:cs="Times New Roman"/>
+          <w:i w:val="0"/>
+          <w:iCs w:val="0"/>
+          <w:color w:val="000000" w:themeColor="text1"/>
+          <w:sz w:val="24"/>
+          <w:szCs w:val="24"/>
+        </w:rPr>
+      </w:pPr>
+      <w:r>
+        <w:rPr>
+          <w:rFonts w:ascii="Times New Roman" w:hAnsi="Times New Roman" w:cs="Times New Roman"/>
+          <w:i w:val="0"/>
+          <w:iCs w:val="0"/>
+          <w:color w:val="000000" w:themeColor="text1"/>
+          <w:sz w:val="24"/>
+          <w:szCs w:val="24"/>
+        </w:rPr>
+        <w:t xml:space="preserve">Рисунок </w:t>
+      </w:r>
+      <w:r>
+        <w:rPr>
+          <w:rFonts w:ascii="Times New Roman" w:hAnsi="Times New Roman" w:cs="Times New Roman"/>
+          <w:i w:val="0"/>
+          <w:iCs w:val="0"/>
+          <w:color w:val="000000" w:themeColor="text1"/>
+          <w:sz w:val="24"/>
+          <w:szCs w:val="24"/>
+        </w:rPr>
+        <w:fldChar w:fldCharType="begin"/>
+      </w:r>
+      <w:r>
+        <w:rPr>
+          <w:rFonts w:ascii="Times New Roman" w:hAnsi="Times New Roman" w:cs="Times New Roman"/>
+          <w:i w:val="0"/>
+          <w:iCs w:val="0"/>
+          <w:color w:val="000000" w:themeColor="text1"/>
+          <w:sz w:val="24"/>
+          <w:szCs w:val="24"/>
+        </w:rPr>
+        <w:instrText xml:space="preserve"> SEQ Рисунок \* ARABIC </w:instrText>
+      </w:r>
+      <w:r>
+        <w:rPr>
+          <w:rFonts w:ascii="Times New Roman" w:hAnsi="Times New Roman" w:cs="Times New Roman"/>
+          <w:i w:val="0"/>
+          <w:iCs w:val="0"/>
+          <w:color w:val="000000" w:themeColor="text1"/>
+          <w:sz w:val="24"/>
+          <w:szCs w:val="24"/>
+        </w:rPr>
+        <w:fldChar w:fldCharType="separate"/>
+      </w:r>
+      <w:r>
+        <w:rPr>
+          <w:rFonts w:ascii="Times New Roman" w:hAnsi="Times New Roman" w:cs="Times New Roman"/>
+          <w:i w:val="0"/>
+          <w:iCs w:val="0"/>
+          <w:noProof/>
+          <w:color w:val="000000" w:themeColor="text1"/>
+          <w:sz w:val="24"/>
+          <w:szCs w:val="24"/>
+        </w:rPr>
+        <w:t>21</w:t>
+      </w:r>
+      <w:r>
+        <w:rPr>
+          <w:rFonts w:ascii="Times New Roman" w:hAnsi="Times New Roman" w:cs="Times New Roman"/>
+          <w:i w:val="0"/>
+          <w:iCs w:val="0"/>
+          <w:color w:val="000000" w:themeColor="text1"/>
+          <w:sz w:val="24"/>
+          <w:szCs w:val="24"/>
+        </w:rPr>
+        <w:fldChar w:fldCharType="end"/>
+      </w:r>
+      <w:r>
+        <w:rPr>
+          <w:rFonts w:ascii="Times New Roman" w:hAnsi="Times New Roman" w:cs="Times New Roman"/>
+          <w:i w:val="0"/>
+          <w:iCs w:val="0"/>
+          <w:color w:val="000000" w:themeColor="text1"/>
+          <w:sz w:val="24"/>
+          <w:szCs w:val="24"/>
+        </w:rPr>
+        <w:t>. Ввод команды: "</w:t>
+      </w:r>
+      <w:r>
+        <w:rPr>
+          <w:rFonts w:ascii="Times New Roman" w:hAnsi="Times New Roman" w:cs="Times New Roman"/>
+          <w:i w:val="0"/>
+          <w:iCs w:val="0"/>
+          <w:color w:val="000000" w:themeColor="text1"/>
+          <w:sz w:val="24"/>
+          <w:szCs w:val="24"/>
+          <w:lang w:val="en-US"/>
+        </w:rPr>
+        <w:t>clock</w:t>
+      </w:r>
+      <w:r>
+        <w:rPr>
+          <w:rFonts w:ascii="Times New Roman" w:hAnsi="Times New Roman" w:cs="Times New Roman"/>
+          <w:i w:val="0"/>
+          <w:iCs w:val="0"/>
+          <w:color w:val="000000" w:themeColor="text1"/>
+          <w:sz w:val="24"/>
+          <w:szCs w:val="24"/>
+        </w:rPr>
+        <w:t xml:space="preserve"> </w:t>
+      </w:r>
+      <w:r>
+        <w:rPr>
+          <w:rFonts w:ascii="Times New Roman" w:hAnsi="Times New Roman" w:cs="Times New Roman"/>
+          <w:i w:val="0"/>
+          <w:iCs w:val="0"/>
+          <w:color w:val="000000" w:themeColor="text1"/>
+          <w:sz w:val="24"/>
+          <w:szCs w:val="24"/>
+          <w:lang w:val="en-US"/>
+        </w:rPr>
+        <w:t>set</w:t>
+      </w:r>
+      <w:r>
+        <w:rPr>
+          <w:rFonts w:ascii="Times New Roman" w:hAnsi="Times New Roman" w:cs="Times New Roman"/>
+          <w:i w:val="0"/>
+          <w:iCs w:val="0"/>
+          <w:color w:val="000000" w:themeColor="text1"/>
+          <w:sz w:val="24"/>
+          <w:szCs w:val="24"/>
+        </w:rPr>
+        <w:t xml:space="preserve"> 25:00:00".</w:t>
+      </w:r>
+    </w:p>
+    <w:p>
+      <w:pPr>
+        <w:pStyle w:val="cmd"/>
+        <w:spacing w:before="60" w:beforeAutospacing="0" w:after="60" w:afterAutospacing="0"/>
+        <w:ind w:left="720"/>
+        <w:rPr>
+          <w:color w:val="000000"/>
+          <w:sz w:val="28"/>
+          <w:szCs w:val="28"/>
+        </w:rPr>
+      </w:pPr>
+      <w:r>
+        <w:rPr>
+          <w:color w:val="000000"/>
+          <w:sz w:val="28"/>
+          <w:szCs w:val="28"/>
+        </w:rPr>
+        <w:t>S1# </w:t>
+      </w:r>
+      <w:proofErr w:type="spellStart"/>
+      <w:r>
+        <w:rPr>
+          <w:b/>
+          <w:bCs/>
+          <w:color w:val="000000"/>
+          <w:sz w:val="28"/>
+          <w:szCs w:val="28"/>
+        </w:rPr>
+        <w:t>clock</w:t>
+      </w:r>
+      <w:proofErr w:type="spellEnd"/>
+      <w:r>
+        <w:rPr>
+          <w:b/>
+          <w:bCs/>
+          <w:color w:val="000000"/>
+          <w:sz w:val="28"/>
+          <w:szCs w:val="28"/>
+        </w:rPr>
+        <w:t xml:space="preserve"> </w:t>
+      </w:r>
+      <w:proofErr w:type="spellStart"/>
+      <w:r>
+        <w:rPr>
+          <w:b/>
+          <w:bCs/>
+          <w:color w:val="000000"/>
+          <w:sz w:val="28"/>
+          <w:szCs w:val="28"/>
+        </w:rPr>
+        <w:t>set</w:t>
+      </w:r>
+      <w:proofErr w:type="spellEnd"/>
+      <w:r>
+        <w:rPr>
+          <w:b/>
+          <w:bCs/>
+          <w:color w:val="000000"/>
+          <w:sz w:val="28"/>
+          <w:szCs w:val="28"/>
+        </w:rPr>
+        <w:t xml:space="preserve"> 15:00:00 32</w:t>
+      </w:r>
+    </w:p>
+    <w:p>
+      <w:pPr>
+        <w:pStyle w:val="bodytextl50"/>
+        <w:spacing w:before="0" w:beforeAutospacing="0" w:after="120" w:afterAutospacing="0"/>
+        <w:ind w:left="720"/>
+        <w:rPr>
+          <w:color w:val="000000"/>
+          <w:sz w:val="28"/>
+          <w:szCs w:val="28"/>
+        </w:rPr>
+      </w:pPr>
+      <w:r>
+        <w:rPr>
+          <w:color w:val="000000"/>
+          <w:sz w:val="28"/>
+          <w:szCs w:val="28"/>
+        </w:rPr>
+        <w:t>Какие возвращены данные?</w:t>
+      </w:r>
+    </w:p>
+    <w:p>
+      <w:pPr>
+        <w:keepNext/>
+        <w:jc w:val="center"/>
+      </w:pPr>
+      <w:r>
+        <w:rPr>
+          <w:rFonts w:ascii="Times New Roman" w:hAnsi="Times New Roman" w:cs="Times New Roman"/>
+          <w:noProof/>
+          <w:sz w:val="28"/>
+          <w:szCs w:val="28"/>
+        </w:rPr>
+        <w:drawing>
+          <wp:inline distT="0" distB="0" distL="0" distR="0" wp14:anchorId="3721E43E" wp14:editId="2A3DE901">
+            <wp:extent cx="3086531" cy="504895"/>
+            <wp:effectExtent l="0" t="0" r="0" b="0"/>
+            <wp:docPr id="27" name="Рисунок 27"/>
+            <wp:cNvGraphicFramePr>
+              <a:graphicFrameLocks xmlns:a="http://schemas.openxmlformats.org/drawingml/2006/main" noChangeAspect="1"/>
+            </wp:cNvGraphicFramePr>
+            <a:graphic xmlns:a="http://schemas.openxmlformats.org/drawingml/2006/main">
+              <a:graphicData uri="http://schemas.openxmlformats.org/drawingml/2006/picture">
+                <pic:pic xmlns:pic="http://schemas.openxmlformats.org/drawingml/2006/picture">
+                  <pic:nvPicPr>
+                    <pic:cNvPr id="1" name=""/>
+                    <pic:cNvPicPr/>
+                  </pic:nvPicPr>
+                  <pic:blipFill>
+                    <a:blip r:embed="rId26"/>
+                    <a:stretch>
+                      <a:fillRect/>
+                    </a:stretch>
+                  </pic:blipFill>
+                  <pic:spPr>
+                    <a:xfrm>
+                      <a:off x="0" y="0"/>
                       <a:ext cx="3086531" cy="504895"/>
                     </a:xfrm>
                     <a:prstGeom prst="rect">
@@ -4626,6 +7770,144 @@
             </a:graphic>
           </wp:inline>
         </w:drawing>
+      </w:r>
+    </w:p>
+    <w:p>
+      <w:pPr>
+        <w:pStyle w:val="a3"/>
+        <w:jc w:val="center"/>
+        <w:rPr>
+          <w:rFonts w:ascii="Times New Roman" w:hAnsi="Times New Roman" w:cs="Times New Roman"/>
+          <w:i w:val="0"/>
+          <w:iCs w:val="0"/>
+          <w:color w:val="000000" w:themeColor="text1"/>
+          <w:sz w:val="40"/>
+          <w:szCs w:val="40"/>
+        </w:rPr>
+      </w:pPr>
+      <w:r>
+        <w:rPr>
+          <w:rFonts w:ascii="Times New Roman" w:hAnsi="Times New Roman" w:cs="Times New Roman"/>
+          <w:i w:val="0"/>
+          <w:iCs w:val="0"/>
+          <w:color w:val="000000" w:themeColor="text1"/>
+          <w:sz w:val="24"/>
+          <w:szCs w:val="24"/>
+        </w:rPr>
+        <w:t xml:space="preserve">Рисунок </w:t>
+      </w:r>
+      <w:r>
+        <w:rPr>
+          <w:rFonts w:ascii="Times New Roman" w:hAnsi="Times New Roman" w:cs="Times New Roman"/>
+          <w:i w:val="0"/>
+          <w:iCs w:val="0"/>
+          <w:color w:val="000000" w:themeColor="text1"/>
+          <w:sz w:val="24"/>
+          <w:szCs w:val="24"/>
+        </w:rPr>
+        <w:fldChar w:fldCharType="begin"/>
+      </w:r>
+      <w:r>
+        <w:rPr>
+          <w:rFonts w:ascii="Times New Roman" w:hAnsi="Times New Roman" w:cs="Times New Roman"/>
+          <w:i w:val="0"/>
+          <w:iCs w:val="0"/>
+          <w:color w:val="000000" w:themeColor="text1"/>
+          <w:sz w:val="24"/>
+          <w:szCs w:val="24"/>
+        </w:rPr>
+        <w:instrText xml:space="preserve"> SEQ Рисунок \* ARABIC </w:instrText>
+      </w:r>
+      <w:r>
+        <w:rPr>
+          <w:rFonts w:ascii="Times New Roman" w:hAnsi="Times New Roman" w:cs="Times New Roman"/>
+          <w:i w:val="0"/>
+          <w:iCs w:val="0"/>
+          <w:color w:val="000000" w:themeColor="text1"/>
+          <w:sz w:val="24"/>
+          <w:szCs w:val="24"/>
+        </w:rPr>
+        <w:fldChar w:fldCharType="separate"/>
+      </w:r>
+      <w:r>
+        <w:rPr>
+          <w:rFonts w:ascii="Times New Roman" w:hAnsi="Times New Roman" w:cs="Times New Roman"/>
+          <w:i w:val="0"/>
+          <w:iCs w:val="0"/>
+          <w:noProof/>
+          <w:color w:val="000000" w:themeColor="text1"/>
+          <w:sz w:val="24"/>
+          <w:szCs w:val="24"/>
+        </w:rPr>
+        <w:t>22</w:t>
+      </w:r>
+      <w:r>
+        <w:rPr>
+          <w:rFonts w:ascii="Times New Roman" w:hAnsi="Times New Roman" w:cs="Times New Roman"/>
+          <w:i w:val="0"/>
+          <w:iCs w:val="0"/>
+          <w:color w:val="000000" w:themeColor="text1"/>
+          <w:sz w:val="24"/>
+          <w:szCs w:val="24"/>
+        </w:rPr>
+        <w:fldChar w:fldCharType="end"/>
+      </w:r>
+      <w:r>
+        <w:rPr>
+          <w:rFonts w:ascii="Times New Roman" w:hAnsi="Times New Roman" w:cs="Times New Roman"/>
+          <w:i w:val="0"/>
+          <w:iCs w:val="0"/>
+          <w:color w:val="000000" w:themeColor="text1"/>
+          <w:sz w:val="24"/>
+          <w:szCs w:val="24"/>
+        </w:rPr>
+        <w:t>. Ввод команды: "</w:t>
+      </w:r>
+      <w:r>
+        <w:rPr>
+          <w:rFonts w:ascii="Times New Roman" w:hAnsi="Times New Roman" w:cs="Times New Roman"/>
+          <w:i w:val="0"/>
+          <w:iCs w:val="0"/>
+          <w:color w:val="000000" w:themeColor="text1"/>
+          <w:sz w:val="24"/>
+          <w:szCs w:val="24"/>
+          <w:lang w:val="en-US"/>
+        </w:rPr>
+        <w:t>clock</w:t>
+      </w:r>
+      <w:r>
+        <w:rPr>
+          <w:rFonts w:ascii="Times New Roman" w:hAnsi="Times New Roman" w:cs="Times New Roman"/>
+          <w:i w:val="0"/>
+          <w:iCs w:val="0"/>
+          <w:color w:val="000000" w:themeColor="text1"/>
+          <w:sz w:val="24"/>
+          <w:szCs w:val="24"/>
+        </w:rPr>
+        <w:t xml:space="preserve"> </w:t>
+      </w:r>
+      <w:r>
+        <w:rPr>
+          <w:rFonts w:ascii="Times New Roman" w:hAnsi="Times New Roman" w:cs="Times New Roman"/>
+          <w:i w:val="0"/>
+          <w:iCs w:val="0"/>
+          <w:color w:val="000000" w:themeColor="text1"/>
+          <w:sz w:val="24"/>
+          <w:szCs w:val="24"/>
+          <w:lang w:val="en-US"/>
+        </w:rPr>
+        <w:t>set</w:t>
+      </w:r>
+      <w:r>
+        <w:rPr>
+          <w:rFonts w:ascii="Times New Roman" w:hAnsi="Times New Roman" w:cs="Times New Roman"/>
+          <w:i w:val="0"/>
+          <w:iCs w:val="0"/>
+          <w:color w:val="000000" w:themeColor="text1"/>
+          <w:sz w:val="24"/>
+          <w:szCs w:val="24"/>
+        </w:rPr>
+        <w:t xml:space="preserve"> 15:00:00 32".</w:t>
       </w:r>
     </w:p>
     <w:sectPr>
@@ -5265,6 +8547,25 @@
       <w:szCs w:val="24"/>
     </w:rPr>
   </w:style>
+  <w:style w:type="paragraph" w:styleId="a3">
+    <w:name w:val="caption"/>
+    <w:basedOn w:val="a"/>
+    <w:next w:val="a"/>
+    <w:uiPriority w:val="35"/>
+    <w:unhideWhenUsed/>
+    <w:qFormat/>
+    <w:rsid w:val="003C7294"/>
+    <w:pPr>
+      <w:spacing w:after="200" w:line="240" w:lineRule="auto"/>
+    </w:pPr>
+    <w:rPr>
+      <w:i/>
+      <w:iCs/>
+      <w:color w:val="44546A" w:themeColor="text2"/>
+      <w:sz w:val="18"/>
+      <w:szCs w:val="18"/>
+    </w:rPr>
+  </w:style>
 </w:styles>
 </file>
 
@@ -5561,4 +8862,16 @@
     </a:ext>
   </a:extLst>
 </a:theme>
+</file>
+
+<file path=customXml/item1.xml><?xml version="1.0" encoding="utf-8"?>
+<b:Sources xmlns:b="http://schemas.openxmlformats.org/officeDocument/2006/bibliography" xmlns="http://schemas.openxmlformats.org/officeDocument/2006/bibliography" SelectedStyle="\APASixthEditionOfficeOnline.xsl" StyleName="APA" Version="6"/>
+</file>
+
+<file path=customXml/itemProps1.xml><?xml version="1.0" encoding="utf-8"?>
+<ds:datastoreItem xmlns:ds="http://schemas.openxmlformats.org/officeDocument/2006/customXml" ds:itemID="{5B465A05-016C-4376-AB73-413C281864C8}">
+  <ds:schemaRefs>
+    <ds:schemaRef ds:uri="http://schemas.openxmlformats.org/officeDocument/2006/bibliography"/>
+  </ds:schemaRefs>
+</ds:datastoreItem>
 </file>
--- a/БКС/Отчеты/БКС практика1.docx
+++ b/БКС/Отчеты/БКС практика1.docx
@@ -1349,29 +1349,7 @@
           <w:szCs w:val="28"/>
           <w:lang w:eastAsia="ru-RU"/>
         </w:rPr>
-        <w:t xml:space="preserve"> конфигурации </w:t>
-      </w:r>
-      <w:proofErr w:type="gramStart"/>
-      <w:r>
-        <w:rPr>
-          <w:rFonts w:ascii="Times New Roman" w:eastAsia="Times New Roman" w:hAnsi="Times New Roman" w:cs="Times New Roman"/>
-          <w:color w:val="000000"/>
-          <w:sz w:val="28"/>
-          <w:szCs w:val="28"/>
-          <w:lang w:eastAsia="ru-RU"/>
-        </w:rPr>
-        <w:t>портов ,</w:t>
-      </w:r>
-      <w:proofErr w:type="gramEnd"/>
-      <w:r>
-        <w:rPr>
-          <w:rFonts w:ascii="Times New Roman" w:eastAsia="Times New Roman" w:hAnsi="Times New Roman" w:cs="Times New Roman"/>
-          <w:color w:val="000000"/>
-          <w:sz w:val="28"/>
-          <w:szCs w:val="28"/>
-          <w:lang w:eastAsia="ru-RU"/>
-        </w:rPr>
-        <w:t xml:space="preserve"> заданных по умолчанию.</w:t>
+        <w:t xml:space="preserve"> конфигурации портов, заданных по умолчанию.</w:t>
       </w:r>
     </w:p>
     <w:p>
@@ -3149,25 +3127,39 @@
           <w:sz w:val="28"/>
           <w:szCs w:val="28"/>
         </w:rPr>
-        <w:t xml:space="preserve">. Введите либо команду полностью, либо столько символов, сколько будет нужно для уникального определения команды. Нажмите </w:t>
-      </w:r>
-      <w:proofErr w:type="gramStart"/>
-      <w:r>
-        <w:rPr>
-          <w:color w:val="000000"/>
-          <w:sz w:val="28"/>
-          <w:szCs w:val="28"/>
-        </w:rPr>
-        <w:t>клавишу ,</w:t>
-      </w:r>
-      <w:proofErr w:type="gramEnd"/>
-      <w:r>
-        <w:rPr>
-          <w:color w:val="000000"/>
-          <w:sz w:val="28"/>
-          <w:szCs w:val="28"/>
-        </w:rPr>
-        <w:t xml:space="preserve"> чтобы выполнить команду, и нажмите клавишу ввода.</w:t>
+        <w:t>. Вв</w:t>
+      </w:r>
+      <w:r>
+        <w:rPr>
+          <w:color w:val="000000"/>
+          <w:sz w:val="28"/>
+          <w:szCs w:val="28"/>
+        </w:rPr>
+        <w:t>од</w:t>
+      </w:r>
+      <w:r>
+        <w:rPr>
+          <w:color w:val="000000"/>
+          <w:sz w:val="28"/>
+          <w:szCs w:val="28"/>
+        </w:rPr>
+        <w:t xml:space="preserve"> либо команд</w:t>
+      </w:r>
+      <w:r>
+        <w:rPr>
+          <w:color w:val="000000"/>
+          <w:sz w:val="28"/>
+          <w:szCs w:val="28"/>
+        </w:rPr>
+        <w:t>ы</w:t>
+      </w:r>
+      <w:r>
+        <w:rPr>
+          <w:color w:val="000000"/>
+          <w:sz w:val="28"/>
+          <w:szCs w:val="28"/>
+        </w:rPr>
+        <w:t xml:space="preserve"> полностью, либо столько символов, сколько будет нужно для уникального определения команды. </w:t>
       </w:r>
     </w:p>
     <w:p>
@@ -3491,7 +3483,39 @@
           <w:sz w:val="28"/>
           <w:szCs w:val="28"/>
         </w:rPr>
-        <w:t>б. Нажмите клавишу ввода, чтобы принять параметр по умолчанию, заключенный в квадратные скобки, — </w:t>
+        <w:t>б. Наж</w:t>
+      </w:r>
+      <w:r>
+        <w:rPr>
+          <w:color w:val="000000"/>
+          <w:sz w:val="28"/>
+          <w:szCs w:val="28"/>
+        </w:rPr>
+        <w:t>атие</w:t>
+      </w:r>
+      <w:r>
+        <w:rPr>
+          <w:color w:val="000000"/>
+          <w:sz w:val="28"/>
+          <w:szCs w:val="28"/>
+        </w:rPr>
+        <w:t xml:space="preserve"> клавиш</w:t>
+      </w:r>
+      <w:r>
+        <w:rPr>
+          <w:color w:val="000000"/>
+          <w:sz w:val="28"/>
+          <w:szCs w:val="28"/>
+        </w:rPr>
+        <w:t>и</w:t>
+      </w:r>
+      <w:r>
+        <w:rPr>
+          <w:color w:val="000000"/>
+          <w:sz w:val="28"/>
+          <w:szCs w:val="28"/>
+        </w:rPr>
+        <w:t xml:space="preserve"> ввода, чтобы принять параметр по умолчанию, заключенный в квадратные скобки, — </w:t>
       </w:r>
       <w:r>
         <w:rPr>
@@ -3640,139 +3664,108 @@
           <w:color w:val="000000" w:themeColor="text1"/>
           <w:sz w:val="40"/>
           <w:szCs w:val="40"/>
+        </w:rPr>
+      </w:pPr>
+      <w:r>
+        <w:rPr>
+          <w:rFonts w:ascii="Times New Roman" w:hAnsi="Times New Roman" w:cs="Times New Roman"/>
+          <w:i w:val="0"/>
+          <w:iCs w:val="0"/>
+          <w:color w:val="000000" w:themeColor="text1"/>
+          <w:sz w:val="24"/>
+          <w:szCs w:val="24"/>
+        </w:rPr>
+        <w:t xml:space="preserve">Рисунок </w:t>
+      </w:r>
+      <w:r>
+        <w:rPr>
+          <w:rFonts w:ascii="Times New Roman" w:hAnsi="Times New Roman" w:cs="Times New Roman"/>
+          <w:i w:val="0"/>
+          <w:iCs w:val="0"/>
+          <w:color w:val="000000" w:themeColor="text1"/>
+          <w:sz w:val="24"/>
+          <w:szCs w:val="24"/>
+        </w:rPr>
+        <w:fldChar w:fldCharType="begin"/>
+      </w:r>
+      <w:r>
+        <w:rPr>
+          <w:rFonts w:ascii="Times New Roman" w:hAnsi="Times New Roman" w:cs="Times New Roman"/>
+          <w:i w:val="0"/>
+          <w:iCs w:val="0"/>
+          <w:color w:val="000000" w:themeColor="text1"/>
+          <w:sz w:val="24"/>
+          <w:szCs w:val="24"/>
+        </w:rPr>
+        <w:instrText xml:space="preserve"> SEQ Рисунок \* ARABIC </w:instrText>
+      </w:r>
+      <w:r>
+        <w:rPr>
+          <w:rFonts w:ascii="Times New Roman" w:hAnsi="Times New Roman" w:cs="Times New Roman"/>
+          <w:i w:val="0"/>
+          <w:iCs w:val="0"/>
+          <w:color w:val="000000" w:themeColor="text1"/>
+          <w:sz w:val="24"/>
+          <w:szCs w:val="24"/>
+        </w:rPr>
+        <w:fldChar w:fldCharType="separate"/>
+      </w:r>
+      <w:r>
+        <w:rPr>
+          <w:rFonts w:ascii="Times New Roman" w:hAnsi="Times New Roman" w:cs="Times New Roman"/>
+          <w:i w:val="0"/>
+          <w:iCs w:val="0"/>
+          <w:noProof/>
+          <w:color w:val="000000" w:themeColor="text1"/>
+          <w:sz w:val="24"/>
+          <w:szCs w:val="24"/>
+        </w:rPr>
+        <w:t>10</w:t>
+      </w:r>
+      <w:r>
+        <w:rPr>
+          <w:rFonts w:ascii="Times New Roman" w:hAnsi="Times New Roman" w:cs="Times New Roman"/>
+          <w:i w:val="0"/>
+          <w:iCs w:val="0"/>
+          <w:color w:val="000000" w:themeColor="text1"/>
+          <w:sz w:val="24"/>
+          <w:szCs w:val="24"/>
+        </w:rPr>
+        <w:fldChar w:fldCharType="end"/>
+      </w:r>
+      <w:r>
+        <w:rPr>
+          <w:rFonts w:ascii="Times New Roman" w:hAnsi="Times New Roman" w:cs="Times New Roman"/>
+          <w:i w:val="0"/>
+          <w:iCs w:val="0"/>
+          <w:color w:val="000000" w:themeColor="text1"/>
+          <w:sz w:val="24"/>
+          <w:szCs w:val="24"/>
+        </w:rPr>
+        <w:t>. Ввод команды: "</w:t>
+      </w:r>
+      <w:r>
+        <w:rPr>
+          <w:rFonts w:ascii="Times New Roman" w:hAnsi="Times New Roman" w:cs="Times New Roman"/>
+          <w:i w:val="0"/>
+          <w:iCs w:val="0"/>
+          <w:color w:val="000000" w:themeColor="text1"/>
+          <w:sz w:val="24"/>
+          <w:szCs w:val="24"/>
           <w:lang w:val="en-US"/>
         </w:rPr>
-      </w:pPr>
-      <w:r>
-        <w:rPr>
-          <w:rFonts w:ascii="Times New Roman" w:hAnsi="Times New Roman" w:cs="Times New Roman"/>
-          <w:i w:val="0"/>
-          <w:iCs w:val="0"/>
-          <w:color w:val="000000" w:themeColor="text1"/>
-          <w:sz w:val="24"/>
-          <w:szCs w:val="24"/>
-        </w:rPr>
-        <w:t xml:space="preserve">Рисунок </w:t>
-      </w:r>
-      <w:r>
-        <w:rPr>
-          <w:rFonts w:ascii="Times New Roman" w:hAnsi="Times New Roman" w:cs="Times New Roman"/>
-          <w:i w:val="0"/>
-          <w:iCs w:val="0"/>
-          <w:color w:val="000000" w:themeColor="text1"/>
-          <w:sz w:val="24"/>
-          <w:szCs w:val="24"/>
-        </w:rPr>
-        <w:fldChar w:fldCharType="begin"/>
-      </w:r>
-      <w:r>
-        <w:rPr>
-          <w:rFonts w:ascii="Times New Roman" w:hAnsi="Times New Roman" w:cs="Times New Roman"/>
-          <w:i w:val="0"/>
-          <w:iCs w:val="0"/>
-          <w:color w:val="000000" w:themeColor="text1"/>
-          <w:sz w:val="24"/>
-          <w:szCs w:val="24"/>
-        </w:rPr>
-        <w:instrText xml:space="preserve"> SEQ Рисунок \* ARABIC </w:instrText>
-      </w:r>
-      <w:r>
-        <w:rPr>
-          <w:rFonts w:ascii="Times New Roman" w:hAnsi="Times New Roman" w:cs="Times New Roman"/>
-          <w:i w:val="0"/>
-          <w:iCs w:val="0"/>
-          <w:color w:val="000000" w:themeColor="text1"/>
-          <w:sz w:val="24"/>
-          <w:szCs w:val="24"/>
-        </w:rPr>
-        <w:fldChar w:fldCharType="separate"/>
-      </w:r>
-      <w:r>
-        <w:rPr>
-          <w:rFonts w:ascii="Times New Roman" w:hAnsi="Times New Roman" w:cs="Times New Roman"/>
-          <w:i w:val="0"/>
-          <w:iCs w:val="0"/>
-          <w:noProof/>
-          <w:color w:val="000000" w:themeColor="text1"/>
-          <w:sz w:val="24"/>
-          <w:szCs w:val="24"/>
-        </w:rPr>
-        <w:t>10</w:t>
-      </w:r>
-      <w:r>
-        <w:rPr>
-          <w:rFonts w:ascii="Times New Roman" w:hAnsi="Times New Roman" w:cs="Times New Roman"/>
-          <w:i w:val="0"/>
-          <w:iCs w:val="0"/>
-          <w:color w:val="000000" w:themeColor="text1"/>
-          <w:sz w:val="24"/>
-          <w:szCs w:val="24"/>
-        </w:rPr>
-        <w:fldChar w:fldCharType="end"/>
-      </w:r>
-      <w:r>
-        <w:rPr>
-          <w:rFonts w:ascii="Times New Roman" w:hAnsi="Times New Roman" w:cs="Times New Roman"/>
-          <w:i w:val="0"/>
-          <w:iCs w:val="0"/>
-          <w:color w:val="000000" w:themeColor="text1"/>
-          <w:sz w:val="24"/>
-          <w:szCs w:val="24"/>
-          <w:lang w:val="en-US"/>
-        </w:rPr>
-        <w:t xml:space="preserve">. </w:t>
-      </w:r>
-      <w:proofErr w:type="spellStart"/>
-      <w:r>
-        <w:rPr>
-          <w:rFonts w:ascii="Times New Roman" w:hAnsi="Times New Roman" w:cs="Times New Roman"/>
-          <w:i w:val="0"/>
-          <w:iCs w:val="0"/>
-          <w:color w:val="000000" w:themeColor="text1"/>
-          <w:sz w:val="24"/>
-          <w:szCs w:val="24"/>
-          <w:lang w:val="en-US"/>
-        </w:rPr>
-        <w:t>Ввод</w:t>
-      </w:r>
-      <w:proofErr w:type="spellEnd"/>
-      <w:r>
-        <w:rPr>
-          <w:rFonts w:ascii="Times New Roman" w:hAnsi="Times New Roman" w:cs="Times New Roman"/>
-          <w:i w:val="0"/>
-          <w:iCs w:val="0"/>
-          <w:color w:val="000000" w:themeColor="text1"/>
-          <w:sz w:val="24"/>
-          <w:szCs w:val="24"/>
-          <w:lang w:val="en-US"/>
-        </w:rPr>
-        <w:t xml:space="preserve"> </w:t>
-      </w:r>
-      <w:proofErr w:type="spellStart"/>
-      <w:r>
-        <w:rPr>
-          <w:rFonts w:ascii="Times New Roman" w:hAnsi="Times New Roman" w:cs="Times New Roman"/>
-          <w:i w:val="0"/>
-          <w:iCs w:val="0"/>
-          <w:color w:val="000000" w:themeColor="text1"/>
-          <w:sz w:val="24"/>
-          <w:szCs w:val="24"/>
-          <w:lang w:val="en-US"/>
-        </w:rPr>
-        <w:t>команды</w:t>
-      </w:r>
-      <w:proofErr w:type="spellEnd"/>
-      <w:r>
-        <w:rPr>
-          <w:rFonts w:ascii="Times New Roman" w:hAnsi="Times New Roman" w:cs="Times New Roman"/>
-          <w:i w:val="0"/>
-          <w:iCs w:val="0"/>
-          <w:color w:val="000000" w:themeColor="text1"/>
-          <w:sz w:val="24"/>
-          <w:szCs w:val="24"/>
-          <w:lang w:val="en-US"/>
-        </w:rPr>
-        <w:t>: "configure".</w:t>
+        <w:t>configure</w:t>
+      </w:r>
+      <w:r>
+        <w:rPr>
+          <w:rFonts w:ascii="Times New Roman" w:hAnsi="Times New Roman" w:cs="Times New Roman"/>
+          <w:i w:val="0"/>
+          <w:iCs w:val="0"/>
+          <w:color w:val="000000" w:themeColor="text1"/>
+          <w:sz w:val="24"/>
+          <w:szCs w:val="24"/>
+        </w:rPr>
+        <w:t>".</w:t>
       </w:r>
     </w:p>
     <w:p>
@@ -3808,7 +3801,23 @@
           <w:sz w:val="28"/>
           <w:szCs w:val="28"/>
         </w:rPr>
-        <w:t xml:space="preserve">Такой режим называется режимом глобальной конфигурации. Он будет более подробно рассмотрен в последующих упражнениях и лабораторных работах. А теперь вернитесь в привилегированный режим </w:t>
+        <w:t xml:space="preserve">Такой режим называется режимом глобальной конфигурации. </w:t>
+      </w:r>
+      <w:r>
+        <w:rPr>
+          <w:color w:val="000000"/>
+          <w:sz w:val="28"/>
+          <w:szCs w:val="28"/>
+        </w:rPr>
+        <w:t>Возвращение</w:t>
+      </w:r>
+      <w:r>
+        <w:rPr>
+          <w:color w:val="000000"/>
+          <w:sz w:val="28"/>
+          <w:szCs w:val="28"/>
+        </w:rPr>
+        <w:t xml:space="preserve"> в привилегированный режим </w:t>
       </w:r>
       <w:proofErr w:type="gramStart"/>
       <w:r>
@@ -4020,156 +4029,123 @@
           <w:color w:val="000000" w:themeColor="text1"/>
           <w:sz w:val="24"/>
           <w:szCs w:val="24"/>
+        </w:rPr>
+      </w:pPr>
+      <w:r>
+        <w:rPr>
+          <w:rFonts w:ascii="Times New Roman" w:hAnsi="Times New Roman" w:cs="Times New Roman"/>
+          <w:i w:val="0"/>
+          <w:iCs w:val="0"/>
+          <w:color w:val="000000" w:themeColor="text1"/>
+          <w:sz w:val="24"/>
+          <w:szCs w:val="24"/>
+        </w:rPr>
+        <w:t xml:space="preserve">Рисунок </w:t>
+      </w:r>
+      <w:r>
+        <w:rPr>
+          <w:rFonts w:ascii="Times New Roman" w:hAnsi="Times New Roman" w:cs="Times New Roman"/>
+          <w:i w:val="0"/>
+          <w:iCs w:val="0"/>
+          <w:color w:val="000000" w:themeColor="text1"/>
+          <w:sz w:val="24"/>
+          <w:szCs w:val="24"/>
+        </w:rPr>
+        <w:fldChar w:fldCharType="begin"/>
+      </w:r>
+      <w:r>
+        <w:rPr>
+          <w:rFonts w:ascii="Times New Roman" w:hAnsi="Times New Roman" w:cs="Times New Roman"/>
+          <w:i w:val="0"/>
+          <w:iCs w:val="0"/>
+          <w:color w:val="000000" w:themeColor="text1"/>
+          <w:sz w:val="24"/>
+          <w:szCs w:val="24"/>
+        </w:rPr>
+        <w:instrText xml:space="preserve"> SEQ Рисунок \* ARABIC </w:instrText>
+      </w:r>
+      <w:r>
+        <w:rPr>
+          <w:rFonts w:ascii="Times New Roman" w:hAnsi="Times New Roman" w:cs="Times New Roman"/>
+          <w:i w:val="0"/>
+          <w:iCs w:val="0"/>
+          <w:color w:val="000000" w:themeColor="text1"/>
+          <w:sz w:val="24"/>
+          <w:szCs w:val="24"/>
+        </w:rPr>
+        <w:fldChar w:fldCharType="separate"/>
+      </w:r>
+      <w:r>
+        <w:rPr>
+          <w:rFonts w:ascii="Times New Roman" w:hAnsi="Times New Roman" w:cs="Times New Roman"/>
+          <w:i w:val="0"/>
+          <w:iCs w:val="0"/>
+          <w:noProof/>
+          <w:color w:val="000000" w:themeColor="text1"/>
+          <w:sz w:val="24"/>
+          <w:szCs w:val="24"/>
+        </w:rPr>
+        <w:t>11</w:t>
+      </w:r>
+      <w:r>
+        <w:rPr>
+          <w:rFonts w:ascii="Times New Roman" w:hAnsi="Times New Roman" w:cs="Times New Roman"/>
+          <w:i w:val="0"/>
+          <w:iCs w:val="0"/>
+          <w:color w:val="000000" w:themeColor="text1"/>
+          <w:sz w:val="24"/>
+          <w:szCs w:val="24"/>
+        </w:rPr>
+        <w:fldChar w:fldCharType="end"/>
+      </w:r>
+      <w:r>
+        <w:rPr>
+          <w:rFonts w:ascii="Times New Roman" w:hAnsi="Times New Roman" w:cs="Times New Roman"/>
+          <w:i w:val="0"/>
+          <w:iCs w:val="0"/>
+          <w:color w:val="000000" w:themeColor="text1"/>
+          <w:sz w:val="24"/>
+          <w:szCs w:val="24"/>
+        </w:rPr>
+        <w:t>. Ввод команды: "</w:t>
+      </w:r>
+      <w:r>
+        <w:rPr>
+          <w:rFonts w:ascii="Times New Roman" w:hAnsi="Times New Roman" w:cs="Times New Roman"/>
+          <w:i w:val="0"/>
+          <w:iCs w:val="0"/>
+          <w:color w:val="000000" w:themeColor="text1"/>
+          <w:sz w:val="24"/>
+          <w:szCs w:val="24"/>
           <w:lang w:val="en-US"/>
         </w:rPr>
-      </w:pPr>
-      <w:r>
-        <w:rPr>
-          <w:rFonts w:ascii="Times New Roman" w:hAnsi="Times New Roman" w:cs="Times New Roman"/>
-          <w:i w:val="0"/>
-          <w:iCs w:val="0"/>
-          <w:color w:val="000000" w:themeColor="text1"/>
-          <w:sz w:val="24"/>
-          <w:szCs w:val="24"/>
-        </w:rPr>
-        <w:t xml:space="preserve">Рисунок </w:t>
-      </w:r>
-      <w:r>
-        <w:rPr>
-          <w:rFonts w:ascii="Times New Roman" w:hAnsi="Times New Roman" w:cs="Times New Roman"/>
-          <w:i w:val="0"/>
-          <w:iCs w:val="0"/>
-          <w:color w:val="000000" w:themeColor="text1"/>
-          <w:sz w:val="24"/>
-          <w:szCs w:val="24"/>
-        </w:rPr>
-        <w:fldChar w:fldCharType="begin"/>
-      </w:r>
-      <w:r>
-        <w:rPr>
-          <w:rFonts w:ascii="Times New Roman" w:hAnsi="Times New Roman" w:cs="Times New Roman"/>
-          <w:i w:val="0"/>
-          <w:iCs w:val="0"/>
-          <w:color w:val="000000" w:themeColor="text1"/>
-          <w:sz w:val="24"/>
-          <w:szCs w:val="24"/>
-        </w:rPr>
-        <w:instrText xml:space="preserve"> SEQ Рисунок \* ARABIC </w:instrText>
-      </w:r>
-      <w:r>
-        <w:rPr>
-          <w:rFonts w:ascii="Times New Roman" w:hAnsi="Times New Roman" w:cs="Times New Roman"/>
-          <w:i w:val="0"/>
-          <w:iCs w:val="0"/>
-          <w:color w:val="000000" w:themeColor="text1"/>
-          <w:sz w:val="24"/>
-          <w:szCs w:val="24"/>
-        </w:rPr>
-        <w:fldChar w:fldCharType="separate"/>
-      </w:r>
-      <w:r>
-        <w:rPr>
-          <w:rFonts w:ascii="Times New Roman" w:hAnsi="Times New Roman" w:cs="Times New Roman"/>
-          <w:i w:val="0"/>
-          <w:iCs w:val="0"/>
-          <w:noProof/>
-          <w:color w:val="000000" w:themeColor="text1"/>
-          <w:sz w:val="24"/>
-          <w:szCs w:val="24"/>
-        </w:rPr>
-        <w:t>11</w:t>
-      </w:r>
-      <w:r>
-        <w:rPr>
-          <w:rFonts w:ascii="Times New Roman" w:hAnsi="Times New Roman" w:cs="Times New Roman"/>
-          <w:i w:val="0"/>
-          <w:iCs w:val="0"/>
-          <w:color w:val="000000" w:themeColor="text1"/>
-          <w:sz w:val="24"/>
-          <w:szCs w:val="24"/>
-        </w:rPr>
-        <w:fldChar w:fldCharType="end"/>
-      </w:r>
-      <w:r>
-        <w:rPr>
-          <w:rFonts w:ascii="Times New Roman" w:hAnsi="Times New Roman" w:cs="Times New Roman"/>
-          <w:i w:val="0"/>
-          <w:iCs w:val="0"/>
-          <w:color w:val="000000" w:themeColor="text1"/>
-          <w:sz w:val="24"/>
-          <w:szCs w:val="24"/>
-          <w:lang w:val="en-US"/>
-        </w:rPr>
-        <w:t xml:space="preserve">. </w:t>
-      </w:r>
-      <w:proofErr w:type="spellStart"/>
-      <w:r>
-        <w:rPr>
-          <w:rFonts w:ascii="Times New Roman" w:hAnsi="Times New Roman" w:cs="Times New Roman"/>
-          <w:i w:val="0"/>
-          <w:iCs w:val="0"/>
-          <w:color w:val="000000" w:themeColor="text1"/>
-          <w:sz w:val="24"/>
-          <w:szCs w:val="24"/>
-          <w:lang w:val="en-US"/>
-        </w:rPr>
-        <w:t>Ввод</w:t>
-      </w:r>
-      <w:proofErr w:type="spellEnd"/>
-      <w:r>
-        <w:rPr>
-          <w:rFonts w:ascii="Times New Roman" w:hAnsi="Times New Roman" w:cs="Times New Roman"/>
-          <w:i w:val="0"/>
-          <w:iCs w:val="0"/>
-          <w:color w:val="000000" w:themeColor="text1"/>
-          <w:sz w:val="24"/>
-          <w:szCs w:val="24"/>
-          <w:lang w:val="en-US"/>
-        </w:rPr>
-        <w:t xml:space="preserve"> </w:t>
-      </w:r>
-      <w:proofErr w:type="spellStart"/>
-      <w:r>
-        <w:rPr>
-          <w:rFonts w:ascii="Times New Roman" w:hAnsi="Times New Roman" w:cs="Times New Roman"/>
-          <w:i w:val="0"/>
-          <w:iCs w:val="0"/>
-          <w:color w:val="000000" w:themeColor="text1"/>
-          <w:sz w:val="24"/>
-          <w:szCs w:val="24"/>
-          <w:lang w:val="en-US"/>
-        </w:rPr>
-        <w:t>команды</w:t>
-      </w:r>
-      <w:proofErr w:type="spellEnd"/>
-      <w:r>
-        <w:rPr>
-          <w:rFonts w:ascii="Times New Roman" w:hAnsi="Times New Roman" w:cs="Times New Roman"/>
-          <w:i w:val="0"/>
-          <w:iCs w:val="0"/>
-          <w:color w:val="000000" w:themeColor="text1"/>
-          <w:sz w:val="24"/>
-          <w:szCs w:val="24"/>
-          <w:lang w:val="en-US"/>
-        </w:rPr>
-        <w:t>: "exit".</w:t>
-      </w:r>
-    </w:p>
-    <w:p>
-      <w:pPr>
-        <w:rPr>
-          <w:rFonts w:ascii="Times New Roman" w:hAnsi="Times New Roman" w:cs="Times New Roman"/>
-          <w:sz w:val="28"/>
-          <w:szCs w:val="28"/>
-          <w:lang w:val="en-US"/>
-        </w:rPr>
-      </w:pPr>
-      <w:r>
-        <w:rPr>
-          <w:rFonts w:ascii="Times New Roman" w:hAnsi="Times New Roman" w:cs="Times New Roman"/>
-          <w:sz w:val="28"/>
-          <w:szCs w:val="28"/>
-          <w:lang w:val="en-US"/>
+        <w:t>exit</w:t>
+      </w:r>
+      <w:r>
+        <w:rPr>
+          <w:rFonts w:ascii="Times New Roman" w:hAnsi="Times New Roman" w:cs="Times New Roman"/>
+          <w:i w:val="0"/>
+          <w:iCs w:val="0"/>
+          <w:color w:val="000000" w:themeColor="text1"/>
+          <w:sz w:val="24"/>
+          <w:szCs w:val="24"/>
+        </w:rPr>
+        <w:t>".</w:t>
+      </w:r>
+    </w:p>
+    <w:p>
+      <w:pPr>
+        <w:rPr>
+          <w:rFonts w:ascii="Times New Roman" w:hAnsi="Times New Roman" w:cs="Times New Roman"/>
+          <w:sz w:val="28"/>
+          <w:szCs w:val="28"/>
+        </w:rPr>
+      </w:pPr>
+      <w:r>
+        <w:rPr>
+          <w:rFonts w:ascii="Times New Roman" w:hAnsi="Times New Roman" w:cs="Times New Roman"/>
+          <w:sz w:val="28"/>
+          <w:szCs w:val="28"/>
         </w:rPr>
         <w:br w:type="page"/>
       </w:r>
@@ -4233,27 +4209,39 @@
           <w:sz w:val="28"/>
           <w:szCs w:val="28"/>
         </w:rPr>
-        <w:t>a. Используйте команду </w:t>
-      </w:r>
-      <w:proofErr w:type="spellStart"/>
-      <w:r>
-        <w:rPr>
-          <w:b/>
-          <w:bCs/>
-          <w:color w:val="000000"/>
-          <w:sz w:val="28"/>
-          <w:szCs w:val="28"/>
-        </w:rPr>
-        <w:t>clock</w:t>
-      </w:r>
-      <w:proofErr w:type="spellEnd"/>
-      <w:r>
-        <w:rPr>
-          <w:color w:val="000000"/>
-          <w:sz w:val="28"/>
-          <w:szCs w:val="28"/>
-        </w:rPr>
-        <w:t>, чтобы подробнее изучить справку и синтаксис команды. Введите </w:t>
+        <w:t>a. Использ</w:t>
+      </w:r>
+      <w:r>
+        <w:rPr>
+          <w:color w:val="000000"/>
+          <w:sz w:val="28"/>
+          <w:szCs w:val="28"/>
+        </w:rPr>
+        <w:t>ование</w:t>
+      </w:r>
+      <w:r>
+        <w:rPr>
+          <w:color w:val="000000"/>
+          <w:sz w:val="28"/>
+          <w:szCs w:val="28"/>
+        </w:rPr>
+        <w:t xml:space="preserve"> команд</w:t>
+      </w:r>
+      <w:r>
+        <w:rPr>
+          <w:color w:val="000000"/>
+          <w:sz w:val="28"/>
+          <w:szCs w:val="28"/>
+        </w:rPr>
+        <w:t>ы</w:t>
+      </w:r>
+      <w:r>
+        <w:rPr>
+          <w:color w:val="000000"/>
+          <w:sz w:val="28"/>
+          <w:szCs w:val="28"/>
+        </w:rPr>
+        <w:t> </w:t>
       </w:r>
       <w:proofErr w:type="spellStart"/>
       <w:r>
@@ -4601,7 +4589,71 @@
           <w:sz w:val="28"/>
           <w:szCs w:val="28"/>
         </w:rPr>
-        <w:t>б. Используйте контекстную справку и команду </w:t>
+        <w:t>б. Использ</w:t>
+      </w:r>
+      <w:r>
+        <w:rPr>
+          <w:color w:val="000000"/>
+          <w:sz w:val="28"/>
+          <w:szCs w:val="28"/>
+        </w:rPr>
+        <w:t>ование</w:t>
+      </w:r>
+      <w:r>
+        <w:rPr>
+          <w:color w:val="000000"/>
+          <w:sz w:val="28"/>
+          <w:szCs w:val="28"/>
+        </w:rPr>
+        <w:t xml:space="preserve"> контекстн</w:t>
+      </w:r>
+      <w:r>
+        <w:rPr>
+          <w:color w:val="000000"/>
+          <w:sz w:val="28"/>
+          <w:szCs w:val="28"/>
+        </w:rPr>
+        <w:t>ой</w:t>
+      </w:r>
+      <w:r>
+        <w:rPr>
+          <w:color w:val="000000"/>
+          <w:sz w:val="28"/>
+          <w:szCs w:val="28"/>
+        </w:rPr>
+        <w:t xml:space="preserve"> справк</w:t>
+      </w:r>
+      <w:r>
+        <w:rPr>
+          <w:color w:val="000000"/>
+          <w:sz w:val="28"/>
+          <w:szCs w:val="28"/>
+        </w:rPr>
+        <w:t>и</w:t>
+      </w:r>
+      <w:r>
+        <w:rPr>
+          <w:color w:val="000000"/>
+          <w:sz w:val="28"/>
+          <w:szCs w:val="28"/>
+        </w:rPr>
+        <w:t xml:space="preserve"> и команд</w:t>
+      </w:r>
+      <w:r>
+        <w:rPr>
+          <w:color w:val="000000"/>
+          <w:sz w:val="28"/>
+          <w:szCs w:val="28"/>
+        </w:rPr>
+        <w:t>ы</w:t>
+      </w:r>
+      <w:r>
+        <w:rPr>
+          <w:color w:val="000000"/>
+          <w:sz w:val="28"/>
+          <w:szCs w:val="28"/>
+        </w:rPr>
+        <w:t> </w:t>
       </w:r>
       <w:proofErr w:type="spellStart"/>
       <w:r>
@@ -4621,27 +4673,7 @@
           <w:sz w:val="28"/>
           <w:szCs w:val="28"/>
         </w:rPr>
-        <w:t>, чтобы установить текущее время на коммутаторе. Введите команду </w:t>
-      </w:r>
-      <w:proofErr w:type="spellStart"/>
-      <w:r>
-        <w:rPr>
-          <w:b/>
-          <w:bCs/>
-          <w:color w:val="000000"/>
-          <w:sz w:val="28"/>
-          <w:szCs w:val="28"/>
-        </w:rPr>
-        <w:t>clock</w:t>
-      </w:r>
-      <w:proofErr w:type="spellEnd"/>
-      <w:r>
-        <w:rPr>
-          <w:color w:val="000000"/>
-          <w:sz w:val="28"/>
-          <w:szCs w:val="28"/>
-        </w:rPr>
-        <w:t> и нажмите клавишу ввода.</w:t>
+        <w:t>, чтобы установить текущее время на коммутаторе.</w:t>
       </w:r>
     </w:p>
     <w:p>
@@ -5269,74 +5301,32 @@
           <w:color w:val="000000" w:themeColor="text1"/>
           <w:sz w:val="24"/>
           <w:szCs w:val="24"/>
+        </w:rPr>
+        <w:t>. Ввод команды: "</w:t>
+      </w:r>
+      <w:proofErr w:type="gramStart"/>
+      <w:r>
+        <w:rPr>
+          <w:rFonts w:ascii="Times New Roman" w:hAnsi="Times New Roman" w:cs="Times New Roman"/>
+          <w:i w:val="0"/>
+          <w:iCs w:val="0"/>
+          <w:color w:val="000000" w:themeColor="text1"/>
+          <w:sz w:val="24"/>
+          <w:szCs w:val="24"/>
           <w:lang w:val="en-US"/>
         </w:rPr>
-        <w:t xml:space="preserve">. </w:t>
-      </w:r>
-      <w:proofErr w:type="spellStart"/>
-      <w:r>
-        <w:rPr>
-          <w:rFonts w:ascii="Times New Roman" w:hAnsi="Times New Roman" w:cs="Times New Roman"/>
-          <w:i w:val="0"/>
-          <w:iCs w:val="0"/>
-          <w:color w:val="000000" w:themeColor="text1"/>
-          <w:sz w:val="24"/>
-          <w:szCs w:val="24"/>
-          <w:lang w:val="en-US"/>
-        </w:rPr>
-        <w:t>Ввод</w:t>
-      </w:r>
-      <w:proofErr w:type="spellEnd"/>
-      <w:r>
-        <w:rPr>
-          <w:rFonts w:ascii="Times New Roman" w:hAnsi="Times New Roman" w:cs="Times New Roman"/>
-          <w:i w:val="0"/>
-          <w:iCs w:val="0"/>
-          <w:color w:val="000000" w:themeColor="text1"/>
-          <w:sz w:val="24"/>
-          <w:szCs w:val="24"/>
-          <w:lang w:val="en-US"/>
-        </w:rPr>
-        <w:t xml:space="preserve"> </w:t>
-      </w:r>
-      <w:proofErr w:type="spellStart"/>
-      <w:r>
-        <w:rPr>
-          <w:rFonts w:ascii="Times New Roman" w:hAnsi="Times New Roman" w:cs="Times New Roman"/>
-          <w:i w:val="0"/>
-          <w:iCs w:val="0"/>
-          <w:color w:val="000000" w:themeColor="text1"/>
-          <w:sz w:val="24"/>
-          <w:szCs w:val="24"/>
-          <w:lang w:val="en-US"/>
-        </w:rPr>
-        <w:t>команды</w:t>
-      </w:r>
-      <w:proofErr w:type="spellEnd"/>
-      <w:r>
-        <w:rPr>
-          <w:rFonts w:ascii="Times New Roman" w:hAnsi="Times New Roman" w:cs="Times New Roman"/>
-          <w:i w:val="0"/>
-          <w:iCs w:val="0"/>
-          <w:color w:val="000000" w:themeColor="text1"/>
-          <w:sz w:val="24"/>
-          <w:szCs w:val="24"/>
-          <w:lang w:val="en-US"/>
-        </w:rPr>
-        <w:t>: "</w:t>
-      </w:r>
-      <w:proofErr w:type="gramStart"/>
-      <w:r>
-        <w:rPr>
-          <w:rFonts w:ascii="Times New Roman" w:hAnsi="Times New Roman" w:cs="Times New Roman"/>
-          <w:i w:val="0"/>
-          <w:iCs w:val="0"/>
-          <w:color w:val="000000" w:themeColor="text1"/>
-          <w:sz w:val="24"/>
-          <w:szCs w:val="24"/>
-          <w:lang w:val="en-US"/>
-        </w:rPr>
-        <w:t>clock ?</w:t>
+        <w:t>clock</w:t>
+      </w:r>
+      <w:r>
+        <w:rPr>
+          <w:rFonts w:ascii="Times New Roman" w:hAnsi="Times New Roman" w:cs="Times New Roman"/>
+          <w:i w:val="0"/>
+          <w:iCs w:val="0"/>
+          <w:color w:val="000000" w:themeColor="text1"/>
+          <w:sz w:val="24"/>
+          <w:szCs w:val="24"/>
+        </w:rPr>
+        <w:t xml:space="preserve"> ?</w:t>
       </w:r>
       <w:proofErr w:type="gramEnd"/>
       <w:r>
@@ -5347,7 +5337,6 @@
           <w:color w:val="000000" w:themeColor="text1"/>
           <w:sz w:val="24"/>
           <w:szCs w:val="24"/>
-          <w:lang w:val="en-US"/>
         </w:rPr>
         <w:t>".</w:t>
       </w:r>
@@ -5369,7 +5358,39 @@
           <w:sz w:val="28"/>
           <w:szCs w:val="28"/>
         </w:rPr>
-        <w:t>г. Настройте время с помощью команды </w:t>
+        <w:t>г. Настрой</w:t>
+      </w:r>
+      <w:r>
+        <w:rPr>
+          <w:color w:val="000000"/>
+          <w:sz w:val="28"/>
+          <w:szCs w:val="28"/>
+        </w:rPr>
+        <w:t>ка</w:t>
+      </w:r>
+      <w:r>
+        <w:rPr>
+          <w:color w:val="000000"/>
+          <w:sz w:val="28"/>
+          <w:szCs w:val="28"/>
+        </w:rPr>
+        <w:t xml:space="preserve"> врем</w:t>
+      </w:r>
+      <w:r>
+        <w:rPr>
+          <w:color w:val="000000"/>
+          <w:sz w:val="28"/>
+          <w:szCs w:val="28"/>
+        </w:rPr>
+        <w:t>ени</w:t>
+      </w:r>
+      <w:r>
+        <w:rPr>
+          <w:color w:val="000000"/>
+          <w:sz w:val="28"/>
+          <w:szCs w:val="28"/>
+        </w:rPr>
+        <w:t xml:space="preserve"> с помощью команды </w:t>
       </w:r>
       <w:proofErr w:type="spellStart"/>
       <w:r>
@@ -5411,7 +5432,7 @@
           <w:sz w:val="28"/>
           <w:szCs w:val="28"/>
         </w:rPr>
-        <w:t>. Продолжайте выполнять команду поэтапно.</w:t>
+        <w:t>.</w:t>
       </w:r>
     </w:p>
     <w:p>
@@ -6088,7 +6109,23 @@
           <w:sz w:val="28"/>
           <w:szCs w:val="28"/>
         </w:rPr>
-        <w:t> , введите время 15:00 в 24-часовом формате (15:00:00). Проверьте, нужны ли дополнительные параметры.</w:t>
+        <w:t> , вв</w:t>
+      </w:r>
+      <w:r>
+        <w:rPr>
+          <w:color w:val="000000"/>
+          <w:sz w:val="28"/>
+          <w:szCs w:val="28"/>
+        </w:rPr>
+        <w:t>ёл</w:t>
+      </w:r>
+      <w:r>
+        <w:rPr>
+          <w:color w:val="000000"/>
+          <w:sz w:val="28"/>
+          <w:szCs w:val="28"/>
+        </w:rPr>
+        <w:t xml:space="preserve"> время 15:00 в 24-часовом формате (15:00:00). </w:t>
       </w:r>
     </w:p>
     <w:p>
@@ -6418,49 +6455,47 @@
           <w:sz w:val="28"/>
           <w:szCs w:val="28"/>
         </w:rPr>
-        <w:t>Попробуйте установить дату 31 января 2035 г., используя запрошенный формат. Для этого может потребоваться запросить дополнительную информацию с помощью контекстной справки. По окончании выполните команду </w:t>
-      </w:r>
-      <w:proofErr w:type="spellStart"/>
-      <w:r>
-        <w:rPr>
-          <w:b/>
-          <w:bCs/>
-          <w:color w:val="000000"/>
-          <w:sz w:val="28"/>
-          <w:szCs w:val="28"/>
-        </w:rPr>
-        <w:t>show</w:t>
-      </w:r>
-      <w:proofErr w:type="spellEnd"/>
-      <w:r>
-        <w:rPr>
-          <w:b/>
-          <w:bCs/>
-          <w:color w:val="000000"/>
-          <w:sz w:val="28"/>
-          <w:szCs w:val="28"/>
-        </w:rPr>
-        <w:t xml:space="preserve"> </w:t>
-      </w:r>
-      <w:proofErr w:type="spellStart"/>
-      <w:r>
-        <w:rPr>
-          <w:b/>
-          <w:bCs/>
-          <w:color w:val="000000"/>
-          <w:sz w:val="28"/>
-          <w:szCs w:val="28"/>
-        </w:rPr>
-        <w:t>clock</w:t>
-      </w:r>
-      <w:proofErr w:type="spellEnd"/>
-      <w:r>
-        <w:rPr>
-          <w:color w:val="000000"/>
-          <w:sz w:val="28"/>
-          <w:szCs w:val="28"/>
-        </w:rPr>
-        <w:t>, чтобы отобразить настройку часов. В результате на экране должны отобразиться следующие данные.</w:t>
+        <w:t>У</w:t>
+      </w:r>
+      <w:r>
+        <w:rPr>
+          <w:color w:val="000000"/>
+          <w:sz w:val="28"/>
+          <w:szCs w:val="28"/>
+        </w:rPr>
+        <w:t>станов</w:t>
+      </w:r>
+      <w:r>
+        <w:rPr>
+          <w:color w:val="000000"/>
+          <w:sz w:val="28"/>
+          <w:szCs w:val="28"/>
+        </w:rPr>
+        <w:t>ка</w:t>
+      </w:r>
+      <w:r>
+        <w:rPr>
+          <w:color w:val="000000"/>
+          <w:sz w:val="28"/>
+          <w:szCs w:val="28"/>
+        </w:rPr>
+        <w:t xml:space="preserve"> дат</w:t>
+      </w:r>
+      <w:r>
+        <w:rPr>
+          <w:color w:val="000000"/>
+          <w:sz w:val="28"/>
+          <w:szCs w:val="28"/>
+        </w:rPr>
+        <w:t>ы</w:t>
+      </w:r>
+      <w:r>
+        <w:rPr>
+          <w:color w:val="000000"/>
+          <w:sz w:val="28"/>
+          <w:szCs w:val="28"/>
+        </w:rPr>
+        <w:t xml:space="preserve"> 31 января 2035 г., используя запрошенный формат. </w:t>
       </w:r>
     </w:p>
     <w:p>
@@ -6805,7 +6840,79 @@
           <w:sz w:val="28"/>
           <w:szCs w:val="28"/>
         </w:rPr>
-        <w:t>Шаг 2. Изучите дополнительные командные сообщения.</w:t>
+        <w:t>Шаг 2. Изуч</w:t>
+      </w:r>
+      <w:r>
+        <w:rPr>
+          <w:rFonts w:ascii="Times New Roman" w:hAnsi="Times New Roman" w:cs="Times New Roman"/>
+          <w:color w:val="000000"/>
+          <w:sz w:val="28"/>
+          <w:szCs w:val="28"/>
+        </w:rPr>
+        <w:t>ение</w:t>
+      </w:r>
+      <w:r>
+        <w:rPr>
+          <w:rFonts w:ascii="Times New Roman" w:hAnsi="Times New Roman" w:cs="Times New Roman"/>
+          <w:color w:val="000000"/>
+          <w:sz w:val="28"/>
+          <w:szCs w:val="28"/>
+        </w:rPr>
+        <w:t xml:space="preserve"> дополнительны</w:t>
+      </w:r>
+      <w:r>
+        <w:rPr>
+          <w:rFonts w:ascii="Times New Roman" w:hAnsi="Times New Roman" w:cs="Times New Roman"/>
+          <w:color w:val="000000"/>
+          <w:sz w:val="28"/>
+          <w:szCs w:val="28"/>
+        </w:rPr>
+        <w:t>х</w:t>
+      </w:r>
+      <w:r>
+        <w:rPr>
+          <w:rFonts w:ascii="Times New Roman" w:hAnsi="Times New Roman" w:cs="Times New Roman"/>
+          <w:color w:val="000000"/>
+          <w:sz w:val="28"/>
+          <w:szCs w:val="28"/>
+        </w:rPr>
+        <w:t xml:space="preserve"> командны</w:t>
+      </w:r>
+      <w:r>
+        <w:rPr>
+          <w:rFonts w:ascii="Times New Roman" w:hAnsi="Times New Roman" w:cs="Times New Roman"/>
+          <w:color w:val="000000"/>
+          <w:sz w:val="28"/>
+          <w:szCs w:val="28"/>
+        </w:rPr>
+        <w:t>х</w:t>
+      </w:r>
+      <w:r>
+        <w:rPr>
+          <w:rFonts w:ascii="Times New Roman" w:hAnsi="Times New Roman" w:cs="Times New Roman"/>
+          <w:color w:val="000000"/>
+          <w:sz w:val="28"/>
+          <w:szCs w:val="28"/>
+        </w:rPr>
+        <w:t xml:space="preserve"> сообщени</w:t>
+      </w:r>
+      <w:r>
+        <w:rPr>
+          <w:rFonts w:ascii="Times New Roman" w:hAnsi="Times New Roman" w:cs="Times New Roman"/>
+          <w:color w:val="000000"/>
+          <w:sz w:val="28"/>
+          <w:szCs w:val="28"/>
+        </w:rPr>
+        <w:t>й</w:t>
+      </w:r>
+      <w:r>
+        <w:rPr>
+          <w:rFonts w:ascii="Times New Roman" w:hAnsi="Times New Roman" w:cs="Times New Roman"/>
+          <w:color w:val="000000"/>
+          <w:sz w:val="28"/>
+          <w:szCs w:val="28"/>
+        </w:rPr>
+        <w:t>.</w:t>
       </w:r>
     </w:p>
     <w:p>
@@ -6825,7 +6932,71 @@
           <w:sz w:val="28"/>
           <w:szCs w:val="28"/>
         </w:rPr>
-        <w:t>б. Введите следующую команду и запишите сообщение.</w:t>
+        <w:t>б. Вв</w:t>
+      </w:r>
+      <w:r>
+        <w:rPr>
+          <w:color w:val="000000"/>
+          <w:sz w:val="28"/>
+          <w:szCs w:val="28"/>
+        </w:rPr>
+        <w:t>од</w:t>
+      </w:r>
+      <w:r>
+        <w:rPr>
+          <w:color w:val="000000"/>
+          <w:sz w:val="28"/>
+          <w:szCs w:val="28"/>
+        </w:rPr>
+        <w:t xml:space="preserve"> следующ</w:t>
+      </w:r>
+      <w:r>
+        <w:rPr>
+          <w:color w:val="000000"/>
+          <w:sz w:val="28"/>
+          <w:szCs w:val="28"/>
+        </w:rPr>
+        <w:t>их</w:t>
+      </w:r>
+      <w:r>
+        <w:rPr>
+          <w:color w:val="000000"/>
+          <w:sz w:val="28"/>
+          <w:szCs w:val="28"/>
+        </w:rPr>
+        <w:t xml:space="preserve"> команд и запи</w:t>
+      </w:r>
+      <w:r>
+        <w:rPr>
+          <w:color w:val="000000"/>
+          <w:sz w:val="28"/>
+          <w:szCs w:val="28"/>
+        </w:rPr>
+        <w:t>сь</w:t>
+      </w:r>
+      <w:r>
+        <w:rPr>
+          <w:color w:val="000000"/>
+          <w:sz w:val="28"/>
+          <w:szCs w:val="28"/>
+        </w:rPr>
+        <w:t xml:space="preserve"> сообщени</w:t>
+      </w:r>
+      <w:r>
+        <w:rPr>
+          <w:color w:val="000000"/>
+          <w:sz w:val="28"/>
+          <w:szCs w:val="28"/>
+        </w:rPr>
+        <w:t>й</w:t>
+      </w:r>
+      <w:r>
+        <w:rPr>
+          <w:color w:val="000000"/>
+          <w:sz w:val="28"/>
+          <w:szCs w:val="28"/>
+        </w:rPr>
+        <w:t>.</w:t>
       </w:r>
     </w:p>
     <w:p>
@@ -6948,139 +7119,108 @@
           <w:color w:val="000000" w:themeColor="text1"/>
           <w:sz w:val="24"/>
           <w:szCs w:val="24"/>
+        </w:rPr>
+      </w:pPr>
+      <w:r>
+        <w:rPr>
+          <w:rFonts w:ascii="Times New Roman" w:hAnsi="Times New Roman" w:cs="Times New Roman"/>
+          <w:i w:val="0"/>
+          <w:iCs w:val="0"/>
+          <w:color w:val="000000" w:themeColor="text1"/>
+          <w:sz w:val="24"/>
+          <w:szCs w:val="24"/>
+        </w:rPr>
+        <w:t xml:space="preserve">Рисунок </w:t>
+      </w:r>
+      <w:r>
+        <w:rPr>
+          <w:rFonts w:ascii="Times New Roman" w:hAnsi="Times New Roman" w:cs="Times New Roman"/>
+          <w:i w:val="0"/>
+          <w:iCs w:val="0"/>
+          <w:color w:val="000000" w:themeColor="text1"/>
+          <w:sz w:val="24"/>
+          <w:szCs w:val="24"/>
+        </w:rPr>
+        <w:fldChar w:fldCharType="begin"/>
+      </w:r>
+      <w:r>
+        <w:rPr>
+          <w:rFonts w:ascii="Times New Roman" w:hAnsi="Times New Roman" w:cs="Times New Roman"/>
+          <w:i w:val="0"/>
+          <w:iCs w:val="0"/>
+          <w:color w:val="000000" w:themeColor="text1"/>
+          <w:sz w:val="24"/>
+          <w:szCs w:val="24"/>
+        </w:rPr>
+        <w:instrText xml:space="preserve"> SEQ Рисунок \* ARABIC </w:instrText>
+      </w:r>
+      <w:r>
+        <w:rPr>
+          <w:rFonts w:ascii="Times New Roman" w:hAnsi="Times New Roman" w:cs="Times New Roman"/>
+          <w:i w:val="0"/>
+          <w:iCs w:val="0"/>
+          <w:color w:val="000000" w:themeColor="text1"/>
+          <w:sz w:val="24"/>
+          <w:szCs w:val="24"/>
+        </w:rPr>
+        <w:fldChar w:fldCharType="separate"/>
+      </w:r>
+      <w:r>
+        <w:rPr>
+          <w:rFonts w:ascii="Times New Roman" w:hAnsi="Times New Roman" w:cs="Times New Roman"/>
+          <w:i w:val="0"/>
+          <w:iCs w:val="0"/>
+          <w:noProof/>
+          <w:color w:val="000000" w:themeColor="text1"/>
+          <w:sz w:val="24"/>
+          <w:szCs w:val="24"/>
+        </w:rPr>
+        <w:t>19</w:t>
+      </w:r>
+      <w:r>
+        <w:rPr>
+          <w:rFonts w:ascii="Times New Roman" w:hAnsi="Times New Roman" w:cs="Times New Roman"/>
+          <w:i w:val="0"/>
+          <w:iCs w:val="0"/>
+          <w:color w:val="000000" w:themeColor="text1"/>
+          <w:sz w:val="24"/>
+          <w:szCs w:val="24"/>
+        </w:rPr>
+        <w:fldChar w:fldCharType="end"/>
+      </w:r>
+      <w:r>
+        <w:rPr>
+          <w:rFonts w:ascii="Times New Roman" w:hAnsi="Times New Roman" w:cs="Times New Roman"/>
+          <w:i w:val="0"/>
+          <w:iCs w:val="0"/>
+          <w:color w:val="000000" w:themeColor="text1"/>
+          <w:sz w:val="24"/>
+          <w:szCs w:val="24"/>
+        </w:rPr>
+        <w:t>. Ввод команды: "</w:t>
+      </w:r>
+      <w:r>
+        <w:rPr>
+          <w:rFonts w:ascii="Times New Roman" w:hAnsi="Times New Roman" w:cs="Times New Roman"/>
+          <w:i w:val="0"/>
+          <w:iCs w:val="0"/>
+          <w:color w:val="000000" w:themeColor="text1"/>
+          <w:sz w:val="24"/>
+          <w:szCs w:val="24"/>
           <w:lang w:val="en-US"/>
         </w:rPr>
-      </w:pPr>
-      <w:r>
-        <w:rPr>
-          <w:rFonts w:ascii="Times New Roman" w:hAnsi="Times New Roman" w:cs="Times New Roman"/>
-          <w:i w:val="0"/>
-          <w:iCs w:val="0"/>
-          <w:color w:val="000000" w:themeColor="text1"/>
-          <w:sz w:val="24"/>
-          <w:szCs w:val="24"/>
-        </w:rPr>
-        <w:t xml:space="preserve">Рисунок </w:t>
-      </w:r>
-      <w:r>
-        <w:rPr>
-          <w:rFonts w:ascii="Times New Roman" w:hAnsi="Times New Roman" w:cs="Times New Roman"/>
-          <w:i w:val="0"/>
-          <w:iCs w:val="0"/>
-          <w:color w:val="000000" w:themeColor="text1"/>
-          <w:sz w:val="24"/>
-          <w:szCs w:val="24"/>
-        </w:rPr>
-        <w:fldChar w:fldCharType="begin"/>
-      </w:r>
-      <w:r>
-        <w:rPr>
-          <w:rFonts w:ascii="Times New Roman" w:hAnsi="Times New Roman" w:cs="Times New Roman"/>
-          <w:i w:val="0"/>
-          <w:iCs w:val="0"/>
-          <w:color w:val="000000" w:themeColor="text1"/>
-          <w:sz w:val="24"/>
-          <w:szCs w:val="24"/>
-        </w:rPr>
-        <w:instrText xml:space="preserve"> SEQ Рисунок \* ARABIC </w:instrText>
-      </w:r>
-      <w:r>
-        <w:rPr>
-          <w:rFonts w:ascii="Times New Roman" w:hAnsi="Times New Roman" w:cs="Times New Roman"/>
-          <w:i w:val="0"/>
-          <w:iCs w:val="0"/>
-          <w:color w:val="000000" w:themeColor="text1"/>
-          <w:sz w:val="24"/>
-          <w:szCs w:val="24"/>
-        </w:rPr>
-        <w:fldChar w:fldCharType="separate"/>
-      </w:r>
-      <w:r>
-        <w:rPr>
-          <w:rFonts w:ascii="Times New Roman" w:hAnsi="Times New Roman" w:cs="Times New Roman"/>
-          <w:i w:val="0"/>
-          <w:iCs w:val="0"/>
-          <w:noProof/>
-          <w:color w:val="000000" w:themeColor="text1"/>
-          <w:sz w:val="24"/>
-          <w:szCs w:val="24"/>
-        </w:rPr>
-        <w:t>19</w:t>
-      </w:r>
-      <w:r>
-        <w:rPr>
-          <w:rFonts w:ascii="Times New Roman" w:hAnsi="Times New Roman" w:cs="Times New Roman"/>
-          <w:i w:val="0"/>
-          <w:iCs w:val="0"/>
-          <w:color w:val="000000" w:themeColor="text1"/>
-          <w:sz w:val="24"/>
-          <w:szCs w:val="24"/>
-        </w:rPr>
-        <w:fldChar w:fldCharType="end"/>
-      </w:r>
-      <w:r>
-        <w:rPr>
-          <w:rFonts w:ascii="Times New Roman" w:hAnsi="Times New Roman" w:cs="Times New Roman"/>
-          <w:i w:val="0"/>
-          <w:iCs w:val="0"/>
-          <w:color w:val="000000" w:themeColor="text1"/>
-          <w:sz w:val="24"/>
-          <w:szCs w:val="24"/>
-          <w:lang w:val="en-US"/>
-        </w:rPr>
-        <w:t xml:space="preserve">. </w:t>
-      </w:r>
-      <w:proofErr w:type="spellStart"/>
-      <w:r>
-        <w:rPr>
-          <w:rFonts w:ascii="Times New Roman" w:hAnsi="Times New Roman" w:cs="Times New Roman"/>
-          <w:i w:val="0"/>
-          <w:iCs w:val="0"/>
-          <w:color w:val="000000" w:themeColor="text1"/>
-          <w:sz w:val="24"/>
-          <w:szCs w:val="24"/>
-          <w:lang w:val="en-US"/>
-        </w:rPr>
-        <w:t>Ввод</w:t>
-      </w:r>
-      <w:proofErr w:type="spellEnd"/>
-      <w:r>
-        <w:rPr>
-          <w:rFonts w:ascii="Times New Roman" w:hAnsi="Times New Roman" w:cs="Times New Roman"/>
-          <w:i w:val="0"/>
-          <w:iCs w:val="0"/>
-          <w:color w:val="000000" w:themeColor="text1"/>
-          <w:sz w:val="24"/>
-          <w:szCs w:val="24"/>
-          <w:lang w:val="en-US"/>
-        </w:rPr>
-        <w:t xml:space="preserve"> </w:t>
-      </w:r>
-      <w:proofErr w:type="spellStart"/>
-      <w:r>
-        <w:rPr>
-          <w:rFonts w:ascii="Times New Roman" w:hAnsi="Times New Roman" w:cs="Times New Roman"/>
-          <w:i w:val="0"/>
-          <w:iCs w:val="0"/>
-          <w:color w:val="000000" w:themeColor="text1"/>
-          <w:sz w:val="24"/>
-          <w:szCs w:val="24"/>
-          <w:lang w:val="en-US"/>
-        </w:rPr>
-        <w:t>команды</w:t>
-      </w:r>
-      <w:proofErr w:type="spellEnd"/>
-      <w:r>
-        <w:rPr>
-          <w:rFonts w:ascii="Times New Roman" w:hAnsi="Times New Roman" w:cs="Times New Roman"/>
-          <w:i w:val="0"/>
-          <w:iCs w:val="0"/>
-          <w:color w:val="000000" w:themeColor="text1"/>
-          <w:sz w:val="24"/>
-          <w:szCs w:val="24"/>
-          <w:lang w:val="en-US"/>
-        </w:rPr>
-        <w:t>: "cl".</w:t>
+        <w:t>cl</w:t>
+      </w:r>
+      <w:r>
+        <w:rPr>
+          <w:rFonts w:ascii="Times New Roman" w:hAnsi="Times New Roman" w:cs="Times New Roman"/>
+          <w:i w:val="0"/>
+          <w:iCs w:val="0"/>
+          <w:color w:val="000000" w:themeColor="text1"/>
+          <w:sz w:val="24"/>
+          <w:szCs w:val="24"/>
+        </w:rPr>
+        <w:t>".</w:t>
       </w:r>
     </w:p>
     <w:p>
@@ -7373,26 +7513,6 @@
     </w:p>
     <w:p>
       <w:pPr>
-        <w:rPr>
-          <w:rFonts w:ascii="Times New Roman" w:eastAsia="Times New Roman" w:hAnsi="Times New Roman" w:cs="Times New Roman"/>
-          <w:color w:val="000000"/>
-          <w:sz w:val="28"/>
-          <w:szCs w:val="28"/>
-          <w:lang w:val="en-US" w:eastAsia="ru-RU"/>
-        </w:rPr>
-      </w:pPr>
-      <w:r>
-        <w:rPr>
-          <w:color w:val="000000"/>
-          <w:sz w:val="28"/>
-          <w:szCs w:val="28"/>
-          <w:lang w:val="en-US"/>
-        </w:rPr>
-        <w:br w:type="page"/>
-      </w:r>
-    </w:p>
-    <w:p>
-      <w:pPr>
         <w:pStyle w:val="cmd"/>
         <w:spacing w:before="60" w:beforeAutospacing="0" w:after="60" w:afterAutospacing="0"/>
         <w:ind w:left="720"/>
@@ -7410,7 +7530,6 @@
           <w:szCs w:val="28"/>
           <w:lang w:val="en-US"/>
         </w:rPr>
-        <w:lastRenderedPageBreak/>
         <w:t>S1# </w:t>
       </w:r>
       <w:r>
@@ -7641,6 +7760,25 @@
     </w:p>
     <w:p>
       <w:pPr>
+        <w:rPr>
+          <w:rFonts w:ascii="Times New Roman" w:eastAsia="Times New Roman" w:hAnsi="Times New Roman" w:cs="Times New Roman"/>
+          <w:color w:val="000000"/>
+          <w:sz w:val="28"/>
+          <w:szCs w:val="28"/>
+          <w:lang w:eastAsia="ru-RU"/>
+        </w:rPr>
+      </w:pPr>
+      <w:r>
+        <w:rPr>
+          <w:color w:val="000000"/>
+          <w:sz w:val="28"/>
+          <w:szCs w:val="28"/>
+        </w:rPr>
+        <w:br w:type="page"/>
+      </w:r>
+    </w:p>
+    <w:p>
+      <w:pPr>
         <w:pStyle w:val="cmd"/>
         <w:spacing w:before="60" w:beforeAutospacing="0" w:after="60" w:afterAutospacing="0"/>
         <w:ind w:left="720"/>
@@ -7656,6 +7794,7 @@
           <w:sz w:val="28"/>
           <w:szCs w:val="28"/>
         </w:rPr>
+        <w:lastRenderedPageBreak/>
         <w:t>S1# </w:t>
       </w:r>
       <w:proofErr w:type="spellStart"/>

--- a/БКС/Отчеты/БКС практика1.docx
+++ b/БКС/Отчеты/БКС практика1.docx
@@ -1166,7 +1166,18 @@
           <w:sz w:val="24"/>
           <w:szCs w:val="24"/>
         </w:rPr>
-        <w:t xml:space="preserve">. </w:t>
+        <w:t xml:space="preserve"> -</w:t>
+      </w:r>
+      <w:r>
+        <w:rPr>
+          <w:rFonts w:ascii="Times New Roman" w:hAnsi="Times New Roman" w:cs="Times New Roman"/>
+          <w:i w:val="0"/>
+          <w:iCs w:val="0"/>
+          <w:color w:val="000000" w:themeColor="text1"/>
+          <w:sz w:val="24"/>
+          <w:szCs w:val="24"/>
+        </w:rPr>
+        <w:t xml:space="preserve"> </w:t>
       </w:r>
       <w:r>
         <w:rPr>
@@ -1490,7 +1501,18 @@
           <w:sz w:val="24"/>
           <w:szCs w:val="24"/>
         </w:rPr>
-        <w:t xml:space="preserve">. Параметры конфигурации </w:t>
+        <w:t xml:space="preserve"> -</w:t>
+      </w:r>
+      <w:r>
+        <w:rPr>
+          <w:rFonts w:ascii="Times New Roman" w:hAnsi="Times New Roman" w:cs="Times New Roman"/>
+          <w:i w:val="0"/>
+          <w:iCs w:val="0"/>
+          <w:color w:val="000000" w:themeColor="text1"/>
+          <w:sz w:val="24"/>
+          <w:szCs w:val="24"/>
+        </w:rPr>
+        <w:t xml:space="preserve"> Параметры конфигурации </w:t>
       </w:r>
       <w:proofErr w:type="gramStart"/>
       <w:r>
@@ -1699,7 +1721,18 @@
           <w:sz w:val="24"/>
           <w:szCs w:val="24"/>
         </w:rPr>
-        <w:t>. Сеанс терминала с S1</w:t>
+        <w:t xml:space="preserve"> -</w:t>
+      </w:r>
+      <w:r>
+        <w:rPr>
+          <w:rFonts w:ascii="Times New Roman" w:hAnsi="Times New Roman" w:cs="Times New Roman"/>
+          <w:i w:val="0"/>
+          <w:iCs w:val="0"/>
+          <w:color w:val="000000" w:themeColor="text1"/>
+          <w:sz w:val="24"/>
+          <w:szCs w:val="24"/>
+        </w:rPr>
+        <w:t xml:space="preserve"> Сеанс терминала с S1</w:t>
       </w:r>
       <w:r>
         <w:rPr>
@@ -1916,7 +1949,18 @@
           <w:sz w:val="24"/>
           <w:szCs w:val="24"/>
         </w:rPr>
-        <w:t xml:space="preserve">. </w:t>
+        <w:t xml:space="preserve"> -</w:t>
+      </w:r>
+      <w:r>
+        <w:rPr>
+          <w:rFonts w:ascii="Times New Roman" w:hAnsi="Times New Roman" w:cs="Times New Roman"/>
+          <w:i w:val="0"/>
+          <w:iCs w:val="0"/>
+          <w:color w:val="000000" w:themeColor="text1"/>
+          <w:sz w:val="24"/>
+          <w:szCs w:val="24"/>
+        </w:rPr>
+        <w:t xml:space="preserve"> </w:t>
       </w:r>
       <w:r>
         <w:rPr>
@@ -2252,7 +2296,18 @@
           <w:sz w:val="24"/>
           <w:szCs w:val="24"/>
         </w:rPr>
-        <w:t>. Ввод команд: “</w:t>
+        <w:t xml:space="preserve"> -</w:t>
+      </w:r>
+      <w:r>
+        <w:rPr>
+          <w:rFonts w:ascii="Times New Roman" w:hAnsi="Times New Roman" w:cs="Times New Roman"/>
+          <w:i w:val="0"/>
+          <w:iCs w:val="0"/>
+          <w:color w:val="000000" w:themeColor="text1"/>
+          <w:sz w:val="24"/>
+          <w:szCs w:val="24"/>
+        </w:rPr>
+        <w:t xml:space="preserve"> Ввод команд: “</w:t>
       </w:r>
       <w:proofErr w:type="gramStart"/>
       <w:r>
@@ -2578,7 +2633,18 @@
           <w:sz w:val="24"/>
           <w:szCs w:val="24"/>
         </w:rPr>
-        <w:t>. Вхождение в привилегированный исполнительский режи</w:t>
+        <w:t xml:space="preserve"> -</w:t>
+      </w:r>
+      <w:r>
+        <w:rPr>
+          <w:rFonts w:ascii="Times New Roman" w:hAnsi="Times New Roman" w:cs="Times New Roman"/>
+          <w:i w:val="0"/>
+          <w:iCs w:val="0"/>
+          <w:color w:val="000000" w:themeColor="text1"/>
+          <w:sz w:val="24"/>
+          <w:szCs w:val="24"/>
+        </w:rPr>
+        <w:t xml:space="preserve"> Вхождение в привилегированный исполнительский режи</w:t>
       </w:r>
       <w:r>
         <w:rPr>
@@ -2762,7 +2828,18 @@
           <w:sz w:val="24"/>
           <w:szCs w:val="24"/>
         </w:rPr>
-        <w:t>. Список команд в привилегированном исполнительском режиме.</w:t>
+        <w:t xml:space="preserve"> -</w:t>
+      </w:r>
+      <w:r>
+        <w:rPr>
+          <w:rFonts w:ascii="Times New Roman" w:hAnsi="Times New Roman" w:cs="Times New Roman"/>
+          <w:i w:val="0"/>
+          <w:iCs w:val="0"/>
+          <w:color w:val="000000" w:themeColor="text1"/>
+          <w:sz w:val="24"/>
+          <w:szCs w:val="24"/>
+        </w:rPr>
+        <w:t xml:space="preserve"> Список команд в привилегированном исполнительском режиме.</w:t>
       </w:r>
     </w:p>
     <w:p>
@@ -2968,7 +3045,18 @@
           <w:sz w:val="24"/>
           <w:szCs w:val="24"/>
         </w:rPr>
-        <w:t>. Ввод команды</w:t>
+        <w:t xml:space="preserve"> -</w:t>
+      </w:r>
+      <w:r>
+        <w:rPr>
+          <w:rFonts w:ascii="Times New Roman" w:hAnsi="Times New Roman" w:cs="Times New Roman"/>
+          <w:i w:val="0"/>
+          <w:iCs w:val="0"/>
+          <w:color w:val="000000" w:themeColor="text1"/>
+          <w:sz w:val="24"/>
+          <w:szCs w:val="24"/>
+        </w:rPr>
+        <w:t xml:space="preserve"> Ввод команды</w:t>
       </w:r>
       <w:r>
         <w:rPr>
@@ -3384,7 +3472,18 @@
           <w:sz w:val="24"/>
           <w:szCs w:val="24"/>
         </w:rPr>
-        <w:t xml:space="preserve">. </w:t>
+        <w:t xml:space="preserve"> -</w:t>
+      </w:r>
+      <w:r>
+        <w:rPr>
+          <w:rFonts w:ascii="Times New Roman" w:hAnsi="Times New Roman" w:cs="Times New Roman"/>
+          <w:i w:val="0"/>
+          <w:iCs w:val="0"/>
+          <w:color w:val="000000" w:themeColor="text1"/>
+          <w:sz w:val="24"/>
+          <w:szCs w:val="24"/>
+        </w:rPr>
+        <w:t xml:space="preserve"> </w:t>
       </w:r>
       <w:r>
         <w:rPr>
@@ -3742,7 +3841,18 @@
           <w:sz w:val="24"/>
           <w:szCs w:val="24"/>
         </w:rPr>
-        <w:t>. Ввод команды: "</w:t>
+        <w:t xml:space="preserve"> -</w:t>
+      </w:r>
+      <w:r>
+        <w:rPr>
+          <w:rFonts w:ascii="Times New Roman" w:hAnsi="Times New Roman" w:cs="Times New Roman"/>
+          <w:i w:val="0"/>
+          <w:iCs w:val="0"/>
+          <w:color w:val="000000" w:themeColor="text1"/>
+          <w:sz w:val="24"/>
+          <w:szCs w:val="24"/>
+        </w:rPr>
+        <w:t xml:space="preserve"> Ввод команды: "</w:t>
       </w:r>
       <w:r>
         <w:rPr>
@@ -4107,7 +4217,18 @@
           <w:sz w:val="24"/>
           <w:szCs w:val="24"/>
         </w:rPr>
-        <w:t>. Ввод команды: "</w:t>
+        <w:t xml:space="preserve"> -</w:t>
+      </w:r>
+      <w:r>
+        <w:rPr>
+          <w:rFonts w:ascii="Times New Roman" w:hAnsi="Times New Roman" w:cs="Times New Roman"/>
+          <w:i w:val="0"/>
+          <w:iCs w:val="0"/>
+          <w:color w:val="000000" w:themeColor="text1"/>
+          <w:sz w:val="24"/>
+          <w:szCs w:val="24"/>
+        </w:rPr>
+        <w:t xml:space="preserve"> Ввод команды: "</w:t>
       </w:r>
       <w:r>
         <w:rPr>
@@ -4523,7 +4644,18 @@
           <w:sz w:val="24"/>
           <w:szCs w:val="24"/>
         </w:rPr>
-        <w:t>. Ввод команды: "</w:t>
+        <w:t xml:space="preserve"> -</w:t>
+      </w:r>
+      <w:r>
+        <w:rPr>
+          <w:rFonts w:ascii="Times New Roman" w:hAnsi="Times New Roman" w:cs="Times New Roman"/>
+          <w:i w:val="0"/>
+          <w:iCs w:val="0"/>
+          <w:color w:val="000000" w:themeColor="text1"/>
+          <w:sz w:val="24"/>
+          <w:szCs w:val="24"/>
+        </w:rPr>
+        <w:t xml:space="preserve"> Ввод команды: "</w:t>
       </w:r>
       <w:r>
         <w:rPr>
@@ -4891,61 +5023,42 @@
           <w:color w:val="000000" w:themeColor="text1"/>
           <w:sz w:val="24"/>
           <w:szCs w:val="24"/>
+        </w:rPr>
+        <w:t xml:space="preserve"> -</w:t>
+      </w:r>
+      <w:r>
+        <w:rPr>
+          <w:rFonts w:ascii="Times New Roman" w:hAnsi="Times New Roman" w:cs="Times New Roman"/>
+          <w:i w:val="0"/>
+          <w:iCs w:val="0"/>
+          <w:color w:val="000000" w:themeColor="text1"/>
+          <w:sz w:val="24"/>
+          <w:szCs w:val="24"/>
+        </w:rPr>
+        <w:t xml:space="preserve"> Ввод команды: "</w:t>
+      </w:r>
+      <w:r>
+        <w:rPr>
+          <w:rFonts w:ascii="Times New Roman" w:hAnsi="Times New Roman" w:cs="Times New Roman"/>
+          <w:i w:val="0"/>
+          <w:iCs w:val="0"/>
+          <w:color w:val="000000" w:themeColor="text1"/>
+          <w:sz w:val="24"/>
+          <w:szCs w:val="24"/>
           <w:lang w:val="en-US"/>
         </w:rPr>
-        <w:t xml:space="preserve">. </w:t>
-      </w:r>
-      <w:proofErr w:type="spellStart"/>
-      <w:r>
-        <w:rPr>
-          <w:rFonts w:ascii="Times New Roman" w:hAnsi="Times New Roman" w:cs="Times New Roman"/>
-          <w:i w:val="0"/>
-          <w:iCs w:val="0"/>
-          <w:color w:val="000000" w:themeColor="text1"/>
-          <w:sz w:val="24"/>
-          <w:szCs w:val="24"/>
-          <w:lang w:val="en-US"/>
-        </w:rPr>
-        <w:t>Ввод</w:t>
-      </w:r>
-      <w:proofErr w:type="spellEnd"/>
-      <w:r>
-        <w:rPr>
-          <w:rFonts w:ascii="Times New Roman" w:hAnsi="Times New Roman" w:cs="Times New Roman"/>
-          <w:i w:val="0"/>
-          <w:iCs w:val="0"/>
-          <w:color w:val="000000" w:themeColor="text1"/>
-          <w:sz w:val="24"/>
-          <w:szCs w:val="24"/>
-          <w:lang w:val="en-US"/>
-        </w:rPr>
-        <w:t xml:space="preserve"> </w:t>
-      </w:r>
-      <w:proofErr w:type="spellStart"/>
-      <w:r>
-        <w:rPr>
-          <w:rFonts w:ascii="Times New Roman" w:hAnsi="Times New Roman" w:cs="Times New Roman"/>
-          <w:i w:val="0"/>
-          <w:iCs w:val="0"/>
-          <w:color w:val="000000" w:themeColor="text1"/>
-          <w:sz w:val="24"/>
-          <w:szCs w:val="24"/>
-          <w:lang w:val="en-US"/>
-        </w:rPr>
-        <w:t>команды</w:t>
-      </w:r>
-      <w:proofErr w:type="spellEnd"/>
-      <w:r>
-        <w:rPr>
-          <w:rFonts w:ascii="Times New Roman" w:hAnsi="Times New Roman" w:cs="Times New Roman"/>
-          <w:i w:val="0"/>
-          <w:iCs w:val="0"/>
-          <w:color w:val="000000" w:themeColor="text1"/>
-          <w:sz w:val="24"/>
-          <w:szCs w:val="24"/>
-          <w:lang w:val="en-US"/>
-        </w:rPr>
-        <w:t>: "clock".</w:t>
+        <w:t>clock</w:t>
+      </w:r>
+      <w:r>
+        <w:rPr>
+          <w:rFonts w:ascii="Times New Roman" w:hAnsi="Times New Roman" w:cs="Times New Roman"/>
+          <w:i w:val="0"/>
+          <w:iCs w:val="0"/>
+          <w:color w:val="000000" w:themeColor="text1"/>
+          <w:sz w:val="24"/>
+          <w:szCs w:val="24"/>
+        </w:rPr>
+        <w:t>".</w:t>
       </w:r>
     </w:p>
     <w:p>
@@ -4972,9 +5085,17 @@
           <w:color w:val="000000"/>
           <w:sz w:val="28"/>
           <w:szCs w:val="28"/>
+        </w:rPr>
+        <w:t>.</w:t>
+      </w:r>
+      <w:r>
+        <w:rPr>
+          <w:color w:val="000000"/>
+          <w:sz w:val="28"/>
+          <w:szCs w:val="28"/>
           <w:lang w:val="en-US"/>
         </w:rPr>
-        <w:t>. </w:t>
+        <w:t> </w:t>
       </w:r>
       <w:r>
         <w:rPr>
@@ -4989,9 +5110,25 @@
           <w:color w:val="000000"/>
           <w:sz w:val="28"/>
           <w:szCs w:val="28"/>
+        </w:rPr>
+        <w:t>.</w:t>
+      </w:r>
+      <w:r>
+        <w:rPr>
+          <w:color w:val="000000"/>
+          <w:sz w:val="28"/>
+          <w:szCs w:val="28"/>
           <w:lang w:val="en-US"/>
         </w:rPr>
-        <w:t xml:space="preserve">. IOS </w:t>
+        <w:t> IOS</w:t>
+      </w:r>
+      <w:r>
+        <w:rPr>
+          <w:color w:val="000000"/>
+          <w:sz w:val="28"/>
+          <w:szCs w:val="28"/>
+        </w:rPr>
+        <w:t xml:space="preserve"> </w:t>
       </w:r>
       <w:r>
         <w:rPr>
@@ -5006,8 +5143,40 @@
           <w:color w:val="000000"/>
           <w:sz w:val="28"/>
           <w:szCs w:val="28"/>
+        </w:rPr>
+        <w:t xml:space="preserve"> </w:t>
+      </w:r>
+      <w:r>
+        <w:rPr>
+          <w:color w:val="000000"/>
+          <w:sz w:val="28"/>
+          <w:szCs w:val="28"/>
+        </w:rPr>
+        <w:t>сообщение</w:t>
+      </w:r>
+      <w:r>
+        <w:rPr>
+          <w:color w:val="000000"/>
+          <w:sz w:val="28"/>
+          <w:szCs w:val="28"/>
+        </w:rPr>
+        <w:t xml:space="preserve"> «% </w:t>
+      </w:r>
+      <w:r>
+        <w:rPr>
+          <w:color w:val="000000"/>
+          <w:sz w:val="28"/>
+          <w:szCs w:val="28"/>
           <w:lang w:val="en-US"/>
         </w:rPr>
+        <w:t>Incomplete</w:t>
+      </w:r>
+      <w:r>
+        <w:rPr>
+          <w:color w:val="000000"/>
+          <w:sz w:val="28"/>
+          <w:szCs w:val="28"/>
+        </w:rPr>
         <w:t xml:space="preserve"> </w:t>
       </w:r>
       <w:r>
@@ -5015,17 +5184,17 @@
           <w:color w:val="000000"/>
           <w:sz w:val="28"/>
           <w:szCs w:val="28"/>
-        </w:rPr>
-        <w:t>сообщение</w:t>
-      </w:r>
-      <w:r>
-        <w:rPr>
-          <w:color w:val="000000"/>
-          <w:sz w:val="28"/>
-          <w:szCs w:val="28"/>
           <w:lang w:val="en-US"/>
         </w:rPr>
-        <w:t xml:space="preserve"> «% Incomplete command». </w:t>
+        <w:t>command</w:t>
+      </w:r>
+      <w:r>
+        <w:rPr>
+          <w:color w:val="000000"/>
+          <w:sz w:val="28"/>
+          <w:szCs w:val="28"/>
+        </w:rPr>
+        <w:t xml:space="preserve">». </w:t>
       </w:r>
       <w:r>
         <w:rPr>
@@ -5302,7 +5471,18 @@
           <w:sz w:val="24"/>
           <w:szCs w:val="24"/>
         </w:rPr>
-        <w:t>. Ввод команды: "</w:t>
+        <w:t xml:space="preserve"> -</w:t>
+      </w:r>
+      <w:r>
+        <w:rPr>
+          <w:rFonts w:ascii="Times New Roman" w:hAnsi="Times New Roman" w:cs="Times New Roman"/>
+          <w:i w:val="0"/>
+          <w:iCs w:val="0"/>
+          <w:color w:val="000000" w:themeColor="text1"/>
+          <w:sz w:val="24"/>
+          <w:szCs w:val="24"/>
+        </w:rPr>
+        <w:t xml:space="preserve"> Ввод команды: "</w:t>
       </w:r>
       <w:proofErr w:type="gramStart"/>
       <w:r>
@@ -5692,7 +5872,18 @@
           <w:sz w:val="24"/>
           <w:szCs w:val="24"/>
         </w:rPr>
-        <w:t>. Ввод команды: "</w:t>
+        <w:t xml:space="preserve"> -</w:t>
+      </w:r>
+      <w:r>
+        <w:rPr>
+          <w:rFonts w:ascii="Times New Roman" w:hAnsi="Times New Roman" w:cs="Times New Roman"/>
+          <w:i w:val="0"/>
+          <w:iCs w:val="0"/>
+          <w:color w:val="000000" w:themeColor="text1"/>
+          <w:sz w:val="24"/>
+          <w:szCs w:val="24"/>
+        </w:rPr>
+        <w:t xml:space="preserve"> Ввод команды: "</w:t>
       </w:r>
       <w:r>
         <w:rPr>
@@ -5985,7 +6176,18 @@
           <w:sz w:val="24"/>
           <w:szCs w:val="24"/>
         </w:rPr>
-        <w:t>. Ввод команды: "</w:t>
+        <w:t xml:space="preserve"> -</w:t>
+      </w:r>
+      <w:r>
+        <w:rPr>
+          <w:rFonts w:ascii="Times New Roman" w:hAnsi="Times New Roman" w:cs="Times New Roman"/>
+          <w:i w:val="0"/>
+          <w:iCs w:val="0"/>
+          <w:color w:val="000000" w:themeColor="text1"/>
+          <w:sz w:val="24"/>
+          <w:szCs w:val="24"/>
+        </w:rPr>
+        <w:t xml:space="preserve"> Ввод команды: "</w:t>
       </w:r>
       <w:r>
         <w:rPr>
@@ -6091,6 +6293,7 @@
         </w:rPr>
         <w:t xml:space="preserve"> </w:t>
       </w:r>
+      <w:proofErr w:type="spellStart"/>
       <w:proofErr w:type="gramStart"/>
       <w:r>
         <w:rPr>
@@ -6100,7 +6303,18 @@
           <w:sz w:val="28"/>
           <w:szCs w:val="28"/>
         </w:rPr>
-        <w:t>set ?</w:t>
+        <w:t>set</w:t>
+      </w:r>
+      <w:proofErr w:type="spellEnd"/>
+      <w:r>
+        <w:rPr>
+          <w:b/>
+          <w:bCs/>
+          <w:color w:val="000000"/>
+          <w:sz w:val="28"/>
+          <w:szCs w:val="28"/>
+        </w:rPr>
+        <w:t xml:space="preserve"> ?</w:t>
       </w:r>
       <w:proofErr w:type="gramEnd"/>
       <w:r>
@@ -6349,7 +6563,18 @@
           <w:sz w:val="24"/>
           <w:szCs w:val="24"/>
         </w:rPr>
-        <w:t>. Ввод команды: "</w:t>
+        <w:t xml:space="preserve"> -</w:t>
+      </w:r>
+      <w:r>
+        <w:rPr>
+          <w:rFonts w:ascii="Times New Roman" w:hAnsi="Times New Roman" w:cs="Times New Roman"/>
+          <w:i w:val="0"/>
+          <w:iCs w:val="0"/>
+          <w:color w:val="000000" w:themeColor="text1"/>
+          <w:sz w:val="24"/>
+          <w:szCs w:val="24"/>
+        </w:rPr>
+        <w:t xml:space="preserve"> Ввод команды: "</w:t>
       </w:r>
       <w:r>
         <w:rPr>
@@ -6507,17 +6732,18 @@
           <w:color w:val="000000"/>
           <w:sz w:val="28"/>
           <w:szCs w:val="28"/>
-        </w:rPr>
-      </w:pPr>
-      <w:r>
-        <w:rPr>
-          <w:color w:val="000000"/>
-          <w:sz w:val="28"/>
-          <w:szCs w:val="28"/>
+          <w:lang w:val="en-US"/>
+        </w:rPr>
+      </w:pPr>
+      <w:r>
+        <w:rPr>
+          <w:color w:val="000000"/>
+          <w:sz w:val="28"/>
+          <w:szCs w:val="28"/>
+          <w:lang w:val="en-US"/>
         </w:rPr>
         <w:t>S1# </w:t>
       </w:r>
-      <w:proofErr w:type="spellStart"/>
       <w:r>
         <w:rPr>
           <w:b/>
@@ -6525,32 +6751,10 @@
           <w:color w:val="000000"/>
           <w:sz w:val="28"/>
           <w:szCs w:val="28"/>
-        </w:rPr>
-        <w:t>show</w:t>
-      </w:r>
-      <w:proofErr w:type="spellEnd"/>
-      <w:r>
-        <w:rPr>
-          <w:b/>
-          <w:bCs/>
-          <w:color w:val="000000"/>
-          <w:sz w:val="28"/>
-          <w:szCs w:val="28"/>
-        </w:rPr>
-        <w:t xml:space="preserve"> </w:t>
-      </w:r>
-      <w:proofErr w:type="spellStart"/>
-      <w:r>
-        <w:rPr>
-          <w:b/>
-          <w:bCs/>
-          <w:color w:val="000000"/>
-          <w:sz w:val="28"/>
-          <w:szCs w:val="28"/>
-        </w:rPr>
-        <w:t>clock</w:t>
-      </w:r>
-      <w:proofErr w:type="spellEnd"/>
+          <w:lang w:val="en-US"/>
+        </w:rPr>
+        <w:t>show clock</w:t>
+      </w:r>
     </w:p>
     <w:p>
       <w:pPr>
@@ -6561,51 +6765,17 @@
           <w:color w:val="000000"/>
           <w:sz w:val="28"/>
           <w:szCs w:val="28"/>
-        </w:rPr>
-      </w:pPr>
-      <w:r>
-        <w:rPr>
-          <w:color w:val="000000"/>
-          <w:sz w:val="28"/>
-          <w:szCs w:val="28"/>
-        </w:rPr>
-        <w:t xml:space="preserve">*15:0:4.869 UTC </w:t>
-      </w:r>
-      <w:proofErr w:type="spellStart"/>
-      <w:r>
-        <w:rPr>
-          <w:color w:val="000000"/>
-          <w:sz w:val="28"/>
-          <w:szCs w:val="28"/>
-        </w:rPr>
-        <w:t>Tue</w:t>
-      </w:r>
-      <w:proofErr w:type="spellEnd"/>
-      <w:r>
-        <w:rPr>
-          <w:color w:val="000000"/>
-          <w:sz w:val="28"/>
-          <w:szCs w:val="28"/>
-        </w:rPr>
-        <w:t xml:space="preserve"> </w:t>
-      </w:r>
-      <w:proofErr w:type="spellStart"/>
-      <w:r>
-        <w:rPr>
-          <w:color w:val="000000"/>
-          <w:sz w:val="28"/>
-          <w:szCs w:val="28"/>
-        </w:rPr>
-        <w:t>Jan</w:t>
-      </w:r>
-      <w:proofErr w:type="spellEnd"/>
-      <w:r>
-        <w:rPr>
-          <w:color w:val="000000"/>
-          <w:sz w:val="28"/>
-          <w:szCs w:val="28"/>
-        </w:rPr>
-        <w:t xml:space="preserve"> 31 2035</w:t>
+          <w:lang w:val="en-US"/>
+        </w:rPr>
+      </w:pPr>
+      <w:r>
+        <w:rPr>
+          <w:color w:val="000000"/>
+          <w:sz w:val="28"/>
+          <w:szCs w:val="28"/>
+          <w:lang w:val="en-US"/>
+        </w:rPr>
+        <w:t>*15:0:4.869 UTC Tue Jan 31 2035</w:t>
       </w:r>
     </w:p>
     <w:p>
@@ -6753,7 +6923,18 @@
           <w:sz w:val="24"/>
           <w:szCs w:val="24"/>
         </w:rPr>
-        <w:t>. Ввод команды: "</w:t>
+        <w:t xml:space="preserve"> -</w:t>
+      </w:r>
+      <w:r>
+        <w:rPr>
+          <w:rFonts w:ascii="Times New Roman" w:hAnsi="Times New Roman" w:cs="Times New Roman"/>
+          <w:i w:val="0"/>
+          <w:iCs w:val="0"/>
+          <w:color w:val="000000" w:themeColor="text1"/>
+          <w:sz w:val="24"/>
+          <w:szCs w:val="24"/>
+        </w:rPr>
+        <w:t xml:space="preserve"> Ввод команды: "</w:t>
       </w:r>
       <w:r>
         <w:rPr>
@@ -7197,7 +7378,18 @@
           <w:sz w:val="24"/>
           <w:szCs w:val="24"/>
         </w:rPr>
-        <w:t>. Ввод команды: "</w:t>
+        <w:t xml:space="preserve"> -</w:t>
+      </w:r>
+      <w:r>
+        <w:rPr>
+          <w:rFonts w:ascii="Times New Roman" w:hAnsi="Times New Roman" w:cs="Times New Roman"/>
+          <w:i w:val="0"/>
+          <w:iCs w:val="0"/>
+          <w:color w:val="000000" w:themeColor="text1"/>
+          <w:sz w:val="24"/>
+          <w:szCs w:val="24"/>
+        </w:rPr>
+        <w:t xml:space="preserve"> Ввод команды: "</w:t>
       </w:r>
       <w:r>
         <w:rPr>
@@ -7456,7 +7648,19 @@
           <w:szCs w:val="24"/>
           <w:lang w:val="en-US"/>
         </w:rPr>
-        <w:t xml:space="preserve">. </w:t>
+        <w:t xml:space="preserve"> -</w:t>
+      </w:r>
+      <w:r>
+        <w:rPr>
+          <w:rFonts w:ascii="Times New Roman" w:hAnsi="Times New Roman" w:cs="Times New Roman"/>
+          <w:i w:val="0"/>
+          <w:iCs w:val="0"/>
+          <w:color w:val="000000" w:themeColor="text1"/>
+          <w:sz w:val="24"/>
+          <w:szCs w:val="24"/>
+          <w:lang w:val="en-US"/>
+        </w:rPr>
+        <w:t xml:space="preserve"> </w:t>
       </w:r>
       <w:proofErr w:type="spellStart"/>
       <w:r>
@@ -7709,7 +7913,18 @@
           <w:sz w:val="24"/>
           <w:szCs w:val="24"/>
         </w:rPr>
-        <w:t>. Ввод команды: "</w:t>
+        <w:t xml:space="preserve"> -</w:t>
+      </w:r>
+      <w:r>
+        <w:rPr>
+          <w:rFonts w:ascii="Times New Roman" w:hAnsi="Times New Roman" w:cs="Times New Roman"/>
+          <w:i w:val="0"/>
+          <w:iCs w:val="0"/>
+          <w:color w:val="000000" w:themeColor="text1"/>
+          <w:sz w:val="24"/>
+          <w:szCs w:val="24"/>
+        </w:rPr>
+        <w:t xml:space="preserve"> Ввод команды: "</w:t>
       </w:r>
       <w:r>
         <w:rPr>
@@ -7920,8 +8135,8 @@
           <w:i w:val="0"/>
           <w:iCs w:val="0"/>
           <w:color w:val="000000" w:themeColor="text1"/>
-          <w:sz w:val="40"/>
-          <w:szCs w:val="40"/>
+          <w:sz w:val="24"/>
+          <w:szCs w:val="24"/>
         </w:rPr>
       </w:pPr>
       <w:r>
@@ -8000,7 +8215,18 @@
           <w:sz w:val="24"/>
           <w:szCs w:val="24"/>
         </w:rPr>
-        <w:t>. Ввод команды: "</w:t>
+        <w:t xml:space="preserve"> -</w:t>
+      </w:r>
+      <w:r>
+        <w:rPr>
+          <w:rFonts w:ascii="Times New Roman" w:hAnsi="Times New Roman" w:cs="Times New Roman"/>
+          <w:i w:val="0"/>
+          <w:iCs w:val="0"/>
+          <w:color w:val="000000" w:themeColor="text1"/>
+          <w:sz w:val="24"/>
+          <w:szCs w:val="24"/>
+        </w:rPr>
+        <w:t xml:space="preserve"> Ввод команды: "</w:t>
       </w:r>
       <w:r>
         <w:rPr>
@@ -8048,6 +8274,167 @@
         </w:rPr>
         <w:t xml:space="preserve"> 15:00:00 32".</w:t>
       </w:r>
+    </w:p>
+    <w:p>
+      <w:pPr>
+        <w:jc w:val="center"/>
+        <w:rPr>
+          <w:rFonts w:ascii="Times New Roman" w:hAnsi="Times New Roman" w:cs="Times New Roman"/>
+          <w:b/>
+          <w:bCs/>
+          <w:sz w:val="28"/>
+          <w:szCs w:val="28"/>
+        </w:rPr>
+      </w:pPr>
+      <w:r>
+        <w:rPr>
+          <w:rFonts w:ascii="Times New Roman" w:hAnsi="Times New Roman" w:cs="Times New Roman"/>
+          <w:b/>
+          <w:bCs/>
+          <w:sz w:val="28"/>
+          <w:szCs w:val="28"/>
+        </w:rPr>
+        <w:t>Вывод</w:t>
+      </w:r>
+    </w:p>
+    <w:p>
+      <w:pPr>
+        <w:spacing w:before="120" w:after="120" w:line="240" w:lineRule="auto"/>
+        <w:ind w:left="360"/>
+        <w:rPr>
+          <w:rFonts w:ascii="Times New Roman" w:eastAsia="Times New Roman" w:hAnsi="Times New Roman" w:cs="Times New Roman"/>
+          <w:color w:val="000000"/>
+          <w:sz w:val="28"/>
+          <w:szCs w:val="28"/>
+          <w:lang w:eastAsia="ru-RU"/>
+        </w:rPr>
+      </w:pPr>
+      <w:r>
+        <w:rPr>
+          <w:rFonts w:ascii="Times New Roman" w:eastAsia="Times New Roman" w:hAnsi="Times New Roman" w:cs="Times New Roman"/>
+          <w:color w:val="000000"/>
+          <w:sz w:val="28"/>
+          <w:szCs w:val="28"/>
+          <w:lang w:eastAsia="ru-RU"/>
+        </w:rPr>
+        <w:t xml:space="preserve">В этом упражнении </w:t>
+      </w:r>
+      <w:r>
+        <w:rPr>
+          <w:rFonts w:ascii="Times New Roman" w:eastAsia="Times New Roman" w:hAnsi="Times New Roman" w:cs="Times New Roman"/>
+          <w:color w:val="000000"/>
+          <w:sz w:val="28"/>
+          <w:szCs w:val="28"/>
+          <w:lang w:eastAsia="ru-RU"/>
+        </w:rPr>
+        <w:t>я</w:t>
+      </w:r>
+      <w:r>
+        <w:rPr>
+          <w:rFonts w:ascii="Times New Roman" w:eastAsia="Times New Roman" w:hAnsi="Times New Roman" w:cs="Times New Roman"/>
+          <w:color w:val="000000"/>
+          <w:sz w:val="28"/>
+          <w:szCs w:val="28"/>
+          <w:lang w:eastAsia="ru-RU"/>
+        </w:rPr>
+        <w:t xml:space="preserve"> на практике отработа</w:t>
+      </w:r>
+      <w:r>
+        <w:rPr>
+          <w:rFonts w:ascii="Times New Roman" w:eastAsia="Times New Roman" w:hAnsi="Times New Roman" w:cs="Times New Roman"/>
+          <w:color w:val="000000"/>
+          <w:sz w:val="28"/>
+          <w:szCs w:val="28"/>
+          <w:lang w:eastAsia="ru-RU"/>
+        </w:rPr>
+        <w:t>л</w:t>
+      </w:r>
+      <w:r>
+        <w:rPr>
+          <w:rFonts w:ascii="Times New Roman" w:eastAsia="Times New Roman" w:hAnsi="Times New Roman" w:cs="Times New Roman"/>
+          <w:color w:val="000000"/>
+          <w:sz w:val="28"/>
+          <w:szCs w:val="28"/>
+          <w:lang w:eastAsia="ru-RU"/>
+        </w:rPr>
+        <w:t xml:space="preserve"> навыки, необходимые для навигации по операционной системе Cisco IOS, включая различные пользовательские режимы доступа, всевозможные режимы конфигурации, а также наиболее распространенные команды, используемые регулярно. Кроме того, </w:t>
+      </w:r>
+      <w:r>
+        <w:rPr>
+          <w:rFonts w:ascii="Times New Roman" w:eastAsia="Times New Roman" w:hAnsi="Times New Roman" w:cs="Times New Roman"/>
+          <w:color w:val="000000"/>
+          <w:sz w:val="28"/>
+          <w:szCs w:val="28"/>
+          <w:lang w:eastAsia="ru-RU"/>
+        </w:rPr>
+        <w:t>я</w:t>
+      </w:r>
+      <w:r>
+        <w:rPr>
+          <w:rFonts w:ascii="Times New Roman" w:eastAsia="Times New Roman" w:hAnsi="Times New Roman" w:cs="Times New Roman"/>
+          <w:color w:val="000000"/>
+          <w:sz w:val="28"/>
+          <w:szCs w:val="28"/>
+          <w:lang w:eastAsia="ru-RU"/>
+        </w:rPr>
+        <w:t xml:space="preserve"> поработа</w:t>
+      </w:r>
+      <w:r>
+        <w:rPr>
+          <w:rFonts w:ascii="Times New Roman" w:eastAsia="Times New Roman" w:hAnsi="Times New Roman" w:cs="Times New Roman"/>
+          <w:color w:val="000000"/>
+          <w:sz w:val="28"/>
+          <w:szCs w:val="28"/>
+          <w:lang w:eastAsia="ru-RU"/>
+        </w:rPr>
+        <w:t>л</w:t>
+      </w:r>
+      <w:r>
+        <w:rPr>
+          <w:rFonts w:ascii="Times New Roman" w:eastAsia="Times New Roman" w:hAnsi="Times New Roman" w:cs="Times New Roman"/>
+          <w:color w:val="000000"/>
+          <w:sz w:val="28"/>
+          <w:szCs w:val="28"/>
+          <w:lang w:eastAsia="ru-RU"/>
+        </w:rPr>
+        <w:t xml:space="preserve"> с контекстной справкой при настройке команды </w:t>
+      </w:r>
+      <w:proofErr w:type="spellStart"/>
+      <w:r>
+        <w:rPr>
+          <w:rFonts w:ascii="Times New Roman" w:eastAsia="Times New Roman" w:hAnsi="Times New Roman" w:cs="Times New Roman"/>
+          <w:b/>
+          <w:bCs/>
+          <w:color w:val="000000"/>
+          <w:sz w:val="28"/>
+          <w:szCs w:val="28"/>
+          <w:lang w:eastAsia="ru-RU"/>
+        </w:rPr>
+        <w:t>clock</w:t>
+      </w:r>
+      <w:proofErr w:type="spellEnd"/>
+      <w:r>
+        <w:rPr>
+          <w:rFonts w:ascii="Times New Roman" w:eastAsia="Times New Roman" w:hAnsi="Times New Roman" w:cs="Times New Roman"/>
+          <w:color w:val="000000"/>
+          <w:sz w:val="28"/>
+          <w:szCs w:val="28"/>
+          <w:lang w:eastAsia="ru-RU"/>
+        </w:rPr>
+        <w:t>.</w:t>
+      </w:r>
+    </w:p>
+    <w:p>
+      <w:pPr>
+        <w:jc w:val="both"/>
+        <w:rPr>
+          <w:rFonts w:ascii="Times New Roman" w:hAnsi="Times New Roman" w:cs="Times New Roman"/>
+          <w:b/>
+          <w:bCs/>
+          <w:sz w:val="28"/>
+          <w:szCs w:val="28"/>
+        </w:rPr>
+      </w:pPr>
     </w:p>
     <w:sectPr>
       <w:pgSz w:w="11906" w:h="16838"/>
@@ -8457,7 +8844,7 @@
   <w:style w:type="paragraph" w:default="1" w:styleId="a">
     <w:name w:val="Normal"/>
     <w:qFormat/>
-    <w:rsid w:val="001D4F75"/>
+    <w:rsid w:val="007335E0"/>
   </w:style>
   <w:style w:type="paragraph" w:styleId="1">
     <w:name w:val="heading 1"/>

--- a/БКС/Отчеты/БКС практика1.docx
+++ b/БКС/Отчеты/БКС практика1.docx
@@ -110,29 +110,7 @@
           <w:szCs w:val="28"/>
         </w:rPr>
         <w:br/>
-        <w:t>(</w:t>
-      </w:r>
-      <w:proofErr w:type="spellStart"/>
-      <w:r>
-        <w:rPr>
-          <w:rFonts w:ascii="Times New Roman" w:hAnsi="Times New Roman" w:cs="Times New Roman"/>
-          <w:b/>
-          <w:bCs/>
-          <w:sz w:val="28"/>
-          <w:szCs w:val="28"/>
-        </w:rPr>
-        <w:t>СПбГУТ</w:t>
-      </w:r>
-      <w:proofErr w:type="spellEnd"/>
-      <w:r>
-        <w:rPr>
-          <w:rFonts w:ascii="Times New Roman" w:hAnsi="Times New Roman" w:cs="Times New Roman"/>
-          <w:b/>
-          <w:bCs/>
-          <w:sz w:val="28"/>
-          <w:szCs w:val="28"/>
-        </w:rPr>
-        <w:t>)</w:t>
+        <w:t>(СПбГУТ)</w:t>
       </w:r>
       <w:bookmarkEnd w:id="0"/>
       <w:r>
@@ -746,7 +724,6 @@
         </w:rPr>
         <w:t xml:space="preserve"> с контекстной справкой при настройке команды </w:t>
       </w:r>
-      <w:proofErr w:type="spellStart"/>
       <w:r>
         <w:rPr>
           <w:rFonts w:ascii="Times New Roman" w:eastAsia="Times New Roman" w:hAnsi="Times New Roman" w:cs="Times New Roman"/>
@@ -759,7 +736,6 @@
         </w:rPr>
         <w:t>clock</w:t>
       </w:r>
-      <w:proofErr w:type="spellEnd"/>
       <w:r>
         <w:rPr>
           <w:rFonts w:ascii="Times New Roman" w:eastAsia="Times New Roman" w:hAnsi="Times New Roman" w:cs="Times New Roman"/>
@@ -1005,17 +981,47 @@
           <w:szCs w:val="28"/>
           <w:lang w:eastAsia="ru-RU"/>
         </w:rPr>
-        <w:t>Шаг 1: подключ</w:t>
-      </w:r>
-      <w:r>
-        <w:rPr>
-          <w:rFonts w:ascii="Times New Roman" w:eastAsia="Times New Roman" w:hAnsi="Times New Roman" w:cs="Times New Roman"/>
-          <w:color w:val="000000"/>
-          <w:sz w:val="28"/>
-          <w:szCs w:val="28"/>
-          <w:lang w:eastAsia="ru-RU"/>
-        </w:rPr>
-        <w:t>ение</w:t>
+        <w:t xml:space="preserve">Шаг 1: </w:t>
+      </w:r>
+      <w:r>
+        <w:rPr>
+          <w:rFonts w:ascii="Times New Roman" w:eastAsia="Times New Roman" w:hAnsi="Times New Roman" w:cs="Times New Roman"/>
+          <w:color w:val="000000"/>
+          <w:sz w:val="28"/>
+          <w:szCs w:val="28"/>
+          <w:lang w:eastAsia="ru-RU"/>
+        </w:rPr>
+        <w:t xml:space="preserve">выполнение </w:t>
+      </w:r>
+      <w:r>
+        <w:rPr>
+          <w:rFonts w:ascii="Times New Roman" w:eastAsia="Times New Roman" w:hAnsi="Times New Roman" w:cs="Times New Roman"/>
+          <w:color w:val="000000"/>
+          <w:sz w:val="28"/>
+          <w:szCs w:val="28"/>
+          <w:lang w:eastAsia="ru-RU"/>
+        </w:rPr>
+        <w:t>подключ</w:t>
+      </w:r>
+      <w:r>
+        <w:rPr>
+          <w:rFonts w:ascii="Times New Roman" w:eastAsia="Times New Roman" w:hAnsi="Times New Roman" w:cs="Times New Roman"/>
+          <w:color w:val="000000"/>
+          <w:sz w:val="28"/>
+          <w:szCs w:val="28"/>
+          <w:lang w:eastAsia="ru-RU"/>
+        </w:rPr>
+        <w:t>ени</w:t>
+      </w:r>
+      <w:r>
+        <w:rPr>
+          <w:rFonts w:ascii="Times New Roman" w:eastAsia="Times New Roman" w:hAnsi="Times New Roman" w:cs="Times New Roman"/>
+          <w:color w:val="000000"/>
+          <w:sz w:val="28"/>
+          <w:szCs w:val="28"/>
+          <w:lang w:eastAsia="ru-RU"/>
+        </w:rPr>
+        <w:t>я</w:t>
       </w:r>
       <w:r>
         <w:rPr>
@@ -1512,31 +1518,7 @@
           <w:sz w:val="24"/>
           <w:szCs w:val="24"/>
         </w:rPr>
-        <w:t xml:space="preserve"> Параметры конфигурации </w:t>
-      </w:r>
-      <w:proofErr w:type="gramStart"/>
-      <w:r>
-        <w:rPr>
-          <w:rFonts w:ascii="Times New Roman" w:hAnsi="Times New Roman" w:cs="Times New Roman"/>
-          <w:i w:val="0"/>
-          <w:iCs w:val="0"/>
-          <w:color w:val="000000" w:themeColor="text1"/>
-          <w:sz w:val="24"/>
-          <w:szCs w:val="24"/>
-        </w:rPr>
-        <w:t>портов ,</w:t>
-      </w:r>
-      <w:proofErr w:type="gramEnd"/>
-      <w:r>
-        <w:rPr>
-          <w:rFonts w:ascii="Times New Roman" w:hAnsi="Times New Roman" w:cs="Times New Roman"/>
-          <w:i w:val="0"/>
-          <w:iCs w:val="0"/>
-          <w:color w:val="000000" w:themeColor="text1"/>
-          <w:sz w:val="24"/>
-          <w:szCs w:val="24"/>
-        </w:rPr>
-        <w:t xml:space="preserve"> заданных по умолчанию.</w:t>
+        <w:t xml:space="preserve"> Параметры конфигурации портов , заданных по умолчанию.</w:t>
       </w:r>
     </w:p>
     <w:p>
@@ -2030,7 +2012,34 @@
           <w:szCs w:val="28"/>
           <w:lang w:val="en-US"/>
         </w:rPr>
-        <w:t>connect Open a terminal connection</w:t>
+        <w:t xml:space="preserve">connect </w:t>
+      </w:r>
+      <w:r>
+        <w:rPr>
+          <w:rFonts w:ascii="Times New Roman" w:hAnsi="Times New Roman" w:cs="Times New Roman"/>
+          <w:sz w:val="28"/>
+          <w:szCs w:val="28"/>
+          <w:lang w:val="en-US"/>
+        </w:rPr>
+        <w:t>(</w:t>
+      </w:r>
+      <w:r>
+        <w:rPr>
+          <w:rFonts w:ascii="Times New Roman" w:hAnsi="Times New Roman" w:cs="Times New Roman"/>
+          <w:sz w:val="28"/>
+          <w:szCs w:val="28"/>
+          <w:lang w:val="en-US"/>
+        </w:rPr>
+        <w:t>Open a terminal connection</w:t>
+      </w:r>
+      <w:r>
+        <w:rPr>
+          <w:rFonts w:ascii="Times New Roman" w:hAnsi="Times New Roman" w:cs="Times New Roman"/>
+          <w:sz w:val="28"/>
+          <w:szCs w:val="28"/>
+          <w:lang w:val="en-US"/>
+        </w:rPr>
+        <w:t>)</w:t>
       </w:r>
     </w:p>
     <w:p>
@@ -2084,29 +2093,7 @@
           <w:szCs w:val="28"/>
           <w:lang w:eastAsia="ru-RU"/>
         </w:rPr>
-        <w:t xml:space="preserve">В командной строке введите </w:t>
-      </w:r>
-      <w:proofErr w:type="spellStart"/>
-      <w:r>
-        <w:rPr>
-          <w:rFonts w:ascii="Times New Roman" w:eastAsia="Times New Roman" w:hAnsi="Times New Roman" w:cs="Times New Roman"/>
-          <w:color w:val="000000"/>
-          <w:sz w:val="28"/>
-          <w:szCs w:val="28"/>
-          <w:lang w:eastAsia="ru-RU"/>
-        </w:rPr>
-        <w:t>te</w:t>
-      </w:r>
-      <w:proofErr w:type="spellEnd"/>
-      <w:r>
-        <w:rPr>
-          <w:rFonts w:ascii="Times New Roman" w:eastAsia="Times New Roman" w:hAnsi="Times New Roman" w:cs="Times New Roman"/>
-          <w:color w:val="000000"/>
-          <w:sz w:val="28"/>
-          <w:szCs w:val="28"/>
-          <w:lang w:eastAsia="ru-RU"/>
-        </w:rPr>
-        <w:t xml:space="preserve"> с вопросительным знаком в конце (?).</w:t>
+        <w:t>В командной строке введите te с вопросительным знаком в конце (?).</w:t>
       </w:r>
     </w:p>
     <w:p>
@@ -2309,7 +2296,6 @@
         </w:rPr>
         <w:t xml:space="preserve"> Ввод команд: “</w:t>
       </w:r>
-      <w:proofErr w:type="gramStart"/>
       <w:r>
         <w:rPr>
           <w:rFonts w:ascii="Times New Roman" w:hAnsi="Times New Roman" w:cs="Times New Roman"/>
@@ -2331,21 +2317,8 @@
           <w:sz w:val="24"/>
           <w:szCs w:val="24"/>
         </w:rPr>
-        <w:t>?,</w:t>
-      </w:r>
-      <w:proofErr w:type="gramEnd"/>
-      <w:r>
-        <w:rPr>
-          <w:rFonts w:ascii="Times New Roman" w:hAnsi="Times New Roman" w:cs="Times New Roman"/>
-          <w:i w:val="0"/>
-          <w:iCs w:val="0"/>
-          <w:color w:val="000000" w:themeColor="text1"/>
-          <w:sz w:val="24"/>
-          <w:szCs w:val="24"/>
-        </w:rPr>
-        <w:t xml:space="preserve"> </w:t>
-      </w:r>
-      <w:proofErr w:type="spellStart"/>
+        <w:t xml:space="preserve">?, </w:t>
+      </w:r>
       <w:r>
         <w:rPr>
           <w:rFonts w:ascii="Times New Roman" w:hAnsi="Times New Roman" w:cs="Times New Roman"/>
@@ -2358,7 +2331,6 @@
         </w:rPr>
         <w:t>te</w:t>
       </w:r>
-      <w:proofErr w:type="spellEnd"/>
       <w:r>
         <w:rPr>
           <w:rFonts w:ascii="Times New Roman" w:hAnsi="Times New Roman" w:cs="Times New Roman"/>
@@ -2370,7 +2342,6 @@
         </w:rPr>
         <w:t xml:space="preserve">?, </w:t>
       </w:r>
-      <w:proofErr w:type="spellStart"/>
       <w:r>
         <w:rPr>
           <w:rFonts w:ascii="Times New Roman" w:hAnsi="Times New Roman" w:cs="Times New Roman"/>
@@ -2383,7 +2354,6 @@
         </w:rPr>
         <w:t>te</w:t>
       </w:r>
-      <w:proofErr w:type="spellEnd"/>
       <w:r>
         <w:rPr>
           <w:rFonts w:ascii="Times New Roman" w:hAnsi="Times New Roman" w:cs="Times New Roman"/>
@@ -2481,7 +2451,27 @@
           <w:szCs w:val="28"/>
           <w:lang w:eastAsia="ru-RU"/>
         </w:rPr>
-        <w:t>хождение</w:t>
+        <w:t>ыполнение в</w:t>
+      </w:r>
+      <w:r>
+        <w:rPr>
+          <w:rFonts w:ascii="Times New Roman" w:eastAsia="Times New Roman" w:hAnsi="Times New Roman" w:cs="Times New Roman"/>
+          <w:color w:val="000000"/>
+          <w:sz w:val="28"/>
+          <w:szCs w:val="28"/>
+          <w:lang w:eastAsia="ru-RU"/>
+        </w:rPr>
+        <w:t>хождени</w:t>
+      </w:r>
+      <w:r>
+        <w:rPr>
+          <w:rFonts w:ascii="Times New Roman" w:eastAsia="Times New Roman" w:hAnsi="Times New Roman" w:cs="Times New Roman"/>
+          <w:color w:val="000000"/>
+          <w:sz w:val="28"/>
+          <w:szCs w:val="28"/>
+          <w:lang w:eastAsia="ru-RU"/>
+        </w:rPr>
+        <w:t>я</w:t>
       </w:r>
       <w:r>
         <w:rPr>
@@ -3197,7 +3187,6 @@
         </w:rPr>
         <w:t>a. В привилегированном режиме EXEC одна из команд, начинающихся с буквы «с», — </w:t>
       </w:r>
-      <w:proofErr w:type="spellStart"/>
       <w:r>
         <w:rPr>
           <w:b/>
@@ -3208,7 +3197,6 @@
         </w:rPr>
         <w:t>configure</w:t>
       </w:r>
-      <w:proofErr w:type="spellEnd"/>
       <w:r>
         <w:rPr>
           <w:color w:val="000000"/>
@@ -3269,7 +3257,6 @@
         </w:rPr>
         <w:t>S1# </w:t>
       </w:r>
-      <w:proofErr w:type="spellStart"/>
       <w:r>
         <w:rPr>
           <w:b/>
@@ -3280,7 +3267,6 @@
         </w:rPr>
         <w:t>configure</w:t>
       </w:r>
-      <w:proofErr w:type="spellEnd"/>
     </w:p>
     <w:p>
       <w:pPr>
@@ -3624,29 +3610,7 @@
           <w:sz w:val="28"/>
           <w:szCs w:val="28"/>
         </w:rPr>
-        <w:t>[</w:t>
-      </w:r>
-      <w:proofErr w:type="spellStart"/>
-      <w:r>
-        <w:rPr>
-          <w:b/>
-          <w:bCs/>
-          <w:color w:val="000000"/>
-          <w:sz w:val="28"/>
-          <w:szCs w:val="28"/>
-        </w:rPr>
-        <w:t>terminal</w:t>
-      </w:r>
-      <w:proofErr w:type="spellEnd"/>
-      <w:r>
-        <w:rPr>
-          <w:b/>
-          <w:bCs/>
-          <w:color w:val="000000"/>
-          <w:sz w:val="28"/>
-          <w:szCs w:val="28"/>
-        </w:rPr>
-        <w:t>]</w:t>
+        <w:t>[terminal]</w:t>
       </w:r>
       <w:r>
         <w:rPr>
@@ -3927,27 +3891,8 @@
           <w:sz w:val="28"/>
           <w:szCs w:val="28"/>
         </w:rPr>
-        <w:t xml:space="preserve"> в привилегированный режим </w:t>
-      </w:r>
-      <w:proofErr w:type="gramStart"/>
-      <w:r>
-        <w:rPr>
-          <w:color w:val="000000"/>
-          <w:sz w:val="28"/>
-          <w:szCs w:val="28"/>
-        </w:rPr>
-        <w:t>EXEC ,</w:t>
-      </w:r>
-      <w:proofErr w:type="gramEnd"/>
-      <w:r>
-        <w:rPr>
-          <w:color w:val="000000"/>
-          <w:sz w:val="28"/>
-          <w:szCs w:val="28"/>
-        </w:rPr>
-        <w:t xml:space="preserve"> введя команду </w:t>
-      </w:r>
-      <w:proofErr w:type="spellStart"/>
+        <w:t xml:space="preserve"> в привилегированный режим EXEC , введя команду </w:t>
+      </w:r>
       <w:r>
         <w:rPr>
           <w:b/>
@@ -3958,7 +3903,6 @@
         </w:rPr>
         <w:t>end</w:t>
       </w:r>
-      <w:proofErr w:type="spellEnd"/>
       <w:r>
         <w:rPr>
           <w:color w:val="000000"/>
@@ -3967,7 +3911,6 @@
         </w:rPr>
         <w:t> или </w:t>
       </w:r>
-      <w:proofErr w:type="spellStart"/>
       <w:r>
         <w:rPr>
           <w:b/>
@@ -3978,7 +3921,6 @@
         </w:rPr>
         <w:t>exit</w:t>
       </w:r>
-      <w:proofErr w:type="spellEnd"/>
       <w:r>
         <w:rPr>
           <w:color w:val="000000"/>
@@ -3987,7 +3929,6 @@
         </w:rPr>
         <w:t> либо нажав клавиши </w:t>
       </w:r>
-      <w:proofErr w:type="spellStart"/>
       <w:r>
         <w:rPr>
           <w:b/>
@@ -3998,7 +3939,6 @@
         </w:rPr>
         <w:t>Ctrl+Z</w:t>
       </w:r>
-      <w:proofErr w:type="spellEnd"/>
       <w:r>
         <w:rPr>
           <w:color w:val="000000"/>
@@ -4025,27 +3965,8 @@
           <w:sz w:val="28"/>
           <w:szCs w:val="28"/>
         </w:rPr>
-        <w:t>S1(</w:t>
-      </w:r>
-      <w:proofErr w:type="spellStart"/>
-      <w:r>
-        <w:rPr>
-          <w:color w:val="000000"/>
-          <w:sz w:val="28"/>
-          <w:szCs w:val="28"/>
-        </w:rPr>
-        <w:t>config</w:t>
-      </w:r>
-      <w:proofErr w:type="spellEnd"/>
-      <w:r>
-        <w:rPr>
-          <w:color w:val="000000"/>
-          <w:sz w:val="28"/>
-          <w:szCs w:val="28"/>
-        </w:rPr>
-        <w:t>)# </w:t>
-      </w:r>
-      <w:proofErr w:type="spellStart"/>
+        <w:t>S1(config)# </w:t>
+      </w:r>
       <w:r>
         <w:rPr>
           <w:b/>
@@ -4056,7 +3977,6 @@
         </w:rPr>
         <w:t>exit</w:t>
       </w:r>
-      <w:proofErr w:type="spellEnd"/>
     </w:p>
     <w:p>
       <w:pPr>
@@ -4290,27 +4210,7 @@
           <w:szCs w:val="28"/>
         </w:rPr>
         <w:lastRenderedPageBreak/>
-        <w:t>Часть 3</w:t>
-      </w:r>
-      <w:proofErr w:type="gramStart"/>
-      <w:r>
-        <w:rPr>
-          <w:rFonts w:ascii="Times New Roman" w:hAnsi="Times New Roman" w:cs="Times New Roman"/>
-          <w:color w:val="000000"/>
-          <w:sz w:val="28"/>
-          <w:szCs w:val="28"/>
-        </w:rPr>
-        <w:t>: Установить</w:t>
-      </w:r>
-      <w:proofErr w:type="gramEnd"/>
-      <w:r>
-        <w:rPr>
-          <w:rFonts w:ascii="Times New Roman" w:hAnsi="Times New Roman" w:cs="Times New Roman"/>
-          <w:color w:val="000000"/>
-          <w:sz w:val="28"/>
-          <w:szCs w:val="28"/>
-        </w:rPr>
-        <w:t xml:space="preserve"> часы</w:t>
+        <w:t>Часть 3: Установить часы</w:t>
       </w:r>
     </w:p>
     <w:p>
@@ -4364,7 +4264,6 @@
         </w:rPr>
         <w:t> </w:t>
       </w:r>
-      <w:proofErr w:type="spellStart"/>
       <w:r>
         <w:rPr>
           <w:b/>
@@ -4373,31 +4272,8 @@
           <w:sz w:val="28"/>
           <w:szCs w:val="28"/>
         </w:rPr>
-        <w:t>show</w:t>
-      </w:r>
-      <w:proofErr w:type="spellEnd"/>
-      <w:r>
-        <w:rPr>
-          <w:b/>
-          <w:bCs/>
-          <w:color w:val="000000"/>
-          <w:sz w:val="28"/>
-          <w:szCs w:val="28"/>
-        </w:rPr>
-        <w:t> </w:t>
-      </w:r>
-      <w:proofErr w:type="spellStart"/>
-      <w:r>
-        <w:rPr>
-          <w:b/>
-          <w:bCs/>
-          <w:color w:val="000000"/>
-          <w:sz w:val="28"/>
-          <w:szCs w:val="28"/>
-        </w:rPr>
-        <w:t>clock</w:t>
-      </w:r>
-      <w:proofErr w:type="spellEnd"/>
+        <w:t>show clock</w:t>
+      </w:r>
       <w:r>
         <w:rPr>
           <w:color w:val="000000"/>
@@ -4426,7 +4302,6 @@
         </w:rPr>
         <w:t>S1# </w:t>
       </w:r>
-      <w:proofErr w:type="spellStart"/>
       <w:r>
         <w:rPr>
           <w:b/>
@@ -4435,31 +4310,8 @@
           <w:sz w:val="28"/>
           <w:szCs w:val="28"/>
         </w:rPr>
-        <w:t>show</w:t>
-      </w:r>
-      <w:proofErr w:type="spellEnd"/>
-      <w:r>
-        <w:rPr>
-          <w:b/>
-          <w:bCs/>
-          <w:color w:val="000000"/>
-          <w:sz w:val="28"/>
-          <w:szCs w:val="28"/>
-        </w:rPr>
-        <w:t xml:space="preserve"> </w:t>
-      </w:r>
-      <w:proofErr w:type="spellStart"/>
-      <w:r>
-        <w:rPr>
-          <w:b/>
-          <w:bCs/>
-          <w:color w:val="000000"/>
-          <w:sz w:val="28"/>
-          <w:szCs w:val="28"/>
-        </w:rPr>
-        <w:t>clock</w:t>
-      </w:r>
-      <w:proofErr w:type="spellEnd"/>
+        <w:t>show clock</w:t>
+      </w:r>
     </w:p>
     <w:p>
       <w:pPr>
@@ -4787,7 +4639,6 @@
         </w:rPr>
         <w:t> </w:t>
       </w:r>
-      <w:proofErr w:type="spellStart"/>
       <w:r>
         <w:rPr>
           <w:b/>
@@ -4798,7 +4649,6 @@
         </w:rPr>
         <w:t>clock</w:t>
       </w:r>
-      <w:proofErr w:type="spellEnd"/>
       <w:r>
         <w:rPr>
           <w:color w:val="000000"/>
@@ -4827,7 +4677,6 @@
         </w:rPr>
         <w:t>S1# </w:t>
       </w:r>
-      <w:proofErr w:type="spellStart"/>
       <w:r>
         <w:rPr>
           <w:b/>
@@ -4838,7 +4687,6 @@
         </w:rPr>
         <w:t>clock</w:t>
       </w:r>
-      <w:proofErr w:type="spellEnd"/>
     </w:p>
     <w:p>
       <w:pPr>
@@ -5085,6 +4933,7 @@
           <w:color w:val="000000"/>
           <w:sz w:val="28"/>
           <w:szCs w:val="28"/>
+          <w:lang w:val="en-US"/>
         </w:rPr>
         <w:t>.</w:t>
       </w:r>
@@ -5110,6 +4959,7 @@
           <w:color w:val="000000"/>
           <w:sz w:val="28"/>
           <w:szCs w:val="28"/>
+          <w:lang w:val="en-US"/>
         </w:rPr>
         <w:t>.</w:t>
       </w:r>
@@ -5127,6 +4977,7 @@
           <w:color w:val="000000"/>
           <w:sz w:val="28"/>
           <w:szCs w:val="28"/>
+          <w:lang w:val="en-US"/>
         </w:rPr>
         <w:t xml:space="preserve"> </w:t>
       </w:r>
@@ -5143,6 +4994,7 @@
           <w:color w:val="000000"/>
           <w:sz w:val="28"/>
           <w:szCs w:val="28"/>
+          <w:lang w:val="en-US"/>
         </w:rPr>
         <w:t xml:space="preserve"> </w:t>
       </w:r>
@@ -5159,6 +5011,7 @@
           <w:color w:val="000000"/>
           <w:sz w:val="28"/>
           <w:szCs w:val="28"/>
+          <w:lang w:val="en-US"/>
         </w:rPr>
         <w:t xml:space="preserve"> «% </w:t>
       </w:r>
@@ -5176,6 +5029,7 @@
           <w:color w:val="000000"/>
           <w:sz w:val="28"/>
           <w:szCs w:val="28"/>
+          <w:lang w:val="en-US"/>
         </w:rPr>
         <w:t xml:space="preserve"> </w:t>
       </w:r>
@@ -5193,6 +5047,7 @@
           <w:color w:val="000000"/>
           <w:sz w:val="28"/>
           <w:szCs w:val="28"/>
+          <w:lang w:val="en-US"/>
         </w:rPr>
         <w:t xml:space="preserve">». </w:t>
       </w:r>
@@ -5204,7 +5059,6 @@
         </w:rPr>
         <w:t>Это означает, что для команды </w:t>
       </w:r>
-      <w:proofErr w:type="spellStart"/>
       <w:r>
         <w:rPr>
           <w:b/>
@@ -5215,32 +5069,13 @@
         </w:rPr>
         <w:t>clock</w:t>
       </w:r>
-      <w:proofErr w:type="spellEnd"/>
-      <w:r>
-        <w:rPr>
-          <w:color w:val="000000"/>
-          <w:sz w:val="28"/>
-          <w:szCs w:val="28"/>
-        </w:rPr>
-        <w:t xml:space="preserve"> требуются дополнительные параметры. В справке можно получить дополнительные </w:t>
-      </w:r>
-      <w:proofErr w:type="gramStart"/>
-      <w:r>
-        <w:rPr>
-          <w:color w:val="000000"/>
-          <w:sz w:val="28"/>
-          <w:szCs w:val="28"/>
-        </w:rPr>
-        <w:t>сведения ,</w:t>
-      </w:r>
-      <w:proofErr w:type="gramEnd"/>
-      <w:r>
-        <w:rPr>
-          <w:color w:val="000000"/>
-          <w:sz w:val="28"/>
-          <w:szCs w:val="28"/>
-        </w:rPr>
-        <w:t xml:space="preserve"> если ввести после команды пробел и вопросительный знак (?).</w:t>
+      <w:r>
+        <w:rPr>
+          <w:color w:val="000000"/>
+          <w:sz w:val="28"/>
+          <w:szCs w:val="28"/>
+        </w:rPr>
+        <w:t> требуются дополнительные параметры. В справке можно получить дополнительные сведения , если ввести после команды пробел и вопросительный знак (?).</w:t>
       </w:r>
     </w:p>
     <w:p>
@@ -5262,8 +5097,6 @@
         </w:rPr>
         <w:t>S1# </w:t>
       </w:r>
-      <w:proofErr w:type="spellStart"/>
-      <w:proofErr w:type="gramStart"/>
       <w:r>
         <w:rPr>
           <w:b/>
@@ -5272,20 +5105,8 @@
           <w:sz w:val="28"/>
           <w:szCs w:val="28"/>
         </w:rPr>
-        <w:t>clock</w:t>
-      </w:r>
-      <w:proofErr w:type="spellEnd"/>
-      <w:r>
-        <w:rPr>
-          <w:b/>
-          <w:bCs/>
-          <w:color w:val="000000"/>
-          <w:sz w:val="28"/>
-          <w:szCs w:val="28"/>
-        </w:rPr>
-        <w:t xml:space="preserve"> ?</w:t>
-      </w:r>
-      <w:proofErr w:type="gramEnd"/>
+        <w:t>clock ?</w:t>
+      </w:r>
     </w:p>
     <w:p>
       <w:pPr>
@@ -5484,7 +5305,6 @@
         </w:rPr>
         <w:t xml:space="preserve"> Ввод команды: "</w:t>
       </w:r>
-      <w:proofErr w:type="gramStart"/>
       <w:r>
         <w:rPr>
           <w:rFonts w:ascii="Times New Roman" w:hAnsi="Times New Roman" w:cs="Times New Roman"/>
@@ -5506,19 +5326,7 @@
           <w:sz w:val="24"/>
           <w:szCs w:val="24"/>
         </w:rPr>
-        <w:t xml:space="preserve"> ?</w:t>
-      </w:r>
-      <w:proofErr w:type="gramEnd"/>
-      <w:r>
-        <w:rPr>
-          <w:rFonts w:ascii="Times New Roman" w:hAnsi="Times New Roman" w:cs="Times New Roman"/>
-          <w:i w:val="0"/>
-          <w:iCs w:val="0"/>
-          <w:color w:val="000000" w:themeColor="text1"/>
-          <w:sz w:val="24"/>
-          <w:szCs w:val="24"/>
-        </w:rPr>
-        <w:t>".</w:t>
+        <w:t xml:space="preserve"> ?".</w:t>
       </w:r>
     </w:p>
     <w:p>
@@ -5572,7 +5380,6 @@
         </w:rPr>
         <w:t xml:space="preserve"> с помощью команды </w:t>
       </w:r>
-      <w:proofErr w:type="spellStart"/>
       <w:r>
         <w:rPr>
           <w:b/>
@@ -5581,31 +5388,8 @@
           <w:sz w:val="28"/>
           <w:szCs w:val="28"/>
         </w:rPr>
-        <w:t>clock</w:t>
-      </w:r>
-      <w:proofErr w:type="spellEnd"/>
-      <w:r>
-        <w:rPr>
-          <w:b/>
-          <w:bCs/>
-          <w:color w:val="000000"/>
-          <w:sz w:val="28"/>
-          <w:szCs w:val="28"/>
-        </w:rPr>
-        <w:t xml:space="preserve"> </w:t>
-      </w:r>
-      <w:proofErr w:type="spellStart"/>
-      <w:r>
-        <w:rPr>
-          <w:b/>
-          <w:bCs/>
-          <w:color w:val="000000"/>
-          <w:sz w:val="28"/>
-          <w:szCs w:val="28"/>
-        </w:rPr>
-        <w:t>set</w:t>
-      </w:r>
-      <w:proofErr w:type="spellEnd"/>
+        <w:t>clock set</w:t>
+      </w:r>
       <w:r>
         <w:rPr>
           <w:color w:val="000000"/>
@@ -5634,7 +5418,6 @@
         </w:rPr>
         <w:t>S1# </w:t>
       </w:r>
-      <w:proofErr w:type="spellStart"/>
       <w:r>
         <w:rPr>
           <w:b/>
@@ -5643,43 +5426,8 @@
           <w:sz w:val="28"/>
           <w:szCs w:val="28"/>
         </w:rPr>
-        <w:t>clock</w:t>
-      </w:r>
-      <w:proofErr w:type="spellEnd"/>
-      <w:r>
-        <w:rPr>
-          <w:b/>
-          <w:bCs/>
-          <w:color w:val="000000"/>
-          <w:sz w:val="28"/>
-          <w:szCs w:val="28"/>
-        </w:rPr>
-        <w:t xml:space="preserve"> </w:t>
-      </w:r>
-      <w:proofErr w:type="spellStart"/>
-      <w:proofErr w:type="gramStart"/>
-      <w:r>
-        <w:rPr>
-          <w:b/>
-          <w:bCs/>
-          <w:color w:val="000000"/>
-          <w:sz w:val="28"/>
-          <w:szCs w:val="28"/>
-        </w:rPr>
-        <w:t>set</w:t>
-      </w:r>
-      <w:proofErr w:type="spellEnd"/>
-      <w:r>
-        <w:rPr>
-          <w:b/>
-          <w:bCs/>
-          <w:color w:val="000000"/>
-          <w:sz w:val="28"/>
-          <w:szCs w:val="28"/>
-        </w:rPr>
-        <w:t xml:space="preserve"> ?</w:t>
-      </w:r>
-      <w:proofErr w:type="gramEnd"/>
+        <w:t>clock set ?</w:t>
+      </w:r>
     </w:p>
     <w:p>
       <w:pPr>
@@ -5908,7 +5656,6 @@
         </w:rPr>
         <w:t xml:space="preserve"> </w:t>
       </w:r>
-      <w:proofErr w:type="gramStart"/>
       <w:r>
         <w:rPr>
           <w:rFonts w:ascii="Times New Roman" w:hAnsi="Times New Roman" w:cs="Times New Roman"/>
@@ -5930,19 +5677,7 @@
           <w:sz w:val="24"/>
           <w:szCs w:val="24"/>
         </w:rPr>
-        <w:t xml:space="preserve"> ?</w:t>
-      </w:r>
-      <w:proofErr w:type="gramEnd"/>
-      <w:r>
-        <w:rPr>
-          <w:rFonts w:ascii="Times New Roman" w:hAnsi="Times New Roman" w:cs="Times New Roman"/>
-          <w:i w:val="0"/>
-          <w:iCs w:val="0"/>
-          <w:color w:val="000000" w:themeColor="text1"/>
-          <w:sz w:val="24"/>
-          <w:szCs w:val="24"/>
-        </w:rPr>
-        <w:t>".</w:t>
+        <w:t xml:space="preserve"> ?".</w:t>
       </w:r>
     </w:p>
     <w:p>
@@ -5983,7 +5718,6 @@
         <w:lastRenderedPageBreak/>
         <w:t>Какие отобразятся сведения, если ввести только команду </w:t>
       </w:r>
-      <w:proofErr w:type="spellStart"/>
       <w:r>
         <w:rPr>
           <w:rFonts w:ascii="Times New Roman" w:hAnsi="Times New Roman" w:cs="Times New Roman"/>
@@ -5993,33 +5727,8 @@
           <w:sz w:val="28"/>
           <w:szCs w:val="28"/>
         </w:rPr>
-        <w:t>clock</w:t>
-      </w:r>
-      <w:proofErr w:type="spellEnd"/>
-      <w:r>
-        <w:rPr>
-          <w:rFonts w:ascii="Times New Roman" w:hAnsi="Times New Roman" w:cs="Times New Roman"/>
-          <w:b/>
-          <w:bCs/>
-          <w:color w:val="000000"/>
-          <w:sz w:val="28"/>
-          <w:szCs w:val="28"/>
-        </w:rPr>
-        <w:t xml:space="preserve"> </w:t>
-      </w:r>
-      <w:proofErr w:type="spellStart"/>
-      <w:r>
-        <w:rPr>
-          <w:rFonts w:ascii="Times New Roman" w:hAnsi="Times New Roman" w:cs="Times New Roman"/>
-          <w:b/>
-          <w:bCs/>
-          <w:color w:val="000000"/>
-          <w:sz w:val="28"/>
-          <w:szCs w:val="28"/>
-        </w:rPr>
-        <w:t>set</w:t>
-      </w:r>
-      <w:proofErr w:type="spellEnd"/>
+        <w:t>clock set</w:t>
+      </w:r>
       <w:r>
         <w:rPr>
           <w:rFonts w:ascii="Times New Roman" w:hAnsi="Times New Roman" w:cs="Times New Roman"/>
@@ -6271,7 +5980,6 @@
         </w:rPr>
         <w:t>Взяв за основу сведения, запрошенные при помощи команды </w:t>
       </w:r>
-      <w:proofErr w:type="spellStart"/>
       <w:r>
         <w:rPr>
           <w:b/>
@@ -6280,43 +5988,8 @@
           <w:sz w:val="28"/>
           <w:szCs w:val="28"/>
         </w:rPr>
-        <w:t>clock</w:t>
-      </w:r>
-      <w:proofErr w:type="spellEnd"/>
-      <w:r>
-        <w:rPr>
-          <w:b/>
-          <w:bCs/>
-          <w:color w:val="000000"/>
-          <w:sz w:val="28"/>
-          <w:szCs w:val="28"/>
-        </w:rPr>
-        <w:t xml:space="preserve"> </w:t>
-      </w:r>
-      <w:proofErr w:type="spellStart"/>
-      <w:proofErr w:type="gramStart"/>
-      <w:r>
-        <w:rPr>
-          <w:b/>
-          <w:bCs/>
-          <w:color w:val="000000"/>
-          <w:sz w:val="28"/>
-          <w:szCs w:val="28"/>
-        </w:rPr>
-        <w:t>set</w:t>
-      </w:r>
-      <w:proofErr w:type="spellEnd"/>
-      <w:r>
-        <w:rPr>
-          <w:b/>
-          <w:bCs/>
-          <w:color w:val="000000"/>
-          <w:sz w:val="28"/>
-          <w:szCs w:val="28"/>
-        </w:rPr>
-        <w:t xml:space="preserve"> ?</w:t>
-      </w:r>
-      <w:proofErr w:type="gramEnd"/>
+        <w:t>clock set ?</w:t>
+      </w:r>
       <w:r>
         <w:rPr>
           <w:color w:val="000000"/>
@@ -6361,7 +6034,6 @@
         </w:rPr>
         <w:t>S1# </w:t>
       </w:r>
-      <w:proofErr w:type="spellStart"/>
       <w:r>
         <w:rPr>
           <w:b/>
@@ -6370,53 +6042,8 @@
           <w:sz w:val="28"/>
           <w:szCs w:val="28"/>
         </w:rPr>
-        <w:t>clock</w:t>
-      </w:r>
-      <w:proofErr w:type="spellEnd"/>
-      <w:r>
-        <w:rPr>
-          <w:b/>
-          <w:bCs/>
-          <w:color w:val="000000"/>
-          <w:sz w:val="28"/>
-          <w:szCs w:val="28"/>
-        </w:rPr>
-        <w:t xml:space="preserve"> </w:t>
-      </w:r>
-      <w:proofErr w:type="spellStart"/>
-      <w:r>
-        <w:rPr>
-          <w:b/>
-          <w:bCs/>
-          <w:color w:val="000000"/>
-          <w:sz w:val="28"/>
-          <w:szCs w:val="28"/>
-        </w:rPr>
-        <w:t>set</w:t>
-      </w:r>
-      <w:proofErr w:type="spellEnd"/>
-      <w:r>
-        <w:rPr>
-          <w:b/>
-          <w:bCs/>
-          <w:color w:val="000000"/>
-          <w:sz w:val="28"/>
-          <w:szCs w:val="28"/>
-        </w:rPr>
-        <w:t xml:space="preserve"> </w:t>
-      </w:r>
-      <w:proofErr w:type="gramStart"/>
-      <w:r>
-        <w:rPr>
-          <w:b/>
-          <w:bCs/>
-          <w:color w:val="000000"/>
-          <w:sz w:val="28"/>
-          <w:szCs w:val="28"/>
-        </w:rPr>
-        <w:t>15:00:00 ?</w:t>
-      </w:r>
-      <w:proofErr w:type="gramEnd"/>
+        <w:t>clock set 15:00:00 ?</w:t>
+      </w:r>
     </w:p>
     <w:p>
       <w:pPr>
@@ -6620,31 +6247,7 @@
           <w:sz w:val="24"/>
           <w:szCs w:val="24"/>
         </w:rPr>
-        <w:t xml:space="preserve"> </w:t>
-      </w:r>
-      <w:proofErr w:type="gramStart"/>
-      <w:r>
-        <w:rPr>
-          <w:rFonts w:ascii="Times New Roman" w:hAnsi="Times New Roman" w:cs="Times New Roman"/>
-          <w:i w:val="0"/>
-          <w:iCs w:val="0"/>
-          <w:color w:val="000000" w:themeColor="text1"/>
-          <w:sz w:val="24"/>
-          <w:szCs w:val="24"/>
-        </w:rPr>
-        <w:t>15:00:00 ?</w:t>
-      </w:r>
-      <w:proofErr w:type="gramEnd"/>
-      <w:r>
-        <w:rPr>
-          <w:rFonts w:ascii="Times New Roman" w:hAnsi="Times New Roman" w:cs="Times New Roman"/>
-          <w:i w:val="0"/>
-          <w:iCs w:val="0"/>
-          <w:color w:val="000000" w:themeColor="text1"/>
-          <w:sz w:val="24"/>
-          <w:szCs w:val="24"/>
-        </w:rPr>
-        <w:t>".</w:t>
+        <w:t xml:space="preserve"> 15:00:00 ?".</w:t>
       </w:r>
     </w:p>
     <w:p>
@@ -7199,7 +6802,6 @@
         </w:rPr>
         <w:t>S1# </w:t>
       </w:r>
-      <w:proofErr w:type="spellStart"/>
       <w:r>
         <w:rPr>
           <w:b/>
@@ -7210,7 +6812,6 @@
         </w:rPr>
         <w:t>cl</w:t>
       </w:r>
-      <w:proofErr w:type="spellEnd"/>
     </w:p>
     <w:p>
       <w:pPr>
@@ -7435,7 +7036,6 @@
         </w:rPr>
         <w:t>S1# </w:t>
       </w:r>
-      <w:proofErr w:type="spellStart"/>
       <w:r>
         <w:rPr>
           <w:rFonts w:ascii="Times New Roman" w:hAnsi="Times New Roman" w:cs="Times New Roman"/>
@@ -7447,7 +7047,6 @@
         </w:rPr>
         <w:t>clock</w:t>
       </w:r>
-      <w:proofErr w:type="spellEnd"/>
     </w:p>
     <w:p>
       <w:pPr>
@@ -7660,59 +7259,7 @@
           <w:szCs w:val="24"/>
           <w:lang w:val="en-US"/>
         </w:rPr>
-        <w:t xml:space="preserve"> </w:t>
-      </w:r>
-      <w:proofErr w:type="spellStart"/>
-      <w:r>
-        <w:rPr>
-          <w:rFonts w:ascii="Times New Roman" w:hAnsi="Times New Roman" w:cs="Times New Roman"/>
-          <w:i w:val="0"/>
-          <w:iCs w:val="0"/>
-          <w:color w:val="000000" w:themeColor="text1"/>
-          <w:sz w:val="24"/>
-          <w:szCs w:val="24"/>
-          <w:lang w:val="en-US"/>
-        </w:rPr>
-        <w:t>Ввод</w:t>
-      </w:r>
-      <w:proofErr w:type="spellEnd"/>
-      <w:r>
-        <w:rPr>
-          <w:rFonts w:ascii="Times New Roman" w:hAnsi="Times New Roman" w:cs="Times New Roman"/>
-          <w:i w:val="0"/>
-          <w:iCs w:val="0"/>
-          <w:color w:val="000000" w:themeColor="text1"/>
-          <w:sz w:val="24"/>
-          <w:szCs w:val="24"/>
-          <w:lang w:val="en-US"/>
-        </w:rPr>
-        <w:t xml:space="preserve"> </w:t>
-      </w:r>
-      <w:proofErr w:type="spellStart"/>
-      <w:r>
-        <w:rPr>
-          <w:rFonts w:ascii="Times New Roman" w:hAnsi="Times New Roman" w:cs="Times New Roman"/>
-          <w:i w:val="0"/>
-          <w:iCs w:val="0"/>
-          <w:color w:val="000000" w:themeColor="text1"/>
-          <w:sz w:val="24"/>
-          <w:szCs w:val="24"/>
-          <w:lang w:val="en-US"/>
-        </w:rPr>
-        <w:t>команды</w:t>
-      </w:r>
-      <w:proofErr w:type="spellEnd"/>
-      <w:r>
-        <w:rPr>
-          <w:rFonts w:ascii="Times New Roman" w:hAnsi="Times New Roman" w:cs="Times New Roman"/>
-          <w:i w:val="0"/>
-          <w:iCs w:val="0"/>
-          <w:color w:val="000000" w:themeColor="text1"/>
-          <w:sz w:val="24"/>
-          <w:szCs w:val="24"/>
-          <w:lang w:val="en-US"/>
-        </w:rPr>
-        <w:t>: "clock".</w:t>
+        <w:t xml:space="preserve"> Ввод команды: "clock".</w:t>
       </w:r>
     </w:p>
     <w:p>
@@ -8012,7 +7559,6 @@
         <w:lastRenderedPageBreak/>
         <w:t>S1# </w:t>
       </w:r>
-      <w:proofErr w:type="spellStart"/>
       <w:r>
         <w:rPr>
           <w:b/>
@@ -8021,40 +7567,7 @@
           <w:sz w:val="28"/>
           <w:szCs w:val="28"/>
         </w:rPr>
-        <w:t>clock</w:t>
-      </w:r>
-      <w:proofErr w:type="spellEnd"/>
-      <w:r>
-        <w:rPr>
-          <w:b/>
-          <w:bCs/>
-          <w:color w:val="000000"/>
-          <w:sz w:val="28"/>
-          <w:szCs w:val="28"/>
-        </w:rPr>
-        <w:t xml:space="preserve"> </w:t>
-      </w:r>
-      <w:proofErr w:type="spellStart"/>
-      <w:r>
-        <w:rPr>
-          <w:b/>
-          <w:bCs/>
-          <w:color w:val="000000"/>
-          <w:sz w:val="28"/>
-          <w:szCs w:val="28"/>
-        </w:rPr>
-        <w:t>set</w:t>
-      </w:r>
-      <w:proofErr w:type="spellEnd"/>
-      <w:r>
-        <w:rPr>
-          <w:b/>
-          <w:bCs/>
-          <w:color w:val="000000"/>
-          <w:sz w:val="28"/>
-          <w:szCs w:val="28"/>
-        </w:rPr>
-        <w:t xml:space="preserve"> 15:00:00 32</w:t>
+        <w:t>clock set 15:00:00 32</w:t>
       </w:r>
     </w:p>
     <w:p>
@@ -8399,7 +7912,6 @@
         </w:rPr>
         <w:t xml:space="preserve"> с контекстной справкой при настройке команды </w:t>
       </w:r>
-      <w:proofErr w:type="spellStart"/>
       <w:r>
         <w:rPr>
           <w:rFonts w:ascii="Times New Roman" w:eastAsia="Times New Roman" w:hAnsi="Times New Roman" w:cs="Times New Roman"/>
@@ -8412,7 +7924,6 @@
         </w:rPr>
         <w:t>clock</w:t>
       </w:r>
-      <w:proofErr w:type="spellEnd"/>
       <w:r>
         <w:rPr>
           <w:rFonts w:ascii="Times New Roman" w:eastAsia="Times New Roman" w:hAnsi="Times New Roman" w:cs="Times New Roman"/>
